--- a/project/output/documents/KuboEngine_program_explanation_A4.docx
+++ b/project/output/documents/KuboEngine_program_explanation_A4.docx
@@ -9,7 +9,7 @@
       </w:pPr>
       <w:r>
         <w:rPr>
-          <w:rFonts w:ascii="Yu Gothic" w:hAnsi="Yu Gothic" w:eastAsia="Yu Gothic"/>
+          <w:rFonts w:ascii="Noto Sans JP Black" w:hAnsi="Noto Sans JP Black" w:eastAsia="Noto Sans JP Black"/>
           <w:b/>
           <w:i w:val="0"/>
           <w:color w:val="B46A32"/>
@@ -25,7 +25,7 @@
       </w:pPr>
       <w:r>
         <w:rPr>
-          <w:rFonts w:ascii="Yu Gothic" w:hAnsi="Yu Gothic" w:eastAsia="Yu Gothic"/>
+          <w:rFonts w:ascii="Noto Sans JP Black" w:hAnsi="Noto Sans JP Black" w:eastAsia="Noto Sans JP Black"/>
           <w:b/>
           <w:i w:val="0"/>
           <w:color w:val="15324A"/>
@@ -41,7 +41,7 @@
       </w:pPr>
       <w:r>
         <w:rPr>
-          <w:rFonts w:ascii="Yu Gothic" w:hAnsi="Yu Gothic" w:eastAsia="Yu Gothic"/>
+          <w:rFonts w:ascii="Noto Sans JP Black" w:hAnsi="Noto Sans JP Black" w:eastAsia="Noto Sans JP Black"/>
           <w:b/>
           <w:i w:val="0"/>
           <w:color w:val="27678A"/>
@@ -57,7 +57,7 @@
       </w:pPr>
       <w:r>
         <w:rPr>
-          <w:rFonts w:ascii="Yu Gothic" w:hAnsi="Yu Gothic" w:eastAsia="Yu Gothic"/>
+          <w:rFonts w:ascii="Noto Sans JP" w:hAnsi="Noto Sans JP" w:eastAsia="Noto Sans JP"/>
           <w:b w:val="0"/>
           <w:i w:val="0"/>
           <w:color w:val="1C252B"/>
@@ -74,6 +74,16 @@
         <w:tblLayout w:type="fixed"/>
         <w:tblLook w:firstColumn="1" w:firstRow="1" w:lastColumn="0" w:lastRow="0" w:noHBand="0" w:noVBand="1" w:val="04A0"/>
         <w:tblInd w:w="110" w:type="dxa"/>
+        <w:tblBorders>
+          <w:top w:val="single" w:sz="8" w:space="0" w:color="202020"/>
+          <w:left w:val="single" w:sz="8" w:space="0" w:color="202020"/>
+          <w:start w:val="single" w:sz="8" w:space="0" w:color="202020"/>
+          <w:bottom w:val="single" w:sz="8" w:space="0" w:color="202020"/>
+          <w:right w:val="single" w:sz="8" w:space="0" w:color="202020"/>
+          <w:end w:val="single" w:sz="8" w:space="0" w:color="202020"/>
+          <w:insideH w:val="single" w:sz="8" w:space="0" w:color="202020"/>
+          <w:insideV w:val="single" w:sz="8" w:space="0" w:color="202020"/>
+        </w:tblBorders>
       </w:tblPr>
       <w:tblGrid>
         <w:gridCol w:w="1633"/>
@@ -94,6 +104,14 @@
               <w:bottom w:w="70" w:type="dxa"/>
               <w:end w:w="110" w:type="dxa"/>
             </w:tcMar>
+            <w:tcBorders>
+              <w:top w:val="single" w:sz="8" w:space="0" w:color="202020"/>
+              <w:left w:val="single" w:sz="8" w:space="0" w:color="202020"/>
+              <w:start w:val="single" w:sz="8" w:space="0" w:color="202020"/>
+              <w:bottom w:val="single" w:sz="8" w:space="0" w:color="202020"/>
+              <w:right w:val="single" w:sz="8" w:space="0" w:color="202020"/>
+              <w:end w:val="single" w:sz="8" w:space="0" w:color="202020"/>
+            </w:tcBorders>
           </w:tcPr>
           <w:p>
             <w:pPr>
@@ -103,7 +121,7 @@
             </w:pPr>
             <w:r>
               <w:rPr>
-                <w:rFonts w:ascii="Yu Gothic" w:hAnsi="Yu Gothic" w:eastAsia="Yu Gothic"/>
+                <w:rFonts w:ascii="Noto Sans JP Black" w:hAnsi="Noto Sans JP Black" w:eastAsia="Noto Sans JP Black"/>
                 <w:b/>
                 <w:i w:val="0"/>
                 <w:color w:val="27678A"/>
@@ -123,6 +141,14 @@
               <w:bottom w:w="70" w:type="dxa"/>
               <w:end w:w="110" w:type="dxa"/>
             </w:tcMar>
+            <w:tcBorders>
+              <w:top w:val="single" w:sz="8" w:space="0" w:color="202020"/>
+              <w:left w:val="single" w:sz="8" w:space="0" w:color="202020"/>
+              <w:start w:val="single" w:sz="8" w:space="0" w:color="202020"/>
+              <w:bottom w:val="single" w:sz="8" w:space="0" w:color="202020"/>
+              <w:right w:val="single" w:sz="8" w:space="0" w:color="202020"/>
+              <w:end w:val="single" w:sz="8" w:space="0" w:color="202020"/>
+            </w:tcBorders>
           </w:tcPr>
           <w:p>
             <w:pPr>
@@ -132,7 +158,7 @@
             </w:pPr>
             <w:r>
               <w:rPr>
-                <w:rFonts w:ascii="Yu Gothic" w:hAnsi="Yu Gothic" w:eastAsia="Yu Gothic"/>
+                <w:rFonts w:ascii="Noto Sans JP Black" w:hAnsi="Noto Sans JP Black" w:eastAsia="Noto Sans JP Black"/>
                 <w:b/>
                 <w:i w:val="0"/>
                 <w:color w:val="27678A"/>
@@ -152,6 +178,14 @@
               <w:bottom w:w="70" w:type="dxa"/>
               <w:end w:w="110" w:type="dxa"/>
             </w:tcMar>
+            <w:tcBorders>
+              <w:top w:val="single" w:sz="8" w:space="0" w:color="202020"/>
+              <w:left w:val="single" w:sz="8" w:space="0" w:color="202020"/>
+              <w:start w:val="single" w:sz="8" w:space="0" w:color="202020"/>
+              <w:bottom w:val="single" w:sz="8" w:space="0" w:color="202020"/>
+              <w:right w:val="single" w:sz="8" w:space="0" w:color="202020"/>
+              <w:end w:val="single" w:sz="8" w:space="0" w:color="202020"/>
+            </w:tcBorders>
           </w:tcPr>
           <w:p>
             <w:pPr>
@@ -161,7 +195,7 @@
             </w:pPr>
             <w:r>
               <w:rPr>
-                <w:rFonts w:ascii="Yu Gothic" w:hAnsi="Yu Gothic" w:eastAsia="Yu Gothic"/>
+                <w:rFonts w:ascii="Noto Sans JP Black" w:hAnsi="Noto Sans JP Black" w:eastAsia="Noto Sans JP Black"/>
                 <w:b/>
                 <w:i w:val="0"/>
                 <w:color w:val="27678A"/>
@@ -181,6 +215,14 @@
               <w:bottom w:w="70" w:type="dxa"/>
               <w:end w:w="110" w:type="dxa"/>
             </w:tcMar>
+            <w:tcBorders>
+              <w:top w:val="single" w:sz="8" w:space="0" w:color="202020"/>
+              <w:left w:val="single" w:sz="8" w:space="0" w:color="202020"/>
+              <w:start w:val="single" w:sz="8" w:space="0" w:color="202020"/>
+              <w:bottom w:val="single" w:sz="8" w:space="0" w:color="202020"/>
+              <w:right w:val="single" w:sz="8" w:space="0" w:color="202020"/>
+              <w:end w:val="single" w:sz="8" w:space="0" w:color="202020"/>
+            </w:tcBorders>
           </w:tcPr>
           <w:p>
             <w:pPr>
@@ -190,7 +232,7 @@
             </w:pPr>
             <w:r>
               <w:rPr>
-                <w:rFonts w:ascii="Yu Gothic" w:hAnsi="Yu Gothic" w:eastAsia="Yu Gothic"/>
+                <w:rFonts w:ascii="Noto Sans JP Black" w:hAnsi="Noto Sans JP Black" w:eastAsia="Noto Sans JP Black"/>
                 <w:b/>
                 <w:i w:val="0"/>
                 <w:color w:val="27678A"/>
@@ -210,6 +252,14 @@
               <w:bottom w:w="70" w:type="dxa"/>
               <w:end w:w="110" w:type="dxa"/>
             </w:tcMar>
+            <w:tcBorders>
+              <w:top w:val="single" w:sz="8" w:space="0" w:color="202020"/>
+              <w:left w:val="single" w:sz="8" w:space="0" w:color="202020"/>
+              <w:start w:val="single" w:sz="8" w:space="0" w:color="202020"/>
+              <w:bottom w:val="single" w:sz="8" w:space="0" w:color="202020"/>
+              <w:right w:val="single" w:sz="8" w:space="0" w:color="202020"/>
+              <w:end w:val="single" w:sz="8" w:space="0" w:color="202020"/>
+            </w:tcBorders>
           </w:tcPr>
           <w:p>
             <w:pPr>
@@ -219,7 +269,7 @@
             </w:pPr>
             <w:r>
               <w:rPr>
-                <w:rFonts w:ascii="Yu Gothic" w:hAnsi="Yu Gothic" w:eastAsia="Yu Gothic"/>
+                <w:rFonts w:ascii="Noto Sans JP Black" w:hAnsi="Noto Sans JP Black" w:eastAsia="Noto Sans JP Black"/>
                 <w:b/>
                 <w:i w:val="0"/>
                 <w:color w:val="27678A"/>
@@ -239,6 +289,14 @@
               <w:bottom w:w="70" w:type="dxa"/>
               <w:end w:w="110" w:type="dxa"/>
             </w:tcMar>
+            <w:tcBorders>
+              <w:top w:val="single" w:sz="8" w:space="0" w:color="202020"/>
+              <w:left w:val="single" w:sz="8" w:space="0" w:color="202020"/>
+              <w:start w:val="single" w:sz="8" w:space="0" w:color="202020"/>
+              <w:bottom w:val="single" w:sz="8" w:space="0" w:color="202020"/>
+              <w:right w:val="single" w:sz="8" w:space="0" w:color="202020"/>
+              <w:end w:val="single" w:sz="8" w:space="0" w:color="202020"/>
+            </w:tcBorders>
           </w:tcPr>
           <w:p>
             <w:pPr>
@@ -248,7 +306,7 @@
             </w:pPr>
             <w:r>
               <w:rPr>
-                <w:rFonts w:ascii="Yu Gothic" w:hAnsi="Yu Gothic" w:eastAsia="Yu Gothic"/>
+                <w:rFonts w:ascii="Noto Sans JP Black" w:hAnsi="Noto Sans JP Black" w:eastAsia="Noto Sans JP Black"/>
                 <w:b/>
                 <w:i w:val="0"/>
                 <w:color w:val="27678A"/>
@@ -268,7 +326,7 @@
       </w:pPr>
       <w:r>
         <w:rPr>
-          <w:rFonts w:ascii="Yu Gothic" w:hAnsi="Yu Gothic" w:eastAsia="Yu Gothic"/>
+          <w:rFonts w:ascii="Noto Sans JP Black" w:hAnsi="Noto Sans JP Black" w:eastAsia="Noto Sans JP Black"/>
           <w:b/>
           <w:i w:val="0"/>
           <w:color w:val="15324A"/>
@@ -284,13 +342,13 @@
       </w:pPr>
       <w:r>
         <w:rPr>
-          <w:rFonts w:ascii="Yu Gothic" w:hAnsi="Yu Gothic" w:eastAsia="Yu Gothic"/>
+          <w:rFonts w:ascii="Noto Sans JP" w:hAnsi="Noto Sans JP" w:eastAsia="Noto Sans JP"/>
           <w:b w:val="0"/>
           <w:i w:val="0"/>
           <w:color w:val="1C252B"/>
           <w:sz w:val="18"/>
         </w:rPr>
-        <w:t>敵を倒して経験値を集め、レベルアップ時に武器や能力を選びながらボス戦まで生き残るゲームです。プレイ中に得たコインはResultで集計し、Titleで恒久強化やキャラクター解放に使用します。</w:t>
+        <w:t>敵を倒して経験値を集め、レベルアップ時に武器や能力を選びながらボス戦まで生き残るゲームです。1回のプレイで終わらず次の挑戦へつながる流れを作るため、獲得コインをResultで集計し、Titleの恒久強化やキャラクター解放へ引き継ぎます。</w:t>
       </w:r>
     </w:p>
     <w:tbl>
@@ -301,6 +359,16 @@
         <w:tblLayout w:type="fixed"/>
         <w:tblLook w:firstColumn="1" w:firstRow="1" w:lastColumn="0" w:lastRow="0" w:noHBand="0" w:noVBand="1" w:val="04A0"/>
         <w:tblInd w:w="110" w:type="dxa"/>
+        <w:tblBorders>
+          <w:top w:val="single" w:sz="8" w:space="0" w:color="202020"/>
+          <w:left w:val="single" w:sz="8" w:space="0" w:color="202020"/>
+          <w:start w:val="single" w:sz="8" w:space="0" w:color="202020"/>
+          <w:bottom w:val="single" w:sz="8" w:space="0" w:color="202020"/>
+          <w:right w:val="single" w:sz="8" w:space="0" w:color="202020"/>
+          <w:end w:val="single" w:sz="8" w:space="0" w:color="202020"/>
+          <w:insideH w:val="single" w:sz="8" w:space="0" w:color="202020"/>
+          <w:insideV w:val="single" w:sz="8" w:space="0" w:color="202020"/>
+        </w:tblBorders>
       </w:tblPr>
       <w:tblGrid>
         <w:gridCol w:w="2100"/>
@@ -321,6 +389,14 @@
               <w:bottom w:w="70" w:type="dxa"/>
               <w:end w:w="110" w:type="dxa"/>
             </w:tcMar>
+            <w:tcBorders>
+              <w:top w:val="single" w:sz="8" w:space="0" w:color="202020"/>
+              <w:left w:val="single" w:sz="8" w:space="0" w:color="202020"/>
+              <w:start w:val="single" w:sz="8" w:space="0" w:color="202020"/>
+              <w:bottom w:val="single" w:sz="8" w:space="0" w:color="202020"/>
+              <w:right w:val="single" w:sz="8" w:space="0" w:color="202020"/>
+              <w:end w:val="single" w:sz="8" w:space="0" w:color="202020"/>
+            </w:tcBorders>
           </w:tcPr>
           <w:p>
             <w:pPr>
@@ -329,7 +405,7 @@
             </w:pPr>
             <w:r>
               <w:rPr>
-                <w:rFonts w:ascii="Yu Gothic" w:hAnsi="Yu Gothic" w:eastAsia="Yu Gothic"/>
+                <w:rFonts w:ascii="Noto Sans JP Black" w:hAnsi="Noto Sans JP Black" w:eastAsia="Noto Sans JP Black"/>
                 <w:b/>
                 <w:i w:val="0"/>
                 <w:color w:val="15324A"/>
@@ -350,6 +426,14 @@
               <w:bottom w:w="70" w:type="dxa"/>
               <w:end w:w="110" w:type="dxa"/>
             </w:tcMar>
+            <w:tcBorders>
+              <w:top w:val="single" w:sz="8" w:space="0" w:color="202020"/>
+              <w:left w:val="single" w:sz="8" w:space="0" w:color="202020"/>
+              <w:start w:val="single" w:sz="8" w:space="0" w:color="202020"/>
+              <w:bottom w:val="single" w:sz="8" w:space="0" w:color="202020"/>
+              <w:right w:val="single" w:sz="8" w:space="0" w:color="202020"/>
+              <w:end w:val="single" w:sz="8" w:space="0" w:color="202020"/>
+            </w:tcBorders>
           </w:tcPr>
           <w:p>
             <w:pPr>
@@ -358,7 +442,7 @@
             </w:pPr>
             <w:r>
               <w:rPr>
-                <w:rFonts w:ascii="Yu Gothic" w:hAnsi="Yu Gothic" w:eastAsia="Yu Gothic"/>
+                <w:rFonts w:ascii="Noto Sans JP Black" w:hAnsi="Noto Sans JP Black" w:eastAsia="Noto Sans JP Black"/>
                 <w:b/>
                 <w:i w:val="0"/>
                 <w:color w:val="15324A"/>
@@ -380,6 +464,14 @@
               <w:bottom w:w="70" w:type="dxa"/>
               <w:end w:w="110" w:type="dxa"/>
             </w:tcMar>
+            <w:tcBorders>
+              <w:top w:val="single" w:sz="8" w:space="0" w:color="202020"/>
+              <w:left w:val="single" w:sz="8" w:space="0" w:color="202020"/>
+              <w:start w:val="single" w:sz="8" w:space="0" w:color="202020"/>
+              <w:bottom w:val="single" w:sz="8" w:space="0" w:color="202020"/>
+              <w:right w:val="single" w:sz="8" w:space="0" w:color="202020"/>
+              <w:end w:val="single" w:sz="8" w:space="0" w:color="202020"/>
+            </w:tcBorders>
           </w:tcPr>
           <w:p>
             <w:pPr>
@@ -388,7 +480,7 @@
             </w:pPr>
             <w:r>
               <w:rPr>
-                <w:rFonts w:ascii="Yu Gothic" w:hAnsi="Yu Gothic" w:eastAsia="Yu Gothic"/>
+                <w:rFonts w:ascii="Noto Sans JP Black" w:hAnsi="Noto Sans JP Black" w:eastAsia="Noto Sans JP Black"/>
                 <w:b/>
                 <w:i w:val="0"/>
                 <w:color w:val="1C252B"/>
@@ -408,6 +500,14 @@
               <w:bottom w:w="70" w:type="dxa"/>
               <w:end w:w="110" w:type="dxa"/>
             </w:tcMar>
+            <w:tcBorders>
+              <w:top w:val="single" w:sz="8" w:space="0" w:color="202020"/>
+              <w:left w:val="single" w:sz="8" w:space="0" w:color="202020"/>
+              <w:start w:val="single" w:sz="8" w:space="0" w:color="202020"/>
+              <w:bottom w:val="single" w:sz="8" w:space="0" w:color="202020"/>
+              <w:right w:val="single" w:sz="8" w:space="0" w:color="202020"/>
+              <w:end w:val="single" w:sz="8" w:space="0" w:color="202020"/>
+            </w:tcBorders>
           </w:tcPr>
           <w:p>
             <w:pPr>
@@ -416,7 +516,7 @@
             </w:pPr>
             <w:r>
               <w:rPr>
-                <w:rFonts w:ascii="Yu Gothic" w:hAnsi="Yu Gothic" w:eastAsia="Yu Gothic"/>
+                <w:rFonts w:ascii="Noto Sans JP" w:hAnsi="Noto Sans JP" w:eastAsia="Noto Sans JP"/>
                 <w:b w:val="0"/>
                 <w:i w:val="0"/>
                 <w:color w:val="1C252B"/>
@@ -438,6 +538,14 @@
               <w:bottom w:w="70" w:type="dxa"/>
               <w:end w:w="110" w:type="dxa"/>
             </w:tcMar>
+            <w:tcBorders>
+              <w:top w:val="single" w:sz="8" w:space="0" w:color="202020"/>
+              <w:left w:val="single" w:sz="8" w:space="0" w:color="202020"/>
+              <w:start w:val="single" w:sz="8" w:space="0" w:color="202020"/>
+              <w:bottom w:val="single" w:sz="8" w:space="0" w:color="202020"/>
+              <w:right w:val="single" w:sz="8" w:space="0" w:color="202020"/>
+              <w:end w:val="single" w:sz="8" w:space="0" w:color="202020"/>
+            </w:tcBorders>
           </w:tcPr>
           <w:p>
             <w:pPr>
@@ -446,7 +554,7 @@
             </w:pPr>
             <w:r>
               <w:rPr>
-                <w:rFonts w:ascii="Yu Gothic" w:hAnsi="Yu Gothic" w:eastAsia="Yu Gothic"/>
+                <w:rFonts w:ascii="Noto Sans JP Black" w:hAnsi="Noto Sans JP Black" w:eastAsia="Noto Sans JP Black"/>
                 <w:b/>
                 <w:i w:val="0"/>
                 <w:color w:val="1C252B"/>
@@ -466,6 +574,14 @@
               <w:bottom w:w="70" w:type="dxa"/>
               <w:end w:w="110" w:type="dxa"/>
             </w:tcMar>
+            <w:tcBorders>
+              <w:top w:val="single" w:sz="8" w:space="0" w:color="202020"/>
+              <w:left w:val="single" w:sz="8" w:space="0" w:color="202020"/>
+              <w:start w:val="single" w:sz="8" w:space="0" w:color="202020"/>
+              <w:bottom w:val="single" w:sz="8" w:space="0" w:color="202020"/>
+              <w:right w:val="single" w:sz="8" w:space="0" w:color="202020"/>
+              <w:end w:val="single" w:sz="8" w:space="0" w:color="202020"/>
+            </w:tcBorders>
           </w:tcPr>
           <w:p>
             <w:pPr>
@@ -474,7 +590,7 @@
             </w:pPr>
             <w:r>
               <w:rPr>
-                <w:rFonts w:ascii="Yu Gothic" w:hAnsi="Yu Gothic" w:eastAsia="Yu Gothic"/>
+                <w:rFonts w:ascii="Noto Sans JP" w:hAnsi="Noto Sans JP" w:eastAsia="Noto Sans JP"/>
                 <w:b w:val="0"/>
                 <w:i w:val="0"/>
                 <w:color w:val="1C252B"/>
@@ -496,6 +612,14 @@
               <w:bottom w:w="70" w:type="dxa"/>
               <w:end w:w="110" w:type="dxa"/>
             </w:tcMar>
+            <w:tcBorders>
+              <w:top w:val="single" w:sz="8" w:space="0" w:color="202020"/>
+              <w:left w:val="single" w:sz="8" w:space="0" w:color="202020"/>
+              <w:start w:val="single" w:sz="8" w:space="0" w:color="202020"/>
+              <w:bottom w:val="single" w:sz="8" w:space="0" w:color="202020"/>
+              <w:right w:val="single" w:sz="8" w:space="0" w:color="202020"/>
+              <w:end w:val="single" w:sz="8" w:space="0" w:color="202020"/>
+            </w:tcBorders>
           </w:tcPr>
           <w:p>
             <w:pPr>
@@ -504,7 +628,7 @@
             </w:pPr>
             <w:r>
               <w:rPr>
-                <w:rFonts w:ascii="Yu Gothic" w:hAnsi="Yu Gothic" w:eastAsia="Yu Gothic"/>
+                <w:rFonts w:ascii="Noto Sans JP Black" w:hAnsi="Noto Sans JP Black" w:eastAsia="Noto Sans JP Black"/>
                 <w:b/>
                 <w:i w:val="0"/>
                 <w:color w:val="1C252B"/>
@@ -524,6 +648,14 @@
               <w:bottom w:w="70" w:type="dxa"/>
               <w:end w:w="110" w:type="dxa"/>
             </w:tcMar>
+            <w:tcBorders>
+              <w:top w:val="single" w:sz="8" w:space="0" w:color="202020"/>
+              <w:left w:val="single" w:sz="8" w:space="0" w:color="202020"/>
+              <w:start w:val="single" w:sz="8" w:space="0" w:color="202020"/>
+              <w:bottom w:val="single" w:sz="8" w:space="0" w:color="202020"/>
+              <w:right w:val="single" w:sz="8" w:space="0" w:color="202020"/>
+              <w:end w:val="single" w:sz="8" w:space="0" w:color="202020"/>
+            </w:tcBorders>
           </w:tcPr>
           <w:p>
             <w:pPr>
@@ -532,7 +664,7 @@
             </w:pPr>
             <w:r>
               <w:rPr>
-                <w:rFonts w:ascii="Yu Gothic" w:hAnsi="Yu Gothic" w:eastAsia="Yu Gothic"/>
+                <w:rFonts w:ascii="Noto Sans JP" w:hAnsi="Noto Sans JP" w:eastAsia="Noto Sans JP"/>
                 <w:b w:val="0"/>
                 <w:i w:val="0"/>
                 <w:color w:val="1C252B"/>
@@ -554,6 +686,14 @@
               <w:bottom w:w="70" w:type="dxa"/>
               <w:end w:w="110" w:type="dxa"/>
             </w:tcMar>
+            <w:tcBorders>
+              <w:top w:val="single" w:sz="8" w:space="0" w:color="202020"/>
+              <w:left w:val="single" w:sz="8" w:space="0" w:color="202020"/>
+              <w:start w:val="single" w:sz="8" w:space="0" w:color="202020"/>
+              <w:bottom w:val="single" w:sz="8" w:space="0" w:color="202020"/>
+              <w:right w:val="single" w:sz="8" w:space="0" w:color="202020"/>
+              <w:end w:val="single" w:sz="8" w:space="0" w:color="202020"/>
+            </w:tcBorders>
           </w:tcPr>
           <w:p>
             <w:pPr>
@@ -562,7 +702,7 @@
             </w:pPr>
             <w:r>
               <w:rPr>
-                <w:rFonts w:ascii="Yu Gothic" w:hAnsi="Yu Gothic" w:eastAsia="Yu Gothic"/>
+                <w:rFonts w:ascii="Noto Sans JP Black" w:hAnsi="Noto Sans JP Black" w:eastAsia="Noto Sans JP Black"/>
                 <w:b/>
                 <w:i w:val="0"/>
                 <w:color w:val="1C252B"/>
@@ -582,6 +722,14 @@
               <w:bottom w:w="70" w:type="dxa"/>
               <w:end w:w="110" w:type="dxa"/>
             </w:tcMar>
+            <w:tcBorders>
+              <w:top w:val="single" w:sz="8" w:space="0" w:color="202020"/>
+              <w:left w:val="single" w:sz="8" w:space="0" w:color="202020"/>
+              <w:start w:val="single" w:sz="8" w:space="0" w:color="202020"/>
+              <w:bottom w:val="single" w:sz="8" w:space="0" w:color="202020"/>
+              <w:right w:val="single" w:sz="8" w:space="0" w:color="202020"/>
+              <w:end w:val="single" w:sz="8" w:space="0" w:color="202020"/>
+            </w:tcBorders>
           </w:tcPr>
           <w:p>
             <w:pPr>
@@ -590,7 +738,7 @@
             </w:pPr>
             <w:r>
               <w:rPr>
-                <w:rFonts w:ascii="Yu Gothic" w:hAnsi="Yu Gothic" w:eastAsia="Yu Gothic"/>
+                <w:rFonts w:ascii="Noto Sans JP" w:hAnsi="Noto Sans JP" w:eastAsia="Noto Sans JP"/>
                 <w:b w:val="0"/>
                 <w:i w:val="0"/>
                 <w:color w:val="1C252B"/>
@@ -610,7 +758,7 @@
       </w:pPr>
       <w:r>
         <w:rPr>
-          <w:rFonts w:ascii="Yu Gothic" w:hAnsi="Yu Gothic" w:eastAsia="Yu Gothic"/>
+          <w:rFonts w:ascii="Noto Sans JP Black" w:hAnsi="Noto Sans JP Black" w:eastAsia="Noto Sans JP Black"/>
           <w:b/>
           <w:i w:val="0"/>
           <w:color w:val="15324A"/>
@@ -627,6 +775,16 @@
         <w:tblLayout w:type="fixed"/>
         <w:tblLook w:firstColumn="1" w:firstRow="1" w:lastColumn="0" w:lastRow="0" w:noHBand="0" w:noVBand="1" w:val="04A0"/>
         <w:tblInd w:w="110" w:type="dxa"/>
+        <w:tblBorders>
+          <w:top w:val="single" w:sz="8" w:space="0" w:color="202020"/>
+          <w:left w:val="single" w:sz="8" w:space="0" w:color="202020"/>
+          <w:start w:val="single" w:sz="8" w:space="0" w:color="202020"/>
+          <w:bottom w:val="single" w:sz="8" w:space="0" w:color="202020"/>
+          <w:right w:val="single" w:sz="8" w:space="0" w:color="202020"/>
+          <w:end w:val="single" w:sz="8" w:space="0" w:color="202020"/>
+          <w:insideH w:val="single" w:sz="8" w:space="0" w:color="202020"/>
+          <w:insideV w:val="single" w:sz="8" w:space="0" w:color="202020"/>
+        </w:tblBorders>
       </w:tblPr>
       <w:tblGrid>
         <w:gridCol w:w="1500"/>
@@ -643,6 +801,14 @@
               <w:bottom w:w="70" w:type="dxa"/>
               <w:end w:w="110" w:type="dxa"/>
             </w:tcMar>
+            <w:tcBorders>
+              <w:top w:val="single" w:sz="8" w:space="0" w:color="202020"/>
+              <w:left w:val="single" w:sz="8" w:space="0" w:color="202020"/>
+              <w:start w:val="single" w:sz="8" w:space="0" w:color="202020"/>
+              <w:bottom w:val="single" w:sz="8" w:space="0" w:color="202020"/>
+              <w:right w:val="single" w:sz="8" w:space="0" w:color="202020"/>
+              <w:end w:val="single" w:sz="8" w:space="0" w:color="202020"/>
+            </w:tcBorders>
           </w:tcPr>
           <w:p>
             <w:pPr>
@@ -652,7 +818,7 @@
             </w:pPr>
             <w:r>
               <w:rPr>
-                <w:rFonts w:ascii="Yu Gothic" w:hAnsi="Yu Gothic" w:eastAsia="Yu Gothic"/>
+                <w:rFonts w:ascii="Noto Sans JP Black" w:hAnsi="Noto Sans JP Black" w:eastAsia="Noto Sans JP Black"/>
                 <w:b/>
                 <w:i w:val="0"/>
                 <w:color w:val="FFFFFF"/>
@@ -672,6 +838,14 @@
               <w:bottom w:w="70" w:type="dxa"/>
               <w:end w:w="110" w:type="dxa"/>
             </w:tcMar>
+            <w:tcBorders>
+              <w:top w:val="single" w:sz="8" w:space="0" w:color="202020"/>
+              <w:left w:val="single" w:sz="8" w:space="0" w:color="202020"/>
+              <w:start w:val="single" w:sz="8" w:space="0" w:color="202020"/>
+              <w:bottom w:val="single" w:sz="8" w:space="0" w:color="202020"/>
+              <w:right w:val="single" w:sz="8" w:space="0" w:color="202020"/>
+              <w:end w:val="single" w:sz="8" w:space="0" w:color="202020"/>
+            </w:tcBorders>
           </w:tcPr>
           <w:p>
             <w:pPr>
@@ -680,13 +854,13 @@
             </w:pPr>
             <w:r>
               <w:rPr>
-                <w:rFonts w:ascii="Yu Gothic" w:hAnsi="Yu Gothic" w:eastAsia="Yu Gothic"/>
+                <w:rFonts w:ascii="Noto Sans JP" w:hAnsi="Noto Sans JP" w:eastAsia="Noto Sans JP"/>
                 <w:b w:val="0"/>
                 <w:i w:val="0"/>
                 <w:color w:val="1C252B"/>
                 <w:sz w:val="17"/>
               </w:rPr>
-              <w:t>engine/ と game/directxgame/ を分離し、PlaySceneから進行・武器・敵・HUDを責務ごとに切り出しました。</w:t>
+              <w:t>変更理由の異なる処理がPlaySceneへ集中するのを避けるため、進行・武器・敵・HUDを責務ごとに分離しました。結果として、機能追加時に確認する範囲を限定できます。</w:t>
             </w:r>
           </w:p>
         </w:tc>
@@ -700,6 +874,16 @@
         <w:tblLayout w:type="fixed"/>
         <w:tblLook w:firstColumn="1" w:firstRow="1" w:lastColumn="0" w:lastRow="0" w:noHBand="0" w:noVBand="1" w:val="04A0"/>
         <w:tblInd w:w="110" w:type="dxa"/>
+        <w:tblBorders>
+          <w:top w:val="single" w:sz="8" w:space="0" w:color="202020"/>
+          <w:left w:val="single" w:sz="8" w:space="0" w:color="202020"/>
+          <w:start w:val="single" w:sz="8" w:space="0" w:color="202020"/>
+          <w:bottom w:val="single" w:sz="8" w:space="0" w:color="202020"/>
+          <w:right w:val="single" w:sz="8" w:space="0" w:color="202020"/>
+          <w:end w:val="single" w:sz="8" w:space="0" w:color="202020"/>
+          <w:insideH w:val="single" w:sz="8" w:space="0" w:color="202020"/>
+          <w:insideV w:val="single" w:sz="8" w:space="0" w:color="202020"/>
+        </w:tblBorders>
       </w:tblPr>
       <w:tblGrid>
         <w:gridCol w:w="1500"/>
@@ -716,6 +900,14 @@
               <w:bottom w:w="70" w:type="dxa"/>
               <w:end w:w="110" w:type="dxa"/>
             </w:tcMar>
+            <w:tcBorders>
+              <w:top w:val="single" w:sz="8" w:space="0" w:color="202020"/>
+              <w:left w:val="single" w:sz="8" w:space="0" w:color="202020"/>
+              <w:start w:val="single" w:sz="8" w:space="0" w:color="202020"/>
+              <w:bottom w:val="single" w:sz="8" w:space="0" w:color="202020"/>
+              <w:right w:val="single" w:sz="8" w:space="0" w:color="202020"/>
+              <w:end w:val="single" w:sz="8" w:space="0" w:color="202020"/>
+            </w:tcBorders>
           </w:tcPr>
           <w:p>
             <w:pPr>
@@ -725,7 +917,7 @@
             </w:pPr>
             <w:r>
               <w:rPr>
-                <w:rFonts w:ascii="Yu Gothic" w:hAnsi="Yu Gothic" w:eastAsia="Yu Gothic"/>
+                <w:rFonts w:ascii="Noto Sans JP Black" w:hAnsi="Noto Sans JP Black" w:eastAsia="Noto Sans JP Black"/>
                 <w:b/>
                 <w:i w:val="0"/>
                 <w:color w:val="FFFFFF"/>
@@ -745,6 +937,14 @@
               <w:bottom w:w="70" w:type="dxa"/>
               <w:end w:w="110" w:type="dxa"/>
             </w:tcMar>
+            <w:tcBorders>
+              <w:top w:val="single" w:sz="8" w:space="0" w:color="202020"/>
+              <w:left w:val="single" w:sz="8" w:space="0" w:color="202020"/>
+              <w:start w:val="single" w:sz="8" w:space="0" w:color="202020"/>
+              <w:bottom w:val="single" w:sz="8" w:space="0" w:color="202020"/>
+              <w:right w:val="single" w:sz="8" w:space="0" w:color="202020"/>
+              <w:end w:val="single" w:sz="8" w:space="0" w:color="202020"/>
+            </w:tcBorders>
           </w:tcPr>
           <w:p>
             <w:pPr>
@@ -753,13 +953,13 @@
             </w:pPr>
             <w:r>
               <w:rPr>
-                <w:rFonts w:ascii="Yu Gothic" w:hAnsi="Yu Gothic" w:eastAsia="Yu Gothic"/>
+                <w:rFonts w:ascii="Noto Sans JP" w:hAnsi="Noto Sans JP" w:eastAsia="Noto Sans JP"/>
                 <w:b w:val="0"/>
                 <w:i w:val="0"/>
                 <w:color w:val="1C252B"/>
                 <w:sz w:val="17"/>
               </w:rPr>
-              <w:t>FrameContext、Fence、SRV再利用、ResourceBarrierまでDirectX 12の寿命と状態を明示的に管理します。</w:t>
+              <w:t>CPUとGPUで参照時期が異なる問題に対応するため、FrameContext、Fence、SRV再利用、ResourceBarrierで寿命と状態を管理します。結果として、再利用条件をコード上で追跡できます。</w:t>
             </w:r>
           </w:p>
         </w:tc>
@@ -773,6 +973,16 @@
         <w:tblLayout w:type="fixed"/>
         <w:tblLook w:firstColumn="1" w:firstRow="1" w:lastColumn="0" w:lastRow="0" w:noHBand="0" w:noVBand="1" w:val="04A0"/>
         <w:tblInd w:w="110" w:type="dxa"/>
+        <w:tblBorders>
+          <w:top w:val="single" w:sz="8" w:space="0" w:color="202020"/>
+          <w:left w:val="single" w:sz="8" w:space="0" w:color="202020"/>
+          <w:start w:val="single" w:sz="8" w:space="0" w:color="202020"/>
+          <w:bottom w:val="single" w:sz="8" w:space="0" w:color="202020"/>
+          <w:right w:val="single" w:sz="8" w:space="0" w:color="202020"/>
+          <w:end w:val="single" w:sz="8" w:space="0" w:color="202020"/>
+          <w:insideH w:val="single" w:sz="8" w:space="0" w:color="202020"/>
+          <w:insideV w:val="single" w:sz="8" w:space="0" w:color="202020"/>
+        </w:tblBorders>
       </w:tblPr>
       <w:tblGrid>
         <w:gridCol w:w="1500"/>
@@ -789,6 +999,14 @@
               <w:bottom w:w="70" w:type="dxa"/>
               <w:end w:w="110" w:type="dxa"/>
             </w:tcMar>
+            <w:tcBorders>
+              <w:top w:val="single" w:sz="8" w:space="0" w:color="202020"/>
+              <w:left w:val="single" w:sz="8" w:space="0" w:color="202020"/>
+              <w:start w:val="single" w:sz="8" w:space="0" w:color="202020"/>
+              <w:bottom w:val="single" w:sz="8" w:space="0" w:color="202020"/>
+              <w:right w:val="single" w:sz="8" w:space="0" w:color="202020"/>
+              <w:end w:val="single" w:sz="8" w:space="0" w:color="202020"/>
+            </w:tcBorders>
           </w:tcPr>
           <w:p>
             <w:pPr>
@@ -798,7 +1016,7 @@
             </w:pPr>
             <w:r>
               <w:rPr>
-                <w:rFonts w:ascii="Yu Gothic" w:hAnsi="Yu Gothic" w:eastAsia="Yu Gothic"/>
+                <w:rFonts w:ascii="Noto Sans JP Black" w:hAnsi="Noto Sans JP Black" w:eastAsia="Noto Sans JP Black"/>
                 <w:b/>
                 <w:i w:val="0"/>
                 <w:color w:val="FFFFFF"/>
@@ -818,6 +1036,14 @@
               <w:bottom w:w="70" w:type="dxa"/>
               <w:end w:w="110" w:type="dxa"/>
             </w:tcMar>
+            <w:tcBorders>
+              <w:top w:val="single" w:sz="8" w:space="0" w:color="202020"/>
+              <w:left w:val="single" w:sz="8" w:space="0" w:color="202020"/>
+              <w:start w:val="single" w:sz="8" w:space="0" w:color="202020"/>
+              <w:bottom w:val="single" w:sz="8" w:space="0" w:color="202020"/>
+              <w:right w:val="single" w:sz="8" w:space="0" w:color="202020"/>
+              <w:end w:val="single" w:sz="8" w:space="0" w:color="202020"/>
+            </w:tcBorders>
           </w:tcPr>
           <w:p>
             <w:pPr>
@@ -826,13 +1052,13 @@
             </w:pPr>
             <w:r>
               <w:rPr>
-                <w:rFonts w:ascii="Yu Gothic" w:hAnsi="Yu Gothic" w:eastAsia="Yu Gothic"/>
+                <w:rFonts w:ascii="Noto Sans JP" w:hAnsi="Noto Sans JP" w:eastAsia="Noto Sans JP"/>
                 <w:b w:val="0"/>
                 <w:i w:val="0"/>
                 <w:color w:val="1C252B"/>
                 <w:sz w:val="17"/>
               </w:rPr>
-              <w:t>OBBの前に空間分割で候補を絞り、上限値とテレメトリを組み合わせて破綻箇所を確認します。</w:t>
+              <w:t>敵と弾が増えた際の総当たりを避けるため、OBBの前に空間分割で候補を絞ります。結果として、詳細判定の対象を周辺の敵へ限定できます。</w:t>
             </w:r>
           </w:p>
         </w:tc>
@@ -850,7 +1076,7 @@
       </w:pPr>
       <w:r>
         <w:rPr>
-          <w:rFonts w:ascii="Yu Gothic" w:hAnsi="Yu Gothic" w:eastAsia="Yu Gothic"/>
+          <w:rFonts w:ascii="Noto Sans JP Black" w:hAnsi="Noto Sans JP Black" w:eastAsia="Noto Sans JP Black"/>
           <w:b/>
           <w:i w:val="0"/>
           <w:color w:val="27678A"/>
@@ -867,7 +1093,7 @@
       </w:pPr>
       <w:r>
         <w:rPr>
-          <w:rFonts w:ascii="Yu Gothic" w:hAnsi="Yu Gothic" w:eastAsia="Yu Gothic"/>
+          <w:rFonts w:ascii="Noto Sans JP Black" w:hAnsi="Noto Sans JP Black" w:eastAsia="Noto Sans JP Black"/>
           <w:b/>
           <w:i w:val="0"/>
           <w:color w:val="15324A"/>
@@ -883,13 +1109,13 @@
       </w:pPr>
       <w:r>
         <w:rPr>
-          <w:rFonts w:ascii="Yu Gothic" w:hAnsi="Yu Gothic" w:eastAsia="Yu Gothic"/>
+          <w:rFonts w:ascii="Noto Sans JP" w:hAnsi="Noto Sans JP" w:eastAsia="Noto Sans JP"/>
           <w:b w:val="0"/>
           <w:i w:val="0"/>
           <w:color w:val="1C252B"/>
           <w:sz w:val="18"/>
         </w:rPr>
-        <w:t>共通機能は engine/、作品固有の処理は game/directxgame/ に配置しています。起動処理では GameSceneFactory を Game へ渡し、main.cppは起動と例外処理に絞りました。ゲーム固有のシーンを共通基盤から直接生成しない境界を置いています。</w:t>
+        <w:t>ゲーム固有の変更が描画・入力などの共通基盤へ波及するのを避けるため、共通機能はengine/、作品固有の処理はgame/directxgame/に配置しました。起動処理ではGameSceneFactoryをGameへ渡し、main.cppは起動と例外処理に限定しています。結果として、エンジン側は特定のTitle・Play・Resultを知らず、ゲーム側でシーン構成を差し替えられます。</w:t>
       </w:r>
     </w:p>
     <w:tbl>
@@ -900,6 +1126,16 @@
         <w:tblLayout w:type="fixed"/>
         <w:tblLook w:firstColumn="1" w:firstRow="1" w:lastColumn="0" w:lastRow="0" w:noHBand="0" w:noVBand="1" w:val="04A0"/>
         <w:tblInd w:w="110" w:type="dxa"/>
+        <w:tblBorders>
+          <w:top w:val="single" w:sz="8" w:space="0" w:color="202020"/>
+          <w:left w:val="single" w:sz="8" w:space="0" w:color="202020"/>
+          <w:start w:val="single" w:sz="8" w:space="0" w:color="202020"/>
+          <w:bottom w:val="single" w:sz="8" w:space="0" w:color="202020"/>
+          <w:right w:val="single" w:sz="8" w:space="0" w:color="202020"/>
+          <w:end w:val="single" w:sz="8" w:space="0" w:color="202020"/>
+          <w:insideH w:val="single" w:sz="8" w:space="0" w:color="202020"/>
+          <w:insideV w:val="single" w:sz="8" w:space="0" w:color="202020"/>
+        </w:tblBorders>
       </w:tblPr>
       <w:tblGrid>
         <w:gridCol w:w="2450"/>
@@ -918,6 +1154,14 @@
               <w:bottom w:w="70" w:type="dxa"/>
               <w:end w:w="110" w:type="dxa"/>
             </w:tcMar>
+            <w:tcBorders>
+              <w:top w:val="single" w:sz="8" w:space="0" w:color="202020"/>
+              <w:left w:val="single" w:sz="8" w:space="0" w:color="202020"/>
+              <w:start w:val="single" w:sz="8" w:space="0" w:color="202020"/>
+              <w:bottom w:val="single" w:sz="8" w:space="0" w:color="202020"/>
+              <w:right w:val="single" w:sz="8" w:space="0" w:color="202020"/>
+              <w:end w:val="single" w:sz="8" w:space="0" w:color="202020"/>
+            </w:tcBorders>
           </w:tcPr>
           <w:p>
             <w:pPr>
@@ -927,7 +1171,7 @@
             </w:pPr>
             <w:r>
               <w:rPr>
-                <w:rFonts w:ascii="Yu Gothic" w:hAnsi="Yu Gothic" w:eastAsia="Yu Gothic"/>
+                <w:rFonts w:ascii="Noto Sans JP Black" w:hAnsi="Noto Sans JP Black" w:eastAsia="Noto Sans JP Black"/>
                 <w:b/>
                 <w:i w:val="0"/>
                 <w:color w:val="27678A"/>
@@ -947,6 +1191,14 @@
               <w:bottom w:w="70" w:type="dxa"/>
               <w:end w:w="110" w:type="dxa"/>
             </w:tcMar>
+            <w:tcBorders>
+              <w:top w:val="single" w:sz="8" w:space="0" w:color="202020"/>
+              <w:left w:val="single" w:sz="8" w:space="0" w:color="202020"/>
+              <w:start w:val="single" w:sz="8" w:space="0" w:color="202020"/>
+              <w:bottom w:val="single" w:sz="8" w:space="0" w:color="202020"/>
+              <w:right w:val="single" w:sz="8" w:space="0" w:color="202020"/>
+              <w:end w:val="single" w:sz="8" w:space="0" w:color="202020"/>
+            </w:tcBorders>
           </w:tcPr>
           <w:p>
             <w:pPr>
@@ -956,7 +1208,7 @@
             </w:pPr>
             <w:r>
               <w:rPr>
-                <w:rFonts w:ascii="Yu Gothic" w:hAnsi="Yu Gothic" w:eastAsia="Yu Gothic"/>
+                <w:rFonts w:ascii="Noto Sans JP Black" w:hAnsi="Noto Sans JP Black" w:eastAsia="Noto Sans JP Black"/>
                 <w:b/>
                 <w:i w:val="0"/>
                 <w:color w:val="27678A"/>
@@ -976,6 +1228,14 @@
               <w:bottom w:w="70" w:type="dxa"/>
               <w:end w:w="110" w:type="dxa"/>
             </w:tcMar>
+            <w:tcBorders>
+              <w:top w:val="single" w:sz="8" w:space="0" w:color="202020"/>
+              <w:left w:val="single" w:sz="8" w:space="0" w:color="202020"/>
+              <w:start w:val="single" w:sz="8" w:space="0" w:color="202020"/>
+              <w:bottom w:val="single" w:sz="8" w:space="0" w:color="202020"/>
+              <w:right w:val="single" w:sz="8" w:space="0" w:color="202020"/>
+              <w:end w:val="single" w:sz="8" w:space="0" w:color="202020"/>
+            </w:tcBorders>
           </w:tcPr>
           <w:p>
             <w:pPr>
@@ -985,7 +1245,7 @@
             </w:pPr>
             <w:r>
               <w:rPr>
-                <w:rFonts w:ascii="Yu Gothic" w:hAnsi="Yu Gothic" w:eastAsia="Yu Gothic"/>
+                <w:rFonts w:ascii="Noto Sans JP Black" w:hAnsi="Noto Sans JP Black" w:eastAsia="Noto Sans JP Black"/>
                 <w:b/>
                 <w:i w:val="0"/>
                 <w:color w:val="27678A"/>
@@ -1005,6 +1265,14 @@
               <w:bottom w:w="70" w:type="dxa"/>
               <w:end w:w="110" w:type="dxa"/>
             </w:tcMar>
+            <w:tcBorders>
+              <w:top w:val="single" w:sz="8" w:space="0" w:color="202020"/>
+              <w:left w:val="single" w:sz="8" w:space="0" w:color="202020"/>
+              <w:start w:val="single" w:sz="8" w:space="0" w:color="202020"/>
+              <w:bottom w:val="single" w:sz="8" w:space="0" w:color="202020"/>
+              <w:right w:val="single" w:sz="8" w:space="0" w:color="202020"/>
+              <w:end w:val="single" w:sz="8" w:space="0" w:color="202020"/>
+            </w:tcBorders>
           </w:tcPr>
           <w:p>
             <w:pPr>
@@ -1014,7 +1282,7 @@
             </w:pPr>
             <w:r>
               <w:rPr>
-                <w:rFonts w:ascii="Yu Gothic" w:hAnsi="Yu Gothic" w:eastAsia="Yu Gothic"/>
+                <w:rFonts w:ascii="Noto Sans JP Black" w:hAnsi="Noto Sans JP Black" w:eastAsia="Noto Sans JP Black"/>
                 <w:b/>
                 <w:i w:val="0"/>
                 <w:color w:val="27678A"/>
@@ -1034,7 +1302,7 @@
       </w:pPr>
       <w:r>
         <w:rPr>
-          <w:rFonts w:ascii="Yu Gothic" w:hAnsi="Yu Gothic" w:eastAsia="Yu Gothic"/>
+          <w:rFonts w:ascii="Noto Sans JP Black" w:hAnsi="Noto Sans JP Black" w:eastAsia="Noto Sans JP Black"/>
           <w:b/>
           <w:i w:val="0"/>
           <w:color w:val="27678A"/>
@@ -1050,13 +1318,13 @@
       </w:pPr>
       <w:r>
         <w:rPr>
-          <w:rFonts w:ascii="Yu Gothic" w:hAnsi="Yu Gothic" w:eastAsia="Yu Gothic"/>
+          <w:rFonts w:ascii="Noto Sans JP" w:hAnsi="Noto Sans JP" w:eastAsia="Noto Sans JP"/>
           <w:b w:val="0"/>
           <w:i w:val="0"/>
           <w:color w:val="1C252B"/>
           <w:sz w:val="18"/>
         </w:rPr>
-        <w:t>PlaySceneは各機能を保持して接続しますが、処理そのものは責務ごとのクラスへ分けています。変更理由が異なる処理を同じクラスへ集めないことで、武器追加やUI修正がシーン全体へ波及しにくい構成にしました。</w:t>
+        <w:t>PlaySceneへ更新・UI・演出を直接追加し続けると、1機能の変更でもシーン全体を確認する必要があります。そこでPlaySceneは各機能を保持して接続する役割に絞り、処理は責務ごとのクラスへ分けました。結果として、武器追加はPlayerWeaponController、進行変更はGameplayFlowControllerを中心に追える構成になりました。</w:t>
       </w:r>
     </w:p>
     <w:tbl>
@@ -1067,6 +1335,16 @@
         <w:tblLayout w:type="fixed"/>
         <w:tblLook w:firstColumn="1" w:firstRow="1" w:lastColumn="0" w:lastRow="0" w:noHBand="0" w:noVBand="1" w:val="04A0"/>
         <w:tblInd w:w="110" w:type="dxa"/>
+        <w:tblBorders>
+          <w:top w:val="single" w:sz="8" w:space="0" w:color="202020"/>
+          <w:left w:val="single" w:sz="8" w:space="0" w:color="202020"/>
+          <w:start w:val="single" w:sz="8" w:space="0" w:color="202020"/>
+          <w:bottom w:val="single" w:sz="8" w:space="0" w:color="202020"/>
+          <w:right w:val="single" w:sz="8" w:space="0" w:color="202020"/>
+          <w:end w:val="single" w:sz="8" w:space="0" w:color="202020"/>
+          <w:insideH w:val="single" w:sz="8" w:space="0" w:color="202020"/>
+          <w:insideV w:val="single" w:sz="8" w:space="0" w:color="202020"/>
+        </w:tblBorders>
       </w:tblPr>
       <w:tblGrid>
         <w:gridCol w:w="2850"/>
@@ -1087,6 +1365,14 @@
               <w:bottom w:w="70" w:type="dxa"/>
               <w:end w:w="110" w:type="dxa"/>
             </w:tcMar>
+            <w:tcBorders>
+              <w:top w:val="single" w:sz="8" w:space="0" w:color="202020"/>
+              <w:left w:val="single" w:sz="8" w:space="0" w:color="202020"/>
+              <w:start w:val="single" w:sz="8" w:space="0" w:color="202020"/>
+              <w:bottom w:val="single" w:sz="8" w:space="0" w:color="202020"/>
+              <w:right w:val="single" w:sz="8" w:space="0" w:color="202020"/>
+              <w:end w:val="single" w:sz="8" w:space="0" w:color="202020"/>
+            </w:tcBorders>
           </w:tcPr>
           <w:p>
             <w:pPr>
@@ -1095,7 +1381,7 @@
             </w:pPr>
             <w:r>
               <w:rPr>
-                <w:rFonts w:ascii="Yu Gothic" w:hAnsi="Yu Gothic" w:eastAsia="Yu Gothic"/>
+                <w:rFonts w:ascii="Noto Sans JP Black" w:hAnsi="Noto Sans JP Black" w:eastAsia="Noto Sans JP Black"/>
                 <w:b/>
                 <w:i w:val="0"/>
                 <w:color w:val="15324A"/>
@@ -1116,6 +1402,14 @@
               <w:bottom w:w="70" w:type="dxa"/>
               <w:end w:w="110" w:type="dxa"/>
             </w:tcMar>
+            <w:tcBorders>
+              <w:top w:val="single" w:sz="8" w:space="0" w:color="202020"/>
+              <w:left w:val="single" w:sz="8" w:space="0" w:color="202020"/>
+              <w:start w:val="single" w:sz="8" w:space="0" w:color="202020"/>
+              <w:bottom w:val="single" w:sz="8" w:space="0" w:color="202020"/>
+              <w:right w:val="single" w:sz="8" w:space="0" w:color="202020"/>
+              <w:end w:val="single" w:sz="8" w:space="0" w:color="202020"/>
+            </w:tcBorders>
           </w:tcPr>
           <w:p>
             <w:pPr>
@@ -1124,7 +1418,7 @@
             </w:pPr>
             <w:r>
               <w:rPr>
-                <w:rFonts w:ascii="Yu Gothic" w:hAnsi="Yu Gothic" w:eastAsia="Yu Gothic"/>
+                <w:rFonts w:ascii="Noto Sans JP Black" w:hAnsi="Noto Sans JP Black" w:eastAsia="Noto Sans JP Black"/>
                 <w:b/>
                 <w:i w:val="0"/>
                 <w:color w:val="15324A"/>
@@ -1146,6 +1440,14 @@
               <w:bottom w:w="70" w:type="dxa"/>
               <w:end w:w="110" w:type="dxa"/>
             </w:tcMar>
+            <w:tcBorders>
+              <w:top w:val="single" w:sz="8" w:space="0" w:color="202020"/>
+              <w:left w:val="single" w:sz="8" w:space="0" w:color="202020"/>
+              <w:start w:val="single" w:sz="8" w:space="0" w:color="202020"/>
+              <w:bottom w:val="single" w:sz="8" w:space="0" w:color="202020"/>
+              <w:right w:val="single" w:sz="8" w:space="0" w:color="202020"/>
+              <w:end w:val="single" w:sz="8" w:space="0" w:color="202020"/>
+            </w:tcBorders>
           </w:tcPr>
           <w:p>
             <w:pPr>
@@ -1154,7 +1456,7 @@
             </w:pPr>
             <w:r>
               <w:rPr>
-                <w:rFonts w:ascii="Yu Gothic" w:hAnsi="Yu Gothic" w:eastAsia="Yu Gothic"/>
+                <w:rFonts w:ascii="Noto Sans JP Black" w:hAnsi="Noto Sans JP Black" w:eastAsia="Noto Sans JP Black"/>
                 <w:b/>
                 <w:i w:val="0"/>
                 <w:color w:val="1C252B"/>
@@ -1174,6 +1476,14 @@
               <w:bottom w:w="70" w:type="dxa"/>
               <w:end w:w="110" w:type="dxa"/>
             </w:tcMar>
+            <w:tcBorders>
+              <w:top w:val="single" w:sz="8" w:space="0" w:color="202020"/>
+              <w:left w:val="single" w:sz="8" w:space="0" w:color="202020"/>
+              <w:start w:val="single" w:sz="8" w:space="0" w:color="202020"/>
+              <w:bottom w:val="single" w:sz="8" w:space="0" w:color="202020"/>
+              <w:right w:val="single" w:sz="8" w:space="0" w:color="202020"/>
+              <w:end w:val="single" w:sz="8" w:space="0" w:color="202020"/>
+            </w:tcBorders>
           </w:tcPr>
           <w:p>
             <w:pPr>
@@ -1182,7 +1492,7 @@
             </w:pPr>
             <w:r>
               <w:rPr>
-                <w:rFonts w:ascii="Yu Gothic" w:hAnsi="Yu Gothic" w:eastAsia="Yu Gothic"/>
+                <w:rFonts w:ascii="Noto Sans JP" w:hAnsi="Noto Sans JP" w:eastAsia="Noto Sans JP"/>
                 <w:b w:val="0"/>
                 <w:i w:val="0"/>
                 <w:color w:val="1C252B"/>
@@ -1204,6 +1514,14 @@
               <w:bottom w:w="70" w:type="dxa"/>
               <w:end w:w="110" w:type="dxa"/>
             </w:tcMar>
+            <w:tcBorders>
+              <w:top w:val="single" w:sz="8" w:space="0" w:color="202020"/>
+              <w:left w:val="single" w:sz="8" w:space="0" w:color="202020"/>
+              <w:start w:val="single" w:sz="8" w:space="0" w:color="202020"/>
+              <w:bottom w:val="single" w:sz="8" w:space="0" w:color="202020"/>
+              <w:right w:val="single" w:sz="8" w:space="0" w:color="202020"/>
+              <w:end w:val="single" w:sz="8" w:space="0" w:color="202020"/>
+            </w:tcBorders>
           </w:tcPr>
           <w:p>
             <w:pPr>
@@ -1212,7 +1530,7 @@
             </w:pPr>
             <w:r>
               <w:rPr>
-                <w:rFonts w:ascii="Yu Gothic" w:hAnsi="Yu Gothic" w:eastAsia="Yu Gothic"/>
+                <w:rFonts w:ascii="Noto Sans JP Black" w:hAnsi="Noto Sans JP Black" w:eastAsia="Noto Sans JP Black"/>
                 <w:b/>
                 <w:i w:val="0"/>
                 <w:color w:val="1C252B"/>
@@ -1232,6 +1550,14 @@
               <w:bottom w:w="70" w:type="dxa"/>
               <w:end w:w="110" w:type="dxa"/>
             </w:tcMar>
+            <w:tcBorders>
+              <w:top w:val="single" w:sz="8" w:space="0" w:color="202020"/>
+              <w:left w:val="single" w:sz="8" w:space="0" w:color="202020"/>
+              <w:start w:val="single" w:sz="8" w:space="0" w:color="202020"/>
+              <w:bottom w:val="single" w:sz="8" w:space="0" w:color="202020"/>
+              <w:right w:val="single" w:sz="8" w:space="0" w:color="202020"/>
+              <w:end w:val="single" w:sz="8" w:space="0" w:color="202020"/>
+            </w:tcBorders>
           </w:tcPr>
           <w:p>
             <w:pPr>
@@ -1240,7 +1566,7 @@
             </w:pPr>
             <w:r>
               <w:rPr>
-                <w:rFonts w:ascii="Yu Gothic" w:hAnsi="Yu Gothic" w:eastAsia="Yu Gothic"/>
+                <w:rFonts w:ascii="Noto Sans JP" w:hAnsi="Noto Sans JP" w:eastAsia="Noto Sans JP"/>
                 <w:b w:val="0"/>
                 <w:i w:val="0"/>
                 <w:color w:val="1C252B"/>
@@ -1262,6 +1588,14 @@
               <w:bottom w:w="70" w:type="dxa"/>
               <w:end w:w="110" w:type="dxa"/>
             </w:tcMar>
+            <w:tcBorders>
+              <w:top w:val="single" w:sz="8" w:space="0" w:color="202020"/>
+              <w:left w:val="single" w:sz="8" w:space="0" w:color="202020"/>
+              <w:start w:val="single" w:sz="8" w:space="0" w:color="202020"/>
+              <w:bottom w:val="single" w:sz="8" w:space="0" w:color="202020"/>
+              <w:right w:val="single" w:sz="8" w:space="0" w:color="202020"/>
+              <w:end w:val="single" w:sz="8" w:space="0" w:color="202020"/>
+            </w:tcBorders>
           </w:tcPr>
           <w:p>
             <w:pPr>
@@ -1270,7 +1604,7 @@
             </w:pPr>
             <w:r>
               <w:rPr>
-                <w:rFonts w:ascii="Yu Gothic" w:hAnsi="Yu Gothic" w:eastAsia="Yu Gothic"/>
+                <w:rFonts w:ascii="Noto Sans JP Black" w:hAnsi="Noto Sans JP Black" w:eastAsia="Noto Sans JP Black"/>
                 <w:b/>
                 <w:i w:val="0"/>
                 <w:color w:val="1C252B"/>
@@ -1290,6 +1624,14 @@
               <w:bottom w:w="70" w:type="dxa"/>
               <w:end w:w="110" w:type="dxa"/>
             </w:tcMar>
+            <w:tcBorders>
+              <w:top w:val="single" w:sz="8" w:space="0" w:color="202020"/>
+              <w:left w:val="single" w:sz="8" w:space="0" w:color="202020"/>
+              <w:start w:val="single" w:sz="8" w:space="0" w:color="202020"/>
+              <w:bottom w:val="single" w:sz="8" w:space="0" w:color="202020"/>
+              <w:right w:val="single" w:sz="8" w:space="0" w:color="202020"/>
+              <w:end w:val="single" w:sz="8" w:space="0" w:color="202020"/>
+            </w:tcBorders>
           </w:tcPr>
           <w:p>
             <w:pPr>
@@ -1298,7 +1640,7 @@
             </w:pPr>
             <w:r>
               <w:rPr>
-                <w:rFonts w:ascii="Yu Gothic" w:hAnsi="Yu Gothic" w:eastAsia="Yu Gothic"/>
+                <w:rFonts w:ascii="Noto Sans JP" w:hAnsi="Noto Sans JP" w:eastAsia="Noto Sans JP"/>
                 <w:b w:val="0"/>
                 <w:i w:val="0"/>
                 <w:color w:val="1C252B"/>
@@ -1320,6 +1662,14 @@
               <w:bottom w:w="70" w:type="dxa"/>
               <w:end w:w="110" w:type="dxa"/>
             </w:tcMar>
+            <w:tcBorders>
+              <w:top w:val="single" w:sz="8" w:space="0" w:color="202020"/>
+              <w:left w:val="single" w:sz="8" w:space="0" w:color="202020"/>
+              <w:start w:val="single" w:sz="8" w:space="0" w:color="202020"/>
+              <w:bottom w:val="single" w:sz="8" w:space="0" w:color="202020"/>
+              <w:right w:val="single" w:sz="8" w:space="0" w:color="202020"/>
+              <w:end w:val="single" w:sz="8" w:space="0" w:color="202020"/>
+            </w:tcBorders>
           </w:tcPr>
           <w:p>
             <w:pPr>
@@ -1328,7 +1678,7 @@
             </w:pPr>
             <w:r>
               <w:rPr>
-                <w:rFonts w:ascii="Yu Gothic" w:hAnsi="Yu Gothic" w:eastAsia="Yu Gothic"/>
+                <w:rFonts w:ascii="Noto Sans JP Black" w:hAnsi="Noto Sans JP Black" w:eastAsia="Noto Sans JP Black"/>
                 <w:b/>
                 <w:i w:val="0"/>
                 <w:color w:val="1C252B"/>
@@ -1348,6 +1698,14 @@
               <w:bottom w:w="70" w:type="dxa"/>
               <w:end w:w="110" w:type="dxa"/>
             </w:tcMar>
+            <w:tcBorders>
+              <w:top w:val="single" w:sz="8" w:space="0" w:color="202020"/>
+              <w:left w:val="single" w:sz="8" w:space="0" w:color="202020"/>
+              <w:start w:val="single" w:sz="8" w:space="0" w:color="202020"/>
+              <w:bottom w:val="single" w:sz="8" w:space="0" w:color="202020"/>
+              <w:right w:val="single" w:sz="8" w:space="0" w:color="202020"/>
+              <w:end w:val="single" w:sz="8" w:space="0" w:color="202020"/>
+            </w:tcBorders>
           </w:tcPr>
           <w:p>
             <w:pPr>
@@ -1356,7 +1714,7 @@
             </w:pPr>
             <w:r>
               <w:rPr>
-                <w:rFonts w:ascii="Yu Gothic" w:hAnsi="Yu Gothic" w:eastAsia="Yu Gothic"/>
+                <w:rFonts w:ascii="Noto Sans JP" w:hAnsi="Noto Sans JP" w:eastAsia="Noto Sans JP"/>
                 <w:b w:val="0"/>
                 <w:i w:val="0"/>
                 <w:color w:val="1C252B"/>
@@ -1378,6 +1736,14 @@
               <w:bottom w:w="70" w:type="dxa"/>
               <w:end w:w="110" w:type="dxa"/>
             </w:tcMar>
+            <w:tcBorders>
+              <w:top w:val="single" w:sz="8" w:space="0" w:color="202020"/>
+              <w:left w:val="single" w:sz="8" w:space="0" w:color="202020"/>
+              <w:start w:val="single" w:sz="8" w:space="0" w:color="202020"/>
+              <w:bottom w:val="single" w:sz="8" w:space="0" w:color="202020"/>
+              <w:right w:val="single" w:sz="8" w:space="0" w:color="202020"/>
+              <w:end w:val="single" w:sz="8" w:space="0" w:color="202020"/>
+            </w:tcBorders>
           </w:tcPr>
           <w:p>
             <w:pPr>
@@ -1386,7 +1752,7 @@
             </w:pPr>
             <w:r>
               <w:rPr>
-                <w:rFonts w:ascii="Yu Gothic" w:hAnsi="Yu Gothic" w:eastAsia="Yu Gothic"/>
+                <w:rFonts w:ascii="Noto Sans JP Black" w:hAnsi="Noto Sans JP Black" w:eastAsia="Noto Sans JP Black"/>
                 <w:b/>
                 <w:i w:val="0"/>
                 <w:color w:val="1C252B"/>
@@ -1406,6 +1772,14 @@
               <w:bottom w:w="70" w:type="dxa"/>
               <w:end w:w="110" w:type="dxa"/>
             </w:tcMar>
+            <w:tcBorders>
+              <w:top w:val="single" w:sz="8" w:space="0" w:color="202020"/>
+              <w:left w:val="single" w:sz="8" w:space="0" w:color="202020"/>
+              <w:start w:val="single" w:sz="8" w:space="0" w:color="202020"/>
+              <w:bottom w:val="single" w:sz="8" w:space="0" w:color="202020"/>
+              <w:right w:val="single" w:sz="8" w:space="0" w:color="202020"/>
+              <w:end w:val="single" w:sz="8" w:space="0" w:color="202020"/>
+            </w:tcBorders>
           </w:tcPr>
           <w:p>
             <w:pPr>
@@ -1414,7 +1788,7 @@
             </w:pPr>
             <w:r>
               <w:rPr>
-                <w:rFonts w:ascii="Yu Gothic" w:hAnsi="Yu Gothic" w:eastAsia="Yu Gothic"/>
+                <w:rFonts w:ascii="Noto Sans JP" w:hAnsi="Noto Sans JP" w:eastAsia="Noto Sans JP"/>
                 <w:b w:val="0"/>
                 <w:i w:val="0"/>
                 <w:color w:val="1C252B"/>
@@ -1436,6 +1810,14 @@
               <w:bottom w:w="70" w:type="dxa"/>
               <w:end w:w="110" w:type="dxa"/>
             </w:tcMar>
+            <w:tcBorders>
+              <w:top w:val="single" w:sz="8" w:space="0" w:color="202020"/>
+              <w:left w:val="single" w:sz="8" w:space="0" w:color="202020"/>
+              <w:start w:val="single" w:sz="8" w:space="0" w:color="202020"/>
+              <w:bottom w:val="single" w:sz="8" w:space="0" w:color="202020"/>
+              <w:right w:val="single" w:sz="8" w:space="0" w:color="202020"/>
+              <w:end w:val="single" w:sz="8" w:space="0" w:color="202020"/>
+            </w:tcBorders>
           </w:tcPr>
           <w:p>
             <w:pPr>
@@ -1444,7 +1826,7 @@
             </w:pPr>
             <w:r>
               <w:rPr>
-                <w:rFonts w:ascii="Yu Gothic" w:hAnsi="Yu Gothic" w:eastAsia="Yu Gothic"/>
+                <w:rFonts w:ascii="Noto Sans JP Black" w:hAnsi="Noto Sans JP Black" w:eastAsia="Noto Sans JP Black"/>
                 <w:b/>
                 <w:i w:val="0"/>
                 <w:color w:val="1C252B"/>
@@ -1464,6 +1846,14 @@
               <w:bottom w:w="70" w:type="dxa"/>
               <w:end w:w="110" w:type="dxa"/>
             </w:tcMar>
+            <w:tcBorders>
+              <w:top w:val="single" w:sz="8" w:space="0" w:color="202020"/>
+              <w:left w:val="single" w:sz="8" w:space="0" w:color="202020"/>
+              <w:start w:val="single" w:sz="8" w:space="0" w:color="202020"/>
+              <w:bottom w:val="single" w:sz="8" w:space="0" w:color="202020"/>
+              <w:right w:val="single" w:sz="8" w:space="0" w:color="202020"/>
+              <w:end w:val="single" w:sz="8" w:space="0" w:color="202020"/>
+            </w:tcBorders>
           </w:tcPr>
           <w:p>
             <w:pPr>
@@ -1472,7 +1862,7 @@
             </w:pPr>
             <w:r>
               <w:rPr>
-                <w:rFonts w:ascii="Yu Gothic" w:hAnsi="Yu Gothic" w:eastAsia="Yu Gothic"/>
+                <w:rFonts w:ascii="Noto Sans JP" w:hAnsi="Noto Sans JP" w:eastAsia="Noto Sans JP"/>
                 <w:b w:val="0"/>
                 <w:i w:val="0"/>
                 <w:color w:val="1C252B"/>
@@ -1494,6 +1884,14 @@
               <w:bottom w:w="70" w:type="dxa"/>
               <w:end w:w="110" w:type="dxa"/>
             </w:tcMar>
+            <w:tcBorders>
+              <w:top w:val="single" w:sz="8" w:space="0" w:color="202020"/>
+              <w:left w:val="single" w:sz="8" w:space="0" w:color="202020"/>
+              <w:start w:val="single" w:sz="8" w:space="0" w:color="202020"/>
+              <w:bottom w:val="single" w:sz="8" w:space="0" w:color="202020"/>
+              <w:right w:val="single" w:sz="8" w:space="0" w:color="202020"/>
+              <w:end w:val="single" w:sz="8" w:space="0" w:color="202020"/>
+            </w:tcBorders>
           </w:tcPr>
           <w:p>
             <w:pPr>
@@ -1502,7 +1900,7 @@
             </w:pPr>
             <w:r>
               <w:rPr>
-                <w:rFonts w:ascii="Yu Gothic" w:hAnsi="Yu Gothic" w:eastAsia="Yu Gothic"/>
+                <w:rFonts w:ascii="Noto Sans JP Black" w:hAnsi="Noto Sans JP Black" w:eastAsia="Noto Sans JP Black"/>
                 <w:b/>
                 <w:i w:val="0"/>
                 <w:color w:val="1C252B"/>
@@ -1522,6 +1920,14 @@
               <w:bottom w:w="70" w:type="dxa"/>
               <w:end w:w="110" w:type="dxa"/>
             </w:tcMar>
+            <w:tcBorders>
+              <w:top w:val="single" w:sz="8" w:space="0" w:color="202020"/>
+              <w:left w:val="single" w:sz="8" w:space="0" w:color="202020"/>
+              <w:start w:val="single" w:sz="8" w:space="0" w:color="202020"/>
+              <w:bottom w:val="single" w:sz="8" w:space="0" w:color="202020"/>
+              <w:right w:val="single" w:sz="8" w:space="0" w:color="202020"/>
+              <w:end w:val="single" w:sz="8" w:space="0" w:color="202020"/>
+            </w:tcBorders>
           </w:tcPr>
           <w:p>
             <w:pPr>
@@ -1530,7 +1936,7 @@
             </w:pPr>
             <w:r>
               <w:rPr>
-                <w:rFonts w:ascii="Yu Gothic" w:hAnsi="Yu Gothic" w:eastAsia="Yu Gothic"/>
+                <w:rFonts w:ascii="Noto Sans JP" w:hAnsi="Noto Sans JP" w:eastAsia="Noto Sans JP"/>
                 <w:b w:val="0"/>
                 <w:i w:val="0"/>
                 <w:color w:val="1C252B"/>
@@ -1550,7 +1956,7 @@
       </w:pPr>
       <w:r>
         <w:rPr>
-          <w:rFonts w:ascii="Yu Gothic" w:hAnsi="Yu Gothic" w:eastAsia="Yu Gothic"/>
+          <w:rFonts w:ascii="Noto Sans JP Black" w:hAnsi="Noto Sans JP Black" w:eastAsia="Noto Sans JP Black"/>
           <w:b/>
           <w:i w:val="0"/>
           <w:color w:val="27678A"/>
@@ -1566,13 +1972,13 @@
       </w:pPr>
       <w:r>
         <w:rPr>
-          <w:rFonts w:ascii="Yu Gothic" w:hAnsi="Yu Gothic" w:eastAsia="Yu Gothic"/>
+          <w:rFonts w:ascii="Noto Sans JP" w:hAnsi="Noto Sans JP" w:eastAsia="Noto Sans JP"/>
           <w:b w:val="0"/>
           <w:i w:val="0"/>
           <w:color w:val="1C252B"/>
           <w:sz w:val="18"/>
         </w:rPr>
-        <w:t>GameplayFlowControllerは通常更新、ボス演出、ポーズ、レベルアップ、死亡を状態として分離します。シーンをまたぐ値はGameSessionに集約し、RunResultへ経験値、コイン、最終レベル、撃破数、経過フレームを記録します。各シーンが互いの内部状態を直接参照しないよう、共有データの置き場所を限定しました。</w:t>
+        <w:t>通常更新とポーズ・レベルアップ・死亡処理が同時に動かないよう、GameplayFlowControllerで状態を分離しました。また、結果やコインをシーンごとに受け渡す複雑さを避けるため、共有値はGameSessionへ集約しています。結果として、Playは結果を記録し、Resultは表示し、Titleは強化へ使うという役割が明確になりました。</w:t>
       </w:r>
     </w:p>
     <w:tbl>
@@ -1583,6 +1989,16 @@
         <w:tblLayout w:type="fixed"/>
         <w:tblLook w:firstColumn="1" w:firstRow="1" w:lastColumn="0" w:lastRow="0" w:noHBand="0" w:noVBand="1" w:val="04A0"/>
         <w:tblInd w:w="110" w:type="dxa"/>
+        <w:tblBorders>
+          <w:top w:val="single" w:sz="8" w:space="0" w:color="202020"/>
+          <w:left w:val="single" w:sz="8" w:space="0" w:color="202020"/>
+          <w:start w:val="single" w:sz="8" w:space="0" w:color="202020"/>
+          <w:bottom w:val="single" w:sz="8" w:space="0" w:color="202020"/>
+          <w:right w:val="single" w:sz="8" w:space="0" w:color="202020"/>
+          <w:end w:val="single" w:sz="8" w:space="0" w:color="202020"/>
+          <w:insideH w:val="single" w:sz="8" w:space="0" w:color="202020"/>
+          <w:insideV w:val="single" w:sz="8" w:space="0" w:color="202020"/>
+        </w:tblBorders>
       </w:tblPr>
       <w:tblGrid>
         <w:gridCol w:w="2450"/>
@@ -1601,6 +2017,14 @@
               <w:bottom w:w="70" w:type="dxa"/>
               <w:end w:w="110" w:type="dxa"/>
             </w:tcMar>
+            <w:tcBorders>
+              <w:top w:val="single" w:sz="8" w:space="0" w:color="202020"/>
+              <w:left w:val="single" w:sz="8" w:space="0" w:color="202020"/>
+              <w:start w:val="single" w:sz="8" w:space="0" w:color="202020"/>
+              <w:bottom w:val="single" w:sz="8" w:space="0" w:color="202020"/>
+              <w:right w:val="single" w:sz="8" w:space="0" w:color="202020"/>
+              <w:end w:val="single" w:sz="8" w:space="0" w:color="202020"/>
+            </w:tcBorders>
           </w:tcPr>
           <w:p>
             <w:pPr>
@@ -1610,7 +2034,7 @@
             </w:pPr>
             <w:r>
               <w:rPr>
-                <w:rFonts w:ascii="Yu Gothic" w:hAnsi="Yu Gothic" w:eastAsia="Yu Gothic"/>
+                <w:rFonts w:ascii="Noto Sans JP Black" w:hAnsi="Noto Sans JP Black" w:eastAsia="Noto Sans JP Black"/>
                 <w:b/>
                 <w:i w:val="0"/>
                 <w:color w:val="39735D"/>
@@ -1632,6 +2056,14 @@
               <w:bottom w:w="70" w:type="dxa"/>
               <w:end w:w="110" w:type="dxa"/>
             </w:tcMar>
+            <w:tcBorders>
+              <w:top w:val="single" w:sz="8" w:space="0" w:color="202020"/>
+              <w:left w:val="single" w:sz="8" w:space="0" w:color="202020"/>
+              <w:start w:val="single" w:sz="8" w:space="0" w:color="202020"/>
+              <w:bottom w:val="single" w:sz="8" w:space="0" w:color="202020"/>
+              <w:right w:val="single" w:sz="8" w:space="0" w:color="202020"/>
+              <w:end w:val="single" w:sz="8" w:space="0" w:color="202020"/>
+            </w:tcBorders>
           </w:tcPr>
           <w:p>
             <w:pPr>
@@ -1641,7 +2073,7 @@
             </w:pPr>
             <w:r>
               <w:rPr>
-                <w:rFonts w:ascii="Yu Gothic" w:hAnsi="Yu Gothic" w:eastAsia="Yu Gothic"/>
+                <w:rFonts w:ascii="Noto Sans JP Black" w:hAnsi="Noto Sans JP Black" w:eastAsia="Noto Sans JP Black"/>
                 <w:b/>
                 <w:i w:val="0"/>
                 <w:color w:val="39735D"/>
@@ -1663,6 +2095,14 @@
               <w:bottom w:w="70" w:type="dxa"/>
               <w:end w:w="110" w:type="dxa"/>
             </w:tcMar>
+            <w:tcBorders>
+              <w:top w:val="single" w:sz="8" w:space="0" w:color="202020"/>
+              <w:left w:val="single" w:sz="8" w:space="0" w:color="202020"/>
+              <w:start w:val="single" w:sz="8" w:space="0" w:color="202020"/>
+              <w:bottom w:val="single" w:sz="8" w:space="0" w:color="202020"/>
+              <w:right w:val="single" w:sz="8" w:space="0" w:color="202020"/>
+              <w:end w:val="single" w:sz="8" w:space="0" w:color="202020"/>
+            </w:tcBorders>
           </w:tcPr>
           <w:p>
             <w:pPr>
@@ -1672,7 +2112,7 @@
             </w:pPr>
             <w:r>
               <w:rPr>
-                <w:rFonts w:ascii="Yu Gothic" w:hAnsi="Yu Gothic" w:eastAsia="Yu Gothic"/>
+                <w:rFonts w:ascii="Noto Sans JP Black" w:hAnsi="Noto Sans JP Black" w:eastAsia="Noto Sans JP Black"/>
                 <w:b/>
                 <w:i w:val="0"/>
                 <w:color w:val="39735D"/>
@@ -1694,6 +2134,14 @@
               <w:bottom w:w="70" w:type="dxa"/>
               <w:end w:w="110" w:type="dxa"/>
             </w:tcMar>
+            <w:tcBorders>
+              <w:top w:val="single" w:sz="8" w:space="0" w:color="202020"/>
+              <w:left w:val="single" w:sz="8" w:space="0" w:color="202020"/>
+              <w:start w:val="single" w:sz="8" w:space="0" w:color="202020"/>
+              <w:bottom w:val="single" w:sz="8" w:space="0" w:color="202020"/>
+              <w:right w:val="single" w:sz="8" w:space="0" w:color="202020"/>
+              <w:end w:val="single" w:sz="8" w:space="0" w:color="202020"/>
+            </w:tcBorders>
           </w:tcPr>
           <w:p>
             <w:pPr>
@@ -1703,7 +2151,7 @@
             </w:pPr>
             <w:r>
               <w:rPr>
-                <w:rFonts w:ascii="Yu Gothic" w:hAnsi="Yu Gothic" w:eastAsia="Yu Gothic"/>
+                <w:rFonts w:ascii="Noto Sans JP Black" w:hAnsi="Noto Sans JP Black" w:eastAsia="Noto Sans JP Black"/>
                 <w:b/>
                 <w:i w:val="0"/>
                 <w:color w:val="39735D"/>
@@ -1725,7 +2173,7 @@
       </w:pPr>
       <w:r>
         <w:rPr>
-          <w:rFonts w:ascii="Yu Gothic" w:hAnsi="Yu Gothic" w:eastAsia="Yu Gothic"/>
+          <w:rFonts w:ascii="Noto Sans JP Black" w:hAnsi="Noto Sans JP Black" w:eastAsia="Noto Sans JP Black"/>
           <w:b/>
           <w:i w:val="0"/>
           <w:color w:val="39735D"/>
@@ -1741,13 +2189,13 @@
       </w:pPr>
       <w:r>
         <w:rPr>
-          <w:rFonts w:ascii="Yu Gothic" w:hAnsi="Yu Gothic" w:eastAsia="Yu Gothic"/>
+          <w:rFonts w:ascii="Noto Sans JP" w:hAnsi="Noto Sans JP" w:eastAsia="Noto Sans JP"/>
           <w:b w:val="0"/>
           <w:i w:val="0"/>
           <w:color w:val="1C252B"/>
           <w:sz w:val="18"/>
         </w:rPr>
-        <w:t>LevelUpChoiceServiceはPlayerManagerの状態から武器候補と能力候補を生成します。最大レベルの武器、上限到達済みの能力、HP満タン時の回復を除外し、武器と能力が混ざるよう候補数を調整してから表示順をシャッフルします。</w:t>
+        <w:t>固定の候補を出すと、最大強化済みの武器やHP満タン時の回復が選択肢を占有します。そこでLevelUpChoiceServiceがPlayerManagerの状態を確認し、不要な候補を除外してから武器と能力を混ぜ、表示順をシャッフルします。結果として、現在の状態で意味のある候補を3択へ残せます。</w:t>
       </w:r>
     </w:p>
     <w:tbl>
@@ -1758,6 +2206,16 @@
         <w:tblLayout w:type="fixed"/>
         <w:tblLook w:firstColumn="1" w:firstRow="1" w:lastColumn="0" w:lastRow="0" w:noHBand="0" w:noVBand="1" w:val="04A0"/>
         <w:tblInd w:w="110" w:type="dxa"/>
+        <w:tblBorders>
+          <w:top w:val="single" w:sz="8" w:space="0" w:color="202020"/>
+          <w:left w:val="single" w:sz="8" w:space="0" w:color="202020"/>
+          <w:start w:val="single" w:sz="8" w:space="0" w:color="202020"/>
+          <w:bottom w:val="single" w:sz="8" w:space="0" w:color="202020"/>
+          <w:right w:val="single" w:sz="8" w:space="0" w:color="202020"/>
+          <w:end w:val="single" w:sz="8" w:space="0" w:color="202020"/>
+          <w:insideH w:val="single" w:sz="8" w:space="0" w:color="202020"/>
+          <w:insideV w:val="single" w:sz="8" w:space="0" w:color="202020"/>
+        </w:tblBorders>
       </w:tblPr>
       <w:tblGrid>
         <w:gridCol w:w="1500"/>
@@ -1774,6 +2232,14 @@
               <w:bottom w:w="70" w:type="dxa"/>
               <w:end w:w="110" w:type="dxa"/>
             </w:tcMar>
+            <w:tcBorders>
+              <w:top w:val="single" w:sz="8" w:space="0" w:color="202020"/>
+              <w:left w:val="single" w:sz="8" w:space="0" w:color="202020"/>
+              <w:start w:val="single" w:sz="8" w:space="0" w:color="202020"/>
+              <w:bottom w:val="single" w:sz="8" w:space="0" w:color="202020"/>
+              <w:right w:val="single" w:sz="8" w:space="0" w:color="202020"/>
+              <w:end w:val="single" w:sz="8" w:space="0" w:color="202020"/>
+            </w:tcBorders>
           </w:tcPr>
           <w:p>
             <w:pPr>
@@ -1783,7 +2249,7 @@
             </w:pPr>
             <w:r>
               <w:rPr>
-                <w:rFonts w:ascii="Yu Gothic" w:hAnsi="Yu Gothic" w:eastAsia="Yu Gothic"/>
+                <w:rFonts w:ascii="Noto Sans JP Black" w:hAnsi="Noto Sans JP Black" w:eastAsia="Noto Sans JP Black"/>
                 <w:b/>
                 <w:i w:val="0"/>
                 <w:color w:val="FFFFFF"/>
@@ -1803,6 +2269,14 @@
               <w:bottom w:w="70" w:type="dxa"/>
               <w:end w:w="110" w:type="dxa"/>
             </w:tcMar>
+            <w:tcBorders>
+              <w:top w:val="single" w:sz="8" w:space="0" w:color="202020"/>
+              <w:left w:val="single" w:sz="8" w:space="0" w:color="202020"/>
+              <w:start w:val="single" w:sz="8" w:space="0" w:color="202020"/>
+              <w:bottom w:val="single" w:sz="8" w:space="0" w:color="202020"/>
+              <w:right w:val="single" w:sz="8" w:space="0" w:color="202020"/>
+              <w:end w:val="single" w:sz="8" w:space="0" w:color="202020"/>
+            </w:tcBorders>
           </w:tcPr>
           <w:p>
             <w:pPr>
@@ -1811,7 +2285,7 @@
             </w:pPr>
             <w:r>
               <w:rPr>
-                <w:rFonts w:ascii="Yu Gothic" w:hAnsi="Yu Gothic" w:eastAsia="Yu Gothic"/>
+                <w:rFonts w:ascii="Noto Sans JP" w:hAnsi="Noto Sans JP" w:eastAsia="Noto Sans JP"/>
                 <w:b w:val="0"/>
                 <w:i w:val="0"/>
                 <w:color w:val="1C252B"/>
@@ -1835,7 +2309,7 @@
       </w:pPr>
       <w:r>
         <w:rPr>
-          <w:rFonts w:ascii="Yu Gothic" w:hAnsi="Yu Gothic" w:eastAsia="Yu Gothic"/>
+          <w:rFonts w:ascii="Noto Sans JP Black" w:hAnsi="Noto Sans JP Black" w:eastAsia="Noto Sans JP Black"/>
           <w:b/>
           <w:i w:val="0"/>
           <w:color w:val="39735D"/>
@@ -1852,7 +2326,7 @@
       </w:pPr>
       <w:r>
         <w:rPr>
-          <w:rFonts w:ascii="Yu Gothic" w:hAnsi="Yu Gothic" w:eastAsia="Yu Gothic"/>
+          <w:rFonts w:ascii="Noto Sans JP Black" w:hAnsi="Noto Sans JP Black" w:eastAsia="Noto Sans JP Black"/>
           <w:b/>
           <w:i w:val="0"/>
           <w:color w:val="15324A"/>
@@ -1868,13 +2342,13 @@
       </w:pPr>
       <w:r>
         <w:rPr>
-          <w:rFonts w:ascii="Yu Gothic" w:hAnsi="Yu Gothic" w:eastAsia="Yu Gothic"/>
+          <w:rFonts w:ascii="Noto Sans JP" w:hAnsi="Noto Sans JP" w:eastAsia="Noto Sans JP"/>
           <w:b w:val="0"/>
           <w:i w:val="0"/>
           <w:color w:val="1C252B"/>
           <w:sz w:val="18"/>
         </w:rPr>
-        <w:t>CPUが次のフレームを準備している間もGPUが前のフレームを参照できるよう、2つのFrameContextを用意しました。各コンテキストはCommandAllocator、Upload Arena、遅延解放リソース、Fence値を保持します。GPUが参照する一時リソースをFence完了まで保持し、CPU側の早すぎる再利用を防ぎます。</w:t>
+        <w:t>DirectX 12では、CPUが次のフレームへ進んでもGPUが前フレームのリソースを参照している場合があります。早すぎる再利用を避けるため、2つのFrameContextにCommandAllocator、Upload Arena、遅延解放リソース、Fence値を持たせました。結果として、フレーム単位で『いつ再利用できるか』をFence完了と対応付けられます。</w:t>
       </w:r>
     </w:p>
     <w:tbl>
@@ -1885,6 +2359,16 @@
         <w:tblLayout w:type="fixed"/>
         <w:tblLook w:firstColumn="1" w:firstRow="1" w:lastColumn="0" w:lastRow="0" w:noHBand="0" w:noVBand="1" w:val="04A0"/>
         <w:tblInd w:w="110" w:type="dxa"/>
+        <w:tblBorders>
+          <w:top w:val="single" w:sz="8" w:space="0" w:color="202020"/>
+          <w:left w:val="single" w:sz="8" w:space="0" w:color="202020"/>
+          <w:start w:val="single" w:sz="8" w:space="0" w:color="202020"/>
+          <w:bottom w:val="single" w:sz="8" w:space="0" w:color="202020"/>
+          <w:right w:val="single" w:sz="8" w:space="0" w:color="202020"/>
+          <w:end w:val="single" w:sz="8" w:space="0" w:color="202020"/>
+          <w:insideH w:val="single" w:sz="8" w:space="0" w:color="202020"/>
+          <w:insideV w:val="single" w:sz="8" w:space="0" w:color="202020"/>
+        </w:tblBorders>
       </w:tblPr>
       <w:tblGrid>
         <w:gridCol w:w="2450"/>
@@ -1903,6 +2387,14 @@
               <w:bottom w:w="70" w:type="dxa"/>
               <w:end w:w="110" w:type="dxa"/>
             </w:tcMar>
+            <w:tcBorders>
+              <w:top w:val="single" w:sz="8" w:space="0" w:color="202020"/>
+              <w:left w:val="single" w:sz="8" w:space="0" w:color="202020"/>
+              <w:start w:val="single" w:sz="8" w:space="0" w:color="202020"/>
+              <w:bottom w:val="single" w:sz="8" w:space="0" w:color="202020"/>
+              <w:right w:val="single" w:sz="8" w:space="0" w:color="202020"/>
+              <w:end w:val="single" w:sz="8" w:space="0" w:color="202020"/>
+            </w:tcBorders>
           </w:tcPr>
           <w:p>
             <w:pPr>
@@ -1912,7 +2404,7 @@
             </w:pPr>
             <w:r>
               <w:rPr>
-                <w:rFonts w:ascii="Yu Gothic" w:hAnsi="Yu Gothic" w:eastAsia="Yu Gothic"/>
+                <w:rFonts w:ascii="Noto Sans JP Black" w:hAnsi="Noto Sans JP Black" w:eastAsia="Noto Sans JP Black"/>
                 <w:b/>
                 <w:i w:val="0"/>
                 <w:color w:val="39735D"/>
@@ -1934,6 +2426,14 @@
               <w:bottom w:w="70" w:type="dxa"/>
               <w:end w:w="110" w:type="dxa"/>
             </w:tcMar>
+            <w:tcBorders>
+              <w:top w:val="single" w:sz="8" w:space="0" w:color="202020"/>
+              <w:left w:val="single" w:sz="8" w:space="0" w:color="202020"/>
+              <w:start w:val="single" w:sz="8" w:space="0" w:color="202020"/>
+              <w:bottom w:val="single" w:sz="8" w:space="0" w:color="202020"/>
+              <w:right w:val="single" w:sz="8" w:space="0" w:color="202020"/>
+              <w:end w:val="single" w:sz="8" w:space="0" w:color="202020"/>
+            </w:tcBorders>
           </w:tcPr>
           <w:p>
             <w:pPr>
@@ -1943,7 +2443,7 @@
             </w:pPr>
             <w:r>
               <w:rPr>
-                <w:rFonts w:ascii="Yu Gothic" w:hAnsi="Yu Gothic" w:eastAsia="Yu Gothic"/>
+                <w:rFonts w:ascii="Noto Sans JP Black" w:hAnsi="Noto Sans JP Black" w:eastAsia="Noto Sans JP Black"/>
                 <w:b/>
                 <w:i w:val="0"/>
                 <w:color w:val="39735D"/>
@@ -1963,6 +2463,14 @@
               <w:bottom w:w="70" w:type="dxa"/>
               <w:end w:w="110" w:type="dxa"/>
             </w:tcMar>
+            <w:tcBorders>
+              <w:top w:val="single" w:sz="8" w:space="0" w:color="202020"/>
+              <w:left w:val="single" w:sz="8" w:space="0" w:color="202020"/>
+              <w:start w:val="single" w:sz="8" w:space="0" w:color="202020"/>
+              <w:bottom w:val="single" w:sz="8" w:space="0" w:color="202020"/>
+              <w:right w:val="single" w:sz="8" w:space="0" w:color="202020"/>
+              <w:end w:val="single" w:sz="8" w:space="0" w:color="202020"/>
+            </w:tcBorders>
           </w:tcPr>
           <w:p>
             <w:pPr>
@@ -1972,7 +2480,7 @@
             </w:pPr>
             <w:r>
               <w:rPr>
-                <w:rFonts w:ascii="Yu Gothic" w:hAnsi="Yu Gothic" w:eastAsia="Yu Gothic"/>
+                <w:rFonts w:ascii="Noto Sans JP Black" w:hAnsi="Noto Sans JP Black" w:eastAsia="Noto Sans JP Black"/>
                 <w:b/>
                 <w:i w:val="0"/>
                 <w:color w:val="39735D"/>
@@ -1994,6 +2502,14 @@
               <w:bottom w:w="70" w:type="dxa"/>
               <w:end w:w="110" w:type="dxa"/>
             </w:tcMar>
+            <w:tcBorders>
+              <w:top w:val="single" w:sz="8" w:space="0" w:color="202020"/>
+              <w:left w:val="single" w:sz="8" w:space="0" w:color="202020"/>
+              <w:start w:val="single" w:sz="8" w:space="0" w:color="202020"/>
+              <w:bottom w:val="single" w:sz="8" w:space="0" w:color="202020"/>
+              <w:right w:val="single" w:sz="8" w:space="0" w:color="202020"/>
+              <w:end w:val="single" w:sz="8" w:space="0" w:color="202020"/>
+            </w:tcBorders>
           </w:tcPr>
           <w:p>
             <w:pPr>
@@ -2003,7 +2519,7 @@
             </w:pPr>
             <w:r>
               <w:rPr>
-                <w:rFonts w:ascii="Yu Gothic" w:hAnsi="Yu Gothic" w:eastAsia="Yu Gothic"/>
+                <w:rFonts w:ascii="Noto Sans JP Black" w:hAnsi="Noto Sans JP Black" w:eastAsia="Noto Sans JP Black"/>
                 <w:b/>
                 <w:i w:val="0"/>
                 <w:color w:val="39735D"/>
@@ -2023,7 +2539,7 @@
       </w:pPr>
       <w:r>
         <w:rPr>
-          <w:rFonts w:ascii="Yu Gothic" w:hAnsi="Yu Gothic" w:eastAsia="Yu Gothic"/>
+          <w:rFonts w:ascii="Noto Sans JP Black" w:hAnsi="Noto Sans JP Black" w:eastAsia="Noto Sans JP Black"/>
           <w:b/>
           <w:i w:val="0"/>
           <w:color w:val="39735D"/>
@@ -2039,13 +2555,13 @@
       </w:pPr>
       <w:r>
         <w:rPr>
-          <w:rFonts w:ascii="Yu Gothic" w:hAnsi="Yu Gothic" w:eastAsia="Yu Gothic"/>
+          <w:rFonts w:ascii="Noto Sans JP" w:hAnsi="Noto Sans JP" w:eastAsia="Noto Sans JP"/>
           <w:b w:val="0"/>
           <w:i w:val="0"/>
           <w:color w:val="1C252B"/>
           <w:sz w:val="18"/>
         </w:rPr>
-        <w:t>SrvManagerはTexture2D、CubeMap、StructuredBuffer、ShadowMapなどの用途と使用数を記録し、解放されたディスクリプタをFence完了後に再利用します。DirectXCommonはリソース状態を追跡し、遷移元と遷移先からResourceBarrierを発行します。追跡値と指定した遷移元が異なる場合は例外として検出します。</w:t>
+        <w:t>GPU参照中のディスクリプタ上書きと、誤った状態からのリソース利用を防ぐ必要があります。SrvManagerは用途と使用数を記録し、解放済みSRVをFence完了後に再利用します。DirectXCommonは現在状態を追跡してResourceBarrierを発行し、遷移元が追跡値と異なる場合は例外として検出します。結果として、寿命と利用状態を別々の契約として確認できます。</w:t>
       </w:r>
     </w:p>
     <w:tbl>
@@ -2056,6 +2572,16 @@
         <w:tblLayout w:type="fixed"/>
         <w:tblLook w:firstColumn="1" w:firstRow="1" w:lastColumn="0" w:lastRow="0" w:noHBand="0" w:noVBand="1" w:val="04A0"/>
         <w:tblInd w:w="110" w:type="dxa"/>
+        <w:tblBorders>
+          <w:top w:val="single" w:sz="8" w:space="0" w:color="202020"/>
+          <w:left w:val="single" w:sz="8" w:space="0" w:color="202020"/>
+          <w:start w:val="single" w:sz="8" w:space="0" w:color="202020"/>
+          <w:bottom w:val="single" w:sz="8" w:space="0" w:color="202020"/>
+          <w:right w:val="single" w:sz="8" w:space="0" w:color="202020"/>
+          <w:end w:val="single" w:sz="8" w:space="0" w:color="202020"/>
+          <w:insideH w:val="single" w:sz="8" w:space="0" w:color="202020"/>
+          <w:insideV w:val="single" w:sz="8" w:space="0" w:color="202020"/>
+        </w:tblBorders>
       </w:tblPr>
       <w:tblGrid>
         <w:gridCol w:w="2600"/>
@@ -2076,6 +2602,14 @@
               <w:bottom w:w="70" w:type="dxa"/>
               <w:end w:w="110" w:type="dxa"/>
             </w:tcMar>
+            <w:tcBorders>
+              <w:top w:val="single" w:sz="8" w:space="0" w:color="202020"/>
+              <w:left w:val="single" w:sz="8" w:space="0" w:color="202020"/>
+              <w:start w:val="single" w:sz="8" w:space="0" w:color="202020"/>
+              <w:bottom w:val="single" w:sz="8" w:space="0" w:color="202020"/>
+              <w:right w:val="single" w:sz="8" w:space="0" w:color="202020"/>
+              <w:end w:val="single" w:sz="8" w:space="0" w:color="202020"/>
+            </w:tcBorders>
           </w:tcPr>
           <w:p>
             <w:pPr>
@@ -2084,7 +2618,7 @@
             </w:pPr>
             <w:r>
               <w:rPr>
-                <w:rFonts w:ascii="Yu Gothic" w:hAnsi="Yu Gothic" w:eastAsia="Yu Gothic"/>
+                <w:rFonts w:ascii="Noto Sans JP Black" w:hAnsi="Noto Sans JP Black" w:eastAsia="Noto Sans JP Black"/>
                 <w:b/>
                 <w:i w:val="0"/>
                 <w:color w:val="15324A"/>
@@ -2105,6 +2639,14 @@
               <w:bottom w:w="70" w:type="dxa"/>
               <w:end w:w="110" w:type="dxa"/>
             </w:tcMar>
+            <w:tcBorders>
+              <w:top w:val="single" w:sz="8" w:space="0" w:color="202020"/>
+              <w:left w:val="single" w:sz="8" w:space="0" w:color="202020"/>
+              <w:start w:val="single" w:sz="8" w:space="0" w:color="202020"/>
+              <w:bottom w:val="single" w:sz="8" w:space="0" w:color="202020"/>
+              <w:right w:val="single" w:sz="8" w:space="0" w:color="202020"/>
+              <w:end w:val="single" w:sz="8" w:space="0" w:color="202020"/>
+            </w:tcBorders>
           </w:tcPr>
           <w:p>
             <w:pPr>
@@ -2113,7 +2655,7 @@
             </w:pPr>
             <w:r>
               <w:rPr>
-                <w:rFonts w:ascii="Yu Gothic" w:hAnsi="Yu Gothic" w:eastAsia="Yu Gothic"/>
+                <w:rFonts w:ascii="Noto Sans JP Black" w:hAnsi="Noto Sans JP Black" w:eastAsia="Noto Sans JP Black"/>
                 <w:b/>
                 <w:i w:val="0"/>
                 <w:color w:val="15324A"/>
@@ -2135,6 +2677,14 @@
               <w:bottom w:w="70" w:type="dxa"/>
               <w:end w:w="110" w:type="dxa"/>
             </w:tcMar>
+            <w:tcBorders>
+              <w:top w:val="single" w:sz="8" w:space="0" w:color="202020"/>
+              <w:left w:val="single" w:sz="8" w:space="0" w:color="202020"/>
+              <w:start w:val="single" w:sz="8" w:space="0" w:color="202020"/>
+              <w:bottom w:val="single" w:sz="8" w:space="0" w:color="202020"/>
+              <w:right w:val="single" w:sz="8" w:space="0" w:color="202020"/>
+              <w:end w:val="single" w:sz="8" w:space="0" w:color="202020"/>
+            </w:tcBorders>
           </w:tcPr>
           <w:p>
             <w:pPr>
@@ -2143,7 +2693,7 @@
             </w:pPr>
             <w:r>
               <w:rPr>
-                <w:rFonts w:ascii="Yu Gothic" w:hAnsi="Yu Gothic" w:eastAsia="Yu Gothic"/>
+                <w:rFonts w:ascii="Noto Sans JP Black" w:hAnsi="Noto Sans JP Black" w:eastAsia="Noto Sans JP Black"/>
                 <w:b/>
                 <w:i w:val="0"/>
                 <w:color w:val="1C252B"/>
@@ -2163,6 +2713,14 @@
               <w:bottom w:w="70" w:type="dxa"/>
               <w:end w:w="110" w:type="dxa"/>
             </w:tcMar>
+            <w:tcBorders>
+              <w:top w:val="single" w:sz="8" w:space="0" w:color="202020"/>
+              <w:left w:val="single" w:sz="8" w:space="0" w:color="202020"/>
+              <w:start w:val="single" w:sz="8" w:space="0" w:color="202020"/>
+              <w:bottom w:val="single" w:sz="8" w:space="0" w:color="202020"/>
+              <w:right w:val="single" w:sz="8" w:space="0" w:color="202020"/>
+              <w:end w:val="single" w:sz="8" w:space="0" w:color="202020"/>
+            </w:tcBorders>
           </w:tcPr>
           <w:p>
             <w:pPr>
@@ -2171,7 +2729,7 @@
             </w:pPr>
             <w:r>
               <w:rPr>
-                <w:rFonts w:ascii="Yu Gothic" w:hAnsi="Yu Gothic" w:eastAsia="Yu Gothic"/>
+                <w:rFonts w:ascii="Noto Sans JP" w:hAnsi="Noto Sans JP" w:eastAsia="Noto Sans JP"/>
                 <w:b w:val="0"/>
                 <w:i w:val="0"/>
                 <w:color w:val="1C252B"/>
@@ -2193,6 +2751,14 @@
               <w:bottom w:w="70" w:type="dxa"/>
               <w:end w:w="110" w:type="dxa"/>
             </w:tcMar>
+            <w:tcBorders>
+              <w:top w:val="single" w:sz="8" w:space="0" w:color="202020"/>
+              <w:left w:val="single" w:sz="8" w:space="0" w:color="202020"/>
+              <w:start w:val="single" w:sz="8" w:space="0" w:color="202020"/>
+              <w:bottom w:val="single" w:sz="8" w:space="0" w:color="202020"/>
+              <w:right w:val="single" w:sz="8" w:space="0" w:color="202020"/>
+              <w:end w:val="single" w:sz="8" w:space="0" w:color="202020"/>
+            </w:tcBorders>
           </w:tcPr>
           <w:p>
             <w:pPr>
@@ -2201,7 +2767,7 @@
             </w:pPr>
             <w:r>
               <w:rPr>
-                <w:rFonts w:ascii="Yu Gothic" w:hAnsi="Yu Gothic" w:eastAsia="Yu Gothic"/>
+                <w:rFonts w:ascii="Noto Sans JP Black" w:hAnsi="Noto Sans JP Black" w:eastAsia="Noto Sans JP Black"/>
                 <w:b/>
                 <w:i w:val="0"/>
                 <w:color w:val="1C252B"/>
@@ -2221,6 +2787,14 @@
               <w:bottom w:w="70" w:type="dxa"/>
               <w:end w:w="110" w:type="dxa"/>
             </w:tcMar>
+            <w:tcBorders>
+              <w:top w:val="single" w:sz="8" w:space="0" w:color="202020"/>
+              <w:left w:val="single" w:sz="8" w:space="0" w:color="202020"/>
+              <w:start w:val="single" w:sz="8" w:space="0" w:color="202020"/>
+              <w:bottom w:val="single" w:sz="8" w:space="0" w:color="202020"/>
+              <w:right w:val="single" w:sz="8" w:space="0" w:color="202020"/>
+              <w:end w:val="single" w:sz="8" w:space="0" w:color="202020"/>
+            </w:tcBorders>
           </w:tcPr>
           <w:p>
             <w:pPr>
@@ -2229,7 +2803,7 @@
             </w:pPr>
             <w:r>
               <w:rPr>
-                <w:rFonts w:ascii="Yu Gothic" w:hAnsi="Yu Gothic" w:eastAsia="Yu Gothic"/>
+                <w:rFonts w:ascii="Noto Sans JP" w:hAnsi="Noto Sans JP" w:eastAsia="Noto Sans JP"/>
                 <w:b w:val="0"/>
                 <w:i w:val="0"/>
                 <w:color w:val="1C252B"/>
@@ -2251,6 +2825,14 @@
               <w:bottom w:w="70" w:type="dxa"/>
               <w:end w:w="110" w:type="dxa"/>
             </w:tcMar>
+            <w:tcBorders>
+              <w:top w:val="single" w:sz="8" w:space="0" w:color="202020"/>
+              <w:left w:val="single" w:sz="8" w:space="0" w:color="202020"/>
+              <w:start w:val="single" w:sz="8" w:space="0" w:color="202020"/>
+              <w:bottom w:val="single" w:sz="8" w:space="0" w:color="202020"/>
+              <w:right w:val="single" w:sz="8" w:space="0" w:color="202020"/>
+              <w:end w:val="single" w:sz="8" w:space="0" w:color="202020"/>
+            </w:tcBorders>
           </w:tcPr>
           <w:p>
             <w:pPr>
@@ -2259,7 +2841,7 @@
             </w:pPr>
             <w:r>
               <w:rPr>
-                <w:rFonts w:ascii="Yu Gothic" w:hAnsi="Yu Gothic" w:eastAsia="Yu Gothic"/>
+                <w:rFonts w:ascii="Noto Sans JP Black" w:hAnsi="Noto Sans JP Black" w:eastAsia="Noto Sans JP Black"/>
                 <w:b/>
                 <w:i w:val="0"/>
                 <w:color w:val="1C252B"/>
@@ -2279,6 +2861,14 @@
               <w:bottom w:w="70" w:type="dxa"/>
               <w:end w:w="110" w:type="dxa"/>
             </w:tcMar>
+            <w:tcBorders>
+              <w:top w:val="single" w:sz="8" w:space="0" w:color="202020"/>
+              <w:left w:val="single" w:sz="8" w:space="0" w:color="202020"/>
+              <w:start w:val="single" w:sz="8" w:space="0" w:color="202020"/>
+              <w:bottom w:val="single" w:sz="8" w:space="0" w:color="202020"/>
+              <w:right w:val="single" w:sz="8" w:space="0" w:color="202020"/>
+              <w:end w:val="single" w:sz="8" w:space="0" w:color="202020"/>
+            </w:tcBorders>
           </w:tcPr>
           <w:p>
             <w:pPr>
@@ -2287,7 +2877,7 @@
             </w:pPr>
             <w:r>
               <w:rPr>
-                <w:rFonts w:ascii="Yu Gothic" w:hAnsi="Yu Gothic" w:eastAsia="Yu Gothic"/>
+                <w:rFonts w:ascii="Noto Sans JP" w:hAnsi="Noto Sans JP" w:eastAsia="Noto Sans JP"/>
                 <w:b w:val="0"/>
                 <w:i w:val="0"/>
                 <w:color w:val="1C252B"/>
@@ -2309,6 +2899,14 @@
               <w:bottom w:w="70" w:type="dxa"/>
               <w:end w:w="110" w:type="dxa"/>
             </w:tcMar>
+            <w:tcBorders>
+              <w:top w:val="single" w:sz="8" w:space="0" w:color="202020"/>
+              <w:left w:val="single" w:sz="8" w:space="0" w:color="202020"/>
+              <w:start w:val="single" w:sz="8" w:space="0" w:color="202020"/>
+              <w:bottom w:val="single" w:sz="8" w:space="0" w:color="202020"/>
+              <w:right w:val="single" w:sz="8" w:space="0" w:color="202020"/>
+              <w:end w:val="single" w:sz="8" w:space="0" w:color="202020"/>
+            </w:tcBorders>
           </w:tcPr>
           <w:p>
             <w:pPr>
@@ -2317,7 +2915,7 @@
             </w:pPr>
             <w:r>
               <w:rPr>
-                <w:rFonts w:ascii="Yu Gothic" w:hAnsi="Yu Gothic" w:eastAsia="Yu Gothic"/>
+                <w:rFonts w:ascii="Noto Sans JP Black" w:hAnsi="Noto Sans JP Black" w:eastAsia="Noto Sans JP Black"/>
                 <w:b/>
                 <w:i w:val="0"/>
                 <w:color w:val="1C252B"/>
@@ -2337,6 +2935,14 @@
               <w:bottom w:w="70" w:type="dxa"/>
               <w:end w:w="110" w:type="dxa"/>
             </w:tcMar>
+            <w:tcBorders>
+              <w:top w:val="single" w:sz="8" w:space="0" w:color="202020"/>
+              <w:left w:val="single" w:sz="8" w:space="0" w:color="202020"/>
+              <w:start w:val="single" w:sz="8" w:space="0" w:color="202020"/>
+              <w:bottom w:val="single" w:sz="8" w:space="0" w:color="202020"/>
+              <w:right w:val="single" w:sz="8" w:space="0" w:color="202020"/>
+              <w:end w:val="single" w:sz="8" w:space="0" w:color="202020"/>
+            </w:tcBorders>
           </w:tcPr>
           <w:p>
             <w:pPr>
@@ -2345,7 +2951,7 @@
             </w:pPr>
             <w:r>
               <w:rPr>
-                <w:rFonts w:ascii="Yu Gothic" w:hAnsi="Yu Gothic" w:eastAsia="Yu Gothic"/>
+                <w:rFonts w:ascii="Noto Sans JP" w:hAnsi="Noto Sans JP" w:eastAsia="Noto Sans JP"/>
                 <w:b w:val="0"/>
                 <w:i w:val="0"/>
                 <w:color w:val="1C252B"/>
@@ -2365,7 +2971,7 @@
       </w:pPr>
       <w:r>
         <w:rPr>
-          <w:rFonts w:ascii="Yu Gothic" w:hAnsi="Yu Gothic" w:eastAsia="Yu Gothic"/>
+          <w:rFonts w:ascii="Noto Sans JP Black" w:hAnsi="Noto Sans JP Black" w:eastAsia="Noto Sans JP Black"/>
           <w:b/>
           <w:i w:val="0"/>
           <w:color w:val="39735D"/>
@@ -2381,13 +2987,13 @@
       </w:pPr>
       <w:r>
         <w:rPr>
-          <w:rFonts w:ascii="Yu Gothic" w:hAnsi="Yu Gothic" w:eastAsia="Yu Gothic"/>
+          <w:rFonts w:ascii="Noto Sans JP" w:hAnsi="Noto Sans JP" w:eastAsia="Noto Sans JP"/>
           <w:b w:val="0"/>
           <w:i w:val="0"/>
           <w:color w:val="1C252B"/>
           <w:sz w:val="18"/>
         </w:rPr>
-        <w:t>Shadow Passではライト視点の深度マップを作成し、通常描画のPixel ShaderでSampleCmpLevelZeroによる3×3比較サンプリングを行います。開始時に深度テクスチャをDEPTH_WRITE、終了時にPIXEL_SHADER_RESOURCEへ遷移します。casterはライト範囲でカリングし、候補数・描画数・除外数を記録します。</w:t>
+        <w:t>モデル形状とライト方向に沿う影を描くため、ライト視点の深度マップとSampleCmpLevelZeroによる3×3比較サンプリングを実装しました。開始時はDEPTH_WRITE、終了時はPIXEL_SHADER_RESOURCEへ遷移します。さらにライト範囲外のcasterを除外し、候補数・描画数・除外数を記録します。結果として、影の描画経路と負荷要因を同じ仕組みから確認できます。</w:t>
       </w:r>
     </w:p>
     <w:tbl>
@@ -2398,6 +3004,16 @@
         <w:tblLayout w:type="fixed"/>
         <w:tblLook w:firstColumn="1" w:firstRow="1" w:lastColumn="0" w:lastRow="0" w:noHBand="0" w:noVBand="1" w:val="04A0"/>
         <w:tblInd w:w="110" w:type="dxa"/>
+        <w:tblBorders>
+          <w:top w:val="single" w:sz="8" w:space="0" w:color="202020"/>
+          <w:left w:val="single" w:sz="8" w:space="0" w:color="202020"/>
+          <w:start w:val="single" w:sz="8" w:space="0" w:color="202020"/>
+          <w:bottom w:val="single" w:sz="8" w:space="0" w:color="202020"/>
+          <w:right w:val="single" w:sz="8" w:space="0" w:color="202020"/>
+          <w:end w:val="single" w:sz="8" w:space="0" w:color="202020"/>
+          <w:insideH w:val="single" w:sz="8" w:space="0" w:color="202020"/>
+          <w:insideV w:val="single" w:sz="8" w:space="0" w:color="202020"/>
+        </w:tblBorders>
       </w:tblPr>
       <w:tblGrid>
         <w:gridCol w:w="2450"/>
@@ -2416,6 +3032,14 @@
               <w:bottom w:w="70" w:type="dxa"/>
               <w:end w:w="110" w:type="dxa"/>
             </w:tcMar>
+            <w:tcBorders>
+              <w:top w:val="single" w:sz="8" w:space="0" w:color="202020"/>
+              <w:left w:val="single" w:sz="8" w:space="0" w:color="202020"/>
+              <w:start w:val="single" w:sz="8" w:space="0" w:color="202020"/>
+              <w:bottom w:val="single" w:sz="8" w:space="0" w:color="202020"/>
+              <w:right w:val="single" w:sz="8" w:space="0" w:color="202020"/>
+              <w:end w:val="single" w:sz="8" w:space="0" w:color="202020"/>
+            </w:tcBorders>
           </w:tcPr>
           <w:p>
             <w:pPr>
@@ -2425,7 +3049,7 @@
             </w:pPr>
             <w:r>
               <w:rPr>
-                <w:rFonts w:ascii="Yu Gothic" w:hAnsi="Yu Gothic" w:eastAsia="Yu Gothic"/>
+                <w:rFonts w:ascii="Noto Sans JP Black" w:hAnsi="Noto Sans JP Black" w:eastAsia="Noto Sans JP Black"/>
                 <w:b/>
                 <w:i w:val="0"/>
                 <w:color w:val="B46A32"/>
@@ -2445,6 +3069,14 @@
               <w:bottom w:w="70" w:type="dxa"/>
               <w:end w:w="110" w:type="dxa"/>
             </w:tcMar>
+            <w:tcBorders>
+              <w:top w:val="single" w:sz="8" w:space="0" w:color="202020"/>
+              <w:left w:val="single" w:sz="8" w:space="0" w:color="202020"/>
+              <w:start w:val="single" w:sz="8" w:space="0" w:color="202020"/>
+              <w:bottom w:val="single" w:sz="8" w:space="0" w:color="202020"/>
+              <w:right w:val="single" w:sz="8" w:space="0" w:color="202020"/>
+              <w:end w:val="single" w:sz="8" w:space="0" w:color="202020"/>
+            </w:tcBorders>
           </w:tcPr>
           <w:p>
             <w:pPr>
@@ -2454,7 +3086,7 @@
             </w:pPr>
             <w:r>
               <w:rPr>
-                <w:rFonts w:ascii="Yu Gothic" w:hAnsi="Yu Gothic" w:eastAsia="Yu Gothic"/>
+                <w:rFonts w:ascii="Noto Sans JP Black" w:hAnsi="Noto Sans JP Black" w:eastAsia="Noto Sans JP Black"/>
                 <w:b/>
                 <w:i w:val="0"/>
                 <w:color w:val="B46A32"/>
@@ -2476,6 +3108,14 @@
               <w:bottom w:w="70" w:type="dxa"/>
               <w:end w:w="110" w:type="dxa"/>
             </w:tcMar>
+            <w:tcBorders>
+              <w:top w:val="single" w:sz="8" w:space="0" w:color="202020"/>
+              <w:left w:val="single" w:sz="8" w:space="0" w:color="202020"/>
+              <w:start w:val="single" w:sz="8" w:space="0" w:color="202020"/>
+              <w:bottom w:val="single" w:sz="8" w:space="0" w:color="202020"/>
+              <w:right w:val="single" w:sz="8" w:space="0" w:color="202020"/>
+              <w:end w:val="single" w:sz="8" w:space="0" w:color="202020"/>
+            </w:tcBorders>
           </w:tcPr>
           <w:p>
             <w:pPr>
@@ -2485,7 +3125,7 @@
             </w:pPr>
             <w:r>
               <w:rPr>
-                <w:rFonts w:ascii="Yu Gothic" w:hAnsi="Yu Gothic" w:eastAsia="Yu Gothic"/>
+                <w:rFonts w:ascii="Noto Sans JP Black" w:hAnsi="Noto Sans JP Black" w:eastAsia="Noto Sans JP Black"/>
                 <w:b/>
                 <w:i w:val="0"/>
                 <w:color w:val="B46A32"/>
@@ -2505,6 +3145,14 @@
               <w:bottom w:w="70" w:type="dxa"/>
               <w:end w:w="110" w:type="dxa"/>
             </w:tcMar>
+            <w:tcBorders>
+              <w:top w:val="single" w:sz="8" w:space="0" w:color="202020"/>
+              <w:left w:val="single" w:sz="8" w:space="0" w:color="202020"/>
+              <w:start w:val="single" w:sz="8" w:space="0" w:color="202020"/>
+              <w:bottom w:val="single" w:sz="8" w:space="0" w:color="202020"/>
+              <w:right w:val="single" w:sz="8" w:space="0" w:color="202020"/>
+              <w:end w:val="single" w:sz="8" w:space="0" w:color="202020"/>
+            </w:tcBorders>
           </w:tcPr>
           <w:p>
             <w:pPr>
@@ -2514,7 +3162,7 @@
             </w:pPr>
             <w:r>
               <w:rPr>
-                <w:rFonts w:ascii="Yu Gothic" w:hAnsi="Yu Gothic" w:eastAsia="Yu Gothic"/>
+                <w:rFonts w:ascii="Noto Sans JP Black" w:hAnsi="Noto Sans JP Black" w:eastAsia="Noto Sans JP Black"/>
                 <w:b/>
                 <w:i w:val="0"/>
                 <w:color w:val="B46A32"/>
@@ -2534,7 +3182,7 @@
       </w:pPr>
       <w:r>
         <w:rPr>
-          <w:rFonts w:ascii="Yu Gothic" w:hAnsi="Yu Gothic" w:eastAsia="Yu Gothic"/>
+          <w:rFonts w:ascii="Noto Sans JP Black" w:hAnsi="Noto Sans JP Black" w:eastAsia="Noto Sans JP Black"/>
           <w:b/>
           <w:i w:val="0"/>
           <w:color w:val="B46A32"/>
@@ -2550,13 +3198,13 @@
       </w:pPr>
       <w:r>
         <w:rPr>
-          <w:rFonts w:ascii="Yu Gothic" w:hAnsi="Yu Gothic" w:eastAsia="Yu Gothic"/>
+          <w:rFonts w:ascii="Noto Sans JP" w:hAnsi="Noto Sans JP" w:eastAsia="Noto Sans JP"/>
           <w:b w:val="0"/>
           <w:i w:val="0"/>
           <w:color w:val="1C252B"/>
           <w:sz w:val="18"/>
         </w:rPr>
-        <w:t>通常弾、周囲弾、爆発弾、プレイヤー、敵の詳細判定にはOBBを使用します。敵は衝突半径が重なるすべてのXZセルへ登録し、検索後に重複を除去してからOBB判定へ進みます。セル境界で候補が漏れることを防ぎつつ、全敵との総当たりを避けます。</w:t>
+        <w:t>回転したモデルにAABBを使うと見た目より判定が広がるため、通常弾、周囲弾、爆発弾、プレイヤー、敵の詳細判定にはOBBを使用します。一方、全敵へOBB判定を行うと対象数が増えるため、敵を衝突半径が重なるXZセルへ登録し、周辺候補だけを判定します。結果として、回転を反映した判定を維持しながら、詳細判定の対象を絞れます。</w:t>
       </w:r>
     </w:p>
     <w:tbl>
@@ -2567,6 +3215,16 @@
         <w:tblLayout w:type="fixed"/>
         <w:tblLook w:firstColumn="1" w:firstRow="1" w:lastColumn="0" w:lastRow="0" w:noHBand="0" w:noVBand="1" w:val="04A0"/>
         <w:tblInd w:w="110" w:type="dxa"/>
+        <w:tblBorders>
+          <w:top w:val="single" w:sz="8" w:space="0" w:color="202020"/>
+          <w:left w:val="single" w:sz="8" w:space="0" w:color="202020"/>
+          <w:start w:val="single" w:sz="8" w:space="0" w:color="202020"/>
+          <w:bottom w:val="single" w:sz="8" w:space="0" w:color="202020"/>
+          <w:right w:val="single" w:sz="8" w:space="0" w:color="202020"/>
+          <w:end w:val="single" w:sz="8" w:space="0" w:color="202020"/>
+          <w:insideH w:val="single" w:sz="8" w:space="0" w:color="202020"/>
+          <w:insideV w:val="single" w:sz="8" w:space="0" w:color="202020"/>
+        </w:tblBorders>
       </w:tblPr>
       <w:tblGrid>
         <w:gridCol w:w="1960"/>
@@ -2586,6 +3244,14 @@
               <w:bottom w:w="70" w:type="dxa"/>
               <w:end w:w="110" w:type="dxa"/>
             </w:tcMar>
+            <w:tcBorders>
+              <w:top w:val="single" w:sz="8" w:space="0" w:color="202020"/>
+              <w:left w:val="single" w:sz="8" w:space="0" w:color="202020"/>
+              <w:start w:val="single" w:sz="8" w:space="0" w:color="202020"/>
+              <w:bottom w:val="single" w:sz="8" w:space="0" w:color="202020"/>
+              <w:right w:val="single" w:sz="8" w:space="0" w:color="202020"/>
+              <w:end w:val="single" w:sz="8" w:space="0" w:color="202020"/>
+            </w:tcBorders>
           </w:tcPr>
           <w:p>
             <w:pPr>
@@ -2595,7 +3261,7 @@
             </w:pPr>
             <w:r>
               <w:rPr>
-                <w:rFonts w:ascii="Yu Gothic" w:hAnsi="Yu Gothic" w:eastAsia="Yu Gothic"/>
+                <w:rFonts w:ascii="Noto Sans JP Black" w:hAnsi="Noto Sans JP Black" w:eastAsia="Noto Sans JP Black"/>
                 <w:b/>
                 <w:i w:val="0"/>
                 <w:color w:val="B46A32"/>
@@ -2615,6 +3281,14 @@
               <w:bottom w:w="70" w:type="dxa"/>
               <w:end w:w="110" w:type="dxa"/>
             </w:tcMar>
+            <w:tcBorders>
+              <w:top w:val="single" w:sz="8" w:space="0" w:color="202020"/>
+              <w:left w:val="single" w:sz="8" w:space="0" w:color="202020"/>
+              <w:start w:val="single" w:sz="8" w:space="0" w:color="202020"/>
+              <w:bottom w:val="single" w:sz="8" w:space="0" w:color="202020"/>
+              <w:right w:val="single" w:sz="8" w:space="0" w:color="202020"/>
+              <w:end w:val="single" w:sz="8" w:space="0" w:color="202020"/>
+            </w:tcBorders>
           </w:tcPr>
           <w:p>
             <w:pPr>
@@ -2624,7 +3298,7 @@
             </w:pPr>
             <w:r>
               <w:rPr>
-                <w:rFonts w:ascii="Yu Gothic" w:hAnsi="Yu Gothic" w:eastAsia="Yu Gothic"/>
+                <w:rFonts w:ascii="Noto Sans JP Black" w:hAnsi="Noto Sans JP Black" w:eastAsia="Noto Sans JP Black"/>
                 <w:b/>
                 <w:i w:val="0"/>
                 <w:color w:val="B46A32"/>
@@ -2644,6 +3318,14 @@
               <w:bottom w:w="70" w:type="dxa"/>
               <w:end w:w="110" w:type="dxa"/>
             </w:tcMar>
+            <w:tcBorders>
+              <w:top w:val="single" w:sz="8" w:space="0" w:color="202020"/>
+              <w:left w:val="single" w:sz="8" w:space="0" w:color="202020"/>
+              <w:start w:val="single" w:sz="8" w:space="0" w:color="202020"/>
+              <w:bottom w:val="single" w:sz="8" w:space="0" w:color="202020"/>
+              <w:right w:val="single" w:sz="8" w:space="0" w:color="202020"/>
+              <w:end w:val="single" w:sz="8" w:space="0" w:color="202020"/>
+            </w:tcBorders>
           </w:tcPr>
           <w:p>
             <w:pPr>
@@ -2653,7 +3335,7 @@
             </w:pPr>
             <w:r>
               <w:rPr>
-                <w:rFonts w:ascii="Yu Gothic" w:hAnsi="Yu Gothic" w:eastAsia="Yu Gothic"/>
+                <w:rFonts w:ascii="Noto Sans JP Black" w:hAnsi="Noto Sans JP Black" w:eastAsia="Noto Sans JP Black"/>
                 <w:b/>
                 <w:i w:val="0"/>
                 <w:color w:val="B46A32"/>
@@ -2673,6 +3355,14 @@
               <w:bottom w:w="70" w:type="dxa"/>
               <w:end w:w="110" w:type="dxa"/>
             </w:tcMar>
+            <w:tcBorders>
+              <w:top w:val="single" w:sz="8" w:space="0" w:color="202020"/>
+              <w:left w:val="single" w:sz="8" w:space="0" w:color="202020"/>
+              <w:start w:val="single" w:sz="8" w:space="0" w:color="202020"/>
+              <w:bottom w:val="single" w:sz="8" w:space="0" w:color="202020"/>
+              <w:right w:val="single" w:sz="8" w:space="0" w:color="202020"/>
+              <w:end w:val="single" w:sz="8" w:space="0" w:color="202020"/>
+            </w:tcBorders>
           </w:tcPr>
           <w:p>
             <w:pPr>
@@ -2682,7 +3372,7 @@
             </w:pPr>
             <w:r>
               <w:rPr>
-                <w:rFonts w:ascii="Yu Gothic" w:hAnsi="Yu Gothic" w:eastAsia="Yu Gothic"/>
+                <w:rFonts w:ascii="Noto Sans JP Black" w:hAnsi="Noto Sans JP Black" w:eastAsia="Noto Sans JP Black"/>
                 <w:b/>
                 <w:i w:val="0"/>
                 <w:color w:val="B46A32"/>
@@ -2702,6 +3392,14 @@
               <w:bottom w:w="70" w:type="dxa"/>
               <w:end w:w="110" w:type="dxa"/>
             </w:tcMar>
+            <w:tcBorders>
+              <w:top w:val="single" w:sz="8" w:space="0" w:color="202020"/>
+              <w:left w:val="single" w:sz="8" w:space="0" w:color="202020"/>
+              <w:start w:val="single" w:sz="8" w:space="0" w:color="202020"/>
+              <w:bottom w:val="single" w:sz="8" w:space="0" w:color="202020"/>
+              <w:right w:val="single" w:sz="8" w:space="0" w:color="202020"/>
+              <w:end w:val="single" w:sz="8" w:space="0" w:color="202020"/>
+            </w:tcBorders>
           </w:tcPr>
           <w:p>
             <w:pPr>
@@ -2711,7 +3409,7 @@
             </w:pPr>
             <w:r>
               <w:rPr>
-                <w:rFonts w:ascii="Yu Gothic" w:hAnsi="Yu Gothic" w:eastAsia="Yu Gothic"/>
+                <w:rFonts w:ascii="Noto Sans JP Black" w:hAnsi="Noto Sans JP Black" w:eastAsia="Noto Sans JP Black"/>
                 <w:b/>
                 <w:i w:val="0"/>
                 <w:color w:val="B46A32"/>
@@ -2731,6 +3429,16 @@
         <w:tblLayout w:type="fixed"/>
         <w:tblLook w:firstColumn="1" w:firstRow="1" w:lastColumn="0" w:lastRow="0" w:noHBand="0" w:noVBand="1" w:val="04A0"/>
         <w:tblInd w:w="110" w:type="dxa"/>
+        <w:tblBorders>
+          <w:top w:val="single" w:sz="8" w:space="0" w:color="202020"/>
+          <w:left w:val="single" w:sz="8" w:space="0" w:color="202020"/>
+          <w:start w:val="single" w:sz="8" w:space="0" w:color="202020"/>
+          <w:bottom w:val="single" w:sz="8" w:space="0" w:color="202020"/>
+          <w:right w:val="single" w:sz="8" w:space="0" w:color="202020"/>
+          <w:end w:val="single" w:sz="8" w:space="0" w:color="202020"/>
+          <w:insideH w:val="single" w:sz="8" w:space="0" w:color="202020"/>
+          <w:insideV w:val="single" w:sz="8" w:space="0" w:color="202020"/>
+        </w:tblBorders>
       </w:tblPr>
       <w:tblGrid>
         <w:gridCol w:w="1500"/>
@@ -2747,6 +3455,14 @@
               <w:bottom w:w="70" w:type="dxa"/>
               <w:end w:w="110" w:type="dxa"/>
             </w:tcMar>
+            <w:tcBorders>
+              <w:top w:val="single" w:sz="8" w:space="0" w:color="202020"/>
+              <w:left w:val="single" w:sz="8" w:space="0" w:color="202020"/>
+              <w:start w:val="single" w:sz="8" w:space="0" w:color="202020"/>
+              <w:bottom w:val="single" w:sz="8" w:space="0" w:color="202020"/>
+              <w:right w:val="single" w:sz="8" w:space="0" w:color="202020"/>
+              <w:end w:val="single" w:sz="8" w:space="0" w:color="202020"/>
+            </w:tcBorders>
           </w:tcPr>
           <w:p>
             <w:pPr>
@@ -2756,13 +3472,13 @@
             </w:pPr>
             <w:r>
               <w:rPr>
-                <w:rFonts w:ascii="Yu Gothic" w:hAnsi="Yu Gothic" w:eastAsia="Yu Gothic"/>
+                <w:rFonts w:ascii="Noto Sans JP Black" w:hAnsi="Noto Sans JP Black" w:eastAsia="Noto Sans JP Black"/>
                 <w:b/>
                 <w:i w:val="0"/>
                 <w:color w:val="FFFFFF"/>
                 <w:sz w:val="16"/>
               </w:rPr>
-              <w:t>計測条件</w:t>
+              <w:t>CPU実測</w:t>
             </w:r>
           </w:p>
         </w:tc>
@@ -2776,6 +3492,14 @@
               <w:bottom w:w="70" w:type="dxa"/>
               <w:end w:w="110" w:type="dxa"/>
             </w:tcMar>
+            <w:tcBorders>
+              <w:top w:val="single" w:sz="8" w:space="0" w:color="202020"/>
+              <w:left w:val="single" w:sz="8" w:space="0" w:color="202020"/>
+              <w:start w:val="single" w:sz="8" w:space="0" w:color="202020"/>
+              <w:bottom w:val="single" w:sz="8" w:space="0" w:color="202020"/>
+              <w:right w:val="single" w:sz="8" w:space="0" w:color="202020"/>
+              <w:end w:val="single" w:sz="8" w:space="0" w:color="202020"/>
+            </w:tcBorders>
           </w:tcPr>
           <w:p>
             <w:pPr>
@@ -2784,13 +3508,13 @@
             </w:pPr>
             <w:r>
               <w:rPr>
-                <w:rFonts w:ascii="Yu Gothic" w:hAnsi="Yu Gothic" w:eastAsia="Yu Gothic"/>
+                <w:rFonts w:ascii="Noto Sans JP" w:hAnsi="Noto Sans JP" w:eastAsia="Noto Sans JP"/>
                 <w:b w:val="0"/>
                 <w:i w:val="0"/>
                 <w:color w:val="1C252B"/>
                 <w:sz w:val="17"/>
               </w:rPr>
-              <w:t>空間分割とShadow Passの性能値は未計測です。資料では実装と検証手段を説明し、FPSやGPU時間の改善値は断定しません。</w:t>
+              <w:t>Release x64・固定シード・各1200フレームで比較。総当たり→固定グリッドの中央値は、27体: 0.1056→0.0542 ms、52体: 0.3645→0.0888 ms、84体: 0.9304→0.1654 ms。84体時の候補数は7140→835件（88.3%減）でした。FPS・GPU時間の改善値ではありません。</w:t>
             </w:r>
           </w:p>
         </w:tc>
@@ -2808,7 +3532,7 @@
       </w:pPr>
       <w:r>
         <w:rPr>
-          <w:rFonts w:ascii="Yu Gothic" w:hAnsi="Yu Gothic" w:eastAsia="Yu Gothic"/>
+          <w:rFonts w:ascii="Noto Sans JP Black" w:hAnsi="Noto Sans JP Black" w:eastAsia="Noto Sans JP Black"/>
           <w:b/>
           <w:i w:val="0"/>
           <w:color w:val="B46A32"/>
@@ -2825,7 +3549,7 @@
       </w:pPr>
       <w:r>
         <w:rPr>
-          <w:rFonts w:ascii="Yu Gothic" w:hAnsi="Yu Gothic" w:eastAsia="Yu Gothic"/>
+          <w:rFonts w:ascii="Noto Sans JP Black" w:hAnsi="Noto Sans JP Black" w:eastAsia="Noto Sans JP Black"/>
           <w:b/>
           <w:i w:val="0"/>
           <w:color w:val="15324A"/>
@@ -2841,13 +3565,13 @@
       </w:pPr>
       <w:r>
         <w:rPr>
-          <w:rFonts w:ascii="Yu Gothic" w:hAnsi="Yu Gothic" w:eastAsia="Yu Gothic"/>
+          <w:rFonts w:ascii="Noto Sans JP" w:hAnsi="Noto Sans JP" w:eastAsia="Noto Sans JP"/>
           <w:b w:val="0"/>
           <w:i w:val="0"/>
           <w:color w:val="1C252B"/>
           <w:sz w:val="18"/>
         </w:rPr>
-        <w:t>プレイヤー能力、武器強化、敵設定、スポーン、UI配置、デバッグ調整値をCSVへ分離しました。数値変換では文字列全体を消費したか、有限値か、範囲内かを確認します。ImGuiでは敵数、弾数、パーティクル数、FPS、SRV使用数、Shadow Pass統計、衝突形状などを実行中に確認できます。</w:t>
+        <w:t>調整のたびにC++を修正・再ビルドする手間を減らすため、プレイヤー能力、武器強化、敵設定、スポーン、UI配置をCSVへ分離しました。不正値を早い段階で止めるため、文字列全体の消費、有限値、範囲も検査します。また、不具合時の内部状態を画面と対応付けるため、ImGuiに敵数、弾数、SRV使用数、Shadow Pass統計、衝突形状を表示します。結果として、調整と原因切り分けをコード修正から分離できました。</w:t>
       </w:r>
     </w:p>
     <w:tbl>
@@ -2858,6 +3582,16 @@
         <w:tblLayout w:type="fixed"/>
         <w:tblLook w:firstColumn="1" w:firstRow="1" w:lastColumn="0" w:lastRow="0" w:noHBand="0" w:noVBand="1" w:val="04A0"/>
         <w:tblInd w:w="110" w:type="dxa"/>
+        <w:tblBorders>
+          <w:top w:val="single" w:sz="8" w:space="0" w:color="202020"/>
+          <w:left w:val="single" w:sz="8" w:space="0" w:color="202020"/>
+          <w:start w:val="single" w:sz="8" w:space="0" w:color="202020"/>
+          <w:bottom w:val="single" w:sz="8" w:space="0" w:color="202020"/>
+          <w:right w:val="single" w:sz="8" w:space="0" w:color="202020"/>
+          <w:end w:val="single" w:sz="8" w:space="0" w:color="202020"/>
+          <w:insideH w:val="single" w:sz="8" w:space="0" w:color="202020"/>
+          <w:insideV w:val="single" w:sz="8" w:space="0" w:color="202020"/>
+        </w:tblBorders>
       </w:tblPr>
       <w:tblGrid>
         <w:gridCol w:w="2100"/>
@@ -2879,6 +3613,14 @@
               <w:bottom w:w="70" w:type="dxa"/>
               <w:end w:w="110" w:type="dxa"/>
             </w:tcMar>
+            <w:tcBorders>
+              <w:top w:val="single" w:sz="8" w:space="0" w:color="202020"/>
+              <w:left w:val="single" w:sz="8" w:space="0" w:color="202020"/>
+              <w:start w:val="single" w:sz="8" w:space="0" w:color="202020"/>
+              <w:bottom w:val="single" w:sz="8" w:space="0" w:color="202020"/>
+              <w:right w:val="single" w:sz="8" w:space="0" w:color="202020"/>
+              <w:end w:val="single" w:sz="8" w:space="0" w:color="202020"/>
+            </w:tcBorders>
           </w:tcPr>
           <w:p>
             <w:pPr>
@@ -2887,7 +3629,7 @@
             </w:pPr>
             <w:r>
               <w:rPr>
-                <w:rFonts w:ascii="Yu Gothic" w:hAnsi="Yu Gothic" w:eastAsia="Yu Gothic"/>
+                <w:rFonts w:ascii="Noto Sans JP Black" w:hAnsi="Noto Sans JP Black" w:eastAsia="Noto Sans JP Black"/>
                 <w:b/>
                 <w:i w:val="0"/>
                 <w:color w:val="15324A"/>
@@ -2908,6 +3650,14 @@
               <w:bottom w:w="70" w:type="dxa"/>
               <w:end w:w="110" w:type="dxa"/>
             </w:tcMar>
+            <w:tcBorders>
+              <w:top w:val="single" w:sz="8" w:space="0" w:color="202020"/>
+              <w:left w:val="single" w:sz="8" w:space="0" w:color="202020"/>
+              <w:start w:val="single" w:sz="8" w:space="0" w:color="202020"/>
+              <w:bottom w:val="single" w:sz="8" w:space="0" w:color="202020"/>
+              <w:right w:val="single" w:sz="8" w:space="0" w:color="202020"/>
+              <w:end w:val="single" w:sz="8" w:space="0" w:color="202020"/>
+            </w:tcBorders>
           </w:tcPr>
           <w:p>
             <w:pPr>
@@ -2916,7 +3666,7 @@
             </w:pPr>
             <w:r>
               <w:rPr>
-                <w:rFonts w:ascii="Yu Gothic" w:hAnsi="Yu Gothic" w:eastAsia="Yu Gothic"/>
+                <w:rFonts w:ascii="Noto Sans JP Black" w:hAnsi="Noto Sans JP Black" w:eastAsia="Noto Sans JP Black"/>
                 <w:b/>
                 <w:i w:val="0"/>
                 <w:color w:val="15324A"/>
@@ -2937,6 +3687,14 @@
               <w:bottom w:w="70" w:type="dxa"/>
               <w:end w:w="110" w:type="dxa"/>
             </w:tcMar>
+            <w:tcBorders>
+              <w:top w:val="single" w:sz="8" w:space="0" w:color="202020"/>
+              <w:left w:val="single" w:sz="8" w:space="0" w:color="202020"/>
+              <w:start w:val="single" w:sz="8" w:space="0" w:color="202020"/>
+              <w:bottom w:val="single" w:sz="8" w:space="0" w:color="202020"/>
+              <w:right w:val="single" w:sz="8" w:space="0" w:color="202020"/>
+              <w:end w:val="single" w:sz="8" w:space="0" w:color="202020"/>
+            </w:tcBorders>
           </w:tcPr>
           <w:p>
             <w:pPr>
@@ -2945,7 +3703,7 @@
             </w:pPr>
             <w:r>
               <w:rPr>
-                <w:rFonts w:ascii="Yu Gothic" w:hAnsi="Yu Gothic" w:eastAsia="Yu Gothic"/>
+                <w:rFonts w:ascii="Noto Sans JP Black" w:hAnsi="Noto Sans JP Black" w:eastAsia="Noto Sans JP Black"/>
                 <w:b/>
                 <w:i w:val="0"/>
                 <w:color w:val="15324A"/>
@@ -2967,6 +3725,14 @@
               <w:bottom w:w="70" w:type="dxa"/>
               <w:end w:w="110" w:type="dxa"/>
             </w:tcMar>
+            <w:tcBorders>
+              <w:top w:val="single" w:sz="8" w:space="0" w:color="202020"/>
+              <w:left w:val="single" w:sz="8" w:space="0" w:color="202020"/>
+              <w:start w:val="single" w:sz="8" w:space="0" w:color="202020"/>
+              <w:bottom w:val="single" w:sz="8" w:space="0" w:color="202020"/>
+              <w:right w:val="single" w:sz="8" w:space="0" w:color="202020"/>
+              <w:end w:val="single" w:sz="8" w:space="0" w:color="202020"/>
+            </w:tcBorders>
           </w:tcPr>
           <w:p>
             <w:pPr>
@@ -2975,7 +3741,7 @@
             </w:pPr>
             <w:r>
               <w:rPr>
-                <w:rFonts w:ascii="Yu Gothic" w:hAnsi="Yu Gothic" w:eastAsia="Yu Gothic"/>
+                <w:rFonts w:ascii="Noto Sans JP" w:hAnsi="Noto Sans JP" w:eastAsia="Noto Sans JP"/>
                 <w:b w:val="0"/>
                 <w:i w:val="0"/>
                 <w:color w:val="1C252B"/>
@@ -2995,6 +3761,14 @@
               <w:bottom w:w="70" w:type="dxa"/>
               <w:end w:w="110" w:type="dxa"/>
             </w:tcMar>
+            <w:tcBorders>
+              <w:top w:val="single" w:sz="8" w:space="0" w:color="202020"/>
+              <w:left w:val="single" w:sz="8" w:space="0" w:color="202020"/>
+              <w:start w:val="single" w:sz="8" w:space="0" w:color="202020"/>
+              <w:bottom w:val="single" w:sz="8" w:space="0" w:color="202020"/>
+              <w:right w:val="single" w:sz="8" w:space="0" w:color="202020"/>
+              <w:end w:val="single" w:sz="8" w:space="0" w:color="202020"/>
+            </w:tcBorders>
           </w:tcPr>
           <w:p>
             <w:pPr>
@@ -3003,7 +3777,7 @@
             </w:pPr>
             <w:r>
               <w:rPr>
-                <w:rFonts w:ascii="Yu Gothic" w:hAnsi="Yu Gothic" w:eastAsia="Yu Gothic"/>
+                <w:rFonts w:ascii="Noto Sans JP" w:hAnsi="Noto Sans JP" w:eastAsia="Noto Sans JP"/>
                 <w:b w:val="0"/>
                 <w:i w:val="0"/>
                 <w:color w:val="1C252B"/>
@@ -3023,6 +3797,14 @@
               <w:bottom w:w="70" w:type="dxa"/>
               <w:end w:w="110" w:type="dxa"/>
             </w:tcMar>
+            <w:tcBorders>
+              <w:top w:val="single" w:sz="8" w:space="0" w:color="202020"/>
+              <w:left w:val="single" w:sz="8" w:space="0" w:color="202020"/>
+              <w:start w:val="single" w:sz="8" w:space="0" w:color="202020"/>
+              <w:bottom w:val="single" w:sz="8" w:space="0" w:color="202020"/>
+              <w:right w:val="single" w:sz="8" w:space="0" w:color="202020"/>
+              <w:end w:val="single" w:sz="8" w:space="0" w:color="202020"/>
+            </w:tcBorders>
           </w:tcPr>
           <w:p>
             <w:pPr>
@@ -3031,7 +3813,7 @@
             </w:pPr>
             <w:r>
               <w:rPr>
-                <w:rFonts w:ascii="Yu Gothic" w:hAnsi="Yu Gothic" w:eastAsia="Yu Gothic"/>
+                <w:rFonts w:ascii="Noto Sans JP" w:hAnsi="Noto Sans JP" w:eastAsia="Noto Sans JP"/>
                 <w:b w:val="0"/>
                 <w:i w:val="0"/>
                 <w:color w:val="1C252B"/>
@@ -3053,6 +3835,14 @@
               <w:bottom w:w="70" w:type="dxa"/>
               <w:end w:w="110" w:type="dxa"/>
             </w:tcMar>
+            <w:tcBorders>
+              <w:top w:val="single" w:sz="8" w:space="0" w:color="202020"/>
+              <w:left w:val="single" w:sz="8" w:space="0" w:color="202020"/>
+              <w:start w:val="single" w:sz="8" w:space="0" w:color="202020"/>
+              <w:bottom w:val="single" w:sz="8" w:space="0" w:color="202020"/>
+              <w:right w:val="single" w:sz="8" w:space="0" w:color="202020"/>
+              <w:end w:val="single" w:sz="8" w:space="0" w:color="202020"/>
+            </w:tcBorders>
           </w:tcPr>
           <w:p>
             <w:pPr>
@@ -3061,7 +3851,7 @@
             </w:pPr>
             <w:r>
               <w:rPr>
-                <w:rFonts w:ascii="Yu Gothic" w:hAnsi="Yu Gothic" w:eastAsia="Yu Gothic"/>
+                <w:rFonts w:ascii="Noto Sans JP" w:hAnsi="Noto Sans JP" w:eastAsia="Noto Sans JP"/>
                 <w:b w:val="0"/>
                 <w:i w:val="0"/>
                 <w:color w:val="1C252B"/>
@@ -3081,6 +3871,14 @@
               <w:bottom w:w="70" w:type="dxa"/>
               <w:end w:w="110" w:type="dxa"/>
             </w:tcMar>
+            <w:tcBorders>
+              <w:top w:val="single" w:sz="8" w:space="0" w:color="202020"/>
+              <w:left w:val="single" w:sz="8" w:space="0" w:color="202020"/>
+              <w:start w:val="single" w:sz="8" w:space="0" w:color="202020"/>
+              <w:bottom w:val="single" w:sz="8" w:space="0" w:color="202020"/>
+              <w:right w:val="single" w:sz="8" w:space="0" w:color="202020"/>
+              <w:end w:val="single" w:sz="8" w:space="0" w:color="202020"/>
+            </w:tcBorders>
           </w:tcPr>
           <w:p>
             <w:pPr>
@@ -3089,7 +3887,7 @@
             </w:pPr>
             <w:r>
               <w:rPr>
-                <w:rFonts w:ascii="Yu Gothic" w:hAnsi="Yu Gothic" w:eastAsia="Yu Gothic"/>
+                <w:rFonts w:ascii="Noto Sans JP" w:hAnsi="Noto Sans JP" w:eastAsia="Noto Sans JP"/>
                 <w:b w:val="0"/>
                 <w:i w:val="0"/>
                 <w:color w:val="1C252B"/>
@@ -3109,6 +3907,14 @@
               <w:bottom w:w="70" w:type="dxa"/>
               <w:end w:w="110" w:type="dxa"/>
             </w:tcMar>
+            <w:tcBorders>
+              <w:top w:val="single" w:sz="8" w:space="0" w:color="202020"/>
+              <w:left w:val="single" w:sz="8" w:space="0" w:color="202020"/>
+              <w:start w:val="single" w:sz="8" w:space="0" w:color="202020"/>
+              <w:bottom w:val="single" w:sz="8" w:space="0" w:color="202020"/>
+              <w:right w:val="single" w:sz="8" w:space="0" w:color="202020"/>
+              <w:end w:val="single" w:sz="8" w:space="0" w:color="202020"/>
+            </w:tcBorders>
           </w:tcPr>
           <w:p>
             <w:pPr>
@@ -3117,7 +3923,7 @@
             </w:pPr>
             <w:r>
               <w:rPr>
-                <w:rFonts w:ascii="Yu Gothic" w:hAnsi="Yu Gothic" w:eastAsia="Yu Gothic"/>
+                <w:rFonts w:ascii="Noto Sans JP" w:hAnsi="Noto Sans JP" w:eastAsia="Noto Sans JP"/>
                 <w:b w:val="0"/>
                 <w:i w:val="0"/>
                 <w:color w:val="1C252B"/>
@@ -3139,6 +3945,14 @@
               <w:bottom w:w="70" w:type="dxa"/>
               <w:end w:w="110" w:type="dxa"/>
             </w:tcMar>
+            <w:tcBorders>
+              <w:top w:val="single" w:sz="8" w:space="0" w:color="202020"/>
+              <w:left w:val="single" w:sz="8" w:space="0" w:color="202020"/>
+              <w:start w:val="single" w:sz="8" w:space="0" w:color="202020"/>
+              <w:bottom w:val="single" w:sz="8" w:space="0" w:color="202020"/>
+              <w:right w:val="single" w:sz="8" w:space="0" w:color="202020"/>
+              <w:end w:val="single" w:sz="8" w:space="0" w:color="202020"/>
+            </w:tcBorders>
           </w:tcPr>
           <w:p>
             <w:pPr>
@@ -3147,7 +3961,7 @@
             </w:pPr>
             <w:r>
               <w:rPr>
-                <w:rFonts w:ascii="Yu Gothic" w:hAnsi="Yu Gothic" w:eastAsia="Yu Gothic"/>
+                <w:rFonts w:ascii="Noto Sans JP" w:hAnsi="Noto Sans JP" w:eastAsia="Noto Sans JP"/>
                 <w:b w:val="0"/>
                 <w:i w:val="0"/>
                 <w:color w:val="1C252B"/>
@@ -3167,6 +3981,14 @@
               <w:bottom w:w="70" w:type="dxa"/>
               <w:end w:w="110" w:type="dxa"/>
             </w:tcMar>
+            <w:tcBorders>
+              <w:top w:val="single" w:sz="8" w:space="0" w:color="202020"/>
+              <w:left w:val="single" w:sz="8" w:space="0" w:color="202020"/>
+              <w:start w:val="single" w:sz="8" w:space="0" w:color="202020"/>
+              <w:bottom w:val="single" w:sz="8" w:space="0" w:color="202020"/>
+              <w:right w:val="single" w:sz="8" w:space="0" w:color="202020"/>
+              <w:end w:val="single" w:sz="8" w:space="0" w:color="202020"/>
+            </w:tcBorders>
           </w:tcPr>
           <w:p>
             <w:pPr>
@@ -3175,7 +3997,7 @@
             </w:pPr>
             <w:r>
               <w:rPr>
-                <w:rFonts w:ascii="Yu Gothic" w:hAnsi="Yu Gothic" w:eastAsia="Yu Gothic"/>
+                <w:rFonts w:ascii="Noto Sans JP" w:hAnsi="Noto Sans JP" w:eastAsia="Noto Sans JP"/>
                 <w:b w:val="0"/>
                 <w:i w:val="0"/>
                 <w:color w:val="1C252B"/>
@@ -3195,6 +4017,14 @@
               <w:bottom w:w="70" w:type="dxa"/>
               <w:end w:w="110" w:type="dxa"/>
             </w:tcMar>
+            <w:tcBorders>
+              <w:top w:val="single" w:sz="8" w:space="0" w:color="202020"/>
+              <w:left w:val="single" w:sz="8" w:space="0" w:color="202020"/>
+              <w:start w:val="single" w:sz="8" w:space="0" w:color="202020"/>
+              <w:bottom w:val="single" w:sz="8" w:space="0" w:color="202020"/>
+              <w:right w:val="single" w:sz="8" w:space="0" w:color="202020"/>
+              <w:end w:val="single" w:sz="8" w:space="0" w:color="202020"/>
+            </w:tcBorders>
           </w:tcPr>
           <w:p>
             <w:pPr>
@@ -3203,7 +4033,7 @@
             </w:pPr>
             <w:r>
               <w:rPr>
-                <w:rFonts w:ascii="Yu Gothic" w:hAnsi="Yu Gothic" w:eastAsia="Yu Gothic"/>
+                <w:rFonts w:ascii="Noto Sans JP" w:hAnsi="Noto Sans JP" w:eastAsia="Noto Sans JP"/>
                 <w:b w:val="0"/>
                 <w:i w:val="0"/>
                 <w:color w:val="1C252B"/>
@@ -3225,6 +4055,14 @@
               <w:bottom w:w="70" w:type="dxa"/>
               <w:end w:w="110" w:type="dxa"/>
             </w:tcMar>
+            <w:tcBorders>
+              <w:top w:val="single" w:sz="8" w:space="0" w:color="202020"/>
+              <w:left w:val="single" w:sz="8" w:space="0" w:color="202020"/>
+              <w:start w:val="single" w:sz="8" w:space="0" w:color="202020"/>
+              <w:bottom w:val="single" w:sz="8" w:space="0" w:color="202020"/>
+              <w:right w:val="single" w:sz="8" w:space="0" w:color="202020"/>
+              <w:end w:val="single" w:sz="8" w:space="0" w:color="202020"/>
+            </w:tcBorders>
           </w:tcPr>
           <w:p>
             <w:pPr>
@@ -3233,7 +4071,7 @@
             </w:pPr>
             <w:r>
               <w:rPr>
-                <w:rFonts w:ascii="Yu Gothic" w:hAnsi="Yu Gothic" w:eastAsia="Yu Gothic"/>
+                <w:rFonts w:ascii="Noto Sans JP" w:hAnsi="Noto Sans JP" w:eastAsia="Noto Sans JP"/>
                 <w:b w:val="0"/>
                 <w:i w:val="0"/>
                 <w:color w:val="1C252B"/>
@@ -3253,6 +4091,14 @@
               <w:bottom w:w="70" w:type="dxa"/>
               <w:end w:w="110" w:type="dxa"/>
             </w:tcMar>
+            <w:tcBorders>
+              <w:top w:val="single" w:sz="8" w:space="0" w:color="202020"/>
+              <w:left w:val="single" w:sz="8" w:space="0" w:color="202020"/>
+              <w:start w:val="single" w:sz="8" w:space="0" w:color="202020"/>
+              <w:bottom w:val="single" w:sz="8" w:space="0" w:color="202020"/>
+              <w:right w:val="single" w:sz="8" w:space="0" w:color="202020"/>
+              <w:end w:val="single" w:sz="8" w:space="0" w:color="202020"/>
+            </w:tcBorders>
           </w:tcPr>
           <w:p>
             <w:pPr>
@@ -3261,7 +4107,7 @@
             </w:pPr>
             <w:r>
               <w:rPr>
-                <w:rFonts w:ascii="Yu Gothic" w:hAnsi="Yu Gothic" w:eastAsia="Yu Gothic"/>
+                <w:rFonts w:ascii="Noto Sans JP" w:hAnsi="Noto Sans JP" w:eastAsia="Noto Sans JP"/>
                 <w:b w:val="0"/>
                 <w:i w:val="0"/>
                 <w:color w:val="1C252B"/>
@@ -3281,6 +4127,14 @@
               <w:bottom w:w="70" w:type="dxa"/>
               <w:end w:w="110" w:type="dxa"/>
             </w:tcMar>
+            <w:tcBorders>
+              <w:top w:val="single" w:sz="8" w:space="0" w:color="202020"/>
+              <w:left w:val="single" w:sz="8" w:space="0" w:color="202020"/>
+              <w:start w:val="single" w:sz="8" w:space="0" w:color="202020"/>
+              <w:bottom w:val="single" w:sz="8" w:space="0" w:color="202020"/>
+              <w:right w:val="single" w:sz="8" w:space="0" w:color="202020"/>
+              <w:end w:val="single" w:sz="8" w:space="0" w:color="202020"/>
+            </w:tcBorders>
           </w:tcPr>
           <w:p>
             <w:pPr>
@@ -3289,7 +4143,7 @@
             </w:pPr>
             <w:r>
               <w:rPr>
-                <w:rFonts w:ascii="Yu Gothic" w:hAnsi="Yu Gothic" w:eastAsia="Yu Gothic"/>
+                <w:rFonts w:ascii="Noto Sans JP" w:hAnsi="Noto Sans JP" w:eastAsia="Noto Sans JP"/>
                 <w:b w:val="0"/>
                 <w:i w:val="0"/>
                 <w:color w:val="1C252B"/>
@@ -3309,7 +4163,7 @@
       </w:pPr>
       <w:r>
         <w:rPr>
-          <w:rFonts w:ascii="Yu Gothic" w:hAnsi="Yu Gothic" w:eastAsia="Yu Gothic"/>
+          <w:rFonts w:ascii="Noto Sans JP Black" w:hAnsi="Noto Sans JP Black" w:eastAsia="Noto Sans JP Black"/>
           <w:b/>
           <w:i w:val="0"/>
           <w:color w:val="15324A"/>
@@ -3326,10 +4180,21 @@
         <w:tblLayout w:type="fixed"/>
         <w:tblLook w:firstColumn="1" w:firstRow="1" w:lastColumn="0" w:lastRow="0" w:noHBand="0" w:noVBand="1" w:val="04A0"/>
         <w:tblInd w:w="110" w:type="dxa"/>
+        <w:tblBorders>
+          <w:top w:val="single" w:sz="8" w:space="0" w:color="202020"/>
+          <w:left w:val="single" w:sz="8" w:space="0" w:color="202020"/>
+          <w:start w:val="single" w:sz="8" w:space="0" w:color="202020"/>
+          <w:bottom w:val="single" w:sz="8" w:space="0" w:color="202020"/>
+          <w:right w:val="single" w:sz="8" w:space="0" w:color="202020"/>
+          <w:end w:val="single" w:sz="8" w:space="0" w:color="202020"/>
+          <w:insideH w:val="single" w:sz="8" w:space="0" w:color="202020"/>
+          <w:insideV w:val="single" w:sz="8" w:space="0" w:color="202020"/>
+        </w:tblBorders>
       </w:tblPr>
       <w:tblGrid>
-        <w:gridCol w:w="2850"/>
-        <w:gridCol w:w="6950"/>
+        <w:gridCol w:w="3100"/>
+        <w:gridCol w:w="3300"/>
+        <w:gridCol w:w="3400"/>
       </w:tblGrid>
       <w:tr>
         <w:trPr>
@@ -3337,7 +4202,7 @@
         </w:trPr>
         <w:tc>
           <w:tcPr>
-            <w:tcW w:type="dxa" w:w="2850"/>
+            <w:tcW w:type="dxa" w:w="3100"/>
             <w:shd w:fill="EAF3EE"/>
             <w:vAlign w:val="center"/>
             <w:tcMar>
@@ -3346,6 +4211,14 @@
               <w:bottom w:w="70" w:type="dxa"/>
               <w:end w:w="110" w:type="dxa"/>
             </w:tcMar>
+            <w:tcBorders>
+              <w:top w:val="single" w:sz="8" w:space="0" w:color="202020"/>
+              <w:left w:val="single" w:sz="8" w:space="0" w:color="202020"/>
+              <w:start w:val="single" w:sz="8" w:space="0" w:color="202020"/>
+              <w:bottom w:val="single" w:sz="8" w:space="0" w:color="202020"/>
+              <w:right w:val="single" w:sz="8" w:space="0" w:color="202020"/>
+              <w:end w:val="single" w:sz="8" w:space="0" w:color="202020"/>
+            </w:tcBorders>
           </w:tcPr>
           <w:p>
             <w:pPr>
@@ -3354,19 +4227,19 @@
             </w:pPr>
             <w:r>
               <w:rPr>
-                <w:rFonts w:ascii="Yu Gothic" w:hAnsi="Yu Gothic" w:eastAsia="Yu Gothic"/>
+                <w:rFonts w:ascii="Noto Sans JP Black" w:hAnsi="Noto Sans JP Black" w:eastAsia="Noto Sans JP Black"/>
                 <w:b/>
                 <w:i w:val="0"/>
                 <w:color w:val="15324A"/>
-                <w:sz w:val="16"/>
+                <w:sz w:val="14"/>
               </w:rPr>
-              <w:t>対象</w:t>
+              <w:t>課題・理由</w:t>
             </w:r>
           </w:p>
         </w:tc>
         <w:tc>
           <w:tcPr>
-            <w:tcW w:type="dxa" w:w="6950"/>
+            <w:tcW w:type="dxa" w:w="3300"/>
             <w:shd w:fill="EAF3EE"/>
             <w:vAlign w:val="center"/>
             <w:tcMar>
@@ -3375,6 +4248,14 @@
               <w:bottom w:w="70" w:type="dxa"/>
               <w:end w:w="110" w:type="dxa"/>
             </w:tcMar>
+            <w:tcBorders>
+              <w:top w:val="single" w:sz="8" w:space="0" w:color="202020"/>
+              <w:left w:val="single" w:sz="8" w:space="0" w:color="202020"/>
+              <w:start w:val="single" w:sz="8" w:space="0" w:color="202020"/>
+              <w:bottom w:val="single" w:sz="8" w:space="0" w:color="202020"/>
+              <w:right w:val="single" w:sz="8" w:space="0" w:color="202020"/>
+              <w:end w:val="single" w:sz="8" w:space="0" w:color="202020"/>
+            </w:tcBorders>
           </w:tcPr>
           <w:p>
             <w:pPr>
@@ -3383,13 +4264,50 @@
             </w:pPr>
             <w:r>
               <w:rPr>
-                <w:rFonts w:ascii="Yu Gothic" w:hAnsi="Yu Gothic" w:eastAsia="Yu Gothic"/>
+                <w:rFonts w:ascii="Noto Sans JP Black" w:hAnsi="Noto Sans JP Black" w:eastAsia="Noto Sans JP Black"/>
                 <w:b/>
                 <w:i w:val="0"/>
                 <w:color w:val="15324A"/>
-                <w:sz w:val="16"/>
+                <w:sz w:val="14"/>
               </w:rPr>
-              <w:t>現在の構成</w:t>
+              <w:t>対応</w:t>
+            </w:r>
+          </w:p>
+        </w:tc>
+        <w:tc>
+          <w:tcPr>
+            <w:tcW w:type="dxa" w:w="3400"/>
+            <w:shd w:fill="EAF3EE"/>
+            <w:vAlign w:val="center"/>
+            <w:tcMar>
+              <w:top w:w="70" w:type="dxa"/>
+              <w:start w:w="110" w:type="dxa"/>
+              <w:bottom w:w="70" w:type="dxa"/>
+              <w:end w:w="110" w:type="dxa"/>
+            </w:tcMar>
+            <w:tcBorders>
+              <w:top w:val="single" w:sz="8" w:space="0" w:color="202020"/>
+              <w:left w:val="single" w:sz="8" w:space="0" w:color="202020"/>
+              <w:start w:val="single" w:sz="8" w:space="0" w:color="202020"/>
+              <w:bottom w:val="single" w:sz="8" w:space="0" w:color="202020"/>
+              <w:right w:val="single" w:sz="8" w:space="0" w:color="202020"/>
+              <w:end w:val="single" w:sz="8" w:space="0" w:color="202020"/>
+            </w:tcBorders>
+          </w:tcPr>
+          <w:p>
+            <w:pPr>
+              <w:keepNext w:val="0"/>
+              <w:spacing w:before="0" w:after="0" w:line="240" w:lineRule="auto"/>
+            </w:pPr>
+            <w:r>
+              <w:rPr>
+                <w:rFonts w:ascii="Noto Sans JP Black" w:hAnsi="Noto Sans JP Black" w:eastAsia="Noto Sans JP Black"/>
+                <w:b/>
+                <w:i w:val="0"/>
+                <w:color w:val="15324A"/>
+                <w:sz w:val="14"/>
+              </w:rPr>
+              <w:t>結果</w:t>
             </w:r>
           </w:p>
         </w:tc>
@@ -3397,7 +4315,7 @@
       <w:tr>
         <w:tc>
           <w:tcPr>
-            <w:tcW w:type="dxa" w:w="2850"/>
+            <w:tcW w:type="dxa" w:w="3100"/>
             <w:vAlign w:val="center"/>
             <w:tcMar>
               <w:top w:w="70" w:type="dxa"/>
@@ -3405,6 +4323,14 @@
               <w:bottom w:w="70" w:type="dxa"/>
               <w:end w:w="110" w:type="dxa"/>
             </w:tcMar>
+            <w:tcBorders>
+              <w:top w:val="single" w:sz="8" w:space="0" w:color="202020"/>
+              <w:left w:val="single" w:sz="8" w:space="0" w:color="202020"/>
+              <w:start w:val="single" w:sz="8" w:space="0" w:color="202020"/>
+              <w:bottom w:val="single" w:sz="8" w:space="0" w:color="202020"/>
+              <w:right w:val="single" w:sz="8" w:space="0" w:color="202020"/>
+              <w:end w:val="single" w:sz="8" w:space="0" w:color="202020"/>
+            </w:tcBorders>
           </w:tcPr>
           <w:p>
             <w:pPr>
@@ -3413,19 +4339,19 @@
             </w:pPr>
             <w:r>
               <w:rPr>
-                <w:rFonts w:ascii="Yu Gothic" w:hAnsi="Yu Gothic" w:eastAsia="Yu Gothic"/>
-                <w:b/>
+                <w:rFonts w:ascii="Noto Sans JP" w:hAnsi="Noto Sans JP" w:eastAsia="Noto Sans JP"/>
+                <w:b w:val="0"/>
                 <w:i w:val="0"/>
                 <w:color w:val="1C252B"/>
-                <w:sz w:val="16"/>
+                <w:sz w:val="14"/>
               </w:rPr>
-              <w:t>シーン生成</w:t>
+              <w:t>シーン生成を共通基盤へ固定したくない</w:t>
             </w:r>
           </w:p>
         </w:tc>
         <w:tc>
           <w:tcPr>
-            <w:tcW w:type="dxa" w:w="6950"/>
+            <w:tcW w:type="dxa" w:w="3300"/>
             <w:vAlign w:val="center"/>
             <w:tcMar>
               <w:top w:w="70" w:type="dxa"/>
@@ -3433,6 +4359,14 @@
               <w:bottom w:w="70" w:type="dxa"/>
               <w:end w:w="110" w:type="dxa"/>
             </w:tcMar>
+            <w:tcBorders>
+              <w:top w:val="single" w:sz="8" w:space="0" w:color="202020"/>
+              <w:left w:val="single" w:sz="8" w:space="0" w:color="202020"/>
+              <w:start w:val="single" w:sz="8" w:space="0" w:color="202020"/>
+              <w:bottom w:val="single" w:sz="8" w:space="0" w:color="202020"/>
+              <w:right w:val="single" w:sz="8" w:space="0" w:color="202020"/>
+              <w:end w:val="single" w:sz="8" w:space="0" w:color="202020"/>
+            </w:tcBorders>
           </w:tcPr>
           <w:p>
             <w:pPr>
@@ -3441,21 +4375,19 @@
             </w:pPr>
             <w:r>
               <w:rPr>
-                <w:rFonts w:ascii="Yu Gothic" w:hAnsi="Yu Gothic" w:eastAsia="Yu Gothic"/>
+                <w:rFonts w:ascii="Noto Sans JP" w:hAnsi="Noto Sans JP" w:eastAsia="Noto Sans JP"/>
                 <w:b w:val="0"/>
                 <w:i w:val="0"/>
                 <w:color w:val="1C252B"/>
-                <w:sz w:val="16"/>
+                <w:sz w:val="14"/>
               </w:rPr>
               <w:t>GameSceneFactoryへ分離</w:t>
             </w:r>
           </w:p>
         </w:tc>
-      </w:tr>
-      <w:tr>
         <w:tc>
           <w:tcPr>
-            <w:tcW w:type="dxa" w:w="2850"/>
+            <w:tcW w:type="dxa" w:w="3400"/>
             <w:vAlign w:val="center"/>
             <w:tcMar>
               <w:top w:w="70" w:type="dxa"/>
@@ -3463,6 +4395,14 @@
               <w:bottom w:w="70" w:type="dxa"/>
               <w:end w:w="110" w:type="dxa"/>
             </w:tcMar>
+            <w:tcBorders>
+              <w:top w:val="single" w:sz="8" w:space="0" w:color="202020"/>
+              <w:left w:val="single" w:sz="8" w:space="0" w:color="202020"/>
+              <w:start w:val="single" w:sz="8" w:space="0" w:color="202020"/>
+              <w:bottom w:val="single" w:sz="8" w:space="0" w:color="202020"/>
+              <w:right w:val="single" w:sz="8" w:space="0" w:color="202020"/>
+              <w:end w:val="single" w:sz="8" w:space="0" w:color="202020"/>
+            </w:tcBorders>
           </w:tcPr>
           <w:p>
             <w:pPr>
@@ -3471,19 +4411,21 @@
             </w:pPr>
             <w:r>
               <w:rPr>
-                <w:rFonts w:ascii="Yu Gothic" w:hAnsi="Yu Gothic" w:eastAsia="Yu Gothic"/>
-                <w:b/>
+                <w:rFonts w:ascii="Noto Sans JP" w:hAnsi="Noto Sans JP" w:eastAsia="Noto Sans JP"/>
+                <w:b w:val="0"/>
                 <w:i w:val="0"/>
                 <w:color w:val="1C252B"/>
-                <w:sz w:val="16"/>
+                <w:sz w:val="14"/>
               </w:rPr>
-              <w:t>ゲーム進行</w:t>
+              <w:t>ゲーム側で構成を差し替え可能</w:t>
             </w:r>
           </w:p>
         </w:tc>
+      </w:tr>
+      <w:tr>
         <w:tc>
           <w:tcPr>
-            <w:tcW w:type="dxa" w:w="6950"/>
+            <w:tcW w:type="dxa" w:w="3100"/>
             <w:vAlign w:val="center"/>
             <w:tcMar>
               <w:top w:w="70" w:type="dxa"/>
@@ -3491,6 +4433,14 @@
               <w:bottom w:w="70" w:type="dxa"/>
               <w:end w:w="110" w:type="dxa"/>
             </w:tcMar>
+            <w:tcBorders>
+              <w:top w:val="single" w:sz="8" w:space="0" w:color="202020"/>
+              <w:left w:val="single" w:sz="8" w:space="0" w:color="202020"/>
+              <w:start w:val="single" w:sz="8" w:space="0" w:color="202020"/>
+              <w:bottom w:val="single" w:sz="8" w:space="0" w:color="202020"/>
+              <w:right w:val="single" w:sz="8" w:space="0" w:color="202020"/>
+              <w:end w:val="single" w:sz="8" w:space="0" w:color="202020"/>
+            </w:tcBorders>
           </w:tcPr>
           <w:p>
             <w:pPr>
@@ -3499,21 +4449,19 @@
             </w:pPr>
             <w:r>
               <w:rPr>
-                <w:rFonts w:ascii="Yu Gothic" w:hAnsi="Yu Gothic" w:eastAsia="Yu Gothic"/>
+                <w:rFonts w:ascii="Noto Sans JP" w:hAnsi="Noto Sans JP" w:eastAsia="Noto Sans JP"/>
                 <w:b w:val="0"/>
                 <w:i w:val="0"/>
                 <w:color w:val="1C252B"/>
-                <w:sz w:val="16"/>
+                <w:sz w:val="14"/>
               </w:rPr>
-              <w:t>GameplayFlowControllerへ分離</w:t>
+              <w:t>進行処理がPlaySceneへ集中</w:t>
             </w:r>
           </w:p>
         </w:tc>
-      </w:tr>
-      <w:tr>
         <w:tc>
           <w:tcPr>
-            <w:tcW w:type="dxa" w:w="2850"/>
+            <w:tcW w:type="dxa" w:w="3300"/>
             <w:vAlign w:val="center"/>
             <w:tcMar>
               <w:top w:w="70" w:type="dxa"/>
@@ -3521,6 +4469,14 @@
               <w:bottom w:w="70" w:type="dxa"/>
               <w:end w:w="110" w:type="dxa"/>
             </w:tcMar>
+            <w:tcBorders>
+              <w:top w:val="single" w:sz="8" w:space="0" w:color="202020"/>
+              <w:left w:val="single" w:sz="8" w:space="0" w:color="202020"/>
+              <w:start w:val="single" w:sz="8" w:space="0" w:color="202020"/>
+              <w:bottom w:val="single" w:sz="8" w:space="0" w:color="202020"/>
+              <w:right w:val="single" w:sz="8" w:space="0" w:color="202020"/>
+              <w:end w:val="single" w:sz="8" w:space="0" w:color="202020"/>
+            </w:tcBorders>
           </w:tcPr>
           <w:p>
             <w:pPr>
@@ -3529,19 +4485,19 @@
             </w:pPr>
             <w:r>
               <w:rPr>
-                <w:rFonts w:ascii="Yu Gothic" w:hAnsi="Yu Gothic" w:eastAsia="Yu Gothic"/>
-                <w:b/>
+                <w:rFonts w:ascii="Noto Sans JP" w:hAnsi="Noto Sans JP" w:eastAsia="Noto Sans JP"/>
+                <w:b w:val="0"/>
                 <w:i w:val="0"/>
                 <w:color w:val="1C252B"/>
-                <w:sz w:val="16"/>
+                <w:sz w:val="14"/>
               </w:rPr>
-              <w:t>シーン間データ</w:t>
+              <w:t>GameplayFlowControllerへ分離</w:t>
             </w:r>
           </w:p>
         </w:tc>
         <w:tc>
           <w:tcPr>
-            <w:tcW w:type="dxa" w:w="6950"/>
+            <w:tcW w:type="dxa" w:w="3400"/>
             <w:vAlign w:val="center"/>
             <w:tcMar>
               <w:top w:w="70" w:type="dxa"/>
@@ -3549,6 +4505,14 @@
               <w:bottom w:w="70" w:type="dxa"/>
               <w:end w:w="110" w:type="dxa"/>
             </w:tcMar>
+            <w:tcBorders>
+              <w:top w:val="single" w:sz="8" w:space="0" w:color="202020"/>
+              <w:left w:val="single" w:sz="8" w:space="0" w:color="202020"/>
+              <w:start w:val="single" w:sz="8" w:space="0" w:color="202020"/>
+              <w:bottom w:val="single" w:sz="8" w:space="0" w:color="202020"/>
+              <w:right w:val="single" w:sz="8" w:space="0" w:color="202020"/>
+              <w:end w:val="single" w:sz="8" w:space="0" w:color="202020"/>
+            </w:tcBorders>
           </w:tcPr>
           <w:p>
             <w:pPr>
@@ -3557,13 +4521,13 @@
             </w:pPr>
             <w:r>
               <w:rPr>
-                <w:rFonts w:ascii="Yu Gothic" w:hAnsi="Yu Gothic" w:eastAsia="Yu Gothic"/>
+                <w:rFonts w:ascii="Noto Sans JP" w:hAnsi="Noto Sans JP" w:eastAsia="Noto Sans JP"/>
                 <w:b w:val="0"/>
                 <w:i w:val="0"/>
                 <w:color w:val="1C252B"/>
-                <w:sz w:val="16"/>
+                <w:sz w:val="14"/>
               </w:rPr>
-              <w:t>GameSessionへ集約</w:t>
+              <w:t>状態遷移を一か所で追跡</w:t>
             </w:r>
           </w:p>
         </w:tc>
@@ -3571,7 +4535,7 @@
       <w:tr>
         <w:tc>
           <w:tcPr>
-            <w:tcW w:type="dxa" w:w="2850"/>
+            <w:tcW w:type="dxa" w:w="3100"/>
             <w:vAlign w:val="center"/>
             <w:tcMar>
               <w:top w:w="70" w:type="dxa"/>
@@ -3579,6 +4543,14 @@
               <w:bottom w:w="70" w:type="dxa"/>
               <w:end w:w="110" w:type="dxa"/>
             </w:tcMar>
+            <w:tcBorders>
+              <w:top w:val="single" w:sz="8" w:space="0" w:color="202020"/>
+              <w:left w:val="single" w:sz="8" w:space="0" w:color="202020"/>
+              <w:start w:val="single" w:sz="8" w:space="0" w:color="202020"/>
+              <w:bottom w:val="single" w:sz="8" w:space="0" w:color="202020"/>
+              <w:right w:val="single" w:sz="8" w:space="0" w:color="202020"/>
+              <w:end w:val="single" w:sz="8" w:space="0" w:color="202020"/>
+            </w:tcBorders>
           </w:tcPr>
           <w:p>
             <w:pPr>
@@ -3587,19 +4559,19 @@
             </w:pPr>
             <w:r>
               <w:rPr>
-                <w:rFonts w:ascii="Yu Gothic" w:hAnsi="Yu Gothic" w:eastAsia="Yu Gothic"/>
-                <w:b/>
+                <w:rFonts w:ascii="Noto Sans JP" w:hAnsi="Noto Sans JP" w:eastAsia="Noto Sans JP"/>
+                <w:b w:val="0"/>
                 <w:i w:val="0"/>
                 <w:color w:val="1C252B"/>
-                <w:sz w:val="16"/>
+                <w:sz w:val="14"/>
               </w:rPr>
-              <w:t>武器処理</w:t>
+              <w:t>結果の受け渡しが複雑</w:t>
             </w:r>
           </w:p>
         </w:tc>
         <w:tc>
           <w:tcPr>
-            <w:tcW w:type="dxa" w:w="6950"/>
+            <w:tcW w:type="dxa" w:w="3300"/>
             <w:vAlign w:val="center"/>
             <w:tcMar>
               <w:top w:w="70" w:type="dxa"/>
@@ -3607,6 +4579,14 @@
               <w:bottom w:w="70" w:type="dxa"/>
               <w:end w:w="110" w:type="dxa"/>
             </w:tcMar>
+            <w:tcBorders>
+              <w:top w:val="single" w:sz="8" w:space="0" w:color="202020"/>
+              <w:left w:val="single" w:sz="8" w:space="0" w:color="202020"/>
+              <w:start w:val="single" w:sz="8" w:space="0" w:color="202020"/>
+              <w:bottom w:val="single" w:sz="8" w:space="0" w:color="202020"/>
+              <w:right w:val="single" w:sz="8" w:space="0" w:color="202020"/>
+              <w:end w:val="single" w:sz="8" w:space="0" w:color="202020"/>
+            </w:tcBorders>
           </w:tcPr>
           <w:p>
             <w:pPr>
@@ -3615,21 +4595,19 @@
             </w:pPr>
             <w:r>
               <w:rPr>
-                <w:rFonts w:ascii="Yu Gothic" w:hAnsi="Yu Gothic" w:eastAsia="Yu Gothic"/>
+                <w:rFonts w:ascii="Noto Sans JP" w:hAnsi="Noto Sans JP" w:eastAsia="Noto Sans JP"/>
                 <w:b w:val="0"/>
                 <w:i w:val="0"/>
                 <w:color w:val="1C252B"/>
-                <w:sz w:val="16"/>
+                <w:sz w:val="14"/>
               </w:rPr>
-              <w:t>PlayerWeaponControllerへ分離</w:t>
+              <w:t>GameSessionへ集約</w:t>
             </w:r>
           </w:p>
         </w:tc>
-      </w:tr>
-      <w:tr>
         <w:tc>
           <w:tcPr>
-            <w:tcW w:type="dxa" w:w="2850"/>
+            <w:tcW w:type="dxa" w:w="3400"/>
             <w:vAlign w:val="center"/>
             <w:tcMar>
               <w:top w:w="70" w:type="dxa"/>
@@ -3637,6 +4615,14 @@
               <w:bottom w:w="70" w:type="dxa"/>
               <w:end w:w="110" w:type="dxa"/>
             </w:tcMar>
+            <w:tcBorders>
+              <w:top w:val="single" w:sz="8" w:space="0" w:color="202020"/>
+              <w:left w:val="single" w:sz="8" w:space="0" w:color="202020"/>
+              <w:start w:val="single" w:sz="8" w:space="0" w:color="202020"/>
+              <w:bottom w:val="single" w:sz="8" w:space="0" w:color="202020"/>
+              <w:right w:val="single" w:sz="8" w:space="0" w:color="202020"/>
+              <w:end w:val="single" w:sz="8" w:space="0" w:color="202020"/>
+            </w:tcBorders>
           </w:tcPr>
           <w:p>
             <w:pPr>
@@ -3645,19 +4631,21 @@
             </w:pPr>
             <w:r>
               <w:rPr>
-                <w:rFonts w:ascii="Yu Gothic" w:hAnsi="Yu Gothic" w:eastAsia="Yu Gothic"/>
-                <w:b/>
+                <w:rFonts w:ascii="Noto Sans JP" w:hAnsi="Noto Sans JP" w:eastAsia="Noto Sans JP"/>
+                <w:b w:val="0"/>
                 <w:i w:val="0"/>
                 <w:color w:val="1C252B"/>
-                <w:sz w:val="16"/>
+                <w:sz w:val="14"/>
               </w:rPr>
-              <w:t>衝突候補</w:t>
+              <w:t>各シーンの役割を限定</w:t>
             </w:r>
           </w:p>
         </w:tc>
+      </w:tr>
+      <w:tr>
         <w:tc>
           <w:tcPr>
-            <w:tcW w:type="dxa" w:w="6950"/>
+            <w:tcW w:type="dxa" w:w="3100"/>
             <w:vAlign w:val="center"/>
             <w:tcMar>
               <w:top w:w="70" w:type="dxa"/>
@@ -3665,6 +4653,14 @@
               <w:bottom w:w="70" w:type="dxa"/>
               <w:end w:w="110" w:type="dxa"/>
             </w:tcMar>
+            <w:tcBorders>
+              <w:top w:val="single" w:sz="8" w:space="0" w:color="202020"/>
+              <w:left w:val="single" w:sz="8" w:space="0" w:color="202020"/>
+              <w:start w:val="single" w:sz="8" w:space="0" w:color="202020"/>
+              <w:bottom w:val="single" w:sz="8" w:space="0" w:color="202020"/>
+              <w:right w:val="single" w:sz="8" w:space="0" w:color="202020"/>
+              <w:end w:val="single" w:sz="8" w:space="0" w:color="202020"/>
+            </w:tcBorders>
           </w:tcPr>
           <w:p>
             <w:pPr>
@@ -3673,21 +4669,19 @@
             </w:pPr>
             <w:r>
               <w:rPr>
-                <w:rFonts w:ascii="Yu Gothic" w:hAnsi="Yu Gothic" w:eastAsia="Yu Gothic"/>
+                <w:rFonts w:ascii="Noto Sans JP" w:hAnsi="Noto Sans JP" w:eastAsia="Noto Sans JP"/>
                 <w:b w:val="0"/>
                 <w:i w:val="0"/>
                 <w:color w:val="1C252B"/>
-                <w:sz w:val="16"/>
+                <w:sz w:val="14"/>
               </w:rPr>
-              <w:t>空間分割で絞り、OBBで詳細判定</w:t>
+              <w:t>武器追加でPlayerが肥大化</w:t>
             </w:r>
           </w:p>
         </w:tc>
-      </w:tr>
-      <w:tr>
         <w:tc>
           <w:tcPr>
-            <w:tcW w:type="dxa" w:w="2850"/>
+            <w:tcW w:type="dxa" w:w="3300"/>
             <w:vAlign w:val="center"/>
             <w:tcMar>
               <w:top w:w="70" w:type="dxa"/>
@@ -3695,6 +4689,14 @@
               <w:bottom w:w="70" w:type="dxa"/>
               <w:end w:w="110" w:type="dxa"/>
             </w:tcMar>
+            <w:tcBorders>
+              <w:top w:val="single" w:sz="8" w:space="0" w:color="202020"/>
+              <w:left w:val="single" w:sz="8" w:space="0" w:color="202020"/>
+              <w:start w:val="single" w:sz="8" w:space="0" w:color="202020"/>
+              <w:bottom w:val="single" w:sz="8" w:space="0" w:color="202020"/>
+              <w:right w:val="single" w:sz="8" w:space="0" w:color="202020"/>
+              <w:end w:val="single" w:sz="8" w:space="0" w:color="202020"/>
+            </w:tcBorders>
           </w:tcPr>
           <w:p>
             <w:pPr>
@@ -3703,19 +4705,19 @@
             </w:pPr>
             <w:r>
               <w:rPr>
-                <w:rFonts w:ascii="Yu Gothic" w:hAnsi="Yu Gothic" w:eastAsia="Yu Gothic"/>
-                <w:b/>
+                <w:rFonts w:ascii="Noto Sans JP" w:hAnsi="Noto Sans JP" w:eastAsia="Noto Sans JP"/>
+                <w:b w:val="0"/>
                 <w:i w:val="0"/>
                 <w:color w:val="1C252B"/>
-                <w:sz w:val="16"/>
+                <w:sz w:val="14"/>
               </w:rPr>
-              <w:t>GPUリソース</w:t>
+              <w:t>PlayerWeaponControllerへ分離</w:t>
             </w:r>
           </w:p>
         </w:tc>
         <w:tc>
           <w:tcPr>
-            <w:tcW w:type="dxa" w:w="6950"/>
+            <w:tcW w:type="dxa" w:w="3400"/>
             <w:vAlign w:val="center"/>
             <w:tcMar>
               <w:top w:w="70" w:type="dxa"/>
@@ -3723,6 +4725,14 @@
               <w:bottom w:w="70" w:type="dxa"/>
               <w:end w:w="110" w:type="dxa"/>
             </w:tcMar>
+            <w:tcBorders>
+              <w:top w:val="single" w:sz="8" w:space="0" w:color="202020"/>
+              <w:left w:val="single" w:sz="8" w:space="0" w:color="202020"/>
+              <w:start w:val="single" w:sz="8" w:space="0" w:color="202020"/>
+              <w:bottom w:val="single" w:sz="8" w:space="0" w:color="202020"/>
+              <w:right w:val="single" w:sz="8" w:space="0" w:color="202020"/>
+              <w:end w:val="single" w:sz="8" w:space="0" w:color="202020"/>
+            </w:tcBorders>
           </w:tcPr>
           <w:p>
             <w:pPr>
@@ -3731,13 +4741,13 @@
             </w:pPr>
             <w:r>
               <w:rPr>
-                <w:rFonts w:ascii="Yu Gothic" w:hAnsi="Yu Gothic" w:eastAsia="Yu Gothic"/>
+                <w:rFonts w:ascii="Noto Sans JP" w:hAnsi="Noto Sans JP" w:eastAsia="Noto Sans JP"/>
                 <w:b w:val="0"/>
                 <w:i w:val="0"/>
                 <w:color w:val="1C252B"/>
-                <w:sz w:val="16"/>
+                <w:sz w:val="14"/>
               </w:rPr>
-              <w:t>FrameContext、Fence、状態追跡、ResourceBarrier</w:t>
+              <w:t>武器更新と強化を集約</w:t>
             </w:r>
           </w:p>
         </w:tc>
@@ -3745,7 +4755,7 @@
       <w:tr>
         <w:tc>
           <w:tcPr>
-            <w:tcW w:type="dxa" w:w="2850"/>
+            <w:tcW w:type="dxa" w:w="3100"/>
             <w:vAlign w:val="center"/>
             <w:tcMar>
               <w:top w:w="70" w:type="dxa"/>
@@ -3753,6 +4763,14 @@
               <w:bottom w:w="70" w:type="dxa"/>
               <w:end w:w="110" w:type="dxa"/>
             </w:tcMar>
+            <w:tcBorders>
+              <w:top w:val="single" w:sz="8" w:space="0" w:color="202020"/>
+              <w:left w:val="single" w:sz="8" w:space="0" w:color="202020"/>
+              <w:start w:val="single" w:sz="8" w:space="0" w:color="202020"/>
+              <w:bottom w:val="single" w:sz="8" w:space="0" w:color="202020"/>
+              <w:right w:val="single" w:sz="8" w:space="0" w:color="202020"/>
+              <w:end w:val="single" w:sz="8" w:space="0" w:color="202020"/>
+            </w:tcBorders>
           </w:tcPr>
           <w:p>
             <w:pPr>
@@ -3761,19 +4779,19 @@
             </w:pPr>
             <w:r>
               <w:rPr>
-                <w:rFonts w:ascii="Yu Gothic" w:hAnsi="Yu Gothic" w:eastAsia="Yu Gothic"/>
-                <w:b/>
+                <w:rFonts w:ascii="Noto Sans JP" w:hAnsi="Noto Sans JP" w:eastAsia="Noto Sans JP"/>
+                <w:b w:val="0"/>
                 <w:i w:val="0"/>
                 <w:color w:val="1C252B"/>
-                <w:sz w:val="16"/>
+                <w:sz w:val="14"/>
               </w:rPr>
-              <w:t>確認方法</w:t>
+              <w:t>全敵への詳細判定を避けたい</w:t>
             </w:r>
           </w:p>
         </w:tc>
         <w:tc>
           <w:tcPr>
-            <w:tcW w:type="dxa" w:w="6950"/>
+            <w:tcW w:type="dxa" w:w="3300"/>
             <w:vAlign w:val="center"/>
             <w:tcMar>
               <w:top w:w="70" w:type="dxa"/>
@@ -3781,6 +4799,14 @@
               <w:bottom w:w="70" w:type="dxa"/>
               <w:end w:w="110" w:type="dxa"/>
             </w:tcMar>
+            <w:tcBorders>
+              <w:top w:val="single" w:sz="8" w:space="0" w:color="202020"/>
+              <w:left w:val="single" w:sz="8" w:space="0" w:color="202020"/>
+              <w:start w:val="single" w:sz="8" w:space="0" w:color="202020"/>
+              <w:bottom w:val="single" w:sz="8" w:space="0" w:color="202020"/>
+              <w:right w:val="single" w:sz="8" w:space="0" w:color="202020"/>
+              <w:end w:val="single" w:sz="8" w:space="0" w:color="202020"/>
+            </w:tcBorders>
           </w:tcPr>
           <w:p>
             <w:pPr>
@@ -3789,13 +4815,269 @@
             </w:pPr>
             <w:r>
               <w:rPr>
-                <w:rFonts w:ascii="Yu Gothic" w:hAnsi="Yu Gothic" w:eastAsia="Yu Gothic"/>
+                <w:rFonts w:ascii="Noto Sans JP" w:hAnsi="Noto Sans JP" w:eastAsia="Noto Sans JP"/>
                 <w:b w:val="0"/>
                 <w:i w:val="0"/>
                 <w:color w:val="1C252B"/>
-                <w:sz w:val="16"/>
+                <w:sz w:val="14"/>
               </w:rPr>
-              <w:t>CPU回帰テストとシーン遷移ストレス</w:t>
+              <w:t>空間分割後にOBB判定</w:t>
+            </w:r>
+          </w:p>
+        </w:tc>
+        <w:tc>
+          <w:tcPr>
+            <w:tcW w:type="dxa" w:w="3400"/>
+            <w:vAlign w:val="center"/>
+            <w:tcMar>
+              <w:top w:w="70" w:type="dxa"/>
+              <w:start w:w="110" w:type="dxa"/>
+              <w:bottom w:w="70" w:type="dxa"/>
+              <w:end w:w="110" w:type="dxa"/>
+            </w:tcMar>
+            <w:tcBorders>
+              <w:top w:val="single" w:sz="8" w:space="0" w:color="202020"/>
+              <w:left w:val="single" w:sz="8" w:space="0" w:color="202020"/>
+              <w:start w:val="single" w:sz="8" w:space="0" w:color="202020"/>
+              <w:bottom w:val="single" w:sz="8" w:space="0" w:color="202020"/>
+              <w:right w:val="single" w:sz="8" w:space="0" w:color="202020"/>
+              <w:end w:val="single" w:sz="8" w:space="0" w:color="202020"/>
+            </w:tcBorders>
+          </w:tcPr>
+          <w:p>
+            <w:pPr>
+              <w:keepNext w:val="0"/>
+              <w:spacing w:before="0" w:after="0" w:line="252" w:lineRule="auto"/>
+            </w:pPr>
+            <w:r>
+              <w:rPr>
+                <w:rFonts w:ascii="Noto Sans JP" w:hAnsi="Noto Sans JP" w:eastAsia="Noto Sans JP"/>
+                <w:b w:val="0"/>
+                <w:i w:val="0"/>
+                <w:color w:val="1C252B"/>
+                <w:sz w:val="14"/>
+              </w:rPr>
+              <w:t>近傍候補へ対象を限定</w:t>
+            </w:r>
+          </w:p>
+        </w:tc>
+      </w:tr>
+      <w:tr>
+        <w:tc>
+          <w:tcPr>
+            <w:tcW w:type="dxa" w:w="3100"/>
+            <w:vAlign w:val="center"/>
+            <w:tcMar>
+              <w:top w:w="70" w:type="dxa"/>
+              <w:start w:w="110" w:type="dxa"/>
+              <w:bottom w:w="70" w:type="dxa"/>
+              <w:end w:w="110" w:type="dxa"/>
+            </w:tcMar>
+            <w:tcBorders>
+              <w:top w:val="single" w:sz="8" w:space="0" w:color="202020"/>
+              <w:left w:val="single" w:sz="8" w:space="0" w:color="202020"/>
+              <w:start w:val="single" w:sz="8" w:space="0" w:color="202020"/>
+              <w:bottom w:val="single" w:sz="8" w:space="0" w:color="202020"/>
+              <w:right w:val="single" w:sz="8" w:space="0" w:color="202020"/>
+              <w:end w:val="single" w:sz="8" w:space="0" w:color="202020"/>
+            </w:tcBorders>
+          </w:tcPr>
+          <w:p>
+            <w:pPr>
+              <w:keepNext w:val="0"/>
+              <w:spacing w:before="0" w:after="0" w:line="252" w:lineRule="auto"/>
+            </w:pPr>
+            <w:r>
+              <w:rPr>
+                <w:rFonts w:ascii="Noto Sans JP" w:hAnsi="Noto Sans JP" w:eastAsia="Noto Sans JP"/>
+                <w:b w:val="0"/>
+                <w:i w:val="0"/>
+                <w:color w:val="1C252B"/>
+                <w:sz w:val="14"/>
+              </w:rPr>
+              <w:t>GPU参照中の再利用を防ぎたい</w:t>
+            </w:r>
+          </w:p>
+        </w:tc>
+        <w:tc>
+          <w:tcPr>
+            <w:tcW w:type="dxa" w:w="3300"/>
+            <w:vAlign w:val="center"/>
+            <w:tcMar>
+              <w:top w:w="70" w:type="dxa"/>
+              <w:start w:w="110" w:type="dxa"/>
+              <w:bottom w:w="70" w:type="dxa"/>
+              <w:end w:w="110" w:type="dxa"/>
+            </w:tcMar>
+            <w:tcBorders>
+              <w:top w:val="single" w:sz="8" w:space="0" w:color="202020"/>
+              <w:left w:val="single" w:sz="8" w:space="0" w:color="202020"/>
+              <w:start w:val="single" w:sz="8" w:space="0" w:color="202020"/>
+              <w:bottom w:val="single" w:sz="8" w:space="0" w:color="202020"/>
+              <w:right w:val="single" w:sz="8" w:space="0" w:color="202020"/>
+              <w:end w:val="single" w:sz="8" w:space="0" w:color="202020"/>
+            </w:tcBorders>
+          </w:tcPr>
+          <w:p>
+            <w:pPr>
+              <w:keepNext w:val="0"/>
+              <w:spacing w:before="0" w:after="0" w:line="252" w:lineRule="auto"/>
+            </w:pPr>
+            <w:r>
+              <w:rPr>
+                <w:rFonts w:ascii="Noto Sans JP" w:hAnsi="Noto Sans JP" w:eastAsia="Noto Sans JP"/>
+                <w:b w:val="0"/>
+                <w:i w:val="0"/>
+                <w:color w:val="1C252B"/>
+                <w:sz w:val="14"/>
+              </w:rPr>
+              <w:t>FrameContext / Fence / 状態追跡</w:t>
+            </w:r>
+          </w:p>
+        </w:tc>
+        <w:tc>
+          <w:tcPr>
+            <w:tcW w:type="dxa" w:w="3400"/>
+            <w:vAlign w:val="center"/>
+            <w:tcMar>
+              <w:top w:w="70" w:type="dxa"/>
+              <w:start w:w="110" w:type="dxa"/>
+              <w:bottom w:w="70" w:type="dxa"/>
+              <w:end w:w="110" w:type="dxa"/>
+            </w:tcMar>
+            <w:tcBorders>
+              <w:top w:val="single" w:sz="8" w:space="0" w:color="202020"/>
+              <w:left w:val="single" w:sz="8" w:space="0" w:color="202020"/>
+              <w:start w:val="single" w:sz="8" w:space="0" w:color="202020"/>
+              <w:bottom w:val="single" w:sz="8" w:space="0" w:color="202020"/>
+              <w:right w:val="single" w:sz="8" w:space="0" w:color="202020"/>
+              <w:end w:val="single" w:sz="8" w:space="0" w:color="202020"/>
+            </w:tcBorders>
+          </w:tcPr>
+          <w:p>
+            <w:pPr>
+              <w:keepNext w:val="0"/>
+              <w:spacing w:before="0" w:after="0" w:line="252" w:lineRule="auto"/>
+            </w:pPr>
+            <w:r>
+              <w:rPr>
+                <w:rFonts w:ascii="Noto Sans JP" w:hAnsi="Noto Sans JP" w:eastAsia="Noto Sans JP"/>
+                <w:b w:val="0"/>
+                <w:i w:val="0"/>
+                <w:color w:val="1C252B"/>
+                <w:sz w:val="14"/>
+              </w:rPr>
+              <w:t>再利用条件と状態を明示</w:t>
+            </w:r>
+          </w:p>
+        </w:tc>
+      </w:tr>
+      <w:tr>
+        <w:tc>
+          <w:tcPr>
+            <w:tcW w:type="dxa" w:w="3100"/>
+            <w:vAlign w:val="center"/>
+            <w:tcMar>
+              <w:top w:w="70" w:type="dxa"/>
+              <w:start w:w="110" w:type="dxa"/>
+              <w:bottom w:w="70" w:type="dxa"/>
+              <w:end w:w="110" w:type="dxa"/>
+            </w:tcMar>
+            <w:tcBorders>
+              <w:top w:val="single" w:sz="8" w:space="0" w:color="202020"/>
+              <w:left w:val="single" w:sz="8" w:space="0" w:color="202020"/>
+              <w:start w:val="single" w:sz="8" w:space="0" w:color="202020"/>
+              <w:bottom w:val="single" w:sz="8" w:space="0" w:color="202020"/>
+              <w:right w:val="single" w:sz="8" w:space="0" w:color="202020"/>
+              <w:end w:val="single" w:sz="8" w:space="0" w:color="202020"/>
+            </w:tcBorders>
+          </w:tcPr>
+          <w:p>
+            <w:pPr>
+              <w:keepNext w:val="0"/>
+              <w:spacing w:before="0" w:after="0" w:line="252" w:lineRule="auto"/>
+            </w:pPr>
+            <w:r>
+              <w:rPr>
+                <w:rFonts w:ascii="Noto Sans JP" w:hAnsi="Noto Sans JP" w:eastAsia="Noto Sans JP"/>
+                <w:b w:val="0"/>
+                <w:i w:val="0"/>
+                <w:color w:val="1C252B"/>
+                <w:sz w:val="14"/>
+              </w:rPr>
+              <w:t>手動確認だけでは再発を拾いにくい</w:t>
+            </w:r>
+          </w:p>
+        </w:tc>
+        <w:tc>
+          <w:tcPr>
+            <w:tcW w:type="dxa" w:w="3300"/>
+            <w:vAlign w:val="center"/>
+            <w:tcMar>
+              <w:top w:w="70" w:type="dxa"/>
+              <w:start w:w="110" w:type="dxa"/>
+              <w:bottom w:w="70" w:type="dxa"/>
+              <w:end w:w="110" w:type="dxa"/>
+            </w:tcMar>
+            <w:tcBorders>
+              <w:top w:val="single" w:sz="8" w:space="0" w:color="202020"/>
+              <w:left w:val="single" w:sz="8" w:space="0" w:color="202020"/>
+              <w:start w:val="single" w:sz="8" w:space="0" w:color="202020"/>
+              <w:bottom w:val="single" w:sz="8" w:space="0" w:color="202020"/>
+              <w:right w:val="single" w:sz="8" w:space="0" w:color="202020"/>
+              <w:end w:val="single" w:sz="8" w:space="0" w:color="202020"/>
+            </w:tcBorders>
+          </w:tcPr>
+          <w:p>
+            <w:pPr>
+              <w:keepNext w:val="0"/>
+              <w:spacing w:before="0" w:after="0" w:line="252" w:lineRule="auto"/>
+            </w:pPr>
+            <w:r>
+              <w:rPr>
+                <w:rFonts w:ascii="Noto Sans JP" w:hAnsi="Noto Sans JP" w:eastAsia="Noto Sans JP"/>
+                <w:b w:val="0"/>
+                <w:i w:val="0"/>
+                <w:color w:val="1C252B"/>
+                <w:sz w:val="14"/>
+              </w:rPr>
+              <w:t>CPUテスト / Scene Stress</w:t>
+            </w:r>
+          </w:p>
+        </w:tc>
+        <w:tc>
+          <w:tcPr>
+            <w:tcW w:type="dxa" w:w="3400"/>
+            <w:vAlign w:val="center"/>
+            <w:tcMar>
+              <w:top w:w="70" w:type="dxa"/>
+              <w:start w:w="110" w:type="dxa"/>
+              <w:bottom w:w="70" w:type="dxa"/>
+              <w:end w:w="110" w:type="dxa"/>
+            </w:tcMar>
+            <w:tcBorders>
+              <w:top w:val="single" w:sz="8" w:space="0" w:color="202020"/>
+              <w:left w:val="single" w:sz="8" w:space="0" w:color="202020"/>
+              <w:start w:val="single" w:sz="8" w:space="0" w:color="202020"/>
+              <w:bottom w:val="single" w:sz="8" w:space="0" w:color="202020"/>
+              <w:right w:val="single" w:sz="8" w:space="0" w:color="202020"/>
+              <w:end w:val="single" w:sz="8" w:space="0" w:color="202020"/>
+            </w:tcBorders>
+          </w:tcPr>
+          <w:p>
+            <w:pPr>
+              <w:keepNext w:val="0"/>
+              <w:spacing w:before="0" w:after="0" w:line="252" w:lineRule="auto"/>
+            </w:pPr>
+            <w:r>
+              <w:rPr>
+                <w:rFonts w:ascii="Noto Sans JP" w:hAnsi="Noto Sans JP" w:eastAsia="Noto Sans JP"/>
+                <w:b w:val="0"/>
+                <w:i w:val="0"/>
+                <w:color w:val="1C252B"/>
+                <w:sz w:val="14"/>
+              </w:rPr>
+              <w:t>同じ条件で再確認可能</w:t>
             </w:r>
           </w:p>
         </w:tc>
@@ -3809,7 +5091,7 @@
       </w:pPr>
       <w:r>
         <w:rPr>
-          <w:rFonts w:ascii="Yu Gothic" w:hAnsi="Yu Gothic" w:eastAsia="Yu Gothic"/>
+          <w:rFonts w:ascii="Noto Sans JP Black" w:hAnsi="Noto Sans JP Black" w:eastAsia="Noto Sans JP Black"/>
           <w:b/>
           <w:i w:val="0"/>
           <w:color w:val="B46A32"/>
@@ -3826,7 +5108,7 @@
       </w:pPr>
       <w:r>
         <w:rPr>
-          <w:rFonts w:ascii="Yu Gothic" w:hAnsi="Yu Gothic" w:eastAsia="Yu Gothic"/>
+          <w:rFonts w:ascii="Noto Sans JP" w:hAnsi="Noto Sans JP" w:eastAsia="Noto Sans JP"/>
           <w:b w:val="0"/>
           <w:i w:val="0"/>
           <w:color w:val="1C252B"/>
@@ -3843,13 +5125,13 @@
       </w:pPr>
       <w:r>
         <w:rPr>
-          <w:rFonts w:ascii="Yu Gothic" w:hAnsi="Yu Gothic" w:eastAsia="Yu Gothic"/>
+          <w:rFonts w:ascii="Noto Sans JP" w:hAnsi="Noto Sans JP" w:eastAsia="Noto Sans JP"/>
           <w:b w:val="0"/>
           <w:i w:val="0"/>
           <w:color w:val="1C252B"/>
           <w:sz w:val="17"/>
         </w:rPr>
-        <w:t>敵数・弾数を固定した比較で、空間分割が有効になる条件をCPU時間として測定する。</w:t>
+        <w:t>実プレイ時の弾数と敵配置を保存・再生し、空間分割の比較条件をさらに現実のプレイ状況へ近づける。</w:t>
       </w:r>
     </w:p>
     <w:p>
@@ -3860,7 +5142,7 @@
       </w:pPr>
       <w:r>
         <w:rPr>
-          <w:rFonts w:ascii="Yu Gothic" w:hAnsi="Yu Gothic" w:eastAsia="Yu Gothic"/>
+          <w:rFonts w:ascii="Noto Sans JP" w:hAnsi="Noto Sans JP" w:eastAsia="Noto Sans JP"/>
           <w:b w:val="0"/>
           <w:i w:val="0"/>
           <w:color w:val="1C252B"/>
@@ -3877,7 +5159,7 @@
       </w:pPr>
       <w:r>
         <w:rPr>
-          <w:rFonts w:ascii="Yu Gothic" w:hAnsi="Yu Gothic" w:eastAsia="Yu Gothic"/>
+          <w:rFonts w:ascii="Noto Sans JP" w:hAnsi="Noto Sans JP" w:eastAsia="Noto Sans JP"/>
           <w:b w:val="0"/>
           <w:i w:val="0"/>
           <w:color w:val="1C252B"/>
@@ -3894,7 +5176,7 @@
       </w:pPr>
       <w:r>
         <w:rPr>
-          <w:rFonts w:ascii="Yu Gothic" w:hAnsi="Yu Gothic" w:eastAsia="Yu Gothic"/>
+          <w:rFonts w:ascii="Noto Sans JP" w:hAnsi="Noto Sans JP" w:eastAsia="Noto Sans JP"/>
           <w:b w:val="0"/>
           <w:i w:val="0"/>
           <w:color w:val="1C252B"/>
@@ -3911,6 +5193,16 @@
         <w:tblLayout w:type="fixed"/>
         <w:tblLook w:firstColumn="1" w:firstRow="1" w:lastColumn="0" w:lastRow="0" w:noHBand="0" w:noVBand="1" w:val="04A0"/>
         <w:tblInd w:w="110" w:type="dxa"/>
+        <w:tblBorders>
+          <w:top w:val="single" w:sz="8" w:space="0" w:color="202020"/>
+          <w:left w:val="single" w:sz="8" w:space="0" w:color="202020"/>
+          <w:start w:val="single" w:sz="8" w:space="0" w:color="202020"/>
+          <w:bottom w:val="single" w:sz="8" w:space="0" w:color="202020"/>
+          <w:right w:val="single" w:sz="8" w:space="0" w:color="202020"/>
+          <w:end w:val="single" w:sz="8" w:space="0" w:color="202020"/>
+          <w:insideH w:val="single" w:sz="8" w:space="0" w:color="202020"/>
+          <w:insideV w:val="single" w:sz="8" w:space="0" w:color="202020"/>
+        </w:tblBorders>
       </w:tblPr>
       <w:tblGrid>
         <w:gridCol w:w="1500"/>
@@ -3927,6 +5219,14 @@
               <w:bottom w:w="70" w:type="dxa"/>
               <w:end w:w="110" w:type="dxa"/>
             </w:tcMar>
+            <w:tcBorders>
+              <w:top w:val="single" w:sz="8" w:space="0" w:color="202020"/>
+              <w:left w:val="single" w:sz="8" w:space="0" w:color="202020"/>
+              <w:start w:val="single" w:sz="8" w:space="0" w:color="202020"/>
+              <w:bottom w:val="single" w:sz="8" w:space="0" w:color="202020"/>
+              <w:right w:val="single" w:sz="8" w:space="0" w:color="202020"/>
+              <w:end w:val="single" w:sz="8" w:space="0" w:color="202020"/>
+            </w:tcBorders>
           </w:tcPr>
           <w:p>
             <w:pPr>
@@ -3936,7 +5236,7 @@
             </w:pPr>
             <w:r>
               <w:rPr>
-                <w:rFonts w:ascii="Yu Gothic" w:hAnsi="Yu Gothic" w:eastAsia="Yu Gothic"/>
+                <w:rFonts w:ascii="Noto Sans JP Black" w:hAnsi="Noto Sans JP Black" w:eastAsia="Noto Sans JP Black"/>
                 <w:b/>
                 <w:i w:val="0"/>
                 <w:color w:val="FFFFFF"/>
@@ -3956,6 +5256,14 @@
               <w:bottom w:w="70" w:type="dxa"/>
               <w:end w:w="110" w:type="dxa"/>
             </w:tcMar>
+            <w:tcBorders>
+              <w:top w:val="single" w:sz="8" w:space="0" w:color="202020"/>
+              <w:left w:val="single" w:sz="8" w:space="0" w:color="202020"/>
+              <w:start w:val="single" w:sz="8" w:space="0" w:color="202020"/>
+              <w:bottom w:val="single" w:sz="8" w:space="0" w:color="202020"/>
+              <w:right w:val="single" w:sz="8" w:space="0" w:color="202020"/>
+              <w:end w:val="single" w:sz="8" w:space="0" w:color="202020"/>
+            </w:tcBorders>
           </w:tcPr>
           <w:p>
             <w:pPr>
@@ -3964,7 +5272,7 @@
             </w:pPr>
             <w:r>
               <w:rPr>
-                <w:rFonts w:ascii="Yu Gothic" w:hAnsi="Yu Gothic" w:eastAsia="Yu Gothic"/>
+                <w:rFonts w:ascii="Noto Sans JP" w:hAnsi="Noto Sans JP" w:eastAsia="Noto Sans JP"/>
                 <w:b w:val="0"/>
                 <w:i w:val="0"/>
                 <w:color w:val="1C252B"/>
@@ -3999,7 +5307,7 @@
     </w:pPr>
     <w:r>
       <w:rPr>
-        <w:rFonts w:ascii="Yu Gothic" w:hAnsi="Yu Gothic" w:eastAsia="Yu Gothic"/>
+        <w:rFonts w:ascii="Noto Sans JP" w:hAnsi="Noto Sans JP" w:eastAsia="Noto Sans JP"/>
         <w:b w:val="0"/>
         <w:i w:val="0"/>
         <w:color w:val="5D6870"/>
@@ -4023,7 +5331,7 @@
     </w:pPr>
     <w:r>
       <w:rPr>
-        <w:rFonts w:ascii="Yu Gothic" w:hAnsi="Yu Gothic" w:eastAsia="Yu Gothic"/>
+        <w:rFonts w:ascii="Noto Sans JP Black" w:hAnsi="Noto Sans JP Black" w:eastAsia="Noto Sans JP Black"/>
         <w:b/>
         <w:i w:val="0"/>
         <w:color w:val="5D6870"/>
@@ -4399,7 +5707,7 @@
     <w:qFormat/>
     <w:rsid w:val="00FC693F"/>
     <w:rPr>
-      <w:rFonts w:ascii="Yu Gothic" w:hAnsi="Yu Gothic" w:eastAsia="Yu Gothic"/>
+      <w:rFonts w:ascii="Noto Sans JP" w:hAnsi="Noto Sans JP" w:eastAsia="Noto Sans JP"/>
       <w:color w:val="1C252B"/>
       <w:sz w:val="18"/>
     </w:rPr>
@@ -4463,7 +5771,7 @@
       <w:outlineLvl w:val="0"/>
     </w:pPr>
     <w:rPr>
-      <w:rFonts w:asciiTheme="majorHAnsi" w:eastAsiaTheme="majorEastAsia" w:hAnsiTheme="majorHAnsi" w:cstheme="majorBidi" w:ascii="Yu Gothic" w:hAnsi="Yu Gothic" w:eastAsia="Yu Gothic"/>
+      <w:rFonts w:asciiTheme="majorHAnsi" w:eastAsiaTheme="majorEastAsia" w:hAnsiTheme="majorHAnsi" w:cstheme="majorBidi" w:ascii="Noto Sans JP Black" w:hAnsi="Noto Sans JP Black" w:eastAsia="Noto Sans JP Black"/>
       <w:b/>
       <w:bCs/>
       <w:color w:val="365F91" w:themeColor="accent1" w:themeShade="BF"/>
@@ -4487,7 +5795,7 @@
       <w:outlineLvl w:val="1"/>
     </w:pPr>
     <w:rPr>
-      <w:rFonts w:asciiTheme="majorHAnsi" w:eastAsiaTheme="majorEastAsia" w:hAnsiTheme="majorHAnsi" w:cstheme="majorBidi" w:ascii="Yu Gothic" w:hAnsi="Yu Gothic" w:eastAsia="Yu Gothic"/>
+      <w:rFonts w:asciiTheme="majorHAnsi" w:eastAsiaTheme="majorEastAsia" w:hAnsiTheme="majorHAnsi" w:cstheme="majorBidi" w:ascii="Noto Sans JP Black" w:hAnsi="Noto Sans JP Black" w:eastAsia="Noto Sans JP Black"/>
       <w:b/>
       <w:bCs/>
       <w:color w:val="4F81BD" w:themeColor="accent1"/>
@@ -4511,7 +5819,7 @@
       <w:outlineLvl w:val="2"/>
     </w:pPr>
     <w:rPr>
-      <w:rFonts w:asciiTheme="majorHAnsi" w:eastAsiaTheme="majorEastAsia" w:hAnsiTheme="majorHAnsi" w:cstheme="majorBidi" w:ascii="Yu Gothic" w:hAnsi="Yu Gothic" w:eastAsia="Yu Gothic"/>
+      <w:rFonts w:asciiTheme="majorHAnsi" w:eastAsiaTheme="majorEastAsia" w:hAnsiTheme="majorHAnsi" w:cstheme="majorBidi" w:ascii="Noto Sans JP Black" w:hAnsi="Noto Sans JP Black" w:eastAsia="Noto Sans JP Black"/>
       <w:b/>
       <w:bCs/>
       <w:color w:val="4F81BD" w:themeColor="accent1"/>
@@ -4934,7 +6242,7 @@
       <w:contextualSpacing/>
     </w:pPr>
     <w:rPr>
-      <w:rFonts w:ascii="Yu Gothic" w:hAnsi="Yu Gothic" w:eastAsia="Yu Gothic"/>
+      <w:rFonts w:ascii="Noto Sans JP" w:hAnsi="Noto Sans JP" w:eastAsia="Noto Sans JP"/>
     </w:rPr>
   </w:style>
   <w:style w:type="paragraph" w:styleId="ListBullet2">

--- a/project/output/documents/KuboEngine_program_explanation_A4.docx
+++ b/project/output/documents/KuboEngine_program_explanation_A4.docx
@@ -11,7 +11,6 @@
         <w:rPr>
           <w:rFonts w:ascii="Noto Sans JP Black" w:hAnsi="Noto Sans JP Black" w:eastAsia="Noto Sans JP Black"/>
           <w:b/>
-          <w:i w:val="0"/>
           <w:color w:val="B46A32"/>
           <w:sz w:val="16"/>
         </w:rPr>
@@ -27,9 +26,8 @@
         <w:rPr>
           <w:rFonts w:ascii="Noto Sans JP Black" w:hAnsi="Noto Sans JP Black" w:eastAsia="Noto Sans JP Black"/>
           <w:b/>
-          <w:i w:val="0"/>
           <w:color w:val="15324A"/>
-          <w:sz w:val="50"/>
+          <w:sz w:val="48"/>
         </w:rPr>
         <w:t>KuboEngine</w:t>
       </w:r>
@@ -43,27 +41,25 @@
         <w:rPr>
           <w:rFonts w:ascii="Noto Sans JP Black" w:hAnsi="Noto Sans JP Black" w:eastAsia="Noto Sans JP Black"/>
           <w:b/>
-          <w:i w:val="0"/>
           <w:color w:val="27678A"/>
-          <w:sz w:val="27"/>
+          <w:sz w:val="24"/>
         </w:rPr>
-        <w:t>自作エンジン上で制作した3Dサバイバルアクション</w:t>
+        <w:t>C++／DirectX 12自作エンジン上で制作した3Dサバイバルアクション</w:t>
       </w:r>
     </w:p>
     <w:p>
       <w:pPr>
         <w:keepNext w:val="0"/>
-        <w:spacing w:before="0" w:after="140" w:line="283" w:lineRule="auto"/>
+        <w:spacing w:before="0" w:after="120" w:line="278" w:lineRule="auto"/>
       </w:pPr>
       <w:r>
         <w:rPr>
           <w:rFonts w:ascii="Noto Sans JP" w:hAnsi="Noto Sans JP" w:eastAsia="Noto Sans JP"/>
           <w:b w:val="0"/>
-          <w:i w:val="0"/>
           <w:color w:val="1C252B"/>
-          <w:sz w:val="19"/>
+          <w:sz w:val="18"/>
         </w:rPr>
-        <w:t>C++20とDirectX 12でゲームエンジンを構築し、その上でTitle・Play・Resultまでを持つゲームを制作しました。描画基盤だけでなく、ゲーム進行、武器、敵、衝突判定、データ調整、デバッグ・検証まで一つのプロジェクトとして実装しています。</w:t>
+        <w:t>C++20とDirectX 12でゲームエンジンを構築し、その上でTitle、Play、Resultまでを持つゲームを制作しました。プレイヤーは敵を倒して経験値を集め、レベルアップ時に武器や能力を選びながらボス戦まで生き残ります。獲得コインはResultで集計し、Titleの恒久強化やキャラクター解放へ引き継ぎます。</w:t>
       </w:r>
     </w:p>
     <w:tbl>
@@ -73,7 +69,7 @@
         <w:jc w:val="left"/>
         <w:tblLayout w:type="fixed"/>
         <w:tblLook w:firstColumn="1" w:firstRow="1" w:lastColumn="0" w:lastRow="0" w:noHBand="0" w:noVBand="1" w:val="04A0"/>
-        <w:tblInd w:w="110" w:type="dxa"/>
+        <w:tblInd w:w="0" w:type="dxa"/>
         <w:tblBorders>
           <w:top w:val="single" w:sz="8" w:space="0" w:color="202020"/>
           <w:left w:val="single" w:sz="8" w:space="0" w:color="202020"/>
@@ -98,11 +94,12 @@
           <w:tcPr>
             <w:tcW w:type="dxa" w:w="1633"/>
             <w:shd w:fill="EAF2F6"/>
+            <w:vAlign w:val="center"/>
             <w:tcMar>
-              <w:top w:w="70" w:type="dxa"/>
-              <w:start w:w="110" w:type="dxa"/>
-              <w:bottom w:w="70" w:type="dxa"/>
-              <w:end w:w="110" w:type="dxa"/>
+              <w:top w:w="95" w:type="dxa"/>
+              <w:start w:w="120" w:type="dxa"/>
+              <w:bottom w:w="95" w:type="dxa"/>
+              <w:end w:w="120" w:type="dxa"/>
             </w:tcMar>
             <w:tcBorders>
               <w:top w:val="single" w:sz="8" w:space="0" w:color="202020"/>
@@ -116,14 +113,13 @@
           <w:p>
             <w:pPr>
               <w:keepNext w:val="0"/>
-              <w:spacing w:before="0" w:after="0" w:line="252" w:lineRule="auto"/>
+              <w:spacing w:before="0" w:after="0" w:line="254" w:lineRule="auto"/>
               <w:jc w:val="center"/>
             </w:pPr>
             <w:r>
               <w:rPr>
                 <w:rFonts w:ascii="Noto Sans JP Black" w:hAnsi="Noto Sans JP Black" w:eastAsia="Noto Sans JP Black"/>
                 <w:b/>
-                <w:i w:val="0"/>
                 <w:color w:val="27678A"/>
                 <w:sz w:val="16"/>
               </w:rPr>
@@ -135,11 +131,12 @@
           <w:tcPr>
             <w:tcW w:type="dxa" w:w="1633"/>
             <w:shd w:fill="FFFFFF"/>
+            <w:vAlign w:val="center"/>
             <w:tcMar>
-              <w:top w:w="70" w:type="dxa"/>
-              <w:start w:w="110" w:type="dxa"/>
-              <w:bottom w:w="70" w:type="dxa"/>
-              <w:end w:w="110" w:type="dxa"/>
+              <w:top w:w="95" w:type="dxa"/>
+              <w:start w:w="120" w:type="dxa"/>
+              <w:bottom w:w="95" w:type="dxa"/>
+              <w:end w:w="120" w:type="dxa"/>
             </w:tcMar>
             <w:tcBorders>
               <w:top w:val="single" w:sz="8" w:space="0" w:color="202020"/>
@@ -153,14 +150,13 @@
           <w:p>
             <w:pPr>
               <w:keepNext w:val="0"/>
-              <w:spacing w:before="0" w:after="0" w:line="252" w:lineRule="auto"/>
+              <w:spacing w:before="0" w:after="0" w:line="254" w:lineRule="auto"/>
               <w:jc w:val="center"/>
             </w:pPr>
             <w:r>
               <w:rPr>
                 <w:rFonts w:ascii="Noto Sans JP Black" w:hAnsi="Noto Sans JP Black" w:eastAsia="Noto Sans JP Black"/>
                 <w:b/>
-                <w:i w:val="0"/>
                 <w:color w:val="27678A"/>
                 <w:sz w:val="16"/>
               </w:rPr>
@@ -172,11 +168,12 @@
           <w:tcPr>
             <w:tcW w:type="dxa" w:w="1633"/>
             <w:shd w:fill="EAF2F6"/>
+            <w:vAlign w:val="center"/>
             <w:tcMar>
-              <w:top w:w="70" w:type="dxa"/>
-              <w:start w:w="110" w:type="dxa"/>
-              <w:bottom w:w="70" w:type="dxa"/>
-              <w:end w:w="110" w:type="dxa"/>
+              <w:top w:w="95" w:type="dxa"/>
+              <w:start w:w="120" w:type="dxa"/>
+              <w:bottom w:w="95" w:type="dxa"/>
+              <w:end w:w="120" w:type="dxa"/>
             </w:tcMar>
             <w:tcBorders>
               <w:top w:val="single" w:sz="8" w:space="0" w:color="202020"/>
@@ -190,14 +187,13 @@
           <w:p>
             <w:pPr>
               <w:keepNext w:val="0"/>
-              <w:spacing w:before="0" w:after="0" w:line="252" w:lineRule="auto"/>
+              <w:spacing w:before="0" w:after="0" w:line="254" w:lineRule="auto"/>
               <w:jc w:val="center"/>
             </w:pPr>
             <w:r>
               <w:rPr>
                 <w:rFonts w:ascii="Noto Sans JP Black" w:hAnsi="Noto Sans JP Black" w:eastAsia="Noto Sans JP Black"/>
                 <w:b/>
-                <w:i w:val="0"/>
                 <w:color w:val="27678A"/>
                 <w:sz w:val="16"/>
               </w:rPr>
@@ -209,11 +205,12 @@
           <w:tcPr>
             <w:tcW w:type="dxa" w:w="1633"/>
             <w:shd w:fill="FFFFFF"/>
+            <w:vAlign w:val="center"/>
             <w:tcMar>
-              <w:top w:w="70" w:type="dxa"/>
-              <w:start w:w="110" w:type="dxa"/>
-              <w:bottom w:w="70" w:type="dxa"/>
-              <w:end w:w="110" w:type="dxa"/>
+              <w:top w:w="95" w:type="dxa"/>
+              <w:start w:w="120" w:type="dxa"/>
+              <w:bottom w:w="95" w:type="dxa"/>
+              <w:end w:w="120" w:type="dxa"/>
             </w:tcMar>
             <w:tcBorders>
               <w:top w:val="single" w:sz="8" w:space="0" w:color="202020"/>
@@ -227,18 +224,17 @@
           <w:p>
             <w:pPr>
               <w:keepNext w:val="0"/>
-              <w:spacing w:before="0" w:after="0" w:line="252" w:lineRule="auto"/>
+              <w:spacing w:before="0" w:after="0" w:line="254" w:lineRule="auto"/>
               <w:jc w:val="center"/>
             </w:pPr>
             <w:r>
               <w:rPr>
                 <w:rFonts w:ascii="Noto Sans JP Black" w:hAnsi="Noto Sans JP Black" w:eastAsia="Noto Sans JP Black"/>
                 <w:b/>
-                <w:i w:val="0"/>
                 <w:color w:val="27678A"/>
                 <w:sz w:val="16"/>
               </w:rPr>
-              <w:t>ImGui</w:t>
+              <w:t>Dear ImGui</w:t>
             </w:r>
           </w:p>
         </w:tc>
@@ -246,11 +242,12 @@
           <w:tcPr>
             <w:tcW w:type="dxa" w:w="1633"/>
             <w:shd w:fill="EAF2F6"/>
+            <w:vAlign w:val="center"/>
             <w:tcMar>
-              <w:top w:w="70" w:type="dxa"/>
-              <w:start w:w="110" w:type="dxa"/>
-              <w:bottom w:w="70" w:type="dxa"/>
-              <w:end w:w="110" w:type="dxa"/>
+              <w:top w:w="95" w:type="dxa"/>
+              <w:start w:w="120" w:type="dxa"/>
+              <w:bottom w:w="95" w:type="dxa"/>
+              <w:end w:w="120" w:type="dxa"/>
             </w:tcMar>
             <w:tcBorders>
               <w:top w:val="single" w:sz="8" w:space="0" w:color="202020"/>
@@ -264,18 +261,17 @@
           <w:p>
             <w:pPr>
               <w:keepNext w:val="0"/>
-              <w:spacing w:before="0" w:after="0" w:line="252" w:lineRule="auto"/>
+              <w:spacing w:before="0" w:after="0" w:line="254" w:lineRule="auto"/>
               <w:jc w:val="center"/>
             </w:pPr>
             <w:r>
               <w:rPr>
                 <w:rFonts w:ascii="Noto Sans JP Black" w:hAnsi="Noto Sans JP Black" w:eastAsia="Noto Sans JP Black"/>
                 <w:b/>
-                <w:i w:val="0"/>
                 <w:color w:val="27678A"/>
                 <w:sz w:val="16"/>
               </w:rPr>
-              <w:t>CSV</w:t>
+              <w:t>Assimp</w:t>
             </w:r>
           </w:p>
         </w:tc>
@@ -283,11 +279,12 @@
           <w:tcPr>
             <w:tcW w:type="dxa" w:w="1635"/>
             <w:shd w:fill="FFFFFF"/>
+            <w:vAlign w:val="center"/>
             <w:tcMar>
-              <w:top w:w="70" w:type="dxa"/>
-              <w:start w:w="110" w:type="dxa"/>
-              <w:bottom w:w="70" w:type="dxa"/>
-              <w:end w:w="110" w:type="dxa"/>
+              <w:top w:w="95" w:type="dxa"/>
+              <w:start w:w="120" w:type="dxa"/>
+              <w:bottom w:w="95" w:type="dxa"/>
+              <w:end w:w="120" w:type="dxa"/>
             </w:tcMar>
             <w:tcBorders>
               <w:top w:val="single" w:sz="8" w:space="0" w:color="202020"/>
@@ -301,18 +298,17 @@
           <w:p>
             <w:pPr>
               <w:keepNext w:val="0"/>
-              <w:spacing w:before="0" w:after="0" w:line="252" w:lineRule="auto"/>
+              <w:spacing w:before="0" w:after="0" w:line="254" w:lineRule="auto"/>
               <w:jc w:val="center"/>
             </w:pPr>
             <w:r>
               <w:rPr>
                 <w:rFonts w:ascii="Noto Sans JP Black" w:hAnsi="Noto Sans JP Black" w:eastAsia="Noto Sans JP Black"/>
                 <w:b/>
-                <w:i w:val="0"/>
                 <w:color w:val="27678A"/>
                 <w:sz w:val="16"/>
               </w:rPr>
-              <w:t>Assimp</w:t>
+              <w:t>CSV</w:t>
             </w:r>
           </w:p>
         </w:tc>
@@ -320,36 +316,9 @@
     </w:tbl>
     <w:p>
       <w:pPr>
-        <w:pStyle w:val="Heading1"/>
-        <w:keepNext/>
-        <w:spacing w:before="160" w:after="80" w:line="240" w:lineRule="auto"/>
+        <w:keepNext w:val="0"/>
+        <w:spacing w:before="0" w:after="80" w:line="240" w:lineRule="auto"/>
       </w:pPr>
-      <w:r>
-        <w:rPr>
-          <w:rFonts w:ascii="Noto Sans JP Black" w:hAnsi="Noto Sans JP Black" w:eastAsia="Noto Sans JP Black"/>
-          <w:b/>
-          <w:i w:val="0"/>
-          <w:color w:val="15324A"/>
-          <w:sz w:val="29"/>
-        </w:rPr>
-        <w:t>作品概要</w:t>
-      </w:r>
-    </w:p>
-    <w:p>
-      <w:pPr>
-        <w:keepNext w:val="0"/>
-        <w:spacing w:before="0" w:after="100" w:line="269" w:lineRule="auto"/>
-      </w:pPr>
-      <w:r>
-        <w:rPr>
-          <w:rFonts w:ascii="Noto Sans JP" w:hAnsi="Noto Sans JP" w:eastAsia="Noto Sans JP"/>
-          <w:b w:val="0"/>
-          <w:i w:val="0"/>
-          <w:color w:val="1C252B"/>
-          <w:sz w:val="18"/>
-        </w:rPr>
-        <w:t>敵を倒して経験値を集め、レベルアップ時に武器や能力を選びながらボス戦まで生き残るゲームです。1回のプレイで終わらず次の挑戦へつながる流れを作るため、獲得コインをResultで集計し、Titleの恒久強化やキャラクター解放へ引き継ぎます。</w:t>
-      </w:r>
     </w:p>
     <w:tbl>
       <w:tblPr>
@@ -358,7 +327,7 @@
         <w:jc w:val="left"/>
         <w:tblLayout w:type="fixed"/>
         <w:tblLook w:firstColumn="1" w:firstRow="1" w:lastColumn="0" w:lastRow="0" w:noHBand="0" w:noVBand="1" w:val="04A0"/>
-        <w:tblInd w:w="110" w:type="dxa"/>
+        <w:tblInd w:w="0" w:type="dxa"/>
         <w:tblBorders>
           <w:top w:val="single" w:sz="8" w:space="0" w:color="202020"/>
           <w:left w:val="single" w:sz="8" w:space="0" w:color="202020"/>
@@ -371,8 +340,8 @@
         </w:tblBorders>
       </w:tblPr>
       <w:tblGrid>
-        <w:gridCol w:w="2100"/>
-        <w:gridCol w:w="7700"/>
+        <w:gridCol w:w="2200"/>
+        <w:gridCol w:w="7600"/>
       </w:tblGrid>
       <w:tr>
         <w:trPr>
@@ -380,14 +349,14 @@
         </w:trPr>
         <w:tc>
           <w:tcPr>
-            <w:tcW w:type="dxa" w:w="2100"/>
-            <w:shd w:fill="EAF2F6"/>
+            <w:tcW w:type="dxa" w:w="2200"/>
+            <w:shd w:fill="F8EFE7"/>
             <w:vAlign w:val="center"/>
             <w:tcMar>
-              <w:top w:w="70" w:type="dxa"/>
-              <w:start w:w="110" w:type="dxa"/>
-              <w:bottom w:w="70" w:type="dxa"/>
-              <w:end w:w="110" w:type="dxa"/>
+              <w:top w:w="95" w:type="dxa"/>
+              <w:start w:w="120" w:type="dxa"/>
+              <w:bottom w:w="95" w:type="dxa"/>
+              <w:end w:w="120" w:type="dxa"/>
             </w:tcMar>
             <w:tcBorders>
               <w:top w:val="single" w:sz="8" w:space="0" w:color="202020"/>
@@ -401,30 +370,29 @@
           <w:p>
             <w:pPr>
               <w:keepNext w:val="0"/>
-              <w:spacing w:before="0" w:after="0" w:line="240" w:lineRule="auto"/>
+              <w:spacing w:before="0" w:after="0" w:line="250" w:lineRule="auto"/>
             </w:pPr>
             <w:r>
               <w:rPr>
                 <w:rFonts w:ascii="Noto Sans JP Black" w:hAnsi="Noto Sans JP Black" w:eastAsia="Noto Sans JP Black"/>
                 <w:b/>
-                <w:i w:val="0"/>
                 <w:color w:val="15324A"/>
                 <w:sz w:val="16"/>
               </w:rPr>
-              <w:t>項目</w:t>
+              <w:t>範囲</w:t>
             </w:r>
           </w:p>
         </w:tc>
         <w:tc>
           <w:tcPr>
-            <w:tcW w:type="dxa" w:w="7700"/>
-            <w:shd w:fill="EAF2F6"/>
+            <w:tcW w:type="dxa" w:w="7600"/>
+            <w:shd w:fill="F8EFE7"/>
             <w:vAlign w:val="center"/>
             <w:tcMar>
-              <w:top w:w="70" w:type="dxa"/>
-              <w:start w:w="110" w:type="dxa"/>
-              <w:bottom w:w="70" w:type="dxa"/>
-              <w:end w:w="110" w:type="dxa"/>
+              <w:top w:w="95" w:type="dxa"/>
+              <w:start w:w="120" w:type="dxa"/>
+              <w:bottom w:w="95" w:type="dxa"/>
+              <w:end w:w="120" w:type="dxa"/>
             </w:tcMar>
             <w:tcBorders>
               <w:top w:val="single" w:sz="8" w:space="0" w:color="202020"/>
@@ -438,17 +406,16 @@
           <w:p>
             <w:pPr>
               <w:keepNext w:val="0"/>
-              <w:spacing w:before="0" w:after="0" w:line="240" w:lineRule="auto"/>
+              <w:spacing w:before="0" w:after="0" w:line="250" w:lineRule="auto"/>
             </w:pPr>
             <w:r>
               <w:rPr>
                 <w:rFonts w:ascii="Noto Sans JP Black" w:hAnsi="Noto Sans JP Black" w:eastAsia="Noto Sans JP Black"/>
                 <w:b/>
-                <w:i w:val="0"/>
                 <w:color w:val="15324A"/>
                 <w:sz w:val="16"/>
               </w:rPr>
-              <w:t>内容</w:t>
+              <w:t>実装内容</w:t>
             </w:r>
           </w:p>
         </w:tc>
@@ -456,13 +423,13 @@
       <w:tr>
         <w:tc>
           <w:tcPr>
-            <w:tcW w:type="dxa" w:w="2100"/>
+            <w:tcW w:type="dxa" w:w="2200"/>
             <w:vAlign w:val="center"/>
             <w:tcMar>
-              <w:top w:w="70" w:type="dxa"/>
-              <w:start w:w="110" w:type="dxa"/>
-              <w:bottom w:w="70" w:type="dxa"/>
-              <w:end w:w="110" w:type="dxa"/>
+              <w:top w:w="95" w:type="dxa"/>
+              <w:start w:w="120" w:type="dxa"/>
+              <w:bottom w:w="95" w:type="dxa"/>
+              <w:end w:w="120" w:type="dxa"/>
             </w:tcMar>
             <w:tcBorders>
               <w:top w:val="single" w:sz="8" w:space="0" w:color="202020"/>
@@ -476,29 +443,28 @@
           <w:p>
             <w:pPr>
               <w:keepNext w:val="0"/>
-              <w:spacing w:before="0" w:after="0" w:line="252" w:lineRule="auto"/>
+              <w:spacing w:before="0" w:after="0" w:line="259" w:lineRule="auto"/>
             </w:pPr>
             <w:r>
               <w:rPr>
                 <w:rFonts w:ascii="Noto Sans JP Black" w:hAnsi="Noto Sans JP Black" w:eastAsia="Noto Sans JP Black"/>
                 <w:b/>
-                <w:i w:val="0"/>
                 <w:color w:val="1C252B"/>
                 <w:sz w:val="16"/>
               </w:rPr>
-              <w:t>ゲーム構成</w:t>
+              <w:t>エンジン</w:t>
             </w:r>
           </w:p>
         </w:tc>
         <w:tc>
           <w:tcPr>
-            <w:tcW w:type="dxa" w:w="7700"/>
+            <w:tcW w:type="dxa" w:w="7600"/>
             <w:vAlign w:val="center"/>
             <w:tcMar>
-              <w:top w:w="70" w:type="dxa"/>
-              <w:start w:w="110" w:type="dxa"/>
-              <w:bottom w:w="70" w:type="dxa"/>
-              <w:end w:w="110" w:type="dxa"/>
+              <w:top w:w="95" w:type="dxa"/>
+              <w:start w:w="120" w:type="dxa"/>
+              <w:bottom w:w="95" w:type="dxa"/>
+              <w:end w:w="120" w:type="dxa"/>
             </w:tcMar>
             <w:tcBorders>
               <w:top w:val="single" w:sz="8" w:space="0" w:color="202020"/>
@@ -512,17 +478,16 @@
           <w:p>
             <w:pPr>
               <w:keepNext w:val="0"/>
-              <w:spacing w:before="0" w:after="0" w:line="252" w:lineRule="auto"/>
+              <w:spacing w:before="0" w:after="0" w:line="259" w:lineRule="auto"/>
             </w:pPr>
             <w:r>
               <w:rPr>
                 <w:rFonts w:ascii="Noto Sans JP" w:hAnsi="Noto Sans JP" w:eastAsia="Noto Sans JP"/>
                 <w:b w:val="0"/>
-                <w:i w:val="0"/>
                 <w:color w:val="1C252B"/>
                 <w:sz w:val="16"/>
               </w:rPr>
-              <w:t>Title / Play / Result、通常戦闘、レベルアップ、ボス戦、恒久強化</w:t>
+              <w:t>DirectX 12基盤、描画、入力、音声、モデル、スプライト、パーティクル、カメラ、シーン管理</w:t>
             </w:r>
           </w:p>
         </w:tc>
@@ -530,13 +495,13 @@
       <w:tr>
         <w:tc>
           <w:tcPr>
-            <w:tcW w:type="dxa" w:w="2100"/>
+            <w:tcW w:type="dxa" w:w="2200"/>
             <w:vAlign w:val="center"/>
             <w:tcMar>
-              <w:top w:w="70" w:type="dxa"/>
-              <w:start w:w="110" w:type="dxa"/>
-              <w:bottom w:w="70" w:type="dxa"/>
-              <w:end w:w="110" w:type="dxa"/>
+              <w:top w:w="95" w:type="dxa"/>
+              <w:start w:w="120" w:type="dxa"/>
+              <w:bottom w:w="95" w:type="dxa"/>
+              <w:end w:w="120" w:type="dxa"/>
             </w:tcMar>
             <w:tcBorders>
               <w:top w:val="single" w:sz="8" w:space="0" w:color="202020"/>
@@ -550,29 +515,28 @@
           <w:p>
             <w:pPr>
               <w:keepNext w:val="0"/>
-              <w:spacing w:before="0" w:after="0" w:line="252" w:lineRule="auto"/>
+              <w:spacing w:before="0" w:after="0" w:line="259" w:lineRule="auto"/>
             </w:pPr>
             <w:r>
               <w:rPr>
                 <w:rFonts w:ascii="Noto Sans JP Black" w:hAnsi="Noto Sans JP Black" w:eastAsia="Noto Sans JP Black"/>
                 <w:b/>
-                <w:i w:val="0"/>
                 <w:color w:val="1C252B"/>
                 <w:sz w:val="16"/>
               </w:rPr>
-              <w:t>エンジン</w:t>
+              <w:t>ゲーム</w:t>
             </w:r>
           </w:p>
         </w:tc>
         <w:tc>
           <w:tcPr>
-            <w:tcW w:type="dxa" w:w="7700"/>
+            <w:tcW w:type="dxa" w:w="7600"/>
             <w:vAlign w:val="center"/>
             <w:tcMar>
-              <w:top w:w="70" w:type="dxa"/>
-              <w:start w:w="110" w:type="dxa"/>
-              <w:bottom w:w="70" w:type="dxa"/>
-              <w:end w:w="110" w:type="dxa"/>
+              <w:top w:w="95" w:type="dxa"/>
+              <w:start w:w="120" w:type="dxa"/>
+              <w:bottom w:w="95" w:type="dxa"/>
+              <w:end w:w="120" w:type="dxa"/>
             </w:tcMar>
             <w:tcBorders>
               <w:top w:val="single" w:sz="8" w:space="0" w:color="202020"/>
@@ -586,17 +550,16 @@
           <w:p>
             <w:pPr>
               <w:keepNext w:val="0"/>
-              <w:spacing w:before="0" w:after="0" w:line="252" w:lineRule="auto"/>
+              <w:spacing w:before="0" w:after="0" w:line="259" w:lineRule="auto"/>
             </w:pPr>
             <w:r>
               <w:rPr>
                 <w:rFonts w:ascii="Noto Sans JP" w:hAnsi="Noto Sans JP" w:eastAsia="Noto Sans JP"/>
                 <w:b w:val="0"/>
-                <w:i w:val="0"/>
                 <w:color w:val="1C252B"/>
                 <w:sz w:val="16"/>
               </w:rPr>
-              <w:t>描画、入力、音声、モデル、スプライト、パーティクル、カメラ、シーン管理</w:t>
+              <w:t>Player、Enemy、Weapon、HUD、LevelUp、GameSession、ボス戦、デバッグ表示</w:t>
             </w:r>
           </w:p>
         </w:tc>
@@ -604,13 +567,13 @@
       <w:tr>
         <w:tc>
           <w:tcPr>
-            <w:tcW w:type="dxa" w:w="2100"/>
+            <w:tcW w:type="dxa" w:w="2200"/>
             <w:vAlign w:val="center"/>
             <w:tcMar>
-              <w:top w:w="70" w:type="dxa"/>
-              <w:start w:w="110" w:type="dxa"/>
-              <w:bottom w:w="70" w:type="dxa"/>
-              <w:end w:w="110" w:type="dxa"/>
+              <w:top w:w="95" w:type="dxa"/>
+              <w:start w:w="120" w:type="dxa"/>
+              <w:bottom w:w="95" w:type="dxa"/>
+              <w:end w:w="120" w:type="dxa"/>
             </w:tcMar>
             <w:tcBorders>
               <w:top w:val="single" w:sz="8" w:space="0" w:color="202020"/>
@@ -624,29 +587,28 @@
           <w:p>
             <w:pPr>
               <w:keepNext w:val="0"/>
-              <w:spacing w:before="0" w:after="0" w:line="252" w:lineRule="auto"/>
+              <w:spacing w:before="0" w:after="0" w:line="259" w:lineRule="auto"/>
             </w:pPr>
             <w:r>
               <w:rPr>
                 <w:rFonts w:ascii="Noto Sans JP Black" w:hAnsi="Noto Sans JP Black" w:eastAsia="Noto Sans JP Black"/>
                 <w:b/>
-                <w:i w:val="0"/>
                 <w:color w:val="1C252B"/>
                 <w:sz w:val="16"/>
               </w:rPr>
-              <w:t>ゲーム実装</w:t>
+              <w:t>検証</w:t>
             </w:r>
           </w:p>
         </w:tc>
         <w:tc>
           <w:tcPr>
-            <w:tcW w:type="dxa" w:w="7700"/>
+            <w:tcW w:type="dxa" w:w="7600"/>
             <w:vAlign w:val="center"/>
             <w:tcMar>
-              <w:top w:w="70" w:type="dxa"/>
-              <w:start w:w="110" w:type="dxa"/>
-              <w:bottom w:w="70" w:type="dxa"/>
-              <w:end w:w="110" w:type="dxa"/>
+              <w:top w:w="95" w:type="dxa"/>
+              <w:start w:w="120" w:type="dxa"/>
+              <w:bottom w:w="95" w:type="dxa"/>
+              <w:end w:w="120" w:type="dxa"/>
             </w:tcMar>
             <w:tcBorders>
               <w:top w:val="single" w:sz="8" w:space="0" w:color="202020"/>
@@ -660,91 +622,16 @@
           <w:p>
             <w:pPr>
               <w:keepNext w:val="0"/>
-              <w:spacing w:before="0" w:after="0" w:line="252" w:lineRule="auto"/>
+              <w:spacing w:before="0" w:after="0" w:line="259" w:lineRule="auto"/>
             </w:pPr>
             <w:r>
               <w:rPr>
                 <w:rFonts w:ascii="Noto Sans JP" w:hAnsi="Noto Sans JP" w:eastAsia="Noto Sans JP"/>
                 <w:b w:val="0"/>
-                <w:i w:val="0"/>
                 <w:color w:val="1C252B"/>
                 <w:sz w:val="16"/>
               </w:rPr>
-              <w:t>Player、Enemy、Weapon、HUD、GameSession、デバッグ表示</w:t>
-            </w:r>
-          </w:p>
-        </w:tc>
-      </w:tr>
-      <w:tr>
-        <w:tc>
-          <w:tcPr>
-            <w:tcW w:type="dxa" w:w="2100"/>
-            <w:vAlign w:val="center"/>
-            <w:tcMar>
-              <w:top w:w="70" w:type="dxa"/>
-              <w:start w:w="110" w:type="dxa"/>
-              <w:bottom w:w="70" w:type="dxa"/>
-              <w:end w:w="110" w:type="dxa"/>
-            </w:tcMar>
-            <w:tcBorders>
-              <w:top w:val="single" w:sz="8" w:space="0" w:color="202020"/>
-              <w:left w:val="single" w:sz="8" w:space="0" w:color="202020"/>
-              <w:start w:val="single" w:sz="8" w:space="0" w:color="202020"/>
-              <w:bottom w:val="single" w:sz="8" w:space="0" w:color="202020"/>
-              <w:right w:val="single" w:sz="8" w:space="0" w:color="202020"/>
-              <w:end w:val="single" w:sz="8" w:space="0" w:color="202020"/>
-            </w:tcBorders>
-          </w:tcPr>
-          <w:p>
-            <w:pPr>
-              <w:keepNext w:val="0"/>
-              <w:spacing w:before="0" w:after="0" w:line="252" w:lineRule="auto"/>
-            </w:pPr>
-            <w:r>
-              <w:rPr>
-                <w:rFonts w:ascii="Noto Sans JP Black" w:hAnsi="Noto Sans JP Black" w:eastAsia="Noto Sans JP Black"/>
-                <w:b/>
-                <w:i w:val="0"/>
-                <w:color w:val="1C252B"/>
-                <w:sz w:val="16"/>
-              </w:rPr>
-              <w:t>検証</w:t>
-            </w:r>
-          </w:p>
-        </w:tc>
-        <w:tc>
-          <w:tcPr>
-            <w:tcW w:type="dxa" w:w="7700"/>
-            <w:vAlign w:val="center"/>
-            <w:tcMar>
-              <w:top w:w="70" w:type="dxa"/>
-              <w:start w:w="110" w:type="dxa"/>
-              <w:bottom w:w="70" w:type="dxa"/>
-              <w:end w:w="110" w:type="dxa"/>
-            </w:tcMar>
-            <w:tcBorders>
-              <w:top w:val="single" w:sz="8" w:space="0" w:color="202020"/>
-              <w:left w:val="single" w:sz="8" w:space="0" w:color="202020"/>
-              <w:start w:val="single" w:sz="8" w:space="0" w:color="202020"/>
-              <w:bottom w:val="single" w:sz="8" w:space="0" w:color="202020"/>
-              <w:right w:val="single" w:sz="8" w:space="0" w:color="202020"/>
-              <w:end w:val="single" w:sz="8" w:space="0" w:color="202020"/>
-            </w:tcBorders>
-          </w:tcPr>
-          <w:p>
-            <w:pPr>
-              <w:keepNext w:val="0"/>
-              <w:spacing w:before="0" w:after="0" w:line="252" w:lineRule="auto"/>
-            </w:pPr>
-            <w:r>
-              <w:rPr>
-                <w:rFonts w:ascii="Noto Sans JP" w:hAnsi="Noto Sans JP" w:eastAsia="Noto Sans JP"/>
-                <w:b w:val="0"/>
-                <w:i w:val="0"/>
-                <w:color w:val="1C252B"/>
-                <w:sz w:val="16"/>
-              </w:rPr>
-              <w:t>CPU回帰テスト、シーン遷移ストレス、SRVテレメトリ</w:t>
+              <w:t>CPU回帰テスト、シーン遷移ストレス、SRVテレメトリ、衝突CPU計測</w:t>
             </w:r>
           </w:p>
         </w:tc>
@@ -754,15 +641,14 @@
       <w:pPr>
         <w:pStyle w:val="Heading1"/>
         <w:keepNext/>
-        <w:spacing w:before="160" w:after="80" w:line="240" w:lineRule="auto"/>
+        <w:spacing w:before="140" w:after="80" w:line="240" w:lineRule="auto"/>
       </w:pPr>
       <w:r>
         <w:rPr>
           <w:rFonts w:ascii="Noto Sans JP Black" w:hAnsi="Noto Sans JP Black" w:eastAsia="Noto Sans JP Black"/>
           <w:b/>
-          <w:i w:val="0"/>
           <w:color w:val="15324A"/>
-          <w:sz w:val="29"/>
+          <w:sz w:val="28"/>
         </w:rPr>
         <w:t>技術的な軸</w:t>
       </w:r>
@@ -774,7 +660,7 @@
         <w:jc w:val="left"/>
         <w:tblLayout w:type="fixed"/>
         <w:tblLook w:firstColumn="1" w:firstRow="1" w:lastColumn="0" w:lastRow="0" w:noHBand="0" w:noVBand="1" w:val="04A0"/>
-        <w:tblInd w:w="110" w:type="dxa"/>
+        <w:tblInd w:w="0" w:type="dxa"/>
         <w:tblBorders>
           <w:top w:val="single" w:sz="8" w:space="0" w:color="202020"/>
           <w:left w:val="single" w:sz="8" w:space="0" w:color="202020"/>
@@ -787,19 +673,20 @@
         </w:tblBorders>
       </w:tblPr>
       <w:tblGrid>
-        <w:gridCol w:w="1500"/>
-        <w:gridCol w:w="8300"/>
+        <w:gridCol w:w="1550"/>
+        <w:gridCol w:w="8250"/>
       </w:tblGrid>
       <w:tr>
         <w:tc>
           <w:tcPr>
-            <w:tcW w:type="dxa" w:w="1500"/>
+            <w:tcW w:type="dxa" w:w="1550"/>
             <w:shd w:fill="27678A"/>
+            <w:vAlign w:val="center"/>
             <w:tcMar>
-              <w:top w:w="70" w:type="dxa"/>
-              <w:start w:w="110" w:type="dxa"/>
-              <w:bottom w:w="70" w:type="dxa"/>
-              <w:end w:w="110" w:type="dxa"/>
+              <w:top w:w="95" w:type="dxa"/>
+              <w:start w:w="120" w:type="dxa"/>
+              <w:bottom w:w="95" w:type="dxa"/>
+              <w:end w:w="120" w:type="dxa"/>
             </w:tcMar>
             <w:tcBorders>
               <w:top w:val="single" w:sz="8" w:space="0" w:color="202020"/>
@@ -820,7 +707,6 @@
               <w:rPr>
                 <w:rFonts w:ascii="Noto Sans JP Black" w:hAnsi="Noto Sans JP Black" w:eastAsia="Noto Sans JP Black"/>
                 <w:b/>
-                <w:i w:val="0"/>
                 <w:color w:val="FFFFFF"/>
                 <w:sz w:val="16"/>
               </w:rPr>
@@ -830,13 +716,14 @@
         </w:tc>
         <w:tc>
           <w:tcPr>
-            <w:tcW w:type="dxa" w:w="8300"/>
+            <w:tcW w:type="dxa" w:w="8250"/>
             <w:shd w:fill="EAF2F6"/>
+            <w:vAlign w:val="center"/>
             <w:tcMar>
-              <w:top w:w="70" w:type="dxa"/>
-              <w:start w:w="110" w:type="dxa"/>
-              <w:bottom w:w="70" w:type="dxa"/>
-              <w:end w:w="110" w:type="dxa"/>
+              <w:top w:w="95" w:type="dxa"/>
+              <w:start w:w="120" w:type="dxa"/>
+              <w:bottom w:w="95" w:type="dxa"/>
+              <w:end w:w="120" w:type="dxa"/>
             </w:tcMar>
             <w:tcBorders>
               <w:top w:val="single" w:sz="8" w:space="0" w:color="202020"/>
@@ -856,11 +743,10 @@
               <w:rPr>
                 <w:rFonts w:ascii="Noto Sans JP" w:hAnsi="Noto Sans JP" w:eastAsia="Noto Sans JP"/>
                 <w:b w:val="0"/>
-                <w:i w:val="0"/>
                 <w:color w:val="1C252B"/>
-                <w:sz w:val="17"/>
+                <w:sz w:val="16"/>
               </w:rPr>
-              <w:t>変更理由の異なる処理がPlaySceneへ集中するのを避けるため、進行・武器・敵・HUDを責務ごとに分離しました。結果として、機能追加時に確認する範囲を限定できます。</w:t>
+              <w:t>PlaySceneへ処理が集中しないよう、ゲーム進行、武器、敵、HUDを責務ごとに分けました。結果として、武器追加や進行変更の確認範囲を絞れます。</w:t>
             </w:r>
           </w:p>
         </w:tc>
@@ -873,7 +759,7 @@
         <w:jc w:val="left"/>
         <w:tblLayout w:type="fixed"/>
         <w:tblLook w:firstColumn="1" w:firstRow="1" w:lastColumn="0" w:lastRow="0" w:noHBand="0" w:noVBand="1" w:val="04A0"/>
-        <w:tblInd w:w="110" w:type="dxa"/>
+        <w:tblInd w:w="0" w:type="dxa"/>
         <w:tblBorders>
           <w:top w:val="single" w:sz="8" w:space="0" w:color="202020"/>
           <w:left w:val="single" w:sz="8" w:space="0" w:color="202020"/>
@@ -886,19 +772,20 @@
         </w:tblBorders>
       </w:tblPr>
       <w:tblGrid>
-        <w:gridCol w:w="1500"/>
-        <w:gridCol w:w="8300"/>
+        <w:gridCol w:w="1550"/>
+        <w:gridCol w:w="8250"/>
       </w:tblGrid>
       <w:tr>
         <w:tc>
           <w:tcPr>
-            <w:tcW w:type="dxa" w:w="1500"/>
+            <w:tcW w:type="dxa" w:w="1550"/>
             <w:shd w:fill="39735D"/>
+            <w:vAlign w:val="center"/>
             <w:tcMar>
-              <w:top w:w="70" w:type="dxa"/>
-              <w:start w:w="110" w:type="dxa"/>
-              <w:bottom w:w="70" w:type="dxa"/>
-              <w:end w:w="110" w:type="dxa"/>
+              <w:top w:w="95" w:type="dxa"/>
+              <w:start w:w="120" w:type="dxa"/>
+              <w:bottom w:w="95" w:type="dxa"/>
+              <w:end w:w="120" w:type="dxa"/>
             </w:tcMar>
             <w:tcBorders>
               <w:top w:val="single" w:sz="8" w:space="0" w:color="202020"/>
@@ -919,7 +806,6 @@
               <w:rPr>
                 <w:rFonts w:ascii="Noto Sans JP Black" w:hAnsi="Noto Sans JP Black" w:eastAsia="Noto Sans JP Black"/>
                 <w:b/>
-                <w:i w:val="0"/>
                 <w:color w:val="FFFFFF"/>
                 <w:sz w:val="16"/>
               </w:rPr>
@@ -929,13 +815,14 @@
         </w:tc>
         <w:tc>
           <w:tcPr>
-            <w:tcW w:type="dxa" w:w="8300"/>
+            <w:tcW w:type="dxa" w:w="8250"/>
             <w:shd w:fill="EAF3EE"/>
+            <w:vAlign w:val="center"/>
             <w:tcMar>
-              <w:top w:w="70" w:type="dxa"/>
-              <w:start w:w="110" w:type="dxa"/>
-              <w:bottom w:w="70" w:type="dxa"/>
-              <w:end w:w="110" w:type="dxa"/>
+              <w:top w:w="95" w:type="dxa"/>
+              <w:start w:w="120" w:type="dxa"/>
+              <w:bottom w:w="95" w:type="dxa"/>
+              <w:end w:w="120" w:type="dxa"/>
             </w:tcMar>
             <w:tcBorders>
               <w:top w:val="single" w:sz="8" w:space="0" w:color="202020"/>
@@ -955,11 +842,10 @@
               <w:rPr>
                 <w:rFonts w:ascii="Noto Sans JP" w:hAnsi="Noto Sans JP" w:eastAsia="Noto Sans JP"/>
                 <w:b w:val="0"/>
-                <w:i w:val="0"/>
                 <w:color w:val="1C252B"/>
-                <w:sz w:val="17"/>
+                <w:sz w:val="16"/>
               </w:rPr>
-              <w:t>CPUとGPUで参照時期が異なる問題に対応するため、FrameContext、Fence、SRV再利用、ResourceBarrierで寿命と状態を管理します。結果として、再利用条件をコード上で追跡できます。</w:t>
+              <w:t>CPUとGPUの参照タイミングのずれに対応するため、FrameContext、Fence、SRV再利用、ResourceBarrierで寿命と状態を追跡します。</w:t>
             </w:r>
           </w:p>
         </w:tc>
@@ -972,7 +858,7 @@
         <w:jc w:val="left"/>
         <w:tblLayout w:type="fixed"/>
         <w:tblLook w:firstColumn="1" w:firstRow="1" w:lastColumn="0" w:lastRow="0" w:noHBand="0" w:noVBand="1" w:val="04A0"/>
-        <w:tblInd w:w="110" w:type="dxa"/>
+        <w:tblInd w:w="0" w:type="dxa"/>
         <w:tblBorders>
           <w:top w:val="single" w:sz="8" w:space="0" w:color="202020"/>
           <w:left w:val="single" w:sz="8" w:space="0" w:color="202020"/>
@@ -985,19 +871,20 @@
         </w:tblBorders>
       </w:tblPr>
       <w:tblGrid>
-        <w:gridCol w:w="1500"/>
-        <w:gridCol w:w="8300"/>
+        <w:gridCol w:w="1550"/>
+        <w:gridCol w:w="8250"/>
       </w:tblGrid>
       <w:tr>
         <w:tc>
           <w:tcPr>
-            <w:tcW w:type="dxa" w:w="1500"/>
+            <w:tcW w:type="dxa" w:w="1550"/>
             <w:shd w:fill="B46A32"/>
+            <w:vAlign w:val="center"/>
             <w:tcMar>
-              <w:top w:w="70" w:type="dxa"/>
-              <w:start w:w="110" w:type="dxa"/>
-              <w:bottom w:w="70" w:type="dxa"/>
-              <w:end w:w="110" w:type="dxa"/>
+              <w:top w:w="95" w:type="dxa"/>
+              <w:start w:w="120" w:type="dxa"/>
+              <w:bottom w:w="95" w:type="dxa"/>
+              <w:end w:w="120" w:type="dxa"/>
             </w:tcMar>
             <w:tcBorders>
               <w:top w:val="single" w:sz="8" w:space="0" w:color="202020"/>
@@ -1018,7 +905,6 @@
               <w:rPr>
                 <w:rFonts w:ascii="Noto Sans JP Black" w:hAnsi="Noto Sans JP Black" w:eastAsia="Noto Sans JP Black"/>
                 <w:b/>
-                <w:i w:val="0"/>
                 <w:color w:val="FFFFFF"/>
                 <w:sz w:val="16"/>
               </w:rPr>
@@ -1028,13 +914,14 @@
         </w:tc>
         <w:tc>
           <w:tcPr>
-            <w:tcW w:type="dxa" w:w="8300"/>
+            <w:tcW w:type="dxa" w:w="8250"/>
             <w:shd w:fill="F8EFE7"/>
+            <w:vAlign w:val="center"/>
             <w:tcMar>
-              <w:top w:w="70" w:type="dxa"/>
-              <w:start w:w="110" w:type="dxa"/>
-              <w:bottom w:w="70" w:type="dxa"/>
-              <w:end w:w="110" w:type="dxa"/>
+              <w:top w:w="95" w:type="dxa"/>
+              <w:start w:w="120" w:type="dxa"/>
+              <w:bottom w:w="95" w:type="dxa"/>
+              <w:end w:w="120" w:type="dxa"/>
             </w:tcMar>
             <w:tcBorders>
               <w:top w:val="single" w:sz="8" w:space="0" w:color="202020"/>
@@ -1054,11 +941,10 @@
               <w:rPr>
                 <w:rFonts w:ascii="Noto Sans JP" w:hAnsi="Noto Sans JP" w:eastAsia="Noto Sans JP"/>
                 <w:b w:val="0"/>
-                <w:i w:val="0"/>
                 <w:color w:val="1C252B"/>
-                <w:sz w:val="17"/>
+                <w:sz w:val="16"/>
               </w:rPr>
-              <w:t>敵と弾が増えた際の総当たりを避けるため、OBBの前に空間分割で候補を絞ります。結果として、詳細判定の対象を周辺の敵へ限定できます。</w:t>
+              <w:t>全敵へ毎回OBB判定を行うのではなく、固定グリッドで候補を絞ってから詳細判定します。実測では84体時のCPU時間中央値が0.9304 msから0.1654 msへ下がりました。</w:t>
             </w:r>
           </w:p>
         </w:tc>
@@ -1078,7 +964,6 @@
         <w:rPr>
           <w:rFonts w:ascii="Noto Sans JP Black" w:hAnsi="Noto Sans JP Black" w:eastAsia="Noto Sans JP Black"/>
           <w:b/>
-          <w:i w:val="0"/>
           <w:color w:val="27678A"/>
           <w:sz w:val="16"/>
         </w:rPr>
@@ -1089,15 +974,14 @@
       <w:pPr>
         <w:pStyle w:val="Heading1"/>
         <w:keepNext/>
-        <w:spacing w:before="160" w:after="80" w:line="240" w:lineRule="auto"/>
+        <w:spacing w:before="140" w:after="80" w:line="240" w:lineRule="auto"/>
       </w:pPr>
       <w:r>
         <w:rPr>
           <w:rFonts w:ascii="Noto Sans JP Black" w:hAnsi="Noto Sans JP Black" w:eastAsia="Noto Sans JP Black"/>
           <w:b/>
-          <w:i w:val="0"/>
           <w:color w:val="15324A"/>
-          <w:sz w:val="29"/>
+          <w:sz w:val="28"/>
         </w:rPr>
         <w:t>エンジン層とゲーム層の分離</w:t>
       </w:r>
@@ -1111,11 +995,10 @@
         <w:rPr>
           <w:rFonts w:ascii="Noto Sans JP" w:hAnsi="Noto Sans JP" w:eastAsia="Noto Sans JP"/>
           <w:b w:val="0"/>
-          <w:i w:val="0"/>
           <w:color w:val="1C252B"/>
           <w:sz w:val="18"/>
         </w:rPr>
-        <w:t>ゲーム固有の変更が描画・入力などの共通基盤へ波及するのを避けるため、共通機能はengine/、作品固有の処理はgame/directxgame/に配置しました。起動処理ではGameSceneFactoryをGameへ渡し、main.cppは起動と例外処理に限定しています。結果として、エンジン側は特定のTitle・Play・Resultを知らず、ゲーム側でシーン構成を差し替えられます。</w:t>
+        <w:t>共通機能はengine/、作品固有の処理はgame/directxgame/に分けています。この境界を置いた理由は、ゲーム固有の変更が描画・入力・音声などの共通基盤へ混ざると、別作品へ使い回すときに切り離しにくくなるためです。</w:t>
       </w:r>
     </w:p>
     <w:tbl>
@@ -1125,7 +1008,7 @@
         <w:jc w:val="left"/>
         <w:tblLayout w:type="fixed"/>
         <w:tblLook w:firstColumn="1" w:firstRow="1" w:lastColumn="0" w:lastRow="0" w:noHBand="0" w:noVBand="1" w:val="04A0"/>
-        <w:tblInd w:w="110" w:type="dxa"/>
+        <w:tblInd w:w="0" w:type="dxa"/>
         <w:tblBorders>
           <w:top w:val="single" w:sz="8" w:space="0" w:color="202020"/>
           <w:left w:val="single" w:sz="8" w:space="0" w:color="202020"/>
@@ -1148,11 +1031,12 @@
           <w:tcPr>
             <w:tcW w:type="dxa" w:w="2450"/>
             <w:shd w:fill="EAF2F6"/>
+            <w:vAlign w:val="center"/>
             <w:tcMar>
-              <w:top w:w="70" w:type="dxa"/>
-              <w:start w:w="110" w:type="dxa"/>
-              <w:bottom w:w="70" w:type="dxa"/>
-              <w:end w:w="110" w:type="dxa"/>
+              <w:top w:w="95" w:type="dxa"/>
+              <w:start w:w="120" w:type="dxa"/>
+              <w:bottom w:w="95" w:type="dxa"/>
+              <w:end w:w="120" w:type="dxa"/>
             </w:tcMar>
             <w:tcBorders>
               <w:top w:val="single" w:sz="8" w:space="0" w:color="202020"/>
@@ -1166,14 +1050,13 @@
           <w:p>
             <w:pPr>
               <w:keepNext w:val="0"/>
-              <w:spacing w:before="0" w:after="0" w:line="252" w:lineRule="auto"/>
+              <w:spacing w:before="0" w:after="0" w:line="254" w:lineRule="auto"/>
               <w:jc w:val="center"/>
             </w:pPr>
             <w:r>
               <w:rPr>
                 <w:rFonts w:ascii="Noto Sans JP Black" w:hAnsi="Noto Sans JP Black" w:eastAsia="Noto Sans JP Black"/>
                 <w:b/>
-                <w:i w:val="0"/>
                 <w:color w:val="27678A"/>
                 <w:sz w:val="16"/>
               </w:rPr>
@@ -1185,11 +1068,12 @@
           <w:tcPr>
             <w:tcW w:type="dxa" w:w="2450"/>
             <w:shd w:fill="FFFFFF"/>
+            <w:vAlign w:val="center"/>
             <w:tcMar>
-              <w:top w:w="70" w:type="dxa"/>
-              <w:start w:w="110" w:type="dxa"/>
-              <w:bottom w:w="70" w:type="dxa"/>
-              <w:end w:w="110" w:type="dxa"/>
+              <w:top w:w="95" w:type="dxa"/>
+              <w:start w:w="120" w:type="dxa"/>
+              <w:bottom w:w="95" w:type="dxa"/>
+              <w:end w:w="120" w:type="dxa"/>
             </w:tcMar>
             <w:tcBorders>
               <w:top w:val="single" w:sz="8" w:space="0" w:color="202020"/>
@@ -1203,14 +1087,13 @@
           <w:p>
             <w:pPr>
               <w:keepNext w:val="0"/>
-              <w:spacing w:before="0" w:after="0" w:line="252" w:lineRule="auto"/>
+              <w:spacing w:before="0" w:after="0" w:line="254" w:lineRule="auto"/>
               <w:jc w:val="center"/>
             </w:pPr>
             <w:r>
               <w:rPr>
                 <w:rFonts w:ascii="Noto Sans JP Black" w:hAnsi="Noto Sans JP Black" w:eastAsia="Noto Sans JP Black"/>
                 <w:b/>
-                <w:i w:val="0"/>
                 <w:color w:val="27678A"/>
                 <w:sz w:val="16"/>
               </w:rPr>
@@ -1222,11 +1105,12 @@
           <w:tcPr>
             <w:tcW w:type="dxa" w:w="2450"/>
             <w:shd w:fill="EAF2F6"/>
+            <w:vAlign w:val="center"/>
             <w:tcMar>
-              <w:top w:w="70" w:type="dxa"/>
-              <w:start w:w="110" w:type="dxa"/>
-              <w:bottom w:w="70" w:type="dxa"/>
-              <w:end w:w="110" w:type="dxa"/>
+              <w:top w:w="95" w:type="dxa"/>
+              <w:start w:w="120" w:type="dxa"/>
+              <w:bottom w:w="95" w:type="dxa"/>
+              <w:end w:w="120" w:type="dxa"/>
             </w:tcMar>
             <w:tcBorders>
               <w:top w:val="single" w:sz="8" w:space="0" w:color="202020"/>
@@ -1240,14 +1124,13 @@
           <w:p>
             <w:pPr>
               <w:keepNext w:val="0"/>
-              <w:spacing w:before="0" w:after="0" w:line="252" w:lineRule="auto"/>
+              <w:spacing w:before="0" w:after="0" w:line="254" w:lineRule="auto"/>
               <w:jc w:val="center"/>
             </w:pPr>
             <w:r>
               <w:rPr>
                 <w:rFonts w:ascii="Noto Sans JP Black" w:hAnsi="Noto Sans JP Black" w:eastAsia="Noto Sans JP Black"/>
                 <w:b/>
-                <w:i w:val="0"/>
                 <w:color w:val="27678A"/>
                 <w:sz w:val="16"/>
               </w:rPr>
@@ -1259,11 +1142,12 @@
           <w:tcPr>
             <w:tcW w:type="dxa" w:w="2450"/>
             <w:shd w:fill="FFFFFF"/>
+            <w:vAlign w:val="center"/>
             <w:tcMar>
-              <w:top w:w="70" w:type="dxa"/>
-              <w:start w:w="110" w:type="dxa"/>
-              <w:bottom w:w="70" w:type="dxa"/>
-              <w:end w:w="110" w:type="dxa"/>
+              <w:top w:w="95" w:type="dxa"/>
+              <w:start w:w="120" w:type="dxa"/>
+              <w:bottom w:w="95" w:type="dxa"/>
+              <w:end w:w="120" w:type="dxa"/>
             </w:tcMar>
             <w:tcBorders>
               <w:top w:val="single" w:sz="8" w:space="0" w:color="202020"/>
@@ -1277,14 +1161,13 @@
           <w:p>
             <w:pPr>
               <w:keepNext w:val="0"/>
-              <w:spacing w:before="0" w:after="0" w:line="252" w:lineRule="auto"/>
+              <w:spacing w:before="0" w:after="0" w:line="254" w:lineRule="auto"/>
               <w:jc w:val="center"/>
             </w:pPr>
             <w:r>
               <w:rPr>
                 <w:rFonts w:ascii="Noto Sans JP Black" w:hAnsi="Noto Sans JP Black" w:eastAsia="Noto Sans JP Black"/>
                 <w:b/>
-                <w:i w:val="0"/>
                 <w:color w:val="27678A"/>
                 <w:sz w:val="16"/>
               </w:rPr>
@@ -1296,19 +1179,127 @@
     </w:tbl>
     <w:p>
       <w:pPr>
+        <w:keepNext w:val="0"/>
+        <w:spacing w:before="0" w:after="80" w:line="240" w:lineRule="auto"/>
+      </w:pPr>
+    </w:p>
+    <w:tbl>
+      <w:tblPr>
+        <w:tblStyle w:val="TableGrid"/>
+        <w:tblW w:type="dxa" w:w="9800"/>
+        <w:jc w:val="left"/>
+        <w:tblLayout w:type="fixed"/>
+        <w:tblLook w:firstColumn="1" w:firstRow="1" w:lastColumn="0" w:lastRow="0" w:noHBand="0" w:noVBand="1" w:val="04A0"/>
+        <w:tblInd w:w="0" w:type="dxa"/>
+        <w:tblBorders>
+          <w:top w:val="single" w:sz="8" w:space="0" w:color="202020"/>
+          <w:left w:val="single" w:sz="8" w:space="0" w:color="202020"/>
+          <w:start w:val="single" w:sz="8" w:space="0" w:color="202020"/>
+          <w:bottom w:val="single" w:sz="8" w:space="0" w:color="202020"/>
+          <w:right w:val="single" w:sz="8" w:space="0" w:color="202020"/>
+          <w:end w:val="single" w:sz="8" w:space="0" w:color="202020"/>
+          <w:insideH w:val="single" w:sz="8" w:space="0" w:color="202020"/>
+          <w:insideV w:val="single" w:sz="8" w:space="0" w:color="202020"/>
+        </w:tblBorders>
+      </w:tblPr>
+      <w:tblGrid>
+        <w:gridCol w:w="9800"/>
+      </w:tblGrid>
+      <w:tr>
+        <w:tc>
+          <w:tcPr>
+            <w:tcW w:type="dxa" w:w="9800"/>
+            <w:shd w:fill="27678A"/>
+            <w:vAlign w:val="center"/>
+            <w:tcMar>
+              <w:top w:w="95" w:type="dxa"/>
+              <w:start w:w="120" w:type="dxa"/>
+              <w:bottom w:w="95" w:type="dxa"/>
+              <w:end w:w="120" w:type="dxa"/>
+            </w:tcMar>
+            <w:tcBorders>
+              <w:top w:val="single" w:sz="8" w:space="0" w:color="202020"/>
+              <w:left w:val="single" w:sz="8" w:space="0" w:color="202020"/>
+              <w:start w:val="single" w:sz="8" w:space="0" w:color="202020"/>
+              <w:bottom w:val="single" w:sz="8" w:space="0" w:color="202020"/>
+              <w:right w:val="single" w:sz="8" w:space="0" w:color="202020"/>
+              <w:end w:val="single" w:sz="8" w:space="0" w:color="202020"/>
+            </w:tcBorders>
+          </w:tcPr>
+          <w:p>
+            <w:pPr>
+              <w:keepNext w:val="0"/>
+              <w:spacing w:before="0" w:after="0" w:line="240" w:lineRule="auto"/>
+            </w:pPr>
+            <w:r>
+              <w:rPr>
+                <w:rFonts w:ascii="Noto Sans JP Black" w:hAnsi="Noto Sans JP Black" w:eastAsia="Noto Sans JP Black"/>
+                <w:b/>
+                <w:color w:val="FFFFFF"/>
+                <w:sz w:val="16"/>
+              </w:rPr>
+              <w:t>簡略クラス図</w:t>
+            </w:r>
+          </w:p>
+        </w:tc>
+      </w:tr>
+      <w:tr>
+        <w:tc>
+          <w:tcPr>
+            <w:tcW w:type="dxa" w:w="9800"/>
+            <w:shd w:fill="FAFBFC"/>
+            <w:vAlign w:val="center"/>
+            <w:tcMar>
+              <w:top w:w="95" w:type="dxa"/>
+              <w:start w:w="120" w:type="dxa"/>
+              <w:bottom w:w="95" w:type="dxa"/>
+              <w:end w:w="120" w:type="dxa"/>
+            </w:tcMar>
+            <w:tcBorders>
+              <w:top w:val="single" w:sz="8" w:space="0" w:color="202020"/>
+              <w:left w:val="single" w:sz="8" w:space="0" w:color="202020"/>
+              <w:start w:val="single" w:sz="8" w:space="0" w:color="202020"/>
+              <w:bottom w:val="single" w:sz="8" w:space="0" w:color="202020"/>
+              <w:right w:val="single" w:sz="8" w:space="0" w:color="202020"/>
+              <w:end w:val="single" w:sz="8" w:space="0" w:color="202020"/>
+            </w:tcBorders>
+          </w:tcPr>
+          <w:p>
+            <w:pPr>
+              <w:keepNext w:val="0"/>
+              <w:spacing w:before="0" w:after="0" w:line="247" w:lineRule="auto"/>
+            </w:pPr>
+            <w:r>
+              <w:rPr>
+                <w:rFonts w:ascii="Noto Sans JP" w:hAnsi="Noto Sans JP" w:eastAsia="Noto Sans JP"/>
+                <w:b w:val="0"/>
+                <w:color w:val="1C252B"/>
+                <w:sz w:val="15"/>
+              </w:rPr>
+              <w:t>main.cpp -&gt; Game -&gt; GameSceneFactory -&gt; TitleScene / PlayScene / ResultScene</w:t>
+              <w:br/>
+              <w:t>PlayScene -&gt; GameplayFlowController / PlayerManager / PlayerWeaponController / EnemyManager / GameplayHudPresentation</w:t>
+              <w:br/>
+              <w:t>GameSession -&gt; Title、Play、Resultをまたぐ結果・コイン・恒久強化を保持</w:t>
+            </w:r>
+          </w:p>
+        </w:tc>
+      </w:tr>
+    </w:tbl>
+    <w:p>
+      <w:pPr>
         <w:pStyle w:val="Heading2"/>
         <w:keepNext/>
-        <w:spacing w:before="100" w:after="80" w:line="240" w:lineRule="auto"/>
+        <w:spacing w:before="80" w:after="80" w:line="240" w:lineRule="auto"/>
       </w:pPr>
       <w:r>
         <w:rPr>
           <w:rFonts w:ascii="Noto Sans JP Black" w:hAnsi="Noto Sans JP Black" w:eastAsia="Noto Sans JP Black"/>
           <w:b/>
-          <w:i w:val="0"/>
           <w:color w:val="27678A"/>
           <w:sz w:val="22"/>
         </w:rPr>
-        <w:t>PlaySceneを構成の起点にする</w:t>
+        <w:t>PlaySceneは構成の起点に絞る</w:t>
       </w:r>
     </w:p>
     <w:p>
@@ -1320,11 +1311,10 @@
         <w:rPr>
           <w:rFonts w:ascii="Noto Sans JP" w:hAnsi="Noto Sans JP" w:eastAsia="Noto Sans JP"/>
           <w:b w:val="0"/>
-          <w:i w:val="0"/>
           <w:color w:val="1C252B"/>
           <w:sz w:val="18"/>
         </w:rPr>
-        <w:t>PlaySceneへ更新・UI・演出を直接追加し続けると、1機能の変更でもシーン全体を確認する必要があります。そこでPlaySceneは各機能を保持して接続する役割に絞り、処理は責務ごとのクラスへ分けました。結果として、武器追加はPlayerWeaponController、進行変更はGameplayFlowControllerを中心に追える構成になりました。</w:t>
+        <w:t>PlaySceneへ更新、UI、演出を直接追加し続けると、1機能の変更でもシーン全体を確認する必要があります。そこでPlaySceneは各機能を保持して接続する役割に寄せ、処理は変更理由ごとのクラスへ分けました。</w:t>
       </w:r>
     </w:p>
     <w:tbl>
@@ -1334,7 +1324,7 @@
         <w:jc w:val="left"/>
         <w:tblLayout w:type="fixed"/>
         <w:tblLook w:firstColumn="1" w:firstRow="1" w:lastColumn="0" w:lastRow="0" w:noHBand="0" w:noVBand="1" w:val="04A0"/>
-        <w:tblInd w:w="110" w:type="dxa"/>
+        <w:tblInd w:w="0" w:type="dxa"/>
         <w:tblBorders>
           <w:top w:val="single" w:sz="8" w:space="0" w:color="202020"/>
           <w:left w:val="single" w:sz="8" w:space="0" w:color="202020"/>
@@ -1360,10 +1350,10 @@
             <w:shd w:fill="EAF2F6"/>
             <w:vAlign w:val="center"/>
             <w:tcMar>
-              <w:top w:w="70" w:type="dxa"/>
-              <w:start w:w="110" w:type="dxa"/>
-              <w:bottom w:w="70" w:type="dxa"/>
-              <w:end w:w="110" w:type="dxa"/>
+              <w:top w:w="95" w:type="dxa"/>
+              <w:start w:w="120" w:type="dxa"/>
+              <w:bottom w:w="95" w:type="dxa"/>
+              <w:end w:w="120" w:type="dxa"/>
             </w:tcMar>
             <w:tcBorders>
               <w:top w:val="single" w:sz="8" w:space="0" w:color="202020"/>
@@ -1377,13 +1367,12 @@
           <w:p>
             <w:pPr>
               <w:keepNext w:val="0"/>
-              <w:spacing w:before="0" w:after="0" w:line="240" w:lineRule="auto"/>
+              <w:spacing w:before="0" w:after="0" w:line="250" w:lineRule="auto"/>
             </w:pPr>
             <w:r>
               <w:rPr>
                 <w:rFonts w:ascii="Noto Sans JP Black" w:hAnsi="Noto Sans JP Black" w:eastAsia="Noto Sans JP Black"/>
                 <w:b/>
-                <w:i w:val="0"/>
                 <w:color w:val="15324A"/>
                 <w:sz w:val="16"/>
               </w:rPr>
@@ -1397,10 +1386,10 @@
             <w:shd w:fill="EAF2F6"/>
             <w:vAlign w:val="center"/>
             <w:tcMar>
-              <w:top w:w="70" w:type="dxa"/>
-              <w:start w:w="110" w:type="dxa"/>
-              <w:bottom w:w="70" w:type="dxa"/>
-              <w:end w:w="110" w:type="dxa"/>
+              <w:top w:w="95" w:type="dxa"/>
+              <w:start w:w="120" w:type="dxa"/>
+              <w:bottom w:w="95" w:type="dxa"/>
+              <w:end w:w="120" w:type="dxa"/>
             </w:tcMar>
             <w:tcBorders>
               <w:top w:val="single" w:sz="8" w:space="0" w:color="202020"/>
@@ -1414,17 +1403,16 @@
           <w:p>
             <w:pPr>
               <w:keepNext w:val="0"/>
-              <w:spacing w:before="0" w:after="0" w:line="240" w:lineRule="auto"/>
+              <w:spacing w:before="0" w:after="0" w:line="250" w:lineRule="auto"/>
             </w:pPr>
             <w:r>
               <w:rPr>
                 <w:rFonts w:ascii="Noto Sans JP Black" w:hAnsi="Noto Sans JP Black" w:eastAsia="Noto Sans JP Black"/>
                 <w:b/>
-                <w:i w:val="0"/>
                 <w:color w:val="15324A"/>
                 <w:sz w:val="16"/>
               </w:rPr>
-              <w:t>役割</w:t>
+              <w:t>主な役割</w:t>
             </w:r>
           </w:p>
         </w:tc>
@@ -1435,10 +1423,10 @@
             <w:tcW w:type="dxa" w:w="2850"/>
             <w:vAlign w:val="center"/>
             <w:tcMar>
-              <w:top w:w="70" w:type="dxa"/>
-              <w:start w:w="110" w:type="dxa"/>
-              <w:bottom w:w="70" w:type="dxa"/>
-              <w:end w:w="110" w:type="dxa"/>
+              <w:top w:w="95" w:type="dxa"/>
+              <w:start w:w="120" w:type="dxa"/>
+              <w:bottom w:w="95" w:type="dxa"/>
+              <w:end w:w="120" w:type="dxa"/>
             </w:tcMar>
             <w:tcBorders>
               <w:top w:val="single" w:sz="8" w:space="0" w:color="202020"/>
@@ -1452,17 +1440,16 @@
           <w:p>
             <w:pPr>
               <w:keepNext w:val="0"/>
-              <w:spacing w:before="0" w:after="0" w:line="252" w:lineRule="auto"/>
+              <w:spacing w:before="0" w:after="0" w:line="259" w:lineRule="auto"/>
             </w:pPr>
             <w:r>
               <w:rPr>
                 <w:rFonts w:ascii="Noto Sans JP Black" w:hAnsi="Noto Sans JP Black" w:eastAsia="Noto Sans JP Black"/>
                 <w:b/>
-                <w:i w:val="0"/>
                 <w:color w:val="1C252B"/>
                 <w:sz w:val="16"/>
               </w:rPr>
-              <w:t>Framework</w:t>
+              <w:t>GameSceneFactory</w:t>
             </w:r>
           </w:p>
         </w:tc>
@@ -1471,10 +1458,10 @@
             <w:tcW w:type="dxa" w:w="6950"/>
             <w:vAlign w:val="center"/>
             <w:tcMar>
-              <w:top w:w="70" w:type="dxa"/>
-              <w:start w:w="110" w:type="dxa"/>
-              <w:bottom w:w="70" w:type="dxa"/>
-              <w:end w:w="110" w:type="dxa"/>
+              <w:top w:w="95" w:type="dxa"/>
+              <w:start w:w="120" w:type="dxa"/>
+              <w:bottom w:w="95" w:type="dxa"/>
+              <w:end w:w="120" w:type="dxa"/>
             </w:tcMar>
             <w:tcBorders>
               <w:top w:val="single" w:sz="8" w:space="0" w:color="202020"/>
@@ -1488,17 +1475,16 @@
           <w:p>
             <w:pPr>
               <w:keepNext w:val="0"/>
-              <w:spacing w:before="0" w:after="0" w:line="252" w:lineRule="auto"/>
+              <w:spacing w:before="0" w:after="0" w:line="259" w:lineRule="auto"/>
             </w:pPr>
             <w:r>
               <w:rPr>
                 <w:rFonts w:ascii="Noto Sans JP" w:hAnsi="Noto Sans JP" w:eastAsia="Noto Sans JP"/>
                 <w:b w:val="0"/>
-                <w:i w:val="0"/>
                 <w:color w:val="1C252B"/>
                 <w:sz w:val="16"/>
               </w:rPr>
-              <w:t>ゲームループと共通サービス</w:t>
+              <w:t>Title、Play、Resultシーンの生成</w:t>
             </w:r>
           </w:p>
         </w:tc>
@@ -1509,10 +1495,10 @@
             <w:tcW w:type="dxa" w:w="2850"/>
             <w:vAlign w:val="center"/>
             <w:tcMar>
-              <w:top w:w="70" w:type="dxa"/>
-              <w:start w:w="110" w:type="dxa"/>
-              <w:bottom w:w="70" w:type="dxa"/>
-              <w:end w:w="110" w:type="dxa"/>
+              <w:top w:w="95" w:type="dxa"/>
+              <w:start w:w="120" w:type="dxa"/>
+              <w:bottom w:w="95" w:type="dxa"/>
+              <w:end w:w="120" w:type="dxa"/>
             </w:tcMar>
             <w:tcBorders>
               <w:top w:val="single" w:sz="8" w:space="0" w:color="202020"/>
@@ -1526,17 +1512,16 @@
           <w:p>
             <w:pPr>
               <w:keepNext w:val="0"/>
-              <w:spacing w:before="0" w:after="0" w:line="252" w:lineRule="auto"/>
+              <w:spacing w:before="0" w:after="0" w:line="259" w:lineRule="auto"/>
             </w:pPr>
             <w:r>
               <w:rPr>
                 <w:rFonts w:ascii="Noto Sans JP Black" w:hAnsi="Noto Sans JP Black" w:eastAsia="Noto Sans JP Black"/>
                 <w:b/>
-                <w:i w:val="0"/>
                 <w:color w:val="1C252B"/>
                 <w:sz w:val="16"/>
               </w:rPr>
-              <w:t>GameSceneFactory</w:t>
+              <w:t>PlayScene</w:t>
             </w:r>
           </w:p>
         </w:tc>
@@ -1545,10 +1530,10 @@
             <w:tcW w:type="dxa" w:w="6950"/>
             <w:vAlign w:val="center"/>
             <w:tcMar>
-              <w:top w:w="70" w:type="dxa"/>
-              <w:start w:w="110" w:type="dxa"/>
-              <w:bottom w:w="70" w:type="dxa"/>
-              <w:end w:w="110" w:type="dxa"/>
+              <w:top w:w="95" w:type="dxa"/>
+              <w:start w:w="120" w:type="dxa"/>
+              <w:bottom w:w="95" w:type="dxa"/>
+              <w:end w:w="120" w:type="dxa"/>
             </w:tcMar>
             <w:tcBorders>
               <w:top w:val="single" w:sz="8" w:space="0" w:color="202020"/>
@@ -1562,87 +1547,12 @@
           <w:p>
             <w:pPr>
               <w:keepNext w:val="0"/>
-              <w:spacing w:before="0" w:after="0" w:line="252" w:lineRule="auto"/>
+              <w:spacing w:before="0" w:after="0" w:line="259" w:lineRule="auto"/>
             </w:pPr>
             <w:r>
               <w:rPr>
                 <w:rFonts w:ascii="Noto Sans JP" w:hAnsi="Noto Sans JP" w:eastAsia="Noto Sans JP"/>
                 <w:b w:val="0"/>
-                <w:i w:val="0"/>
-                <w:color w:val="1C252B"/>
-                <w:sz w:val="16"/>
-              </w:rPr>
-              <w:t>Title、Play、Resultの生成</w:t>
-            </w:r>
-          </w:p>
-        </w:tc>
-      </w:tr>
-      <w:tr>
-        <w:tc>
-          <w:tcPr>
-            <w:tcW w:type="dxa" w:w="2850"/>
-            <w:vAlign w:val="center"/>
-            <w:tcMar>
-              <w:top w:w="70" w:type="dxa"/>
-              <w:start w:w="110" w:type="dxa"/>
-              <w:bottom w:w="70" w:type="dxa"/>
-              <w:end w:w="110" w:type="dxa"/>
-            </w:tcMar>
-            <w:tcBorders>
-              <w:top w:val="single" w:sz="8" w:space="0" w:color="202020"/>
-              <w:left w:val="single" w:sz="8" w:space="0" w:color="202020"/>
-              <w:start w:val="single" w:sz="8" w:space="0" w:color="202020"/>
-              <w:bottom w:val="single" w:sz="8" w:space="0" w:color="202020"/>
-              <w:right w:val="single" w:sz="8" w:space="0" w:color="202020"/>
-              <w:end w:val="single" w:sz="8" w:space="0" w:color="202020"/>
-            </w:tcBorders>
-          </w:tcPr>
-          <w:p>
-            <w:pPr>
-              <w:keepNext w:val="0"/>
-              <w:spacing w:before="0" w:after="0" w:line="252" w:lineRule="auto"/>
-            </w:pPr>
-            <w:r>
-              <w:rPr>
-                <w:rFonts w:ascii="Noto Sans JP Black" w:hAnsi="Noto Sans JP Black" w:eastAsia="Noto Sans JP Black"/>
-                <w:b/>
-                <w:i w:val="0"/>
-                <w:color w:val="1C252B"/>
-                <w:sz w:val="16"/>
-              </w:rPr>
-              <w:t>PlayScene</w:t>
-            </w:r>
-          </w:p>
-        </w:tc>
-        <w:tc>
-          <w:tcPr>
-            <w:tcW w:type="dxa" w:w="6950"/>
-            <w:vAlign w:val="center"/>
-            <w:tcMar>
-              <w:top w:w="70" w:type="dxa"/>
-              <w:start w:w="110" w:type="dxa"/>
-              <w:bottom w:w="70" w:type="dxa"/>
-              <w:end w:w="110" w:type="dxa"/>
-            </w:tcMar>
-            <w:tcBorders>
-              <w:top w:val="single" w:sz="8" w:space="0" w:color="202020"/>
-              <w:left w:val="single" w:sz="8" w:space="0" w:color="202020"/>
-              <w:start w:val="single" w:sz="8" w:space="0" w:color="202020"/>
-              <w:bottom w:val="single" w:sz="8" w:space="0" w:color="202020"/>
-              <w:right w:val="single" w:sz="8" w:space="0" w:color="202020"/>
-              <w:end w:val="single" w:sz="8" w:space="0" w:color="202020"/>
-            </w:tcBorders>
-          </w:tcPr>
-          <w:p>
-            <w:pPr>
-              <w:keepNext w:val="0"/>
-              <w:spacing w:before="0" w:after="0" w:line="252" w:lineRule="auto"/>
-            </w:pPr>
-            <w:r>
-              <w:rPr>
-                <w:rFonts w:ascii="Noto Sans JP" w:hAnsi="Noto Sans JP" w:eastAsia="Noto Sans JP"/>
-                <w:b w:val="0"/>
-                <w:i w:val="0"/>
                 <w:color w:val="1C252B"/>
                 <w:sz w:val="16"/>
               </w:rPr>
@@ -1657,10 +1567,10 @@
             <w:tcW w:type="dxa" w:w="2850"/>
             <w:vAlign w:val="center"/>
             <w:tcMar>
-              <w:top w:w="70" w:type="dxa"/>
-              <w:start w:w="110" w:type="dxa"/>
-              <w:bottom w:w="70" w:type="dxa"/>
-              <w:end w:w="110" w:type="dxa"/>
+              <w:top w:w="95" w:type="dxa"/>
+              <w:start w:w="120" w:type="dxa"/>
+              <w:bottom w:w="95" w:type="dxa"/>
+              <w:end w:w="120" w:type="dxa"/>
             </w:tcMar>
             <w:tcBorders>
               <w:top w:val="single" w:sz="8" w:space="0" w:color="202020"/>
@@ -1674,13 +1584,12 @@
           <w:p>
             <w:pPr>
               <w:keepNext w:val="0"/>
-              <w:spacing w:before="0" w:after="0" w:line="252" w:lineRule="auto"/>
+              <w:spacing w:before="0" w:after="0" w:line="259" w:lineRule="auto"/>
             </w:pPr>
             <w:r>
               <w:rPr>
                 <w:rFonts w:ascii="Noto Sans JP Black" w:hAnsi="Noto Sans JP Black" w:eastAsia="Noto Sans JP Black"/>
                 <w:b/>
-                <w:i w:val="0"/>
                 <w:color w:val="1C252B"/>
                 <w:sz w:val="16"/>
               </w:rPr>
@@ -1693,10 +1602,10 @@
             <w:tcW w:type="dxa" w:w="6950"/>
             <w:vAlign w:val="center"/>
             <w:tcMar>
-              <w:top w:w="70" w:type="dxa"/>
-              <w:start w:w="110" w:type="dxa"/>
-              <w:bottom w:w="70" w:type="dxa"/>
-              <w:end w:w="110" w:type="dxa"/>
+              <w:top w:w="95" w:type="dxa"/>
+              <w:start w:w="120" w:type="dxa"/>
+              <w:bottom w:w="95" w:type="dxa"/>
+              <w:end w:w="120" w:type="dxa"/>
             </w:tcMar>
             <w:tcBorders>
               <w:top w:val="single" w:sz="8" w:space="0" w:color="202020"/>
@@ -1710,13 +1619,12 @@
           <w:p>
             <w:pPr>
               <w:keepNext w:val="0"/>
-              <w:spacing w:before="0" w:after="0" w:line="252" w:lineRule="auto"/>
+              <w:spacing w:before="0" w:after="0" w:line="259" w:lineRule="auto"/>
             </w:pPr>
             <w:r>
               <w:rPr>
                 <w:rFonts w:ascii="Noto Sans JP" w:hAnsi="Noto Sans JP" w:eastAsia="Noto Sans JP"/>
                 <w:b w:val="0"/>
-                <w:i w:val="0"/>
                 <w:color w:val="1C252B"/>
                 <w:sz w:val="16"/>
               </w:rPr>
@@ -1731,10 +1639,10 @@
             <w:tcW w:type="dxa" w:w="2850"/>
             <w:vAlign w:val="center"/>
             <w:tcMar>
-              <w:top w:w="70" w:type="dxa"/>
-              <w:start w:w="110" w:type="dxa"/>
-              <w:bottom w:w="70" w:type="dxa"/>
-              <w:end w:w="110" w:type="dxa"/>
+              <w:top w:w="95" w:type="dxa"/>
+              <w:start w:w="120" w:type="dxa"/>
+              <w:bottom w:w="95" w:type="dxa"/>
+              <w:end w:w="120" w:type="dxa"/>
             </w:tcMar>
             <w:tcBorders>
               <w:top w:val="single" w:sz="8" w:space="0" w:color="202020"/>
@@ -1748,13 +1656,12 @@
           <w:p>
             <w:pPr>
               <w:keepNext w:val="0"/>
-              <w:spacing w:before="0" w:after="0" w:line="252" w:lineRule="auto"/>
+              <w:spacing w:before="0" w:after="0" w:line="259" w:lineRule="auto"/>
             </w:pPr>
             <w:r>
               <w:rPr>
                 <w:rFonts w:ascii="Noto Sans JP Black" w:hAnsi="Noto Sans JP Black" w:eastAsia="Noto Sans JP Black"/>
                 <w:b/>
-                <w:i w:val="0"/>
                 <w:color w:val="1C252B"/>
                 <w:sz w:val="16"/>
               </w:rPr>
@@ -1767,10 +1674,10 @@
             <w:tcW w:type="dxa" w:w="6950"/>
             <w:vAlign w:val="center"/>
             <w:tcMar>
-              <w:top w:w="70" w:type="dxa"/>
-              <w:start w:w="110" w:type="dxa"/>
-              <w:bottom w:w="70" w:type="dxa"/>
-              <w:end w:w="110" w:type="dxa"/>
+              <w:top w:w="95" w:type="dxa"/>
+              <w:start w:w="120" w:type="dxa"/>
+              <w:bottom w:w="95" w:type="dxa"/>
+              <w:end w:w="120" w:type="dxa"/>
             </w:tcMar>
             <w:tcBorders>
               <w:top w:val="single" w:sz="8" w:space="0" w:color="202020"/>
@@ -1784,17 +1691,16 @@
           <w:p>
             <w:pPr>
               <w:keepNext w:val="0"/>
-              <w:spacing w:before="0" w:after="0" w:line="252" w:lineRule="auto"/>
+              <w:spacing w:before="0" w:after="0" w:line="259" w:lineRule="auto"/>
             </w:pPr>
             <w:r>
               <w:rPr>
                 <w:rFonts w:ascii="Noto Sans JP" w:hAnsi="Noto Sans JP" w:eastAsia="Noto Sans JP"/>
                 <w:b w:val="0"/>
-                <w:i w:val="0"/>
                 <w:color w:val="1C252B"/>
                 <w:sz w:val="16"/>
               </w:rPr>
-              <w:t>HP、経験値、能力値、武器強化の窓口</w:t>
+              <w:t>HP、経験値、レベル、能力値、武器強化の窓口</w:t>
             </w:r>
           </w:p>
         </w:tc>
@@ -1805,10 +1711,10 @@
             <w:tcW w:type="dxa" w:w="2850"/>
             <w:vAlign w:val="center"/>
             <w:tcMar>
-              <w:top w:w="70" w:type="dxa"/>
-              <w:start w:w="110" w:type="dxa"/>
-              <w:bottom w:w="70" w:type="dxa"/>
-              <w:end w:w="110" w:type="dxa"/>
+              <w:top w:w="95" w:type="dxa"/>
+              <w:start w:w="120" w:type="dxa"/>
+              <w:bottom w:w="95" w:type="dxa"/>
+              <w:end w:w="120" w:type="dxa"/>
             </w:tcMar>
             <w:tcBorders>
               <w:top w:val="single" w:sz="8" w:space="0" w:color="202020"/>
@@ -1822,13 +1728,12 @@
           <w:p>
             <w:pPr>
               <w:keepNext w:val="0"/>
-              <w:spacing w:before="0" w:after="0" w:line="252" w:lineRule="auto"/>
+              <w:spacing w:before="0" w:after="0" w:line="259" w:lineRule="auto"/>
             </w:pPr>
             <w:r>
               <w:rPr>
                 <w:rFonts w:ascii="Noto Sans JP Black" w:hAnsi="Noto Sans JP Black" w:eastAsia="Noto Sans JP Black"/>
                 <w:b/>
-                <w:i w:val="0"/>
                 <w:color w:val="1C252B"/>
                 <w:sz w:val="16"/>
               </w:rPr>
@@ -1841,10 +1746,10 @@
             <w:tcW w:type="dxa" w:w="6950"/>
             <w:vAlign w:val="center"/>
             <w:tcMar>
-              <w:top w:w="70" w:type="dxa"/>
-              <w:start w:w="110" w:type="dxa"/>
-              <w:bottom w:w="70" w:type="dxa"/>
-              <w:end w:w="110" w:type="dxa"/>
+              <w:top w:w="95" w:type="dxa"/>
+              <w:start w:w="120" w:type="dxa"/>
+              <w:bottom w:w="95" w:type="dxa"/>
+              <w:end w:w="120" w:type="dxa"/>
             </w:tcMar>
             <w:tcBorders>
               <w:top w:val="single" w:sz="8" w:space="0" w:color="202020"/>
@@ -1858,17 +1763,16 @@
           <w:p>
             <w:pPr>
               <w:keepNext w:val="0"/>
-              <w:spacing w:before="0" w:after="0" w:line="252" w:lineRule="auto"/>
+              <w:spacing w:before="0" w:after="0" w:line="259" w:lineRule="auto"/>
             </w:pPr>
             <w:r>
               <w:rPr>
                 <w:rFonts w:ascii="Noto Sans JP" w:hAnsi="Noto Sans JP" w:eastAsia="Noto Sans JP"/>
                 <w:b w:val="0"/>
-                <w:i w:val="0"/>
                 <w:color w:val="1C252B"/>
                 <w:sz w:val="16"/>
               </w:rPr>
-              <w:t>敵生成、EXP、衝突、ボス進行</w:t>
+              <w:t>敵の生成、EXP、衝突、ボス進行の管理</w:t>
             </w:r>
           </w:p>
         </w:tc>
@@ -1879,10 +1783,10 @@
             <w:tcW w:type="dxa" w:w="2850"/>
             <w:vAlign w:val="center"/>
             <w:tcMar>
-              <w:top w:w="70" w:type="dxa"/>
-              <w:start w:w="110" w:type="dxa"/>
-              <w:bottom w:w="70" w:type="dxa"/>
-              <w:end w:w="110" w:type="dxa"/>
+              <w:top w:w="95" w:type="dxa"/>
+              <w:start w:w="120" w:type="dxa"/>
+              <w:bottom w:w="95" w:type="dxa"/>
+              <w:end w:w="120" w:type="dxa"/>
             </w:tcMar>
             <w:tcBorders>
               <w:top w:val="single" w:sz="8" w:space="0" w:color="202020"/>
@@ -1896,13 +1800,12 @@
           <w:p>
             <w:pPr>
               <w:keepNext w:val="0"/>
-              <w:spacing w:before="0" w:after="0" w:line="252" w:lineRule="auto"/>
+              <w:spacing w:before="0" w:after="0" w:line="259" w:lineRule="auto"/>
             </w:pPr>
             <w:r>
               <w:rPr>
                 <w:rFonts w:ascii="Noto Sans JP Black" w:hAnsi="Noto Sans JP Black" w:eastAsia="Noto Sans JP Black"/>
                 <w:b/>
-                <w:i w:val="0"/>
                 <w:color w:val="1C252B"/>
                 <w:sz w:val="16"/>
               </w:rPr>
@@ -1915,10 +1818,10 @@
             <w:tcW w:type="dxa" w:w="6950"/>
             <w:vAlign w:val="center"/>
             <w:tcMar>
-              <w:top w:w="70" w:type="dxa"/>
-              <w:start w:w="110" w:type="dxa"/>
-              <w:bottom w:w="70" w:type="dxa"/>
-              <w:end w:w="110" w:type="dxa"/>
+              <w:top w:w="95" w:type="dxa"/>
+              <w:start w:w="120" w:type="dxa"/>
+              <w:bottom w:w="95" w:type="dxa"/>
+              <w:end w:w="120" w:type="dxa"/>
             </w:tcMar>
             <w:tcBorders>
               <w:top w:val="single" w:sz="8" w:space="0" w:color="202020"/>
@@ -1932,17 +1835,16 @@
           <w:p>
             <w:pPr>
               <w:keepNext w:val="0"/>
-              <w:spacing w:before="0" w:after="0" w:line="252" w:lineRule="auto"/>
+              <w:spacing w:before="0" w:after="0" w:line="259" w:lineRule="auto"/>
             </w:pPr>
             <w:r>
               <w:rPr>
                 <w:rFonts w:ascii="Noto Sans JP" w:hAnsi="Noto Sans JP" w:eastAsia="Noto Sans JP"/>
                 <w:b w:val="0"/>
-                <w:i w:val="0"/>
                 <w:color w:val="1C252B"/>
                 <w:sz w:val="16"/>
               </w:rPr>
-              <w:t>結果、コイン、恒久強化、キャラクター情報</w:t>
+              <w:t>結果、コイン、恒久強化、キャラクター情報の管理</w:t>
             </w:r>
           </w:p>
         </w:tc>
@@ -1952,14 +1854,13 @@
       <w:pPr>
         <w:pStyle w:val="Heading2"/>
         <w:keepNext/>
-        <w:spacing w:before="100" w:after="80" w:line="240" w:lineRule="auto"/>
+        <w:spacing w:before="80" w:after="80" w:line="240" w:lineRule="auto"/>
       </w:pPr>
       <w:r>
         <w:rPr>
           <w:rFonts w:ascii="Noto Sans JP Black" w:hAnsi="Noto Sans JP Black" w:eastAsia="Noto Sans JP Black"/>
           <w:b/>
-          <w:i w:val="0"/>
-          <w:color w:val="27678A"/>
+          <w:color w:val="39735D"/>
           <w:sz w:val="22"/>
         </w:rPr>
         <w:t>ゲーム進行とシーン間データ</w:t>
@@ -1968,17 +1869,16 @@
     <w:p>
       <w:pPr>
         <w:keepNext w:val="0"/>
-        <w:spacing w:before="0" w:after="80" w:line="269" w:lineRule="auto"/>
+        <w:spacing w:before="0" w:after="60" w:line="269" w:lineRule="auto"/>
       </w:pPr>
       <w:r>
         <w:rPr>
           <w:rFonts w:ascii="Noto Sans JP" w:hAnsi="Noto Sans JP" w:eastAsia="Noto Sans JP"/>
           <w:b w:val="0"/>
-          <w:i w:val="0"/>
           <w:color w:val="1C252B"/>
           <w:sz w:val="18"/>
         </w:rPr>
-        <w:t>通常更新とポーズ・レベルアップ・死亡処理が同時に動かないよう、GameplayFlowControllerで状態を分離しました。また、結果やコインをシーンごとに受け渡す複雑さを避けるため、共有値はGameSessionへ集約しています。結果として、Playは結果を記録し、Resultは表示し、Titleは強化へ使うという役割が明確になりました。</w:t>
+        <w:t>通常更新とポーズ、レベルアップ、死亡処理が同時に動かないよう、GameplayFlowControllerで状態を分けました。シーンをまたぐ値はGameSessionに集約し、Playは結果を記録し、Resultは表示し、Titleは強化へ使う、という役割にしています。</w:t>
       </w:r>
     </w:p>
     <w:tbl>
@@ -1988,7 +1888,7 @@
         <w:jc w:val="left"/>
         <w:tblLayout w:type="fixed"/>
         <w:tblLook w:firstColumn="1" w:firstRow="1" w:lastColumn="0" w:lastRow="0" w:noHBand="0" w:noVBand="1" w:val="04A0"/>
-        <w:tblInd w:w="110" w:type="dxa"/>
+        <w:tblInd w:w="0" w:type="dxa"/>
         <w:tblBorders>
           <w:top w:val="single" w:sz="8" w:space="0" w:color="202020"/>
           <w:left w:val="single" w:sz="8" w:space="0" w:color="202020"/>
@@ -2011,11 +1911,12 @@
           <w:tcPr>
             <w:tcW w:type="dxa" w:w="2450"/>
             <w:shd w:fill="EAF3EE"/>
+            <w:vAlign w:val="center"/>
             <w:tcMar>
-              <w:top w:w="70" w:type="dxa"/>
-              <w:start w:w="110" w:type="dxa"/>
-              <w:bottom w:w="70" w:type="dxa"/>
-              <w:end w:w="110" w:type="dxa"/>
+              <w:top w:w="95" w:type="dxa"/>
+              <w:start w:w="120" w:type="dxa"/>
+              <w:bottom w:w="95" w:type="dxa"/>
+              <w:end w:w="120" w:type="dxa"/>
             </w:tcMar>
             <w:tcBorders>
               <w:top w:val="single" w:sz="8" w:space="0" w:color="202020"/>
@@ -2029,14 +1930,13 @@
           <w:p>
             <w:pPr>
               <w:keepNext w:val="0"/>
-              <w:spacing w:before="0" w:after="0" w:line="252" w:lineRule="auto"/>
+              <w:spacing w:before="0" w:after="0" w:line="254" w:lineRule="auto"/>
               <w:jc w:val="center"/>
             </w:pPr>
             <w:r>
               <w:rPr>
                 <w:rFonts w:ascii="Noto Sans JP Black" w:hAnsi="Noto Sans JP Black" w:eastAsia="Noto Sans JP Black"/>
                 <w:b/>
-                <w:i w:val="0"/>
                 <w:color w:val="39735D"/>
                 <w:sz w:val="16"/>
               </w:rPr>
@@ -2050,11 +1950,12 @@
           <w:tcPr>
             <w:tcW w:type="dxa" w:w="2450"/>
             <w:shd w:fill="FFFFFF"/>
+            <w:vAlign w:val="center"/>
             <w:tcMar>
-              <w:top w:w="70" w:type="dxa"/>
-              <w:start w:w="110" w:type="dxa"/>
-              <w:bottom w:w="70" w:type="dxa"/>
-              <w:end w:w="110" w:type="dxa"/>
+              <w:top w:w="95" w:type="dxa"/>
+              <w:start w:w="120" w:type="dxa"/>
+              <w:bottom w:w="95" w:type="dxa"/>
+              <w:end w:w="120" w:type="dxa"/>
             </w:tcMar>
             <w:tcBorders>
               <w:top w:val="single" w:sz="8" w:space="0" w:color="202020"/>
@@ -2068,14 +1969,13 @@
           <w:p>
             <w:pPr>
               <w:keepNext w:val="0"/>
-              <w:spacing w:before="0" w:after="0" w:line="252" w:lineRule="auto"/>
+              <w:spacing w:before="0" w:after="0" w:line="254" w:lineRule="auto"/>
               <w:jc w:val="center"/>
             </w:pPr>
             <w:r>
               <w:rPr>
                 <w:rFonts w:ascii="Noto Sans JP Black" w:hAnsi="Noto Sans JP Black" w:eastAsia="Noto Sans JP Black"/>
                 <w:b/>
-                <w:i w:val="0"/>
                 <w:color w:val="39735D"/>
                 <w:sz w:val="16"/>
               </w:rPr>
@@ -2089,11 +1989,12 @@
           <w:tcPr>
             <w:tcW w:type="dxa" w:w="2450"/>
             <w:shd w:fill="EAF3EE"/>
+            <w:vAlign w:val="center"/>
             <w:tcMar>
-              <w:top w:w="70" w:type="dxa"/>
-              <w:start w:w="110" w:type="dxa"/>
-              <w:bottom w:w="70" w:type="dxa"/>
-              <w:end w:w="110" w:type="dxa"/>
+              <w:top w:w="95" w:type="dxa"/>
+              <w:start w:w="120" w:type="dxa"/>
+              <w:bottom w:w="95" w:type="dxa"/>
+              <w:end w:w="120" w:type="dxa"/>
             </w:tcMar>
             <w:tcBorders>
               <w:top w:val="single" w:sz="8" w:space="0" w:color="202020"/>
@@ -2107,14 +2008,13 @@
           <w:p>
             <w:pPr>
               <w:keepNext w:val="0"/>
-              <w:spacing w:before="0" w:after="0" w:line="252" w:lineRule="auto"/>
+              <w:spacing w:before="0" w:after="0" w:line="254" w:lineRule="auto"/>
               <w:jc w:val="center"/>
             </w:pPr>
             <w:r>
               <w:rPr>
                 <w:rFonts w:ascii="Noto Sans JP Black" w:hAnsi="Noto Sans JP Black" w:eastAsia="Noto Sans JP Black"/>
                 <w:b/>
-                <w:i w:val="0"/>
                 <w:color w:val="39735D"/>
                 <w:sz w:val="16"/>
               </w:rPr>
@@ -2128,11 +2028,12 @@
           <w:tcPr>
             <w:tcW w:type="dxa" w:w="2450"/>
             <w:shd w:fill="FFFFFF"/>
+            <w:vAlign w:val="center"/>
             <w:tcMar>
-              <w:top w:w="70" w:type="dxa"/>
-              <w:start w:w="110" w:type="dxa"/>
-              <w:bottom w:w="70" w:type="dxa"/>
-              <w:end w:w="110" w:type="dxa"/>
+              <w:top w:w="95" w:type="dxa"/>
+              <w:start w:w="120" w:type="dxa"/>
+              <w:bottom w:w="95" w:type="dxa"/>
+              <w:end w:w="120" w:type="dxa"/>
             </w:tcMar>
             <w:tcBorders>
               <w:top w:val="single" w:sz="8" w:space="0" w:color="202020"/>
@@ -2146,152 +2047,19 @@
           <w:p>
             <w:pPr>
               <w:keepNext w:val="0"/>
-              <w:spacing w:before="0" w:after="0" w:line="252" w:lineRule="auto"/>
+              <w:spacing w:before="0" w:after="0" w:line="254" w:lineRule="auto"/>
               <w:jc w:val="center"/>
             </w:pPr>
             <w:r>
               <w:rPr>
                 <w:rFonts w:ascii="Noto Sans JP Black" w:hAnsi="Noto Sans JP Black" w:eastAsia="Noto Sans JP Black"/>
                 <w:b/>
-                <w:i w:val="0"/>
                 <w:color w:val="39735D"/>
                 <w:sz w:val="16"/>
               </w:rPr>
               <w:t>Play</w:t>
               <w:br/>
               <w:t>次のラン</w:t>
-            </w:r>
-          </w:p>
-        </w:tc>
-      </w:tr>
-    </w:tbl>
-    <w:p>
-      <w:pPr>
-        <w:pStyle w:val="Heading2"/>
-        <w:keepNext/>
-        <w:spacing w:before="100" w:after="80" w:line="240" w:lineRule="auto"/>
-      </w:pPr>
-      <w:r>
-        <w:rPr>
-          <w:rFonts w:ascii="Noto Sans JP Black" w:hAnsi="Noto Sans JP Black" w:eastAsia="Noto Sans JP Black"/>
-          <w:b/>
-          <w:i w:val="0"/>
-          <w:color w:val="39735D"/>
-          <w:sz w:val="22"/>
-        </w:rPr>
-        <w:t>状態に応じたレベルアップ候補</w:t>
-      </w:r>
-    </w:p>
-    <w:p>
-      <w:pPr>
-        <w:keepNext w:val="0"/>
-        <w:spacing w:before="0" w:after="60" w:line="269" w:lineRule="auto"/>
-      </w:pPr>
-      <w:r>
-        <w:rPr>
-          <w:rFonts w:ascii="Noto Sans JP" w:hAnsi="Noto Sans JP" w:eastAsia="Noto Sans JP"/>
-          <w:b w:val="0"/>
-          <w:i w:val="0"/>
-          <w:color w:val="1C252B"/>
-          <w:sz w:val="18"/>
-        </w:rPr>
-        <w:t>固定の候補を出すと、最大強化済みの武器やHP満タン時の回復が選択肢を占有します。そこでLevelUpChoiceServiceがPlayerManagerの状態を確認し、不要な候補を除外してから武器と能力を混ぜ、表示順をシャッフルします。結果として、現在の状態で意味のある候補を3択へ残せます。</w:t>
-      </w:r>
-    </w:p>
-    <w:tbl>
-      <w:tblPr>
-        <w:tblStyle w:val="TableGrid"/>
-        <w:tblW w:type="dxa" w:w="9800"/>
-        <w:jc w:val="left"/>
-        <w:tblLayout w:type="fixed"/>
-        <w:tblLook w:firstColumn="1" w:firstRow="1" w:lastColumn="0" w:lastRow="0" w:noHBand="0" w:noVBand="1" w:val="04A0"/>
-        <w:tblInd w:w="110" w:type="dxa"/>
-        <w:tblBorders>
-          <w:top w:val="single" w:sz="8" w:space="0" w:color="202020"/>
-          <w:left w:val="single" w:sz="8" w:space="0" w:color="202020"/>
-          <w:start w:val="single" w:sz="8" w:space="0" w:color="202020"/>
-          <w:bottom w:val="single" w:sz="8" w:space="0" w:color="202020"/>
-          <w:right w:val="single" w:sz="8" w:space="0" w:color="202020"/>
-          <w:end w:val="single" w:sz="8" w:space="0" w:color="202020"/>
-          <w:insideH w:val="single" w:sz="8" w:space="0" w:color="202020"/>
-          <w:insideV w:val="single" w:sz="8" w:space="0" w:color="202020"/>
-        </w:tblBorders>
-      </w:tblPr>
-      <w:tblGrid>
-        <w:gridCol w:w="1500"/>
-        <w:gridCol w:w="8300"/>
-      </w:tblGrid>
-      <w:tr>
-        <w:tc>
-          <w:tcPr>
-            <w:tcW w:type="dxa" w:w="1500"/>
-            <w:shd w:fill="39735D"/>
-            <w:tcMar>
-              <w:top w:w="70" w:type="dxa"/>
-              <w:start w:w="110" w:type="dxa"/>
-              <w:bottom w:w="70" w:type="dxa"/>
-              <w:end w:w="110" w:type="dxa"/>
-            </w:tcMar>
-            <w:tcBorders>
-              <w:top w:val="single" w:sz="8" w:space="0" w:color="202020"/>
-              <w:left w:val="single" w:sz="8" w:space="0" w:color="202020"/>
-              <w:start w:val="single" w:sz="8" w:space="0" w:color="202020"/>
-              <w:bottom w:val="single" w:sz="8" w:space="0" w:color="202020"/>
-              <w:right w:val="single" w:sz="8" w:space="0" w:color="202020"/>
-              <w:end w:val="single" w:sz="8" w:space="0" w:color="202020"/>
-            </w:tcBorders>
-          </w:tcPr>
-          <w:p>
-            <w:pPr>
-              <w:keepNext w:val="0"/>
-              <w:spacing w:before="0" w:after="0" w:line="240" w:lineRule="auto"/>
-              <w:jc w:val="center"/>
-            </w:pPr>
-            <w:r>
-              <w:rPr>
-                <w:rFonts w:ascii="Noto Sans JP Black" w:hAnsi="Noto Sans JP Black" w:eastAsia="Noto Sans JP Black"/>
-                <w:b/>
-                <w:i w:val="0"/>
-                <w:color w:val="FFFFFF"/>
-                <w:sz w:val="16"/>
-              </w:rPr>
-              <w:t>5武器</w:t>
-            </w:r>
-          </w:p>
-        </w:tc>
-        <w:tc>
-          <w:tcPr>
-            <w:tcW w:type="dxa" w:w="8300"/>
-            <w:shd w:fill="EAF3EE"/>
-            <w:tcMar>
-              <w:top w:w="70" w:type="dxa"/>
-              <w:start w:w="110" w:type="dxa"/>
-              <w:bottom w:w="70" w:type="dxa"/>
-              <w:end w:w="110" w:type="dxa"/>
-            </w:tcMar>
-            <w:tcBorders>
-              <w:top w:val="single" w:sz="8" w:space="0" w:color="202020"/>
-              <w:left w:val="single" w:sz="8" w:space="0" w:color="202020"/>
-              <w:start w:val="single" w:sz="8" w:space="0" w:color="202020"/>
-              <w:bottom w:val="single" w:sz="8" w:space="0" w:color="202020"/>
-              <w:right w:val="single" w:sz="8" w:space="0" w:color="202020"/>
-              <w:end w:val="single" w:sz="8" w:space="0" w:color="202020"/>
-            </w:tcBorders>
-          </w:tcPr>
-          <w:p>
-            <w:pPr>
-              <w:keepNext w:val="0"/>
-              <w:spacing w:before="0" w:after="0" w:line="259" w:lineRule="auto"/>
-            </w:pPr>
-            <w:r>
-              <w:rPr>
-                <w:rFonts w:ascii="Noto Sans JP" w:hAnsi="Noto Sans JP" w:eastAsia="Noto Sans JP"/>
-                <w:b w:val="0"/>
-                <w:i w:val="0"/>
-                <w:color w:val="1C252B"/>
-                <w:sz w:val="17"/>
-              </w:rPr>
-              <w:t>通常弾 / 周囲弾 / 雷撃 / 爆発弾 / ソード。強化値はweaponUpgradeSettings.csvから読み込みます。</w:t>
             </w:r>
           </w:p>
         </w:tc>
@@ -2311,26 +2079,24 @@
         <w:rPr>
           <w:rFonts w:ascii="Noto Sans JP Black" w:hAnsi="Noto Sans JP Black" w:eastAsia="Noto Sans JP Black"/>
           <w:b/>
-          <w:i w:val="0"/>
           <w:color w:val="39735D"/>
           <w:sz w:val="16"/>
         </w:rPr>
-        <w:t>02  IMPLEMENTATION</w:t>
+        <w:t>02  DIRECTX 12 / RENDERING</w:t>
       </w:r>
     </w:p>
     <w:p>
       <w:pPr>
         <w:pStyle w:val="Heading1"/>
         <w:keepNext/>
-        <w:spacing w:before="160" w:after="80" w:line="240" w:lineRule="auto"/>
+        <w:spacing w:before="140" w:after="80" w:line="240" w:lineRule="auto"/>
       </w:pPr>
       <w:r>
         <w:rPr>
           <w:rFonts w:ascii="Noto Sans JP Black" w:hAnsi="Noto Sans JP Black" w:eastAsia="Noto Sans JP Black"/>
           <w:b/>
-          <w:i w:val="0"/>
           <w:color w:val="15324A"/>
-          <w:sz w:val="29"/>
+          <w:sz w:val="28"/>
         </w:rPr>
         <w:t>DirectX 12のフレーム・リソース管理</w:t>
       </w:r>
@@ -2344,11 +2110,10 @@
         <w:rPr>
           <w:rFonts w:ascii="Noto Sans JP" w:hAnsi="Noto Sans JP" w:eastAsia="Noto Sans JP"/>
           <w:b w:val="0"/>
-          <w:i w:val="0"/>
           <w:color w:val="1C252B"/>
           <w:sz w:val="18"/>
         </w:rPr>
-        <w:t>DirectX 12では、CPUが次のフレームへ進んでもGPUが前フレームのリソースを参照している場合があります。早すぎる再利用を避けるため、2つのFrameContextにCommandAllocator、Upload Arena、遅延解放リソース、Fence値を持たせました。結果として、フレーム単位で『いつ再利用できるか』をFence完了と対応付けられます。</w:t>
+        <w:t>DirectX 12では、CPUが次のフレームの準備を始めても、GPUが前のフレームのリソースをまだ参照している場合があります。CPU側の都合だけでCommandAllocatorや一時リソースを再利用すると、GPUが参照中の内容を上書きしてしまいます。</w:t>
       </w:r>
     </w:p>
     <w:tbl>
@@ -2358,7 +2123,7 @@
         <w:jc w:val="left"/>
         <w:tblLayout w:type="fixed"/>
         <w:tblLook w:firstColumn="1" w:firstRow="1" w:lastColumn="0" w:lastRow="0" w:noHBand="0" w:noVBand="1" w:val="04A0"/>
-        <w:tblInd w:w="110" w:type="dxa"/>
+        <w:tblInd w:w="0" w:type="dxa"/>
         <w:tblBorders>
           <w:top w:val="single" w:sz="8" w:space="0" w:color="202020"/>
           <w:left w:val="single" w:sz="8" w:space="0" w:color="202020"/>
@@ -2371,21 +2136,19 @@
         </w:tblBorders>
       </w:tblPr>
       <w:tblGrid>
-        <w:gridCol w:w="2450"/>
-        <w:gridCol w:w="2450"/>
-        <w:gridCol w:w="2450"/>
-        <w:gridCol w:w="2450"/>
+        <w:gridCol w:w="9800"/>
       </w:tblGrid>
       <w:tr>
         <w:tc>
           <w:tcPr>
-            <w:tcW w:type="dxa" w:w="2450"/>
-            <w:shd w:fill="EAF3EE"/>
+            <w:tcW w:type="dxa" w:w="9800"/>
+            <w:shd w:fill="39735D"/>
+            <w:vAlign w:val="center"/>
             <w:tcMar>
-              <w:top w:w="70" w:type="dxa"/>
-              <w:start w:w="110" w:type="dxa"/>
-              <w:bottom w:w="70" w:type="dxa"/>
-              <w:end w:w="110" w:type="dxa"/>
+              <w:top w:w="95" w:type="dxa"/>
+              <w:start w:w="120" w:type="dxa"/>
+              <w:bottom w:w="95" w:type="dxa"/>
+              <w:end w:w="120" w:type="dxa"/>
             </w:tcMar>
             <w:tcBorders>
               <w:top w:val="single" w:sz="8" w:space="0" w:color="202020"/>
@@ -2399,32 +2162,31 @@
           <w:p>
             <w:pPr>
               <w:keepNext w:val="0"/>
-              <w:spacing w:before="0" w:after="0" w:line="252" w:lineRule="auto"/>
-              <w:jc w:val="center"/>
+              <w:spacing w:before="0" w:after="0" w:line="240" w:lineRule="auto"/>
             </w:pPr>
             <w:r>
               <w:rPr>
                 <w:rFonts w:ascii="Noto Sans JP Black" w:hAnsi="Noto Sans JP Black" w:eastAsia="Noto Sans JP Black"/>
                 <w:b/>
-                <w:i w:val="0"/>
-                <w:color w:val="39735D"/>
+                <w:color w:val="FFFFFF"/>
                 <w:sz w:val="16"/>
               </w:rPr>
-              <w:t>Frame 0</w:t>
-              <w:br/>
-              <w:t>Upload / Fence</w:t>
+              <w:t>CPU / GPU タイムライン</w:t>
             </w:r>
           </w:p>
         </w:tc>
+      </w:tr>
+      <w:tr>
         <w:tc>
           <w:tcPr>
-            <w:tcW w:type="dxa" w:w="2450"/>
-            <w:shd w:fill="FFFFFF"/>
+            <w:tcW w:type="dxa" w:w="9800"/>
+            <w:shd w:fill="FAFBFC"/>
+            <w:vAlign w:val="center"/>
             <w:tcMar>
-              <w:top w:w="70" w:type="dxa"/>
-              <w:start w:w="110" w:type="dxa"/>
-              <w:bottom w:w="70" w:type="dxa"/>
-              <w:end w:w="110" w:type="dxa"/>
+              <w:top w:w="95" w:type="dxa"/>
+              <w:start w:w="120" w:type="dxa"/>
+              <w:bottom w:w="95" w:type="dxa"/>
+              <w:end w:w="120" w:type="dxa"/>
             </w:tcMar>
             <w:tcBorders>
               <w:top w:val="single" w:sz="8" w:space="0" w:color="202020"/>
@@ -2438,94 +2200,28 @@
           <w:p>
             <w:pPr>
               <w:keepNext w:val="0"/>
-              <w:spacing w:before="0" w:after="0" w:line="252" w:lineRule="auto"/>
-              <w:jc w:val="center"/>
+              <w:spacing w:before="0" w:after="0" w:line="247" w:lineRule="auto"/>
             </w:pPr>
             <w:r>
               <w:rPr>
-                <w:rFonts w:ascii="Noto Sans JP Black" w:hAnsi="Noto Sans JP Black" w:eastAsia="Noto Sans JP Black"/>
-                <w:b/>
-                <w:i w:val="0"/>
-                <w:color w:val="39735D"/>
-                <w:sz w:val="16"/>
+                <w:rFonts w:ascii="Noto Sans JP" w:hAnsi="Noto Sans JP" w:eastAsia="Noto Sans JP"/>
+                <w:b w:val="0"/>
+                <w:color w:val="1C252B"/>
+                <w:sz w:val="15"/>
               </w:rPr>
-              <w:t>GPU実行</w:t>
-            </w:r>
-          </w:p>
-        </w:tc>
-        <w:tc>
-          <w:tcPr>
-            <w:tcW w:type="dxa" w:w="2450"/>
-            <w:shd w:fill="EAF3EE"/>
-            <w:tcMar>
-              <w:top w:w="70" w:type="dxa"/>
-              <w:start w:w="110" w:type="dxa"/>
-              <w:bottom w:w="70" w:type="dxa"/>
-              <w:end w:w="110" w:type="dxa"/>
-            </w:tcMar>
-            <w:tcBorders>
-              <w:top w:val="single" w:sz="8" w:space="0" w:color="202020"/>
-              <w:left w:val="single" w:sz="8" w:space="0" w:color="202020"/>
-              <w:start w:val="single" w:sz="8" w:space="0" w:color="202020"/>
-              <w:bottom w:val="single" w:sz="8" w:space="0" w:color="202020"/>
-              <w:right w:val="single" w:sz="8" w:space="0" w:color="202020"/>
-              <w:end w:val="single" w:sz="8" w:space="0" w:color="202020"/>
-            </w:tcBorders>
-          </w:tcPr>
-          <w:p>
-            <w:pPr>
-              <w:keepNext w:val="0"/>
-              <w:spacing w:before="0" w:after="0" w:line="252" w:lineRule="auto"/>
-              <w:jc w:val="center"/>
-            </w:pPr>
-            <w:r>
-              <w:rPr>
-                <w:rFonts w:ascii="Noto Sans JP Black" w:hAnsi="Noto Sans JP Black" w:eastAsia="Noto Sans JP Black"/>
-                <w:b/>
-                <w:i w:val="0"/>
-                <w:color w:val="39735D"/>
-                <w:sz w:val="16"/>
-              </w:rPr>
-              <w:t>Frame 1</w:t>
+              <w:t>時間 -&gt;</w:t>
               <w:br/>
-              <w:t>Upload / Fence</w:t>
-            </w:r>
-          </w:p>
-        </w:tc>
-        <w:tc>
-          <w:tcPr>
-            <w:tcW w:type="dxa" w:w="2450"/>
-            <w:shd w:fill="FFFFFF"/>
-            <w:tcMar>
-              <w:top w:w="70" w:type="dxa"/>
-              <w:start w:w="110" w:type="dxa"/>
-              <w:bottom w:w="70" w:type="dxa"/>
-              <w:end w:w="110" w:type="dxa"/>
-            </w:tcMar>
-            <w:tcBorders>
-              <w:top w:val="single" w:sz="8" w:space="0" w:color="202020"/>
-              <w:left w:val="single" w:sz="8" w:space="0" w:color="202020"/>
-              <w:start w:val="single" w:sz="8" w:space="0" w:color="202020"/>
-              <w:bottom w:val="single" w:sz="8" w:space="0" w:color="202020"/>
-              <w:right w:val="single" w:sz="8" w:space="0" w:color="202020"/>
-              <w:end w:val="single" w:sz="8" w:space="0" w:color="202020"/>
-            </w:tcBorders>
-          </w:tcPr>
-          <w:p>
-            <w:pPr>
-              <w:keepNext w:val="0"/>
-              <w:spacing w:before="0" w:after="0" w:line="252" w:lineRule="auto"/>
-              <w:jc w:val="center"/>
-            </w:pPr>
-            <w:r>
-              <w:rPr>
-                <w:rFonts w:ascii="Noto Sans JP Black" w:hAnsi="Noto Sans JP Black" w:eastAsia="Noto Sans JP Black"/>
-                <w:b/>
-                <w:i w:val="0"/>
-                <w:color w:val="39735D"/>
-                <w:sz w:val="16"/>
-              </w:rPr>
-              <w:t>完了後に再利用</w:t>
+              <w:t>CPU  Frame 0を記録      Frame 1を記録      Frame 0を再利用</w:t>
+              <w:br/>
+              <w:t xml:space="preserve">     Allocator 0        Allocator 1        Fence 0完了後</w:t>
+              <w:br/>
+              <w:t xml:space="preserve">     Upload Arena 0     Upload Arena 1</w:t>
+              <w:br/>
+              <w:t xml:space="preserve">          | Fence 0         | Fence 1</w:t>
+              <w:br/>
+              <w:t xml:space="preserve">          v                 v</w:t>
+              <w:br/>
+              <w:t>GPU       Frame 0を実行      Frame 1を実行</w:t>
             </w:r>
           </w:p>
         </w:tc>
@@ -2533,36 +2229,9 @@
     </w:tbl>
     <w:p>
       <w:pPr>
-        <w:pStyle w:val="Heading2"/>
-        <w:keepNext/>
-        <w:spacing w:before="100" w:after="80" w:line="240" w:lineRule="auto"/>
+        <w:keepNext w:val="0"/>
+        <w:spacing w:before="0" w:after="80" w:line="240" w:lineRule="auto"/>
       </w:pPr>
-      <w:r>
-        <w:rPr>
-          <w:rFonts w:ascii="Noto Sans JP Black" w:hAnsi="Noto Sans JP Black" w:eastAsia="Noto Sans JP Black"/>
-          <w:b/>
-          <w:i w:val="0"/>
-          <w:color w:val="39735D"/>
-          <w:sz w:val="22"/>
-        </w:rPr>
-        <w:t>ディスクリプタとリソース状態</w:t>
-      </w:r>
-    </w:p>
-    <w:p>
-      <w:pPr>
-        <w:keepNext w:val="0"/>
-        <w:spacing w:before="0" w:after="80" w:line="269" w:lineRule="auto"/>
-      </w:pPr>
-      <w:r>
-        <w:rPr>
-          <w:rFonts w:ascii="Noto Sans JP" w:hAnsi="Noto Sans JP" w:eastAsia="Noto Sans JP"/>
-          <w:b w:val="0"/>
-          <w:i w:val="0"/>
-          <w:color w:val="1C252B"/>
-          <w:sz w:val="18"/>
-        </w:rPr>
-        <w:t>GPU参照中のディスクリプタ上書きと、誤った状態からのリソース利用を防ぐ必要があります。SrvManagerは用途と使用数を記録し、解放済みSRVをFence完了後に再利用します。DirectXCommonは現在状態を追跡してResourceBarrierを発行し、遷移元が追跡値と異なる場合は例外として検出します。結果として、寿命と利用状態を別々の契約として確認できます。</w:t>
-      </w:r>
     </w:p>
     <w:tbl>
       <w:tblPr>
@@ -2571,7 +2240,7 @@
         <w:jc w:val="left"/>
         <w:tblLayout w:type="fixed"/>
         <w:tblLook w:firstColumn="1" w:firstRow="1" w:lastColumn="0" w:lastRow="0" w:noHBand="0" w:noVBand="1" w:val="04A0"/>
-        <w:tblInd w:w="110" w:type="dxa"/>
+        <w:tblInd w:w="0" w:type="dxa"/>
         <w:tblBorders>
           <w:top w:val="single" w:sz="8" w:space="0" w:color="202020"/>
           <w:left w:val="single" w:sz="8" w:space="0" w:color="202020"/>
@@ -2597,10 +2266,396 @@
             <w:shd w:fill="EAF3EE"/>
             <w:vAlign w:val="center"/>
             <w:tcMar>
-              <w:top w:w="70" w:type="dxa"/>
-              <w:start w:w="110" w:type="dxa"/>
-              <w:bottom w:w="70" w:type="dxa"/>
-              <w:end w:w="110" w:type="dxa"/>
+              <w:top w:w="95" w:type="dxa"/>
+              <w:start w:w="120" w:type="dxa"/>
+              <w:bottom w:w="95" w:type="dxa"/>
+              <w:end w:w="120" w:type="dxa"/>
+            </w:tcMar>
+            <w:tcBorders>
+              <w:top w:val="single" w:sz="8" w:space="0" w:color="202020"/>
+              <w:left w:val="single" w:sz="8" w:space="0" w:color="202020"/>
+              <w:start w:val="single" w:sz="8" w:space="0" w:color="202020"/>
+              <w:bottom w:val="single" w:sz="8" w:space="0" w:color="202020"/>
+              <w:right w:val="single" w:sz="8" w:space="0" w:color="202020"/>
+              <w:end w:val="single" w:sz="8" w:space="0" w:color="202020"/>
+            </w:tcBorders>
+          </w:tcPr>
+          <w:p>
+            <w:pPr>
+              <w:keepNext w:val="0"/>
+              <w:spacing w:before="0" w:after="0" w:line="250" w:lineRule="auto"/>
+            </w:pPr>
+            <w:r>
+              <w:rPr>
+                <w:rFonts w:ascii="Noto Sans JP Black" w:hAnsi="Noto Sans JP Black" w:eastAsia="Noto Sans JP Black"/>
+                <w:b/>
+                <w:color w:val="15324A"/>
+                <w:sz w:val="16"/>
+              </w:rPr>
+              <w:t>管理対象</w:t>
+            </w:r>
+          </w:p>
+        </w:tc>
+        <w:tc>
+          <w:tcPr>
+            <w:tcW w:type="dxa" w:w="7200"/>
+            <w:shd w:fill="EAF3EE"/>
+            <w:vAlign w:val="center"/>
+            <w:tcMar>
+              <w:top w:w="95" w:type="dxa"/>
+              <w:start w:w="120" w:type="dxa"/>
+              <w:bottom w:w="95" w:type="dxa"/>
+              <w:end w:w="120" w:type="dxa"/>
+            </w:tcMar>
+            <w:tcBorders>
+              <w:top w:val="single" w:sz="8" w:space="0" w:color="202020"/>
+              <w:left w:val="single" w:sz="8" w:space="0" w:color="202020"/>
+              <w:start w:val="single" w:sz="8" w:space="0" w:color="202020"/>
+              <w:bottom w:val="single" w:sz="8" w:space="0" w:color="202020"/>
+              <w:right w:val="single" w:sz="8" w:space="0" w:color="202020"/>
+              <w:end w:val="single" w:sz="8" w:space="0" w:color="202020"/>
+            </w:tcBorders>
+          </w:tcPr>
+          <w:p>
+            <w:pPr>
+              <w:keepNext w:val="0"/>
+              <w:spacing w:before="0" w:after="0" w:line="250" w:lineRule="auto"/>
+            </w:pPr>
+            <w:r>
+              <w:rPr>
+                <w:rFonts w:ascii="Noto Sans JP Black" w:hAnsi="Noto Sans JP Black" w:eastAsia="Noto Sans JP Black"/>
+                <w:b/>
+                <w:color w:val="15324A"/>
+                <w:sz w:val="16"/>
+              </w:rPr>
+              <w:t>実装</w:t>
+            </w:r>
+          </w:p>
+        </w:tc>
+      </w:tr>
+      <w:tr>
+        <w:tc>
+          <w:tcPr>
+            <w:tcW w:type="dxa" w:w="2600"/>
+            <w:vAlign w:val="center"/>
+            <w:tcMar>
+              <w:top w:w="95" w:type="dxa"/>
+              <w:start w:w="120" w:type="dxa"/>
+              <w:bottom w:w="95" w:type="dxa"/>
+              <w:end w:w="120" w:type="dxa"/>
+            </w:tcMar>
+            <w:tcBorders>
+              <w:top w:val="single" w:sz="8" w:space="0" w:color="202020"/>
+              <w:left w:val="single" w:sz="8" w:space="0" w:color="202020"/>
+              <w:start w:val="single" w:sz="8" w:space="0" w:color="202020"/>
+              <w:bottom w:val="single" w:sz="8" w:space="0" w:color="202020"/>
+              <w:right w:val="single" w:sz="8" w:space="0" w:color="202020"/>
+              <w:end w:val="single" w:sz="8" w:space="0" w:color="202020"/>
+            </w:tcBorders>
+          </w:tcPr>
+          <w:p>
+            <w:pPr>
+              <w:keepNext w:val="0"/>
+              <w:spacing w:before="0" w:after="0" w:line="259" w:lineRule="auto"/>
+            </w:pPr>
+            <w:r>
+              <w:rPr>
+                <w:rFonts w:ascii="Noto Sans JP Black" w:hAnsi="Noto Sans JP Black" w:eastAsia="Noto Sans JP Black"/>
+                <w:b/>
+                <w:color w:val="1C252B"/>
+                <w:sz w:val="16"/>
+              </w:rPr>
+              <w:t>フレーム寿命</w:t>
+            </w:r>
+          </w:p>
+        </w:tc>
+        <w:tc>
+          <w:tcPr>
+            <w:tcW w:type="dxa" w:w="7200"/>
+            <w:vAlign w:val="center"/>
+            <w:tcMar>
+              <w:top w:w="95" w:type="dxa"/>
+              <w:start w:w="120" w:type="dxa"/>
+              <w:bottom w:w="95" w:type="dxa"/>
+              <w:end w:w="120" w:type="dxa"/>
+            </w:tcMar>
+            <w:tcBorders>
+              <w:top w:val="single" w:sz="8" w:space="0" w:color="202020"/>
+              <w:left w:val="single" w:sz="8" w:space="0" w:color="202020"/>
+              <w:start w:val="single" w:sz="8" w:space="0" w:color="202020"/>
+              <w:bottom w:val="single" w:sz="8" w:space="0" w:color="202020"/>
+              <w:right w:val="single" w:sz="8" w:space="0" w:color="202020"/>
+              <w:end w:val="single" w:sz="8" w:space="0" w:color="202020"/>
+            </w:tcBorders>
+          </w:tcPr>
+          <w:p>
+            <w:pPr>
+              <w:keepNext w:val="0"/>
+              <w:spacing w:before="0" w:after="0" w:line="259" w:lineRule="auto"/>
+            </w:pPr>
+            <w:r>
+              <w:rPr>
+                <w:rFonts w:ascii="Noto Sans JP" w:hAnsi="Noto Sans JP" w:eastAsia="Noto Sans JP"/>
+                <w:b w:val="0"/>
+                <w:color w:val="1C252B"/>
+                <w:sz w:val="16"/>
+              </w:rPr>
+              <w:t>FrameContext / CommandAllocator / Upload Arena / deferred release / Fence</w:t>
+            </w:r>
+          </w:p>
+        </w:tc>
+      </w:tr>
+      <w:tr>
+        <w:tc>
+          <w:tcPr>
+            <w:tcW w:type="dxa" w:w="2600"/>
+            <w:vAlign w:val="center"/>
+            <w:tcMar>
+              <w:top w:w="95" w:type="dxa"/>
+              <w:start w:w="120" w:type="dxa"/>
+              <w:bottom w:w="95" w:type="dxa"/>
+              <w:end w:w="120" w:type="dxa"/>
+            </w:tcMar>
+            <w:tcBorders>
+              <w:top w:val="single" w:sz="8" w:space="0" w:color="202020"/>
+              <w:left w:val="single" w:sz="8" w:space="0" w:color="202020"/>
+              <w:start w:val="single" w:sz="8" w:space="0" w:color="202020"/>
+              <w:bottom w:val="single" w:sz="8" w:space="0" w:color="202020"/>
+              <w:right w:val="single" w:sz="8" w:space="0" w:color="202020"/>
+              <w:end w:val="single" w:sz="8" w:space="0" w:color="202020"/>
+            </w:tcBorders>
+          </w:tcPr>
+          <w:p>
+            <w:pPr>
+              <w:keepNext w:val="0"/>
+              <w:spacing w:before="0" w:after="0" w:line="259" w:lineRule="auto"/>
+            </w:pPr>
+            <w:r>
+              <w:rPr>
+                <w:rFonts w:ascii="Noto Sans JP Black" w:hAnsi="Noto Sans JP Black" w:eastAsia="Noto Sans JP Black"/>
+                <w:b/>
+                <w:color w:val="1C252B"/>
+                <w:sz w:val="16"/>
+              </w:rPr>
+              <w:t>SRV寿命</w:t>
+            </w:r>
+          </w:p>
+        </w:tc>
+        <w:tc>
+          <w:tcPr>
+            <w:tcW w:type="dxa" w:w="7200"/>
+            <w:vAlign w:val="center"/>
+            <w:tcMar>
+              <w:top w:w="95" w:type="dxa"/>
+              <w:start w:w="120" w:type="dxa"/>
+              <w:bottom w:w="95" w:type="dxa"/>
+              <w:end w:w="120" w:type="dxa"/>
+            </w:tcMar>
+            <w:tcBorders>
+              <w:top w:val="single" w:sz="8" w:space="0" w:color="202020"/>
+              <w:left w:val="single" w:sz="8" w:space="0" w:color="202020"/>
+              <w:start w:val="single" w:sz="8" w:space="0" w:color="202020"/>
+              <w:bottom w:val="single" w:sz="8" w:space="0" w:color="202020"/>
+              <w:right w:val="single" w:sz="8" w:space="0" w:color="202020"/>
+              <w:end w:val="single" w:sz="8" w:space="0" w:color="202020"/>
+            </w:tcBorders>
+          </w:tcPr>
+          <w:p>
+            <w:pPr>
+              <w:keepNext w:val="0"/>
+              <w:spacing w:before="0" w:after="0" w:line="259" w:lineRule="auto"/>
+            </w:pPr>
+            <w:r>
+              <w:rPr>
+                <w:rFonts w:ascii="Noto Sans JP" w:hAnsi="Noto Sans JP" w:eastAsia="Noto Sans JP"/>
+                <w:b w:val="0"/>
+                <w:color w:val="1C252B"/>
+                <w:sz w:val="16"/>
+              </w:rPr>
+              <w:t>retired descriptorをFence完了後に再利用</w:t>
+            </w:r>
+          </w:p>
+        </w:tc>
+      </w:tr>
+      <w:tr>
+        <w:tc>
+          <w:tcPr>
+            <w:tcW w:type="dxa" w:w="2600"/>
+            <w:vAlign w:val="center"/>
+            <w:tcMar>
+              <w:top w:w="95" w:type="dxa"/>
+              <w:start w:w="120" w:type="dxa"/>
+              <w:bottom w:w="95" w:type="dxa"/>
+              <w:end w:w="120" w:type="dxa"/>
+            </w:tcMar>
+            <w:tcBorders>
+              <w:top w:val="single" w:sz="8" w:space="0" w:color="202020"/>
+              <w:left w:val="single" w:sz="8" w:space="0" w:color="202020"/>
+              <w:start w:val="single" w:sz="8" w:space="0" w:color="202020"/>
+              <w:bottom w:val="single" w:sz="8" w:space="0" w:color="202020"/>
+              <w:right w:val="single" w:sz="8" w:space="0" w:color="202020"/>
+              <w:end w:val="single" w:sz="8" w:space="0" w:color="202020"/>
+            </w:tcBorders>
+          </w:tcPr>
+          <w:p>
+            <w:pPr>
+              <w:keepNext w:val="0"/>
+              <w:spacing w:before="0" w:after="0" w:line="259" w:lineRule="auto"/>
+            </w:pPr>
+            <w:r>
+              <w:rPr>
+                <w:rFonts w:ascii="Noto Sans JP Black" w:hAnsi="Noto Sans JP Black" w:eastAsia="Noto Sans JP Black"/>
+                <w:b/>
+                <w:color w:val="1C252B"/>
+                <w:sz w:val="16"/>
+              </w:rPr>
+              <w:t>状態遷移</w:t>
+            </w:r>
+          </w:p>
+        </w:tc>
+        <w:tc>
+          <w:tcPr>
+            <w:tcW w:type="dxa" w:w="7200"/>
+            <w:vAlign w:val="center"/>
+            <w:tcMar>
+              <w:top w:w="95" w:type="dxa"/>
+              <w:start w:w="120" w:type="dxa"/>
+              <w:bottom w:w="95" w:type="dxa"/>
+              <w:end w:w="120" w:type="dxa"/>
+            </w:tcMar>
+            <w:tcBorders>
+              <w:top w:val="single" w:sz="8" w:space="0" w:color="202020"/>
+              <w:left w:val="single" w:sz="8" w:space="0" w:color="202020"/>
+              <w:start w:val="single" w:sz="8" w:space="0" w:color="202020"/>
+              <w:bottom w:val="single" w:sz="8" w:space="0" w:color="202020"/>
+              <w:right w:val="single" w:sz="8" w:space="0" w:color="202020"/>
+              <w:end w:val="single" w:sz="8" w:space="0" w:color="202020"/>
+            </w:tcBorders>
+          </w:tcPr>
+          <w:p>
+            <w:pPr>
+              <w:keepNext w:val="0"/>
+              <w:spacing w:before="0" w:after="0" w:line="259" w:lineRule="auto"/>
+            </w:pPr>
+            <w:r>
+              <w:rPr>
+                <w:rFonts w:ascii="Noto Sans JP" w:hAnsi="Noto Sans JP" w:eastAsia="Noto Sans JP"/>
+                <w:b w:val="0"/>
+                <w:color w:val="1C252B"/>
+                <w:sz w:val="16"/>
+              </w:rPr>
+              <w:t>DirectXCommonで現在状態を追跡し、ResourceBarrierを発行</w:t>
+            </w:r>
+          </w:p>
+        </w:tc>
+      </w:tr>
+      <w:tr>
+        <w:tc>
+          <w:tcPr>
+            <w:tcW w:type="dxa" w:w="2600"/>
+            <w:vAlign w:val="center"/>
+            <w:tcMar>
+              <w:top w:w="95" w:type="dxa"/>
+              <w:start w:w="120" w:type="dxa"/>
+              <w:bottom w:w="95" w:type="dxa"/>
+              <w:end w:w="120" w:type="dxa"/>
+            </w:tcMar>
+            <w:tcBorders>
+              <w:top w:val="single" w:sz="8" w:space="0" w:color="202020"/>
+              <w:left w:val="single" w:sz="8" w:space="0" w:color="202020"/>
+              <w:start w:val="single" w:sz="8" w:space="0" w:color="202020"/>
+              <w:bottom w:val="single" w:sz="8" w:space="0" w:color="202020"/>
+              <w:right w:val="single" w:sz="8" w:space="0" w:color="202020"/>
+              <w:end w:val="single" w:sz="8" w:space="0" w:color="202020"/>
+            </w:tcBorders>
+          </w:tcPr>
+          <w:p>
+            <w:pPr>
+              <w:keepNext w:val="0"/>
+              <w:spacing w:before="0" w:after="0" w:line="259" w:lineRule="auto"/>
+            </w:pPr>
+            <w:r>
+              <w:rPr>
+                <w:rFonts w:ascii="Noto Sans JP Black" w:hAnsi="Noto Sans JP Black" w:eastAsia="Noto Sans JP Black"/>
+                <w:b/>
+                <w:color w:val="1C252B"/>
+                <w:sz w:val="16"/>
+              </w:rPr>
+              <w:t>追加バリア</w:t>
+            </w:r>
+          </w:p>
+        </w:tc>
+        <w:tc>
+          <w:tcPr>
+            <w:tcW w:type="dxa" w:w="7200"/>
+            <w:vAlign w:val="center"/>
+            <w:tcMar>
+              <w:top w:w="95" w:type="dxa"/>
+              <w:start w:w="120" w:type="dxa"/>
+              <w:bottom w:w="95" w:type="dxa"/>
+              <w:end w:w="120" w:type="dxa"/>
+            </w:tcMar>
+            <w:tcBorders>
+              <w:top w:val="single" w:sz="8" w:space="0" w:color="202020"/>
+              <w:left w:val="single" w:sz="8" w:space="0" w:color="202020"/>
+              <w:start w:val="single" w:sz="8" w:space="0" w:color="202020"/>
+              <w:bottom w:val="single" w:sz="8" w:space="0" w:color="202020"/>
+              <w:right w:val="single" w:sz="8" w:space="0" w:color="202020"/>
+              <w:end w:val="single" w:sz="8" w:space="0" w:color="202020"/>
+            </w:tcBorders>
+          </w:tcPr>
+          <w:p>
+            <w:pPr>
+              <w:keepNext w:val="0"/>
+              <w:spacing w:before="0" w:after="0" w:line="259" w:lineRule="auto"/>
+            </w:pPr>
+            <w:r>
+              <w:rPr>
+                <w:rFonts w:ascii="Noto Sans JP" w:hAnsi="Noto Sans JP" w:eastAsia="Noto Sans JP"/>
+                <w:b w:val="0"/>
+                <w:color w:val="1C252B"/>
+                <w:sz w:val="16"/>
+              </w:rPr>
+              <w:t>UAV barrier / aliasing barrierを共通処理として用意</w:t>
+            </w:r>
+          </w:p>
+        </w:tc>
+      </w:tr>
+    </w:tbl>
+    <w:tbl>
+      <w:tblPr>
+        <w:tblStyle w:val="TableGrid"/>
+        <w:tblW w:type="dxa" w:w="9800"/>
+        <w:jc w:val="left"/>
+        <w:tblLayout w:type="fixed"/>
+        <w:tblLook w:firstColumn="1" w:firstRow="1" w:lastColumn="0" w:lastRow="0" w:noHBand="0" w:noVBand="1" w:val="04A0"/>
+        <w:tblInd w:w="0" w:type="dxa"/>
+        <w:tblBorders>
+          <w:top w:val="single" w:sz="8" w:space="0" w:color="202020"/>
+          <w:left w:val="single" w:sz="8" w:space="0" w:color="202020"/>
+          <w:start w:val="single" w:sz="8" w:space="0" w:color="202020"/>
+          <w:bottom w:val="single" w:sz="8" w:space="0" w:color="202020"/>
+          <w:right w:val="single" w:sz="8" w:space="0" w:color="202020"/>
+          <w:end w:val="single" w:sz="8" w:space="0" w:color="202020"/>
+          <w:insideH w:val="single" w:sz="8" w:space="0" w:color="202020"/>
+          <w:insideV w:val="single" w:sz="8" w:space="0" w:color="202020"/>
+        </w:tblBorders>
+      </w:tblPr>
+      <w:tblGrid>
+        <w:gridCol w:w="1550"/>
+        <w:gridCol w:w="8250"/>
+      </w:tblGrid>
+      <w:tr>
+        <w:tc>
+          <w:tcPr>
+            <w:tcW w:type="dxa" w:w="1550"/>
+            <w:shd w:fill="B46A32"/>
+            <w:vAlign w:val="center"/>
+            <w:tcMar>
+              <w:top w:w="95" w:type="dxa"/>
+              <w:start w:w="120" w:type="dxa"/>
+              <w:bottom w:w="95" w:type="dxa"/>
+              <w:end w:w="120" w:type="dxa"/>
             </w:tcMar>
             <w:tcBorders>
               <w:top w:val="single" w:sz="8" w:space="0" w:color="202020"/>
@@ -2615,29 +2670,29 @@
             <w:pPr>
               <w:keepNext w:val="0"/>
               <w:spacing w:before="0" w:after="0" w:line="240" w:lineRule="auto"/>
+              <w:jc w:val="center"/>
             </w:pPr>
             <w:r>
               <w:rPr>
                 <w:rFonts w:ascii="Noto Sans JP Black" w:hAnsi="Noto Sans JP Black" w:eastAsia="Noto Sans JP Black"/>
                 <w:b/>
-                <w:i w:val="0"/>
-                <w:color w:val="15324A"/>
+                <w:color w:val="FFFFFF"/>
                 <w:sz w:val="16"/>
               </w:rPr>
-              <w:t>管理対象</w:t>
+              <w:t>実装方針</w:t>
             </w:r>
           </w:p>
         </w:tc>
         <w:tc>
           <w:tcPr>
-            <w:tcW w:type="dxa" w:w="7200"/>
-            <w:shd w:fill="EAF3EE"/>
+            <w:tcW w:type="dxa" w:w="8250"/>
+            <w:shd w:fill="F8EFE7"/>
             <w:vAlign w:val="center"/>
             <w:tcMar>
-              <w:top w:w="70" w:type="dxa"/>
-              <w:start w:w="110" w:type="dxa"/>
-              <w:bottom w:w="70" w:type="dxa"/>
-              <w:end w:w="110" w:type="dxa"/>
+              <w:top w:w="95" w:type="dxa"/>
+              <w:start w:w="120" w:type="dxa"/>
+              <w:bottom w:w="95" w:type="dxa"/>
+              <w:end w:w="120" w:type="dxa"/>
             </w:tcMar>
             <w:tcBorders>
               <w:top w:val="single" w:sz="8" w:space="0" w:color="202020"/>
@@ -2651,313 +2706,16 @@
           <w:p>
             <w:pPr>
               <w:keepNext w:val="0"/>
-              <w:spacing w:before="0" w:after="0" w:line="240" w:lineRule="auto"/>
-            </w:pPr>
-            <w:r>
-              <w:rPr>
-                <w:rFonts w:ascii="Noto Sans JP Black" w:hAnsi="Noto Sans JP Black" w:eastAsia="Noto Sans JP Black"/>
-                <w:b/>
-                <w:i w:val="0"/>
-                <w:color w:val="15324A"/>
-                <w:sz w:val="16"/>
-              </w:rPr>
-              <w:t>実装</w:t>
-            </w:r>
-          </w:p>
-        </w:tc>
-      </w:tr>
-      <w:tr>
-        <w:tc>
-          <w:tcPr>
-            <w:tcW w:type="dxa" w:w="2600"/>
-            <w:vAlign w:val="center"/>
-            <w:tcMar>
-              <w:top w:w="70" w:type="dxa"/>
-              <w:start w:w="110" w:type="dxa"/>
-              <w:bottom w:w="70" w:type="dxa"/>
-              <w:end w:w="110" w:type="dxa"/>
-            </w:tcMar>
-            <w:tcBorders>
-              <w:top w:val="single" w:sz="8" w:space="0" w:color="202020"/>
-              <w:left w:val="single" w:sz="8" w:space="0" w:color="202020"/>
-              <w:start w:val="single" w:sz="8" w:space="0" w:color="202020"/>
-              <w:bottom w:val="single" w:sz="8" w:space="0" w:color="202020"/>
-              <w:right w:val="single" w:sz="8" w:space="0" w:color="202020"/>
-              <w:end w:val="single" w:sz="8" w:space="0" w:color="202020"/>
-            </w:tcBorders>
-          </w:tcPr>
-          <w:p>
-            <w:pPr>
-              <w:keepNext w:val="0"/>
-              <w:spacing w:before="0" w:after="0" w:line="252" w:lineRule="auto"/>
-            </w:pPr>
-            <w:r>
-              <w:rPr>
-                <w:rFonts w:ascii="Noto Sans JP Black" w:hAnsi="Noto Sans JP Black" w:eastAsia="Noto Sans JP Black"/>
-                <w:b/>
-                <w:i w:val="0"/>
-                <w:color w:val="1C252B"/>
-                <w:sz w:val="16"/>
-              </w:rPr>
-              <w:t>フレーム寿命</w:t>
-            </w:r>
-          </w:p>
-        </w:tc>
-        <w:tc>
-          <w:tcPr>
-            <w:tcW w:type="dxa" w:w="7200"/>
-            <w:vAlign w:val="center"/>
-            <w:tcMar>
-              <w:top w:w="70" w:type="dxa"/>
-              <w:start w:w="110" w:type="dxa"/>
-              <w:bottom w:w="70" w:type="dxa"/>
-              <w:end w:w="110" w:type="dxa"/>
-            </w:tcMar>
-            <w:tcBorders>
-              <w:top w:val="single" w:sz="8" w:space="0" w:color="202020"/>
-              <w:left w:val="single" w:sz="8" w:space="0" w:color="202020"/>
-              <w:start w:val="single" w:sz="8" w:space="0" w:color="202020"/>
-              <w:bottom w:val="single" w:sz="8" w:space="0" w:color="202020"/>
-              <w:right w:val="single" w:sz="8" w:space="0" w:color="202020"/>
-              <w:end w:val="single" w:sz="8" w:space="0" w:color="202020"/>
-            </w:tcBorders>
-          </w:tcPr>
-          <w:p>
-            <w:pPr>
-              <w:keepNext w:val="0"/>
-              <w:spacing w:before="0" w:after="0" w:line="252" w:lineRule="auto"/>
+              <w:spacing w:before="0" w:after="0" w:line="259" w:lineRule="auto"/>
             </w:pPr>
             <w:r>
               <w:rPr>
                 <w:rFonts w:ascii="Noto Sans JP" w:hAnsi="Noto Sans JP" w:eastAsia="Noto Sans JP"/>
                 <w:b w:val="0"/>
-                <w:i w:val="0"/>
                 <w:color w:val="1C252B"/>
                 <w:sz w:val="16"/>
               </w:rPr>
-              <w:t>FrameContext / Upload Arena / deferred release / Fence</w:t>
-            </w:r>
-          </w:p>
-        </w:tc>
-      </w:tr>
-      <w:tr>
-        <w:tc>
-          <w:tcPr>
-            <w:tcW w:type="dxa" w:w="2600"/>
-            <w:vAlign w:val="center"/>
-            <w:tcMar>
-              <w:top w:w="70" w:type="dxa"/>
-              <w:start w:w="110" w:type="dxa"/>
-              <w:bottom w:w="70" w:type="dxa"/>
-              <w:end w:w="110" w:type="dxa"/>
-            </w:tcMar>
-            <w:tcBorders>
-              <w:top w:val="single" w:sz="8" w:space="0" w:color="202020"/>
-              <w:left w:val="single" w:sz="8" w:space="0" w:color="202020"/>
-              <w:start w:val="single" w:sz="8" w:space="0" w:color="202020"/>
-              <w:bottom w:val="single" w:sz="8" w:space="0" w:color="202020"/>
-              <w:right w:val="single" w:sz="8" w:space="0" w:color="202020"/>
-              <w:end w:val="single" w:sz="8" w:space="0" w:color="202020"/>
-            </w:tcBorders>
-          </w:tcPr>
-          <w:p>
-            <w:pPr>
-              <w:keepNext w:val="0"/>
-              <w:spacing w:before="0" w:after="0" w:line="252" w:lineRule="auto"/>
-            </w:pPr>
-            <w:r>
-              <w:rPr>
-                <w:rFonts w:ascii="Noto Sans JP Black" w:hAnsi="Noto Sans JP Black" w:eastAsia="Noto Sans JP Black"/>
-                <w:b/>
-                <w:i w:val="0"/>
-                <w:color w:val="1C252B"/>
-                <w:sz w:val="16"/>
-              </w:rPr>
-              <w:t>SRV寿命</w:t>
-            </w:r>
-          </w:p>
-        </w:tc>
-        <w:tc>
-          <w:tcPr>
-            <w:tcW w:type="dxa" w:w="7200"/>
-            <w:vAlign w:val="center"/>
-            <w:tcMar>
-              <w:top w:w="70" w:type="dxa"/>
-              <w:start w:w="110" w:type="dxa"/>
-              <w:bottom w:w="70" w:type="dxa"/>
-              <w:end w:w="110" w:type="dxa"/>
-            </w:tcMar>
-            <w:tcBorders>
-              <w:top w:val="single" w:sz="8" w:space="0" w:color="202020"/>
-              <w:left w:val="single" w:sz="8" w:space="0" w:color="202020"/>
-              <w:start w:val="single" w:sz="8" w:space="0" w:color="202020"/>
-              <w:bottom w:val="single" w:sz="8" w:space="0" w:color="202020"/>
-              <w:right w:val="single" w:sz="8" w:space="0" w:color="202020"/>
-              <w:end w:val="single" w:sz="8" w:space="0" w:color="202020"/>
-            </w:tcBorders>
-          </w:tcPr>
-          <w:p>
-            <w:pPr>
-              <w:keepNext w:val="0"/>
-              <w:spacing w:before="0" w:after="0" w:line="252" w:lineRule="auto"/>
-            </w:pPr>
-            <w:r>
-              <w:rPr>
-                <w:rFonts w:ascii="Noto Sans JP" w:hAnsi="Noto Sans JP" w:eastAsia="Noto Sans JP"/>
-                <w:b w:val="0"/>
-                <w:i w:val="0"/>
-                <w:color w:val="1C252B"/>
-                <w:sz w:val="16"/>
-              </w:rPr>
-              <w:t>retired descriptorをFence完了後に再利用</w:t>
-            </w:r>
-          </w:p>
-        </w:tc>
-      </w:tr>
-      <w:tr>
-        <w:tc>
-          <w:tcPr>
-            <w:tcW w:type="dxa" w:w="2600"/>
-            <w:vAlign w:val="center"/>
-            <w:tcMar>
-              <w:top w:w="70" w:type="dxa"/>
-              <w:start w:w="110" w:type="dxa"/>
-              <w:bottom w:w="70" w:type="dxa"/>
-              <w:end w:w="110" w:type="dxa"/>
-            </w:tcMar>
-            <w:tcBorders>
-              <w:top w:val="single" w:sz="8" w:space="0" w:color="202020"/>
-              <w:left w:val="single" w:sz="8" w:space="0" w:color="202020"/>
-              <w:start w:val="single" w:sz="8" w:space="0" w:color="202020"/>
-              <w:bottom w:val="single" w:sz="8" w:space="0" w:color="202020"/>
-              <w:right w:val="single" w:sz="8" w:space="0" w:color="202020"/>
-              <w:end w:val="single" w:sz="8" w:space="0" w:color="202020"/>
-            </w:tcBorders>
-          </w:tcPr>
-          <w:p>
-            <w:pPr>
-              <w:keepNext w:val="0"/>
-              <w:spacing w:before="0" w:after="0" w:line="252" w:lineRule="auto"/>
-            </w:pPr>
-            <w:r>
-              <w:rPr>
-                <w:rFonts w:ascii="Noto Sans JP Black" w:hAnsi="Noto Sans JP Black" w:eastAsia="Noto Sans JP Black"/>
-                <w:b/>
-                <w:i w:val="0"/>
-                <w:color w:val="1C252B"/>
-                <w:sz w:val="16"/>
-              </w:rPr>
-              <w:t>状態遷移</w:t>
-            </w:r>
-          </w:p>
-        </w:tc>
-        <w:tc>
-          <w:tcPr>
-            <w:tcW w:type="dxa" w:w="7200"/>
-            <w:vAlign w:val="center"/>
-            <w:tcMar>
-              <w:top w:w="70" w:type="dxa"/>
-              <w:start w:w="110" w:type="dxa"/>
-              <w:bottom w:w="70" w:type="dxa"/>
-              <w:end w:w="110" w:type="dxa"/>
-            </w:tcMar>
-            <w:tcBorders>
-              <w:top w:val="single" w:sz="8" w:space="0" w:color="202020"/>
-              <w:left w:val="single" w:sz="8" w:space="0" w:color="202020"/>
-              <w:start w:val="single" w:sz="8" w:space="0" w:color="202020"/>
-              <w:bottom w:val="single" w:sz="8" w:space="0" w:color="202020"/>
-              <w:right w:val="single" w:sz="8" w:space="0" w:color="202020"/>
-              <w:end w:val="single" w:sz="8" w:space="0" w:color="202020"/>
-            </w:tcBorders>
-          </w:tcPr>
-          <w:p>
-            <w:pPr>
-              <w:keepNext w:val="0"/>
-              <w:spacing w:before="0" w:after="0" w:line="252" w:lineRule="auto"/>
-            </w:pPr>
-            <w:r>
-              <w:rPr>
-                <w:rFonts w:ascii="Noto Sans JP" w:hAnsi="Noto Sans JP" w:eastAsia="Noto Sans JP"/>
-                <w:b w:val="0"/>
-                <w:i w:val="0"/>
-                <w:color w:val="1C252B"/>
-                <w:sz w:val="16"/>
-              </w:rPr>
-              <w:t>全体・個別サブリソースの追跡とResourceBarrier</w:t>
-            </w:r>
-          </w:p>
-        </w:tc>
-      </w:tr>
-      <w:tr>
-        <w:tc>
-          <w:tcPr>
-            <w:tcW w:type="dxa" w:w="2600"/>
-            <w:vAlign w:val="center"/>
-            <w:tcMar>
-              <w:top w:w="70" w:type="dxa"/>
-              <w:start w:w="110" w:type="dxa"/>
-              <w:bottom w:w="70" w:type="dxa"/>
-              <w:end w:w="110" w:type="dxa"/>
-            </w:tcMar>
-            <w:tcBorders>
-              <w:top w:val="single" w:sz="8" w:space="0" w:color="202020"/>
-              <w:left w:val="single" w:sz="8" w:space="0" w:color="202020"/>
-              <w:start w:val="single" w:sz="8" w:space="0" w:color="202020"/>
-              <w:bottom w:val="single" w:sz="8" w:space="0" w:color="202020"/>
-              <w:right w:val="single" w:sz="8" w:space="0" w:color="202020"/>
-              <w:end w:val="single" w:sz="8" w:space="0" w:color="202020"/>
-            </w:tcBorders>
-          </w:tcPr>
-          <w:p>
-            <w:pPr>
-              <w:keepNext w:val="0"/>
-              <w:spacing w:before="0" w:after="0" w:line="252" w:lineRule="auto"/>
-            </w:pPr>
-            <w:r>
-              <w:rPr>
-                <w:rFonts w:ascii="Noto Sans JP Black" w:hAnsi="Noto Sans JP Black" w:eastAsia="Noto Sans JP Black"/>
-                <w:b/>
-                <w:i w:val="0"/>
-                <w:color w:val="1C252B"/>
-                <w:sz w:val="16"/>
-              </w:rPr>
-              <w:t>追加バリア</w:t>
-            </w:r>
-          </w:p>
-        </w:tc>
-        <w:tc>
-          <w:tcPr>
-            <w:tcW w:type="dxa" w:w="7200"/>
-            <w:vAlign w:val="center"/>
-            <w:tcMar>
-              <w:top w:w="70" w:type="dxa"/>
-              <w:start w:w="110" w:type="dxa"/>
-              <w:bottom w:w="70" w:type="dxa"/>
-              <w:end w:w="110" w:type="dxa"/>
-            </w:tcMar>
-            <w:tcBorders>
-              <w:top w:val="single" w:sz="8" w:space="0" w:color="202020"/>
-              <w:left w:val="single" w:sz="8" w:space="0" w:color="202020"/>
-              <w:start w:val="single" w:sz="8" w:space="0" w:color="202020"/>
-              <w:bottom w:val="single" w:sz="8" w:space="0" w:color="202020"/>
-              <w:right w:val="single" w:sz="8" w:space="0" w:color="202020"/>
-              <w:end w:val="single" w:sz="8" w:space="0" w:color="202020"/>
-            </w:tcBorders>
-          </w:tcPr>
-          <w:p>
-            <w:pPr>
-              <w:keepNext w:val="0"/>
-              <w:spacing w:before="0" w:after="0" w:line="252" w:lineRule="auto"/>
-            </w:pPr>
-            <w:r>
-              <w:rPr>
-                <w:rFonts w:ascii="Noto Sans JP" w:hAnsi="Noto Sans JP" w:eastAsia="Noto Sans JP"/>
-                <w:b w:val="0"/>
-                <w:i w:val="0"/>
-                <w:color w:val="1C252B"/>
-                <w:sz w:val="16"/>
-              </w:rPr>
-              <w:t>UAV barrier / aliasing barrier</w:t>
+              <w:t>リソースの「いつ再利用できるか」と「今どの状態で使えるか」を分けて追跡します。寿命管理と状態遷移を別々に見ることで、GPU参照中の再利用や誤った状態からの参照を検出しやすくしました。</w:t>
             </w:r>
           </w:p>
         </w:tc>
@@ -2967,13 +2725,12 @@
       <w:pPr>
         <w:pStyle w:val="Heading2"/>
         <w:keepNext/>
-        <w:spacing w:before="100" w:after="80" w:line="240" w:lineRule="auto"/>
+        <w:spacing w:before="80" w:after="80" w:line="240" w:lineRule="auto"/>
       </w:pPr>
       <w:r>
         <w:rPr>
           <w:rFonts w:ascii="Noto Sans JP Black" w:hAnsi="Noto Sans JP Black" w:eastAsia="Noto Sans JP Black"/>
           <w:b/>
-          <w:i w:val="0"/>
           <w:color w:val="39735D"/>
           <w:sz w:val="22"/>
         </w:rPr>
@@ -2989,11 +2746,10 @@
         <w:rPr>
           <w:rFonts w:ascii="Noto Sans JP" w:hAnsi="Noto Sans JP" w:eastAsia="Noto Sans JP"/>
           <w:b w:val="0"/>
-          <w:i w:val="0"/>
           <w:color w:val="1C252B"/>
           <w:sz w:val="18"/>
         </w:rPr>
-        <w:t>モデル形状とライト方向に沿う影を描くため、ライト視点の深度マップとSampleCmpLevelZeroによる3×3比較サンプリングを実装しました。開始時はDEPTH_WRITE、終了時はPIXEL_SHADER_RESOURCEへ遷移します。さらにライト範囲外のcasterを除外し、候補数・描画数・除外数を記録します。結果として、影の描画経路と負荷要因を同じ仕組みから確認できます。</w:t>
+        <w:t>Shadow Mapではライト視点の深度マップを作成し、通常描画のPixel ShaderでSampleCmpLevelZeroによる比較を行います。開始時はDEPTH_WRITE、終了時はPIXEL_SHADER_RESOURCEへ遷移します。GPU時間はまだ定量比較していないため、資料では実装済みの描画経路と今後の計測対象として扱います。</w:t>
       </w:r>
     </w:p>
     <w:tbl>
@@ -3003,7 +2759,7 @@
         <w:jc w:val="left"/>
         <w:tblLayout w:type="fixed"/>
         <w:tblLook w:firstColumn="1" w:firstRow="1" w:lastColumn="0" w:lastRow="0" w:noHBand="0" w:noVBand="1" w:val="04A0"/>
-        <w:tblInd w:w="110" w:type="dxa"/>
+        <w:tblInd w:w="0" w:type="dxa"/>
         <w:tblBorders>
           <w:top w:val="single" w:sz="8" w:space="0" w:color="202020"/>
           <w:left w:val="single" w:sz="8" w:space="0" w:color="202020"/>
@@ -3026,11 +2782,12 @@
           <w:tcPr>
             <w:tcW w:type="dxa" w:w="2450"/>
             <w:shd w:fill="F8EFE7"/>
+            <w:vAlign w:val="center"/>
             <w:tcMar>
-              <w:top w:w="70" w:type="dxa"/>
-              <w:start w:w="110" w:type="dxa"/>
-              <w:bottom w:w="70" w:type="dxa"/>
-              <w:end w:w="110" w:type="dxa"/>
+              <w:top w:w="95" w:type="dxa"/>
+              <w:start w:w="120" w:type="dxa"/>
+              <w:bottom w:w="95" w:type="dxa"/>
+              <w:end w:w="120" w:type="dxa"/>
             </w:tcMar>
             <w:tcBorders>
               <w:top w:val="single" w:sz="8" w:space="0" w:color="202020"/>
@@ -3044,16 +2801,15 @@
           <w:p>
             <w:pPr>
               <w:keepNext w:val="0"/>
-              <w:spacing w:before="0" w:after="0" w:line="252" w:lineRule="auto"/>
+              <w:spacing w:before="0" w:after="0" w:line="254" w:lineRule="auto"/>
               <w:jc w:val="center"/>
             </w:pPr>
             <w:r>
               <w:rPr>
                 <w:rFonts w:ascii="Noto Sans JP Black" w:hAnsi="Noto Sans JP Black" w:eastAsia="Noto Sans JP Black"/>
                 <w:b/>
-                <w:i w:val="0"/>
                 <w:color w:val="B46A32"/>
-                <w:sz w:val="16"/>
+                <w:sz w:val="15"/>
               </w:rPr>
               <w:t>PIXEL_SHADER_RESOURCE</w:t>
             </w:r>
@@ -3063,11 +2819,12 @@
           <w:tcPr>
             <w:tcW w:type="dxa" w:w="2450"/>
             <w:shd w:fill="FFFFFF"/>
+            <w:vAlign w:val="center"/>
             <w:tcMar>
-              <w:top w:w="70" w:type="dxa"/>
-              <w:start w:w="110" w:type="dxa"/>
-              <w:bottom w:w="70" w:type="dxa"/>
-              <w:end w:w="110" w:type="dxa"/>
+              <w:top w:w="95" w:type="dxa"/>
+              <w:start w:w="120" w:type="dxa"/>
+              <w:bottom w:w="95" w:type="dxa"/>
+              <w:end w:w="120" w:type="dxa"/>
             </w:tcMar>
             <w:tcBorders>
               <w:top w:val="single" w:sz="8" w:space="0" w:color="202020"/>
@@ -3081,16 +2838,15 @@
           <w:p>
             <w:pPr>
               <w:keepNext w:val="0"/>
-              <w:spacing w:before="0" w:after="0" w:line="252" w:lineRule="auto"/>
+              <w:spacing w:before="0" w:after="0" w:line="254" w:lineRule="auto"/>
               <w:jc w:val="center"/>
             </w:pPr>
             <w:r>
               <w:rPr>
                 <w:rFonts w:ascii="Noto Sans JP Black" w:hAnsi="Noto Sans JP Black" w:eastAsia="Noto Sans JP Black"/>
                 <w:b/>
-                <w:i w:val="0"/>
                 <w:color w:val="B46A32"/>
-                <w:sz w:val="16"/>
+                <w:sz w:val="15"/>
               </w:rPr>
               <w:t>DEPTH_WRITE</w:t>
               <w:br/>
@@ -3102,11 +2858,12 @@
           <w:tcPr>
             <w:tcW w:type="dxa" w:w="2450"/>
             <w:shd w:fill="F8EFE7"/>
+            <w:vAlign w:val="center"/>
             <w:tcMar>
-              <w:top w:w="70" w:type="dxa"/>
-              <w:start w:w="110" w:type="dxa"/>
-              <w:bottom w:w="70" w:type="dxa"/>
-              <w:end w:w="110" w:type="dxa"/>
+              <w:top w:w="95" w:type="dxa"/>
+              <w:start w:w="120" w:type="dxa"/>
+              <w:bottom w:w="95" w:type="dxa"/>
+              <w:end w:w="120" w:type="dxa"/>
             </w:tcMar>
             <w:tcBorders>
               <w:top w:val="single" w:sz="8" w:space="0" w:color="202020"/>
@@ -3120,16 +2877,15 @@
           <w:p>
             <w:pPr>
               <w:keepNext w:val="0"/>
-              <w:spacing w:before="0" w:after="0" w:line="252" w:lineRule="auto"/>
+              <w:spacing w:before="0" w:after="0" w:line="254" w:lineRule="auto"/>
               <w:jc w:val="center"/>
             </w:pPr>
             <w:r>
               <w:rPr>
                 <w:rFonts w:ascii="Noto Sans JP Black" w:hAnsi="Noto Sans JP Black" w:eastAsia="Noto Sans JP Black"/>
                 <w:b/>
-                <w:i w:val="0"/>
                 <w:color w:val="B46A32"/>
-                <w:sz w:val="16"/>
+                <w:sz w:val="15"/>
               </w:rPr>
               <w:t>PIXEL_SHADER_RESOURCE</w:t>
             </w:r>
@@ -3139,11 +2895,12 @@
           <w:tcPr>
             <w:tcW w:type="dxa" w:w="2450"/>
             <w:shd w:fill="FFFFFF"/>
+            <w:vAlign w:val="center"/>
             <w:tcMar>
-              <w:top w:w="70" w:type="dxa"/>
-              <w:start w:w="110" w:type="dxa"/>
-              <w:bottom w:w="70" w:type="dxa"/>
-              <w:end w:w="110" w:type="dxa"/>
+              <w:top w:w="95" w:type="dxa"/>
+              <w:start w:w="120" w:type="dxa"/>
+              <w:bottom w:w="95" w:type="dxa"/>
+              <w:end w:w="120" w:type="dxa"/>
             </w:tcMar>
             <w:tcBorders>
               <w:top w:val="single" w:sz="8" w:space="0" w:color="202020"/>
@@ -3157,16 +2914,15 @@
           <w:p>
             <w:pPr>
               <w:keepNext w:val="0"/>
-              <w:spacing w:before="0" w:after="0" w:line="252" w:lineRule="auto"/>
+              <w:spacing w:before="0" w:after="0" w:line="254" w:lineRule="auto"/>
               <w:jc w:val="center"/>
             </w:pPr>
             <w:r>
               <w:rPr>
                 <w:rFonts w:ascii="Noto Sans JP Black" w:hAnsi="Noto Sans JP Black" w:eastAsia="Noto Sans JP Black"/>
                 <w:b/>
-                <w:i w:val="0"/>
                 <w:color w:val="B46A32"/>
-                <w:sz w:val="16"/>
+                <w:sz w:val="15"/>
               </w:rPr>
               <w:t>通常描画で参照</w:t>
             </w:r>
@@ -3175,36 +2931,54 @@
       </w:tr>
     </w:tbl>
     <w:p>
+      <w:r>
+        <w:br w:type="page"/>
+      </w:r>
+    </w:p>
+    <w:p>
       <w:pPr>
-        <w:pStyle w:val="Heading2"/>
         <w:keepNext/>
-        <w:spacing w:before="100" w:after="80" w:line="240" w:lineRule="auto"/>
+        <w:spacing w:before="0" w:after="40" w:line="240" w:lineRule="auto"/>
       </w:pPr>
       <w:r>
         <w:rPr>
           <w:rFonts w:ascii="Noto Sans JP Black" w:hAnsi="Noto Sans JP Black" w:eastAsia="Noto Sans JP Black"/>
           <w:b/>
-          <w:i w:val="0"/>
           <w:color w:val="B46A32"/>
-          <w:sz w:val="22"/>
+          <w:sz w:val="16"/>
         </w:rPr>
-        <w:t>OBBと空間分割</w:t>
+        <w:t>03  COLLISION / PERFORMANCE</w:t>
+      </w:r>
+    </w:p>
+    <w:p>
+      <w:pPr>
+        <w:pStyle w:val="Heading1"/>
+        <w:keepNext/>
+        <w:spacing w:before="140" w:after="80" w:line="240" w:lineRule="auto"/>
+      </w:pPr>
+      <w:r>
+        <w:rPr>
+          <w:rFonts w:ascii="Noto Sans JP Black" w:hAnsi="Noto Sans JP Black" w:eastAsia="Noto Sans JP Black"/>
+          <w:b/>
+          <w:color w:val="15324A"/>
+          <w:sz w:val="28"/>
+        </w:rPr>
+        <w:t>OBBと固定グリッドによる衝突判定</w:t>
       </w:r>
     </w:p>
     <w:p>
       <w:pPr>
         <w:keepNext w:val="0"/>
-        <w:spacing w:before="0" w:after="60" w:line="269" w:lineRule="auto"/>
+        <w:spacing w:before="0" w:after="80" w:line="269" w:lineRule="auto"/>
       </w:pPr>
       <w:r>
         <w:rPr>
           <w:rFonts w:ascii="Noto Sans JP" w:hAnsi="Noto Sans JP" w:eastAsia="Noto Sans JP"/>
           <w:b w:val="0"/>
-          <w:i w:val="0"/>
           <w:color w:val="1C252B"/>
           <w:sz w:val="18"/>
         </w:rPr>
-        <w:t>回転したモデルにAABBを使うと見た目より判定が広がるため、通常弾、周囲弾、爆発弾、プレイヤー、敵の詳細判定にはOBBを使用します。一方、全敵へOBB判定を行うと対象数が増えるため、敵を衝突半径が重なるXZセルへ登録し、周辺候補だけを判定します。結果として、回転を反映した判定を維持しながら、詳細判定の対象を絞れます。</w:t>
+        <w:t>通常弾、周囲弾、爆発弾、プレイヤー、敵の詳細判定にはOBBを使用しています。AABBだけで判定すると、回転したモデルでは見た目より判定範囲が広がるためです。ただし、全ての弾と敵へ毎回OBB判定を行うと候補数が増えるため、先に固定グリッドで周辺候補を絞ります。</w:t>
       </w:r>
     </w:p>
     <w:tbl>
@@ -3214,7 +2988,7 @@
         <w:jc w:val="left"/>
         <w:tblLayout w:type="fixed"/>
         <w:tblLook w:firstColumn="1" w:firstRow="1" w:lastColumn="0" w:lastRow="0" w:noHBand="0" w:noVBand="1" w:val="04A0"/>
-        <w:tblInd w:w="110" w:type="dxa"/>
+        <w:tblInd w:w="0" w:type="dxa"/>
         <w:tblBorders>
           <w:top w:val="single" w:sz="8" w:space="0" w:color="202020"/>
           <w:left w:val="single" w:sz="8" w:space="0" w:color="202020"/>
@@ -3227,22 +3001,19 @@
         </w:tblBorders>
       </w:tblPr>
       <w:tblGrid>
-        <w:gridCol w:w="1960"/>
-        <w:gridCol w:w="1960"/>
-        <w:gridCol w:w="1960"/>
-        <w:gridCol w:w="1960"/>
-        <w:gridCol w:w="1960"/>
+        <w:gridCol w:w="9800"/>
       </w:tblGrid>
       <w:tr>
         <w:tc>
           <w:tcPr>
-            <w:tcW w:type="dxa" w:w="1960"/>
-            <w:shd w:fill="F8EFE7"/>
+            <w:tcW w:type="dxa" w:w="9800"/>
+            <w:shd w:fill="B46A32"/>
+            <w:vAlign w:val="center"/>
             <w:tcMar>
-              <w:top w:w="70" w:type="dxa"/>
-              <w:start w:w="110" w:type="dxa"/>
-              <w:bottom w:w="70" w:type="dxa"/>
-              <w:end w:w="110" w:type="dxa"/>
+              <w:top w:w="95" w:type="dxa"/>
+              <w:start w:w="120" w:type="dxa"/>
+              <w:bottom w:w="95" w:type="dxa"/>
+              <w:end w:w="120" w:type="dxa"/>
             </w:tcMar>
             <w:tcBorders>
               <w:top w:val="single" w:sz="8" w:space="0" w:color="202020"/>
@@ -3256,30 +3027,31 @@
           <w:p>
             <w:pPr>
               <w:keepNext w:val="0"/>
-              <w:spacing w:before="0" w:after="0" w:line="252" w:lineRule="auto"/>
-              <w:jc w:val="center"/>
+              <w:spacing w:before="0" w:after="0" w:line="240" w:lineRule="auto"/>
             </w:pPr>
             <w:r>
               <w:rPr>
                 <w:rFonts w:ascii="Noto Sans JP Black" w:hAnsi="Noto Sans JP Black" w:eastAsia="Noto Sans JP Black"/>
                 <w:b/>
-                <w:i w:val="0"/>
-                <w:color w:val="B46A32"/>
+                <w:color w:val="FFFFFF"/>
                 <w:sz w:val="16"/>
               </w:rPr>
-              <w:t>敵をセル登録</w:t>
+              <w:t>固定グリッドの概念図</w:t>
             </w:r>
           </w:p>
         </w:tc>
+      </w:tr>
+      <w:tr>
         <w:tc>
           <w:tcPr>
-            <w:tcW w:type="dxa" w:w="1960"/>
-            <w:shd w:fill="FFFFFF"/>
+            <w:tcW w:type="dxa" w:w="9800"/>
+            <w:shd w:fill="FAFBFC"/>
+            <w:vAlign w:val="center"/>
             <w:tcMar>
-              <w:top w:w="70" w:type="dxa"/>
-              <w:start w:w="110" w:type="dxa"/>
-              <w:bottom w:w="70" w:type="dxa"/>
-              <w:end w:w="110" w:type="dxa"/>
+              <w:top w:w="95" w:type="dxa"/>
+              <w:start w:w="120" w:type="dxa"/>
+              <w:bottom w:w="95" w:type="dxa"/>
+              <w:end w:w="120" w:type="dxa"/>
             </w:tcMar>
             <w:tcBorders>
               <w:top w:val="single" w:sz="8" w:space="0" w:color="202020"/>
@@ -3293,30 +3065,96 @@
           <w:p>
             <w:pPr>
               <w:keepNext w:val="0"/>
-              <w:spacing w:before="0" w:after="0" w:line="252" w:lineRule="auto"/>
-              <w:jc w:val="center"/>
+              <w:spacing w:before="0" w:after="0" w:line="247" w:lineRule="auto"/>
             </w:pPr>
             <w:r>
               <w:rPr>
-                <w:rFonts w:ascii="Noto Sans JP Black" w:hAnsi="Noto Sans JP Black" w:eastAsia="Noto Sans JP Black"/>
-                <w:b/>
-                <w:i w:val="0"/>
-                <w:color w:val="B46A32"/>
-                <w:sz w:val="16"/>
+                <w:rFonts w:ascii="Noto Sans JP" w:hAnsi="Noto Sans JP" w:eastAsia="Noto Sans JP"/>
+                <w:b w:val="0"/>
+                <w:color w:val="1C252B"/>
+                <w:sz w:val="14"/>
               </w:rPr>
-              <w:t>周辺セル検索</w:t>
+              <w:t>上から見たXZ平面</w:t>
+              <w:br/>
+              <w:t>+----+----+----+----+</w:t>
+              <w:br/>
+              <w:t>|    | E  |    |    |</w:t>
+              <w:br/>
+              <w:t>+----+----+----+----+</w:t>
+              <w:br/>
+              <w:t>|    | *  |    |    |   *: 弾またはプレイヤー</w:t>
+              <w:br/>
+              <w:t>+----+----+----+----+   E: 候補になる敵</w:t>
+              <w:br/>
+              <w:t>|    | E  | E  |    |</w:t>
+              <w:br/>
+              <w:t>+----+----+----+----+</w:t>
+              <w:br/>
+              <w:t>周辺セルの敵だけを候補にし、その後でOBBの詳細判定を行う。</w:t>
             </w:r>
           </w:p>
         </w:tc>
+      </w:tr>
+    </w:tbl>
+    <w:p>
+      <w:pPr>
+        <w:keepNext w:val="0"/>
+        <w:spacing w:before="0" w:after="60" w:line="240" w:lineRule="auto"/>
+      </w:pPr>
+    </w:p>
+    <w:p>
+      <w:pPr>
+        <w:keepNext w:val="0"/>
+        <w:spacing w:before="0" w:after="80" w:line="269" w:lineRule="auto"/>
+      </w:pPr>
+      <w:r>
+        <w:rPr>
+          <w:rFonts w:ascii="Noto Sans JP" w:hAnsi="Noto Sans JP" w:eastAsia="Noto Sans JP"/>
+          <w:b w:val="0"/>
+          <w:color w:val="1C252B"/>
+          <w:sz w:val="18"/>
+        </w:rPr>
+        <w:t>本作の戦闘は主にXZ平面上で行われ、敵と弾が毎フレーム移動します。そのため、階層の分割・統合が必要な四分木よりも、登録と近傍検索が単純な固定グリッドの方が今回のゲームに合っていると判断しました。</w:t>
+      </w:r>
+    </w:p>
+    <w:tbl>
+      <w:tblPr>
+        <w:tblStyle w:val="TableGrid"/>
+        <w:tblW w:type="dxa" w:w="9800"/>
+        <w:jc w:val="left"/>
+        <w:tblLayout w:type="fixed"/>
+        <w:tblLook w:firstColumn="1" w:firstRow="1" w:lastColumn="0" w:lastRow="0" w:noHBand="0" w:noVBand="1" w:val="04A0"/>
+        <w:tblInd w:w="0" w:type="dxa"/>
+        <w:tblBorders>
+          <w:top w:val="single" w:sz="8" w:space="0" w:color="202020"/>
+          <w:left w:val="single" w:sz="8" w:space="0" w:color="202020"/>
+          <w:start w:val="single" w:sz="8" w:space="0" w:color="202020"/>
+          <w:bottom w:val="single" w:sz="8" w:space="0" w:color="202020"/>
+          <w:right w:val="single" w:sz="8" w:space="0" w:color="202020"/>
+          <w:end w:val="single" w:sz="8" w:space="0" w:color="202020"/>
+          <w:insideH w:val="single" w:sz="8" w:space="0" w:color="202020"/>
+          <w:insideV w:val="single" w:sz="8" w:space="0" w:color="202020"/>
+        </w:tblBorders>
+      </w:tblPr>
+      <w:tblGrid>
+        <w:gridCol w:w="1700"/>
+        <w:gridCol w:w="4700"/>
+        <w:gridCol w:w="3400"/>
+      </w:tblGrid>
+      <w:tr>
+        <w:trPr>
+          <w:tblHeader w:val="true"/>
+        </w:trPr>
         <w:tc>
           <w:tcPr>
-            <w:tcW w:type="dxa" w:w="1960"/>
+            <w:tcW w:type="dxa" w:w="1700"/>
             <w:shd w:fill="F8EFE7"/>
+            <w:vAlign w:val="center"/>
             <w:tcMar>
-              <w:top w:w="70" w:type="dxa"/>
-              <w:start w:w="110" w:type="dxa"/>
-              <w:bottom w:w="70" w:type="dxa"/>
-              <w:end w:w="110" w:type="dxa"/>
+              <w:top w:w="95" w:type="dxa"/>
+              <w:start w:w="120" w:type="dxa"/>
+              <w:bottom w:w="95" w:type="dxa"/>
+              <w:end w:w="120" w:type="dxa"/>
             </w:tcMar>
             <w:tcBorders>
               <w:top w:val="single" w:sz="8" w:space="0" w:color="202020"/>
@@ -3330,30 +3168,29 @@
           <w:p>
             <w:pPr>
               <w:keepNext w:val="0"/>
-              <w:spacing w:before="0" w:after="0" w:line="252" w:lineRule="auto"/>
-              <w:jc w:val="center"/>
+              <w:spacing w:before="0" w:after="0" w:line="250" w:lineRule="auto"/>
             </w:pPr>
             <w:r>
               <w:rPr>
                 <w:rFonts w:ascii="Noto Sans JP Black" w:hAnsi="Noto Sans JP Black" w:eastAsia="Noto Sans JP Black"/>
                 <w:b/>
-                <w:i w:val="0"/>
-                <w:color w:val="B46A32"/>
-                <w:sz w:val="16"/>
+                <w:color w:val="15324A"/>
+                <w:sz w:val="15"/>
               </w:rPr>
-              <w:t>重複を除去</w:t>
+              <w:t>方式</w:t>
             </w:r>
           </w:p>
         </w:tc>
         <w:tc>
           <w:tcPr>
-            <w:tcW w:type="dxa" w:w="1960"/>
-            <w:shd w:fill="FFFFFF"/>
+            <w:tcW w:type="dxa" w:w="4700"/>
+            <w:shd w:fill="F8EFE7"/>
+            <w:vAlign w:val="center"/>
             <w:tcMar>
-              <w:top w:w="70" w:type="dxa"/>
-              <w:start w:w="110" w:type="dxa"/>
-              <w:bottom w:w="70" w:type="dxa"/>
-              <w:end w:w="110" w:type="dxa"/>
+              <w:top w:w="95" w:type="dxa"/>
+              <w:start w:w="120" w:type="dxa"/>
+              <w:bottom w:w="95" w:type="dxa"/>
+              <w:end w:w="120" w:type="dxa"/>
             </w:tcMar>
             <w:tcBorders>
               <w:top w:val="single" w:sz="8" w:space="0" w:color="202020"/>
@@ -3367,30 +3204,29 @@
           <w:p>
             <w:pPr>
               <w:keepNext w:val="0"/>
-              <w:spacing w:before="0" w:after="0" w:line="252" w:lineRule="auto"/>
-              <w:jc w:val="center"/>
+              <w:spacing w:before="0" w:after="0" w:line="250" w:lineRule="auto"/>
             </w:pPr>
             <w:r>
               <w:rPr>
                 <w:rFonts w:ascii="Noto Sans JP Black" w:hAnsi="Noto Sans JP Black" w:eastAsia="Noto Sans JP Black"/>
                 <w:b/>
-                <w:i w:val="0"/>
-                <w:color w:val="B46A32"/>
-                <w:sz w:val="16"/>
+                <w:color w:val="15324A"/>
+                <w:sz w:val="15"/>
               </w:rPr>
-              <w:t>OBB詳細判定</w:t>
+              <w:t>特徴</w:t>
             </w:r>
           </w:p>
         </w:tc>
         <w:tc>
           <w:tcPr>
-            <w:tcW w:type="dxa" w:w="1960"/>
+            <w:tcW w:type="dxa" w:w="3400"/>
             <w:shd w:fill="F8EFE7"/>
+            <w:vAlign w:val="center"/>
             <w:tcMar>
-              <w:top w:w="70" w:type="dxa"/>
-              <w:start w:w="110" w:type="dxa"/>
-              <w:bottom w:w="70" w:type="dxa"/>
-              <w:end w:w="110" w:type="dxa"/>
+              <w:top w:w="95" w:type="dxa"/>
+              <w:start w:w="120" w:type="dxa"/>
+              <w:bottom w:w="95" w:type="dxa"/>
+              <w:end w:w="120" w:type="dxa"/>
             </w:tcMar>
             <w:tcBorders>
               <w:top w:val="single" w:sz="8" w:space="0" w:color="202020"/>
@@ -3404,23 +3240,465 @@
           <w:p>
             <w:pPr>
               <w:keepNext w:val="0"/>
-              <w:spacing w:before="0" w:after="0" w:line="252" w:lineRule="auto"/>
-              <w:jc w:val="center"/>
+              <w:spacing w:before="0" w:after="0" w:line="250" w:lineRule="auto"/>
             </w:pPr>
             <w:r>
               <w:rPr>
                 <w:rFonts w:ascii="Noto Sans JP Black" w:hAnsi="Noto Sans JP Black" w:eastAsia="Noto Sans JP Black"/>
                 <w:b/>
-                <w:i w:val="0"/>
-                <w:color w:val="B46A32"/>
-                <w:sz w:val="16"/>
+                <w:color w:val="15324A"/>
+                <w:sz w:val="15"/>
               </w:rPr>
-              <w:t>ダメージ / 押し戻し</w:t>
+              <w:t>今回の判断</w:t>
+            </w:r>
+          </w:p>
+        </w:tc>
+      </w:tr>
+      <w:tr>
+        <w:tc>
+          <w:tcPr>
+            <w:tcW w:type="dxa" w:w="1700"/>
+            <w:vAlign w:val="center"/>
+            <w:tcMar>
+              <w:top w:w="95" w:type="dxa"/>
+              <w:start w:w="120" w:type="dxa"/>
+              <w:bottom w:w="95" w:type="dxa"/>
+              <w:end w:w="120" w:type="dxa"/>
+            </w:tcMar>
+            <w:tcBorders>
+              <w:top w:val="single" w:sz="8" w:space="0" w:color="202020"/>
+              <w:left w:val="single" w:sz="8" w:space="0" w:color="202020"/>
+              <w:start w:val="single" w:sz="8" w:space="0" w:color="202020"/>
+              <w:bottom w:val="single" w:sz="8" w:space="0" w:color="202020"/>
+              <w:right w:val="single" w:sz="8" w:space="0" w:color="202020"/>
+              <w:end w:val="single" w:sz="8" w:space="0" w:color="202020"/>
+            </w:tcBorders>
+          </w:tcPr>
+          <w:p>
+            <w:pPr>
+              <w:keepNext w:val="0"/>
+              <w:spacing w:before="0" w:after="0" w:line="259" w:lineRule="auto"/>
+            </w:pPr>
+            <w:r>
+              <w:rPr>
+                <w:rFonts w:ascii="Noto Sans JP" w:hAnsi="Noto Sans JP" w:eastAsia="Noto Sans JP"/>
+                <w:b w:val="0"/>
+                <w:color w:val="1C252B"/>
+                <w:sz w:val="15"/>
+              </w:rPr>
+              <w:t>総当たり</w:t>
+            </w:r>
+          </w:p>
+        </w:tc>
+        <w:tc>
+          <w:tcPr>
+            <w:tcW w:type="dxa" w:w="4700"/>
+            <w:vAlign w:val="center"/>
+            <w:tcMar>
+              <w:top w:w="95" w:type="dxa"/>
+              <w:start w:w="120" w:type="dxa"/>
+              <w:bottom w:w="95" w:type="dxa"/>
+              <w:end w:w="120" w:type="dxa"/>
+            </w:tcMar>
+            <w:tcBorders>
+              <w:top w:val="single" w:sz="8" w:space="0" w:color="202020"/>
+              <w:left w:val="single" w:sz="8" w:space="0" w:color="202020"/>
+              <w:start w:val="single" w:sz="8" w:space="0" w:color="202020"/>
+              <w:bottom w:val="single" w:sz="8" w:space="0" w:color="202020"/>
+              <w:right w:val="single" w:sz="8" w:space="0" w:color="202020"/>
+              <w:end w:val="single" w:sz="8" w:space="0" w:color="202020"/>
+            </w:tcBorders>
+          </w:tcPr>
+          <w:p>
+            <w:pPr>
+              <w:keepNext w:val="0"/>
+              <w:spacing w:before="0" w:after="0" w:line="259" w:lineRule="auto"/>
+            </w:pPr>
+            <w:r>
+              <w:rPr>
+                <w:rFonts w:ascii="Noto Sans JP" w:hAnsi="Noto Sans JP" w:eastAsia="Noto Sans JP"/>
+                <w:b w:val="0"/>
+                <w:color w:val="1C252B"/>
+                <w:sz w:val="15"/>
+              </w:rPr>
+              <w:t>実装は単純だが、敵数・弾数が増えるほど候補数が増える</w:t>
+            </w:r>
+          </w:p>
+        </w:tc>
+        <w:tc>
+          <w:tcPr>
+            <w:tcW w:type="dxa" w:w="3400"/>
+            <w:vAlign w:val="center"/>
+            <w:tcMar>
+              <w:top w:w="95" w:type="dxa"/>
+              <w:start w:w="120" w:type="dxa"/>
+              <w:bottom w:w="95" w:type="dxa"/>
+              <w:end w:w="120" w:type="dxa"/>
+            </w:tcMar>
+            <w:tcBorders>
+              <w:top w:val="single" w:sz="8" w:space="0" w:color="202020"/>
+              <w:left w:val="single" w:sz="8" w:space="0" w:color="202020"/>
+              <w:start w:val="single" w:sz="8" w:space="0" w:color="202020"/>
+              <w:bottom w:val="single" w:sz="8" w:space="0" w:color="202020"/>
+              <w:right w:val="single" w:sz="8" w:space="0" w:color="202020"/>
+              <w:end w:val="single" w:sz="8" w:space="0" w:color="202020"/>
+            </w:tcBorders>
+          </w:tcPr>
+          <w:p>
+            <w:pPr>
+              <w:keepNext w:val="0"/>
+              <w:spacing w:before="0" w:after="0" w:line="259" w:lineRule="auto"/>
+            </w:pPr>
+            <w:r>
+              <w:rPr>
+                <w:rFonts w:ascii="Noto Sans JP" w:hAnsi="Noto Sans JP" w:eastAsia="Noto Sans JP"/>
+                <w:b w:val="0"/>
+                <w:color w:val="1C252B"/>
+                <w:sz w:val="15"/>
+              </w:rPr>
+              <w:t>比較用として残す</w:t>
+            </w:r>
+          </w:p>
+        </w:tc>
+      </w:tr>
+      <w:tr>
+        <w:tc>
+          <w:tcPr>
+            <w:tcW w:type="dxa" w:w="1700"/>
+            <w:vAlign w:val="center"/>
+            <w:tcMar>
+              <w:top w:w="95" w:type="dxa"/>
+              <w:start w:w="120" w:type="dxa"/>
+              <w:bottom w:w="95" w:type="dxa"/>
+              <w:end w:w="120" w:type="dxa"/>
+            </w:tcMar>
+            <w:tcBorders>
+              <w:top w:val="single" w:sz="8" w:space="0" w:color="202020"/>
+              <w:left w:val="single" w:sz="8" w:space="0" w:color="202020"/>
+              <w:start w:val="single" w:sz="8" w:space="0" w:color="202020"/>
+              <w:bottom w:val="single" w:sz="8" w:space="0" w:color="202020"/>
+              <w:right w:val="single" w:sz="8" w:space="0" w:color="202020"/>
+              <w:end w:val="single" w:sz="8" w:space="0" w:color="202020"/>
+            </w:tcBorders>
+          </w:tcPr>
+          <w:p>
+            <w:pPr>
+              <w:keepNext w:val="0"/>
+              <w:spacing w:before="0" w:after="0" w:line="259" w:lineRule="auto"/>
+            </w:pPr>
+            <w:r>
+              <w:rPr>
+                <w:rFonts w:ascii="Noto Sans JP" w:hAnsi="Noto Sans JP" w:eastAsia="Noto Sans JP"/>
+                <w:b w:val="0"/>
+                <w:color w:val="1C252B"/>
+                <w:sz w:val="15"/>
+              </w:rPr>
+              <w:t>固定グリッド</w:t>
+            </w:r>
+          </w:p>
+        </w:tc>
+        <w:tc>
+          <w:tcPr>
+            <w:tcW w:type="dxa" w:w="4700"/>
+            <w:vAlign w:val="center"/>
+            <w:tcMar>
+              <w:top w:w="95" w:type="dxa"/>
+              <w:start w:w="120" w:type="dxa"/>
+              <w:bottom w:w="95" w:type="dxa"/>
+              <w:end w:w="120" w:type="dxa"/>
+            </w:tcMar>
+            <w:tcBorders>
+              <w:top w:val="single" w:sz="8" w:space="0" w:color="202020"/>
+              <w:left w:val="single" w:sz="8" w:space="0" w:color="202020"/>
+              <w:start w:val="single" w:sz="8" w:space="0" w:color="202020"/>
+              <w:bottom w:val="single" w:sz="8" w:space="0" w:color="202020"/>
+              <w:right w:val="single" w:sz="8" w:space="0" w:color="202020"/>
+              <w:end w:val="single" w:sz="8" w:space="0" w:color="202020"/>
+            </w:tcBorders>
+          </w:tcPr>
+          <w:p>
+            <w:pPr>
+              <w:keepNext w:val="0"/>
+              <w:spacing w:before="0" w:after="0" w:line="259" w:lineRule="auto"/>
+            </w:pPr>
+            <w:r>
+              <w:rPr>
+                <w:rFonts w:ascii="Noto Sans JP" w:hAnsi="Noto Sans JP" w:eastAsia="Noto Sans JP"/>
+                <w:b w:val="0"/>
+                <w:color w:val="1C252B"/>
+                <w:sz w:val="15"/>
+              </w:rPr>
+              <w:t>移動物体の再登録と周辺検索が単純</w:t>
+            </w:r>
+          </w:p>
+        </w:tc>
+        <w:tc>
+          <w:tcPr>
+            <w:tcW w:type="dxa" w:w="3400"/>
+            <w:vAlign w:val="center"/>
+            <w:tcMar>
+              <w:top w:w="95" w:type="dxa"/>
+              <w:start w:w="120" w:type="dxa"/>
+              <w:bottom w:w="95" w:type="dxa"/>
+              <w:end w:w="120" w:type="dxa"/>
+            </w:tcMar>
+            <w:tcBorders>
+              <w:top w:val="single" w:sz="8" w:space="0" w:color="202020"/>
+              <w:left w:val="single" w:sz="8" w:space="0" w:color="202020"/>
+              <w:start w:val="single" w:sz="8" w:space="0" w:color="202020"/>
+              <w:bottom w:val="single" w:sz="8" w:space="0" w:color="202020"/>
+              <w:right w:val="single" w:sz="8" w:space="0" w:color="202020"/>
+              <w:end w:val="single" w:sz="8" w:space="0" w:color="202020"/>
+            </w:tcBorders>
+          </w:tcPr>
+          <w:p>
+            <w:pPr>
+              <w:keepNext w:val="0"/>
+              <w:spacing w:before="0" w:after="0" w:line="259" w:lineRule="auto"/>
+            </w:pPr>
+            <w:r>
+              <w:rPr>
+                <w:rFonts w:ascii="Noto Sans JP" w:hAnsi="Noto Sans JP" w:eastAsia="Noto Sans JP"/>
+                <w:b w:val="0"/>
+                <w:color w:val="1C252B"/>
+                <w:sz w:val="15"/>
+              </w:rPr>
+              <w:t>XZ平面中心の戦闘に採用</w:t>
+            </w:r>
+          </w:p>
+        </w:tc>
+      </w:tr>
+      <w:tr>
+        <w:tc>
+          <w:tcPr>
+            <w:tcW w:type="dxa" w:w="1700"/>
+            <w:vAlign w:val="center"/>
+            <w:tcMar>
+              <w:top w:w="95" w:type="dxa"/>
+              <w:start w:w="120" w:type="dxa"/>
+              <w:bottom w:w="95" w:type="dxa"/>
+              <w:end w:w="120" w:type="dxa"/>
+            </w:tcMar>
+            <w:tcBorders>
+              <w:top w:val="single" w:sz="8" w:space="0" w:color="202020"/>
+              <w:left w:val="single" w:sz="8" w:space="0" w:color="202020"/>
+              <w:start w:val="single" w:sz="8" w:space="0" w:color="202020"/>
+              <w:bottom w:val="single" w:sz="8" w:space="0" w:color="202020"/>
+              <w:right w:val="single" w:sz="8" w:space="0" w:color="202020"/>
+              <w:end w:val="single" w:sz="8" w:space="0" w:color="202020"/>
+            </w:tcBorders>
+          </w:tcPr>
+          <w:p>
+            <w:pPr>
+              <w:keepNext w:val="0"/>
+              <w:spacing w:before="0" w:after="0" w:line="259" w:lineRule="auto"/>
+            </w:pPr>
+            <w:r>
+              <w:rPr>
+                <w:rFonts w:ascii="Noto Sans JP" w:hAnsi="Noto Sans JP" w:eastAsia="Noto Sans JP"/>
+                <w:b w:val="0"/>
+                <w:color w:val="1C252B"/>
+                <w:sz w:val="15"/>
+              </w:rPr>
+              <w:t>四分木</w:t>
+            </w:r>
+          </w:p>
+        </w:tc>
+        <w:tc>
+          <w:tcPr>
+            <w:tcW w:type="dxa" w:w="4700"/>
+            <w:vAlign w:val="center"/>
+            <w:tcMar>
+              <w:top w:w="95" w:type="dxa"/>
+              <w:start w:w="120" w:type="dxa"/>
+              <w:bottom w:w="95" w:type="dxa"/>
+              <w:end w:w="120" w:type="dxa"/>
+            </w:tcMar>
+            <w:tcBorders>
+              <w:top w:val="single" w:sz="8" w:space="0" w:color="202020"/>
+              <w:left w:val="single" w:sz="8" w:space="0" w:color="202020"/>
+              <w:start w:val="single" w:sz="8" w:space="0" w:color="202020"/>
+              <w:bottom w:val="single" w:sz="8" w:space="0" w:color="202020"/>
+              <w:right w:val="single" w:sz="8" w:space="0" w:color="202020"/>
+              <w:end w:val="single" w:sz="8" w:space="0" w:color="202020"/>
+            </w:tcBorders>
+          </w:tcPr>
+          <w:p>
+            <w:pPr>
+              <w:keepNext w:val="0"/>
+              <w:spacing w:before="0" w:after="0" w:line="259" w:lineRule="auto"/>
+            </w:pPr>
+            <w:r>
+              <w:rPr>
+                <w:rFonts w:ascii="Noto Sans JP" w:hAnsi="Noto Sans JP" w:eastAsia="Noto Sans JP"/>
+                <w:b w:val="0"/>
+                <w:color w:val="1C252B"/>
+                <w:sz w:val="15"/>
+              </w:rPr>
+              <w:t>密度差の大きい空間を階層化できる</w:t>
+            </w:r>
+          </w:p>
+        </w:tc>
+        <w:tc>
+          <w:tcPr>
+            <w:tcW w:type="dxa" w:w="3400"/>
+            <w:vAlign w:val="center"/>
+            <w:tcMar>
+              <w:top w:w="95" w:type="dxa"/>
+              <w:start w:w="120" w:type="dxa"/>
+              <w:bottom w:w="95" w:type="dxa"/>
+              <w:end w:w="120" w:type="dxa"/>
+            </w:tcMar>
+            <w:tcBorders>
+              <w:top w:val="single" w:sz="8" w:space="0" w:color="202020"/>
+              <w:left w:val="single" w:sz="8" w:space="0" w:color="202020"/>
+              <w:start w:val="single" w:sz="8" w:space="0" w:color="202020"/>
+              <w:bottom w:val="single" w:sz="8" w:space="0" w:color="202020"/>
+              <w:right w:val="single" w:sz="8" w:space="0" w:color="202020"/>
+              <w:end w:val="single" w:sz="8" w:space="0" w:color="202020"/>
+            </w:tcBorders>
+          </w:tcPr>
+          <w:p>
+            <w:pPr>
+              <w:keepNext w:val="0"/>
+              <w:spacing w:before="0" w:after="0" w:line="259" w:lineRule="auto"/>
+            </w:pPr>
+            <w:r>
+              <w:rPr>
+                <w:rFonts w:ascii="Noto Sans JP" w:hAnsi="Noto Sans JP" w:eastAsia="Noto Sans JP"/>
+                <w:b w:val="0"/>
+                <w:color w:val="1C252B"/>
+                <w:sz w:val="15"/>
+              </w:rPr>
+              <w:t>毎フレーム動く敵が多く、分割管理が増える</w:t>
+            </w:r>
+          </w:p>
+        </w:tc>
+      </w:tr>
+      <w:tr>
+        <w:tc>
+          <w:tcPr>
+            <w:tcW w:type="dxa" w:w="1700"/>
+            <w:vAlign w:val="center"/>
+            <w:tcMar>
+              <w:top w:w="95" w:type="dxa"/>
+              <w:start w:w="120" w:type="dxa"/>
+              <w:bottom w:w="95" w:type="dxa"/>
+              <w:end w:w="120" w:type="dxa"/>
+            </w:tcMar>
+            <w:tcBorders>
+              <w:top w:val="single" w:sz="8" w:space="0" w:color="202020"/>
+              <w:left w:val="single" w:sz="8" w:space="0" w:color="202020"/>
+              <w:start w:val="single" w:sz="8" w:space="0" w:color="202020"/>
+              <w:bottom w:val="single" w:sz="8" w:space="0" w:color="202020"/>
+              <w:right w:val="single" w:sz="8" w:space="0" w:color="202020"/>
+              <w:end w:val="single" w:sz="8" w:space="0" w:color="202020"/>
+            </w:tcBorders>
+          </w:tcPr>
+          <w:p>
+            <w:pPr>
+              <w:keepNext w:val="0"/>
+              <w:spacing w:before="0" w:after="0" w:line="259" w:lineRule="auto"/>
+            </w:pPr>
+            <w:r>
+              <w:rPr>
+                <w:rFonts w:ascii="Noto Sans JP" w:hAnsi="Noto Sans JP" w:eastAsia="Noto Sans JP"/>
+                <w:b w:val="0"/>
+                <w:color w:val="1C252B"/>
+                <w:sz w:val="15"/>
+              </w:rPr>
+              <w:t>BVH</w:t>
+            </w:r>
+          </w:p>
+        </w:tc>
+        <w:tc>
+          <w:tcPr>
+            <w:tcW w:type="dxa" w:w="4700"/>
+            <w:vAlign w:val="center"/>
+            <w:tcMar>
+              <w:top w:w="95" w:type="dxa"/>
+              <w:start w:w="120" w:type="dxa"/>
+              <w:bottom w:w="95" w:type="dxa"/>
+              <w:end w:w="120" w:type="dxa"/>
+            </w:tcMar>
+            <w:tcBorders>
+              <w:top w:val="single" w:sz="8" w:space="0" w:color="202020"/>
+              <w:left w:val="single" w:sz="8" w:space="0" w:color="202020"/>
+              <w:start w:val="single" w:sz="8" w:space="0" w:color="202020"/>
+              <w:bottom w:val="single" w:sz="8" w:space="0" w:color="202020"/>
+              <w:right w:val="single" w:sz="8" w:space="0" w:color="202020"/>
+              <w:end w:val="single" w:sz="8" w:space="0" w:color="202020"/>
+            </w:tcBorders>
+          </w:tcPr>
+          <w:p>
+            <w:pPr>
+              <w:keepNext w:val="0"/>
+              <w:spacing w:before="0" w:after="0" w:line="259" w:lineRule="auto"/>
+            </w:pPr>
+            <w:r>
+              <w:rPr>
+                <w:rFonts w:ascii="Noto Sans JP" w:hAnsi="Noto Sans JP" w:eastAsia="Noto Sans JP"/>
+                <w:b w:val="0"/>
+                <w:color w:val="1C252B"/>
+                <w:sz w:val="15"/>
+              </w:rPr>
+              <w:t>静的形状群の広域判定に向く</w:t>
+            </w:r>
+          </w:p>
+        </w:tc>
+        <w:tc>
+          <w:tcPr>
+            <w:tcW w:type="dxa" w:w="3400"/>
+            <w:vAlign w:val="center"/>
+            <w:tcMar>
+              <w:top w:w="95" w:type="dxa"/>
+              <w:start w:w="120" w:type="dxa"/>
+              <w:bottom w:w="95" w:type="dxa"/>
+              <w:end w:w="120" w:type="dxa"/>
+            </w:tcMar>
+            <w:tcBorders>
+              <w:top w:val="single" w:sz="8" w:space="0" w:color="202020"/>
+              <w:left w:val="single" w:sz="8" w:space="0" w:color="202020"/>
+              <w:start w:val="single" w:sz="8" w:space="0" w:color="202020"/>
+              <w:bottom w:val="single" w:sz="8" w:space="0" w:color="202020"/>
+              <w:right w:val="single" w:sz="8" w:space="0" w:color="202020"/>
+              <w:end w:val="single" w:sz="8" w:space="0" w:color="202020"/>
+            </w:tcBorders>
+          </w:tcPr>
+          <w:p>
+            <w:pPr>
+              <w:keepNext w:val="0"/>
+              <w:spacing w:before="0" w:after="0" w:line="259" w:lineRule="auto"/>
+            </w:pPr>
+            <w:r>
+              <w:rPr>
+                <w:rFonts w:ascii="Noto Sans JP" w:hAnsi="Noto Sans JP" w:eastAsia="Noto Sans JP"/>
+                <w:b w:val="0"/>
+                <w:color w:val="1C252B"/>
+                <w:sz w:val="15"/>
+              </w:rPr>
+              <w:t>敵群の更新が毎フレーム必要になる</w:t>
             </w:r>
           </w:p>
         </w:tc>
       </w:tr>
     </w:tbl>
+    <w:p>
+      <w:pPr>
+        <w:pStyle w:val="Heading2"/>
+        <w:keepNext/>
+        <w:spacing w:before="80" w:after="80" w:line="240" w:lineRule="auto"/>
+      </w:pPr>
+      <w:r>
+        <w:rPr>
+          <w:rFonts w:ascii="Noto Sans JP Black" w:hAnsi="Noto Sans JP Black" w:eastAsia="Noto Sans JP Black"/>
+          <w:b/>
+          <w:color w:val="B46A32"/>
+          <w:sz w:val="22"/>
+        </w:rPr>
+        <w:t>空間分割の実測結果</w:t>
+      </w:r>
+    </w:p>
     <w:tbl>
       <w:tblPr>
         <w:tblStyle w:val="TableGrid"/>
@@ -3428,7 +3706,7 @@
         <w:jc w:val="left"/>
         <w:tblLayout w:type="fixed"/>
         <w:tblLook w:firstColumn="1" w:firstRow="1" w:lastColumn="0" w:lastRow="0" w:noHBand="0" w:noVBand="1" w:val="04A0"/>
-        <w:tblInd w:w="110" w:type="dxa"/>
+        <w:tblInd w:w="0" w:type="dxa"/>
         <w:tblBorders>
           <w:top w:val="single" w:sz="8" w:space="0" w:color="202020"/>
           <w:left w:val="single" w:sz="8" w:space="0" w:color="202020"/>
@@ -3442,18 +3720,937 @@
       </w:tblPr>
       <w:tblGrid>
         <w:gridCol w:w="1500"/>
-        <w:gridCol w:w="8300"/>
+        <w:gridCol w:w="2800"/>
+        <w:gridCol w:w="3100"/>
+        <w:gridCol w:w="2400"/>
+      </w:tblGrid>
+      <w:tr>
+        <w:trPr>
+          <w:tblHeader w:val="true"/>
+        </w:trPr>
+        <w:tc>
+          <w:tcPr>
+            <w:tcW w:type="dxa" w:w="1500"/>
+            <w:shd w:fill="F8EFE7"/>
+            <w:vAlign w:val="center"/>
+            <w:tcMar>
+              <w:top w:w="95" w:type="dxa"/>
+              <w:start w:w="120" w:type="dxa"/>
+              <w:bottom w:w="95" w:type="dxa"/>
+              <w:end w:w="120" w:type="dxa"/>
+            </w:tcMar>
+            <w:tcBorders>
+              <w:top w:val="single" w:sz="8" w:space="0" w:color="202020"/>
+              <w:left w:val="single" w:sz="8" w:space="0" w:color="202020"/>
+              <w:start w:val="single" w:sz="8" w:space="0" w:color="202020"/>
+              <w:bottom w:val="single" w:sz="8" w:space="0" w:color="202020"/>
+              <w:right w:val="single" w:sz="8" w:space="0" w:color="202020"/>
+              <w:end w:val="single" w:sz="8" w:space="0" w:color="202020"/>
+            </w:tcBorders>
+          </w:tcPr>
+          <w:p>
+            <w:pPr>
+              <w:keepNext w:val="0"/>
+              <w:spacing w:before="0" w:after="0" w:line="250" w:lineRule="auto"/>
+            </w:pPr>
+            <w:r>
+              <w:rPr>
+                <w:rFonts w:ascii="Noto Sans JP Black" w:hAnsi="Noto Sans JP Black" w:eastAsia="Noto Sans JP Black"/>
+                <w:b/>
+                <w:color w:val="15324A"/>
+                <w:sz w:val="16"/>
+              </w:rPr>
+              <w:t>敵数</w:t>
+            </w:r>
+          </w:p>
+        </w:tc>
+        <w:tc>
+          <w:tcPr>
+            <w:tcW w:type="dxa" w:w="2800"/>
+            <w:shd w:fill="F8EFE7"/>
+            <w:vAlign w:val="center"/>
+            <w:tcMar>
+              <w:top w:w="95" w:type="dxa"/>
+              <w:start w:w="120" w:type="dxa"/>
+              <w:bottom w:w="95" w:type="dxa"/>
+              <w:end w:w="120" w:type="dxa"/>
+            </w:tcMar>
+            <w:tcBorders>
+              <w:top w:val="single" w:sz="8" w:space="0" w:color="202020"/>
+              <w:left w:val="single" w:sz="8" w:space="0" w:color="202020"/>
+              <w:start w:val="single" w:sz="8" w:space="0" w:color="202020"/>
+              <w:bottom w:val="single" w:sz="8" w:space="0" w:color="202020"/>
+              <w:right w:val="single" w:sz="8" w:space="0" w:color="202020"/>
+              <w:end w:val="single" w:sz="8" w:space="0" w:color="202020"/>
+            </w:tcBorders>
+          </w:tcPr>
+          <w:p>
+            <w:pPr>
+              <w:keepNext w:val="0"/>
+              <w:spacing w:before="0" w:after="0" w:line="250" w:lineRule="auto"/>
+            </w:pPr>
+            <w:r>
+              <w:rPr>
+                <w:rFonts w:ascii="Noto Sans JP Black" w:hAnsi="Noto Sans JP Black" w:eastAsia="Noto Sans JP Black"/>
+                <w:b/>
+                <w:color w:val="15324A"/>
+                <w:sz w:val="16"/>
+              </w:rPr>
+              <w:t>総当たり 中央値</w:t>
+            </w:r>
+          </w:p>
+        </w:tc>
+        <w:tc>
+          <w:tcPr>
+            <w:tcW w:type="dxa" w:w="3100"/>
+            <w:shd w:fill="F8EFE7"/>
+            <w:vAlign w:val="center"/>
+            <w:tcMar>
+              <w:top w:w="95" w:type="dxa"/>
+              <w:start w:w="120" w:type="dxa"/>
+              <w:bottom w:w="95" w:type="dxa"/>
+              <w:end w:w="120" w:type="dxa"/>
+            </w:tcMar>
+            <w:tcBorders>
+              <w:top w:val="single" w:sz="8" w:space="0" w:color="202020"/>
+              <w:left w:val="single" w:sz="8" w:space="0" w:color="202020"/>
+              <w:start w:val="single" w:sz="8" w:space="0" w:color="202020"/>
+              <w:bottom w:val="single" w:sz="8" w:space="0" w:color="202020"/>
+              <w:right w:val="single" w:sz="8" w:space="0" w:color="202020"/>
+              <w:end w:val="single" w:sz="8" w:space="0" w:color="202020"/>
+            </w:tcBorders>
+          </w:tcPr>
+          <w:p>
+            <w:pPr>
+              <w:keepNext w:val="0"/>
+              <w:spacing w:before="0" w:after="0" w:line="250" w:lineRule="auto"/>
+            </w:pPr>
+            <w:r>
+              <w:rPr>
+                <w:rFonts w:ascii="Noto Sans JP Black" w:hAnsi="Noto Sans JP Black" w:eastAsia="Noto Sans JP Black"/>
+                <w:b/>
+                <w:color w:val="15324A"/>
+                <w:sz w:val="16"/>
+              </w:rPr>
+              <w:t>固定グリッド 中央値</w:t>
+            </w:r>
+          </w:p>
+        </w:tc>
+        <w:tc>
+          <w:tcPr>
+            <w:tcW w:type="dxa" w:w="2400"/>
+            <w:shd w:fill="F8EFE7"/>
+            <w:vAlign w:val="center"/>
+            <w:tcMar>
+              <w:top w:w="95" w:type="dxa"/>
+              <w:start w:w="120" w:type="dxa"/>
+              <w:bottom w:w="95" w:type="dxa"/>
+              <w:end w:w="120" w:type="dxa"/>
+            </w:tcMar>
+            <w:tcBorders>
+              <w:top w:val="single" w:sz="8" w:space="0" w:color="202020"/>
+              <w:left w:val="single" w:sz="8" w:space="0" w:color="202020"/>
+              <w:start w:val="single" w:sz="8" w:space="0" w:color="202020"/>
+              <w:bottom w:val="single" w:sz="8" w:space="0" w:color="202020"/>
+              <w:right w:val="single" w:sz="8" w:space="0" w:color="202020"/>
+              <w:end w:val="single" w:sz="8" w:space="0" w:color="202020"/>
+            </w:tcBorders>
+          </w:tcPr>
+          <w:p>
+            <w:pPr>
+              <w:keepNext w:val="0"/>
+              <w:spacing w:before="0" w:after="0" w:line="250" w:lineRule="auto"/>
+            </w:pPr>
+            <w:r>
+              <w:rPr>
+                <w:rFonts w:ascii="Noto Sans JP Black" w:hAnsi="Noto Sans JP Black" w:eastAsia="Noto Sans JP Black"/>
+                <w:b/>
+                <w:color w:val="15324A"/>
+                <w:sz w:val="16"/>
+              </w:rPr>
+              <w:t>CPU時間削減</w:t>
+            </w:r>
+          </w:p>
+        </w:tc>
+      </w:tr>
+      <w:tr>
+        <w:tc>
+          <w:tcPr>
+            <w:tcW w:type="dxa" w:w="1500"/>
+            <w:vAlign w:val="center"/>
+            <w:tcMar>
+              <w:top w:w="95" w:type="dxa"/>
+              <w:start w:w="120" w:type="dxa"/>
+              <w:bottom w:w="95" w:type="dxa"/>
+              <w:end w:w="120" w:type="dxa"/>
+            </w:tcMar>
+            <w:tcBorders>
+              <w:top w:val="single" w:sz="8" w:space="0" w:color="202020"/>
+              <w:left w:val="single" w:sz="8" w:space="0" w:color="202020"/>
+              <w:start w:val="single" w:sz="8" w:space="0" w:color="202020"/>
+              <w:bottom w:val="single" w:sz="8" w:space="0" w:color="202020"/>
+              <w:right w:val="single" w:sz="8" w:space="0" w:color="202020"/>
+              <w:end w:val="single" w:sz="8" w:space="0" w:color="202020"/>
+            </w:tcBorders>
+          </w:tcPr>
+          <w:p>
+            <w:pPr>
+              <w:keepNext w:val="0"/>
+              <w:spacing w:before="0" w:after="0" w:line="259" w:lineRule="auto"/>
+            </w:pPr>
+            <w:r>
+              <w:rPr>
+                <w:rFonts w:ascii="Noto Sans JP" w:hAnsi="Noto Sans JP" w:eastAsia="Noto Sans JP"/>
+                <w:b w:val="0"/>
+                <w:color w:val="1C252B"/>
+                <w:sz w:val="16"/>
+              </w:rPr>
+              <w:t>27体</w:t>
+            </w:r>
+          </w:p>
+        </w:tc>
+        <w:tc>
+          <w:tcPr>
+            <w:tcW w:type="dxa" w:w="2800"/>
+            <w:vAlign w:val="center"/>
+            <w:tcMar>
+              <w:top w:w="95" w:type="dxa"/>
+              <w:start w:w="120" w:type="dxa"/>
+              <w:bottom w:w="95" w:type="dxa"/>
+              <w:end w:w="120" w:type="dxa"/>
+            </w:tcMar>
+            <w:tcBorders>
+              <w:top w:val="single" w:sz="8" w:space="0" w:color="202020"/>
+              <w:left w:val="single" w:sz="8" w:space="0" w:color="202020"/>
+              <w:start w:val="single" w:sz="8" w:space="0" w:color="202020"/>
+              <w:bottom w:val="single" w:sz="8" w:space="0" w:color="202020"/>
+              <w:right w:val="single" w:sz="8" w:space="0" w:color="202020"/>
+              <w:end w:val="single" w:sz="8" w:space="0" w:color="202020"/>
+            </w:tcBorders>
+          </w:tcPr>
+          <w:p>
+            <w:pPr>
+              <w:keepNext w:val="0"/>
+              <w:spacing w:before="0" w:after="0" w:line="259" w:lineRule="auto"/>
+            </w:pPr>
+            <w:r>
+              <w:rPr>
+                <w:rFonts w:ascii="Noto Sans JP" w:hAnsi="Noto Sans JP" w:eastAsia="Noto Sans JP"/>
+                <w:b w:val="0"/>
+                <w:color w:val="1C252B"/>
+                <w:sz w:val="16"/>
+              </w:rPr>
+              <w:t>0.1056 ms</w:t>
+            </w:r>
+          </w:p>
+        </w:tc>
+        <w:tc>
+          <w:tcPr>
+            <w:tcW w:type="dxa" w:w="3100"/>
+            <w:vAlign w:val="center"/>
+            <w:tcMar>
+              <w:top w:w="95" w:type="dxa"/>
+              <w:start w:w="120" w:type="dxa"/>
+              <w:bottom w:w="95" w:type="dxa"/>
+              <w:end w:w="120" w:type="dxa"/>
+            </w:tcMar>
+            <w:tcBorders>
+              <w:top w:val="single" w:sz="8" w:space="0" w:color="202020"/>
+              <w:left w:val="single" w:sz="8" w:space="0" w:color="202020"/>
+              <w:start w:val="single" w:sz="8" w:space="0" w:color="202020"/>
+              <w:bottom w:val="single" w:sz="8" w:space="0" w:color="202020"/>
+              <w:right w:val="single" w:sz="8" w:space="0" w:color="202020"/>
+              <w:end w:val="single" w:sz="8" w:space="0" w:color="202020"/>
+            </w:tcBorders>
+          </w:tcPr>
+          <w:p>
+            <w:pPr>
+              <w:keepNext w:val="0"/>
+              <w:spacing w:before="0" w:after="0" w:line="259" w:lineRule="auto"/>
+            </w:pPr>
+            <w:r>
+              <w:rPr>
+                <w:rFonts w:ascii="Noto Sans JP" w:hAnsi="Noto Sans JP" w:eastAsia="Noto Sans JP"/>
+                <w:b w:val="0"/>
+                <w:color w:val="1C252B"/>
+                <w:sz w:val="16"/>
+              </w:rPr>
+              <w:t>0.0542 ms</w:t>
+            </w:r>
+          </w:p>
+        </w:tc>
+        <w:tc>
+          <w:tcPr>
+            <w:tcW w:type="dxa" w:w="2400"/>
+            <w:vAlign w:val="center"/>
+            <w:tcMar>
+              <w:top w:w="95" w:type="dxa"/>
+              <w:start w:w="120" w:type="dxa"/>
+              <w:bottom w:w="95" w:type="dxa"/>
+              <w:end w:w="120" w:type="dxa"/>
+            </w:tcMar>
+            <w:tcBorders>
+              <w:top w:val="single" w:sz="8" w:space="0" w:color="202020"/>
+              <w:left w:val="single" w:sz="8" w:space="0" w:color="202020"/>
+              <w:start w:val="single" w:sz="8" w:space="0" w:color="202020"/>
+              <w:bottom w:val="single" w:sz="8" w:space="0" w:color="202020"/>
+              <w:right w:val="single" w:sz="8" w:space="0" w:color="202020"/>
+              <w:end w:val="single" w:sz="8" w:space="0" w:color="202020"/>
+            </w:tcBorders>
+          </w:tcPr>
+          <w:p>
+            <w:pPr>
+              <w:keepNext w:val="0"/>
+              <w:spacing w:before="0" w:after="0" w:line="259" w:lineRule="auto"/>
+            </w:pPr>
+            <w:r>
+              <w:rPr>
+                <w:rFonts w:ascii="Noto Sans JP" w:hAnsi="Noto Sans JP" w:eastAsia="Noto Sans JP"/>
+                <w:b w:val="0"/>
+                <w:color w:val="1C252B"/>
+                <w:sz w:val="16"/>
+              </w:rPr>
+              <w:t>48.7%</w:t>
+            </w:r>
+          </w:p>
+        </w:tc>
+      </w:tr>
+      <w:tr>
+        <w:tc>
+          <w:tcPr>
+            <w:tcW w:type="dxa" w:w="1500"/>
+            <w:vAlign w:val="center"/>
+            <w:tcMar>
+              <w:top w:w="95" w:type="dxa"/>
+              <w:start w:w="120" w:type="dxa"/>
+              <w:bottom w:w="95" w:type="dxa"/>
+              <w:end w:w="120" w:type="dxa"/>
+            </w:tcMar>
+            <w:tcBorders>
+              <w:top w:val="single" w:sz="8" w:space="0" w:color="202020"/>
+              <w:left w:val="single" w:sz="8" w:space="0" w:color="202020"/>
+              <w:start w:val="single" w:sz="8" w:space="0" w:color="202020"/>
+              <w:bottom w:val="single" w:sz="8" w:space="0" w:color="202020"/>
+              <w:right w:val="single" w:sz="8" w:space="0" w:color="202020"/>
+              <w:end w:val="single" w:sz="8" w:space="0" w:color="202020"/>
+            </w:tcBorders>
+          </w:tcPr>
+          <w:p>
+            <w:pPr>
+              <w:keepNext w:val="0"/>
+              <w:spacing w:before="0" w:after="0" w:line="259" w:lineRule="auto"/>
+            </w:pPr>
+            <w:r>
+              <w:rPr>
+                <w:rFonts w:ascii="Noto Sans JP" w:hAnsi="Noto Sans JP" w:eastAsia="Noto Sans JP"/>
+                <w:b w:val="0"/>
+                <w:color w:val="1C252B"/>
+                <w:sz w:val="16"/>
+              </w:rPr>
+              <w:t>52体</w:t>
+            </w:r>
+          </w:p>
+        </w:tc>
+        <w:tc>
+          <w:tcPr>
+            <w:tcW w:type="dxa" w:w="2800"/>
+            <w:vAlign w:val="center"/>
+            <w:tcMar>
+              <w:top w:w="95" w:type="dxa"/>
+              <w:start w:w="120" w:type="dxa"/>
+              <w:bottom w:w="95" w:type="dxa"/>
+              <w:end w:w="120" w:type="dxa"/>
+            </w:tcMar>
+            <w:tcBorders>
+              <w:top w:val="single" w:sz="8" w:space="0" w:color="202020"/>
+              <w:left w:val="single" w:sz="8" w:space="0" w:color="202020"/>
+              <w:start w:val="single" w:sz="8" w:space="0" w:color="202020"/>
+              <w:bottom w:val="single" w:sz="8" w:space="0" w:color="202020"/>
+              <w:right w:val="single" w:sz="8" w:space="0" w:color="202020"/>
+              <w:end w:val="single" w:sz="8" w:space="0" w:color="202020"/>
+            </w:tcBorders>
+          </w:tcPr>
+          <w:p>
+            <w:pPr>
+              <w:keepNext w:val="0"/>
+              <w:spacing w:before="0" w:after="0" w:line="259" w:lineRule="auto"/>
+            </w:pPr>
+            <w:r>
+              <w:rPr>
+                <w:rFonts w:ascii="Noto Sans JP" w:hAnsi="Noto Sans JP" w:eastAsia="Noto Sans JP"/>
+                <w:b w:val="0"/>
+                <w:color w:val="1C252B"/>
+                <w:sz w:val="16"/>
+              </w:rPr>
+              <w:t>0.3645 ms</w:t>
+            </w:r>
+          </w:p>
+        </w:tc>
+        <w:tc>
+          <w:tcPr>
+            <w:tcW w:type="dxa" w:w="3100"/>
+            <w:vAlign w:val="center"/>
+            <w:tcMar>
+              <w:top w:w="95" w:type="dxa"/>
+              <w:start w:w="120" w:type="dxa"/>
+              <w:bottom w:w="95" w:type="dxa"/>
+              <w:end w:w="120" w:type="dxa"/>
+            </w:tcMar>
+            <w:tcBorders>
+              <w:top w:val="single" w:sz="8" w:space="0" w:color="202020"/>
+              <w:left w:val="single" w:sz="8" w:space="0" w:color="202020"/>
+              <w:start w:val="single" w:sz="8" w:space="0" w:color="202020"/>
+              <w:bottom w:val="single" w:sz="8" w:space="0" w:color="202020"/>
+              <w:right w:val="single" w:sz="8" w:space="0" w:color="202020"/>
+              <w:end w:val="single" w:sz="8" w:space="0" w:color="202020"/>
+            </w:tcBorders>
+          </w:tcPr>
+          <w:p>
+            <w:pPr>
+              <w:keepNext w:val="0"/>
+              <w:spacing w:before="0" w:after="0" w:line="259" w:lineRule="auto"/>
+            </w:pPr>
+            <w:r>
+              <w:rPr>
+                <w:rFonts w:ascii="Noto Sans JP" w:hAnsi="Noto Sans JP" w:eastAsia="Noto Sans JP"/>
+                <w:b w:val="0"/>
+                <w:color w:val="1C252B"/>
+                <w:sz w:val="16"/>
+              </w:rPr>
+              <w:t>0.0888 ms</w:t>
+            </w:r>
+          </w:p>
+        </w:tc>
+        <w:tc>
+          <w:tcPr>
+            <w:tcW w:type="dxa" w:w="2400"/>
+            <w:vAlign w:val="center"/>
+            <w:tcMar>
+              <w:top w:w="95" w:type="dxa"/>
+              <w:start w:w="120" w:type="dxa"/>
+              <w:bottom w:w="95" w:type="dxa"/>
+              <w:end w:w="120" w:type="dxa"/>
+            </w:tcMar>
+            <w:tcBorders>
+              <w:top w:val="single" w:sz="8" w:space="0" w:color="202020"/>
+              <w:left w:val="single" w:sz="8" w:space="0" w:color="202020"/>
+              <w:start w:val="single" w:sz="8" w:space="0" w:color="202020"/>
+              <w:bottom w:val="single" w:sz="8" w:space="0" w:color="202020"/>
+              <w:right w:val="single" w:sz="8" w:space="0" w:color="202020"/>
+              <w:end w:val="single" w:sz="8" w:space="0" w:color="202020"/>
+            </w:tcBorders>
+          </w:tcPr>
+          <w:p>
+            <w:pPr>
+              <w:keepNext w:val="0"/>
+              <w:spacing w:before="0" w:after="0" w:line="259" w:lineRule="auto"/>
+            </w:pPr>
+            <w:r>
+              <w:rPr>
+                <w:rFonts w:ascii="Noto Sans JP" w:hAnsi="Noto Sans JP" w:eastAsia="Noto Sans JP"/>
+                <w:b w:val="0"/>
+                <w:color w:val="1C252B"/>
+                <w:sz w:val="16"/>
+              </w:rPr>
+              <w:t>75.6%</w:t>
+            </w:r>
+          </w:p>
+        </w:tc>
+      </w:tr>
+      <w:tr>
+        <w:tc>
+          <w:tcPr>
+            <w:tcW w:type="dxa" w:w="1500"/>
+            <w:vAlign w:val="center"/>
+            <w:tcMar>
+              <w:top w:w="95" w:type="dxa"/>
+              <w:start w:w="120" w:type="dxa"/>
+              <w:bottom w:w="95" w:type="dxa"/>
+              <w:end w:w="120" w:type="dxa"/>
+            </w:tcMar>
+            <w:tcBorders>
+              <w:top w:val="single" w:sz="8" w:space="0" w:color="202020"/>
+              <w:left w:val="single" w:sz="8" w:space="0" w:color="202020"/>
+              <w:start w:val="single" w:sz="8" w:space="0" w:color="202020"/>
+              <w:bottom w:val="single" w:sz="8" w:space="0" w:color="202020"/>
+              <w:right w:val="single" w:sz="8" w:space="0" w:color="202020"/>
+              <w:end w:val="single" w:sz="8" w:space="0" w:color="202020"/>
+            </w:tcBorders>
+          </w:tcPr>
+          <w:p>
+            <w:pPr>
+              <w:keepNext w:val="0"/>
+              <w:spacing w:before="0" w:after="0" w:line="259" w:lineRule="auto"/>
+            </w:pPr>
+            <w:r>
+              <w:rPr>
+                <w:rFonts w:ascii="Noto Sans JP" w:hAnsi="Noto Sans JP" w:eastAsia="Noto Sans JP"/>
+                <w:b w:val="0"/>
+                <w:color w:val="1C252B"/>
+                <w:sz w:val="16"/>
+              </w:rPr>
+              <w:t>84体</w:t>
+            </w:r>
+          </w:p>
+        </w:tc>
+        <w:tc>
+          <w:tcPr>
+            <w:tcW w:type="dxa" w:w="2800"/>
+            <w:vAlign w:val="center"/>
+            <w:tcMar>
+              <w:top w:w="95" w:type="dxa"/>
+              <w:start w:w="120" w:type="dxa"/>
+              <w:bottom w:w="95" w:type="dxa"/>
+              <w:end w:w="120" w:type="dxa"/>
+            </w:tcMar>
+            <w:tcBorders>
+              <w:top w:val="single" w:sz="8" w:space="0" w:color="202020"/>
+              <w:left w:val="single" w:sz="8" w:space="0" w:color="202020"/>
+              <w:start w:val="single" w:sz="8" w:space="0" w:color="202020"/>
+              <w:bottom w:val="single" w:sz="8" w:space="0" w:color="202020"/>
+              <w:right w:val="single" w:sz="8" w:space="0" w:color="202020"/>
+              <w:end w:val="single" w:sz="8" w:space="0" w:color="202020"/>
+            </w:tcBorders>
+          </w:tcPr>
+          <w:p>
+            <w:pPr>
+              <w:keepNext w:val="0"/>
+              <w:spacing w:before="0" w:after="0" w:line="259" w:lineRule="auto"/>
+            </w:pPr>
+            <w:r>
+              <w:rPr>
+                <w:rFonts w:ascii="Noto Sans JP" w:hAnsi="Noto Sans JP" w:eastAsia="Noto Sans JP"/>
+                <w:b w:val="0"/>
+                <w:color w:val="1C252B"/>
+                <w:sz w:val="16"/>
+              </w:rPr>
+              <w:t>0.9304 ms</w:t>
+            </w:r>
+          </w:p>
+        </w:tc>
+        <w:tc>
+          <w:tcPr>
+            <w:tcW w:type="dxa" w:w="3100"/>
+            <w:vAlign w:val="center"/>
+            <w:tcMar>
+              <w:top w:w="95" w:type="dxa"/>
+              <w:start w:w="120" w:type="dxa"/>
+              <w:bottom w:w="95" w:type="dxa"/>
+              <w:end w:w="120" w:type="dxa"/>
+            </w:tcMar>
+            <w:tcBorders>
+              <w:top w:val="single" w:sz="8" w:space="0" w:color="202020"/>
+              <w:left w:val="single" w:sz="8" w:space="0" w:color="202020"/>
+              <w:start w:val="single" w:sz="8" w:space="0" w:color="202020"/>
+              <w:bottom w:val="single" w:sz="8" w:space="0" w:color="202020"/>
+              <w:right w:val="single" w:sz="8" w:space="0" w:color="202020"/>
+              <w:end w:val="single" w:sz="8" w:space="0" w:color="202020"/>
+            </w:tcBorders>
+          </w:tcPr>
+          <w:p>
+            <w:pPr>
+              <w:keepNext w:val="0"/>
+              <w:spacing w:before="0" w:after="0" w:line="259" w:lineRule="auto"/>
+            </w:pPr>
+            <w:r>
+              <w:rPr>
+                <w:rFonts w:ascii="Noto Sans JP" w:hAnsi="Noto Sans JP" w:eastAsia="Noto Sans JP"/>
+                <w:b w:val="0"/>
+                <w:color w:val="1C252B"/>
+                <w:sz w:val="16"/>
+              </w:rPr>
+              <w:t>0.1654 ms</w:t>
+            </w:r>
+          </w:p>
+        </w:tc>
+        <w:tc>
+          <w:tcPr>
+            <w:tcW w:type="dxa" w:w="2400"/>
+            <w:vAlign w:val="center"/>
+            <w:tcMar>
+              <w:top w:w="95" w:type="dxa"/>
+              <w:start w:w="120" w:type="dxa"/>
+              <w:bottom w:w="95" w:type="dxa"/>
+              <w:end w:w="120" w:type="dxa"/>
+            </w:tcMar>
+            <w:tcBorders>
+              <w:top w:val="single" w:sz="8" w:space="0" w:color="202020"/>
+              <w:left w:val="single" w:sz="8" w:space="0" w:color="202020"/>
+              <w:start w:val="single" w:sz="8" w:space="0" w:color="202020"/>
+              <w:bottom w:val="single" w:sz="8" w:space="0" w:color="202020"/>
+              <w:right w:val="single" w:sz="8" w:space="0" w:color="202020"/>
+              <w:end w:val="single" w:sz="8" w:space="0" w:color="202020"/>
+            </w:tcBorders>
+          </w:tcPr>
+          <w:p>
+            <w:pPr>
+              <w:keepNext w:val="0"/>
+              <w:spacing w:before="0" w:after="0" w:line="259" w:lineRule="auto"/>
+            </w:pPr>
+            <w:r>
+              <w:rPr>
+                <w:rFonts w:ascii="Noto Sans JP" w:hAnsi="Noto Sans JP" w:eastAsia="Noto Sans JP"/>
+                <w:b w:val="0"/>
+                <w:color w:val="1C252B"/>
+                <w:sz w:val="16"/>
+              </w:rPr>
+              <w:t>82.2%</w:t>
+            </w:r>
+          </w:p>
+        </w:tc>
+      </w:tr>
+    </w:tbl>
+    <w:tbl>
+      <w:tblPr>
+        <w:tblStyle w:val="TableGrid"/>
+        <w:tblW w:type="dxa" w:w="9800"/>
+        <w:jc w:val="left"/>
+        <w:tblLayout w:type="fixed"/>
+        <w:tblLook w:firstColumn="1" w:firstRow="1" w:lastColumn="0" w:lastRow="0" w:noHBand="0" w:noVBand="1" w:val="04A0"/>
+        <w:tblInd w:w="0" w:type="dxa"/>
+        <w:tblBorders>
+          <w:top w:val="single" w:sz="8" w:space="0" w:color="202020"/>
+          <w:left w:val="single" w:sz="8" w:space="0" w:color="202020"/>
+          <w:start w:val="single" w:sz="8" w:space="0" w:color="202020"/>
+          <w:bottom w:val="single" w:sz="8" w:space="0" w:color="202020"/>
+          <w:right w:val="single" w:sz="8" w:space="0" w:color="202020"/>
+          <w:end w:val="single" w:sz="8" w:space="0" w:color="202020"/>
+          <w:insideH w:val="single" w:sz="8" w:space="0" w:color="202020"/>
+          <w:insideV w:val="single" w:sz="8" w:space="0" w:color="202020"/>
+        </w:tblBorders>
+      </w:tblPr>
+      <w:tblGrid>
+        <w:gridCol w:w="3200"/>
+        <w:gridCol w:w="2200"/>
+        <w:gridCol w:w="2200"/>
+        <w:gridCol w:w="2200"/>
+      </w:tblGrid>
+      <w:tr>
+        <w:trPr>
+          <w:tblHeader w:val="true"/>
+        </w:trPr>
+        <w:tc>
+          <w:tcPr>
+            <w:tcW w:type="dxa" w:w="3200"/>
+            <w:shd w:fill="EAF2F6"/>
+            <w:vAlign w:val="center"/>
+            <w:tcMar>
+              <w:top w:w="95" w:type="dxa"/>
+              <w:start w:w="120" w:type="dxa"/>
+              <w:bottom w:w="95" w:type="dxa"/>
+              <w:end w:w="120" w:type="dxa"/>
+            </w:tcMar>
+            <w:tcBorders>
+              <w:top w:val="single" w:sz="8" w:space="0" w:color="202020"/>
+              <w:left w:val="single" w:sz="8" w:space="0" w:color="202020"/>
+              <w:start w:val="single" w:sz="8" w:space="0" w:color="202020"/>
+              <w:bottom w:val="single" w:sz="8" w:space="0" w:color="202020"/>
+              <w:right w:val="single" w:sz="8" w:space="0" w:color="202020"/>
+              <w:end w:val="single" w:sz="8" w:space="0" w:color="202020"/>
+            </w:tcBorders>
+          </w:tcPr>
+          <w:p>
+            <w:pPr>
+              <w:keepNext w:val="0"/>
+              <w:spacing w:before="0" w:after="0" w:line="250" w:lineRule="auto"/>
+            </w:pPr>
+            <w:r>
+              <w:rPr>
+                <w:rFonts w:ascii="Noto Sans JP Black" w:hAnsi="Noto Sans JP Black" w:eastAsia="Noto Sans JP Black"/>
+                <w:b/>
+                <w:color w:val="15324A"/>
+                <w:sz w:val="16"/>
+              </w:rPr>
+              <w:t>条件</w:t>
+            </w:r>
+          </w:p>
+        </w:tc>
+        <w:tc>
+          <w:tcPr>
+            <w:tcW w:type="dxa" w:w="2200"/>
+            <w:shd w:fill="EAF2F6"/>
+            <w:vAlign w:val="center"/>
+            <w:tcMar>
+              <w:top w:w="95" w:type="dxa"/>
+              <w:start w:w="120" w:type="dxa"/>
+              <w:bottom w:w="95" w:type="dxa"/>
+              <w:end w:w="120" w:type="dxa"/>
+            </w:tcMar>
+            <w:tcBorders>
+              <w:top w:val="single" w:sz="8" w:space="0" w:color="202020"/>
+              <w:left w:val="single" w:sz="8" w:space="0" w:color="202020"/>
+              <w:start w:val="single" w:sz="8" w:space="0" w:color="202020"/>
+              <w:bottom w:val="single" w:sz="8" w:space="0" w:color="202020"/>
+              <w:right w:val="single" w:sz="8" w:space="0" w:color="202020"/>
+              <w:end w:val="single" w:sz="8" w:space="0" w:color="202020"/>
+            </w:tcBorders>
+          </w:tcPr>
+          <w:p>
+            <w:pPr>
+              <w:keepNext w:val="0"/>
+              <w:spacing w:before="0" w:after="0" w:line="250" w:lineRule="auto"/>
+            </w:pPr>
+            <w:r>
+              <w:rPr>
+                <w:rFonts w:ascii="Noto Sans JP Black" w:hAnsi="Noto Sans JP Black" w:eastAsia="Noto Sans JP Black"/>
+                <w:b/>
+                <w:color w:val="15324A"/>
+                <w:sz w:val="16"/>
+              </w:rPr>
+              <w:t>総当たり相当</w:t>
+            </w:r>
+          </w:p>
+        </w:tc>
+        <w:tc>
+          <w:tcPr>
+            <w:tcW w:type="dxa" w:w="2200"/>
+            <w:shd w:fill="EAF2F6"/>
+            <w:vAlign w:val="center"/>
+            <w:tcMar>
+              <w:top w:w="95" w:type="dxa"/>
+              <w:start w:w="120" w:type="dxa"/>
+              <w:bottom w:w="95" w:type="dxa"/>
+              <w:end w:w="120" w:type="dxa"/>
+            </w:tcMar>
+            <w:tcBorders>
+              <w:top w:val="single" w:sz="8" w:space="0" w:color="202020"/>
+              <w:left w:val="single" w:sz="8" w:space="0" w:color="202020"/>
+              <w:start w:val="single" w:sz="8" w:space="0" w:color="202020"/>
+              <w:bottom w:val="single" w:sz="8" w:space="0" w:color="202020"/>
+              <w:right w:val="single" w:sz="8" w:space="0" w:color="202020"/>
+              <w:end w:val="single" w:sz="8" w:space="0" w:color="202020"/>
+            </w:tcBorders>
+          </w:tcPr>
+          <w:p>
+            <w:pPr>
+              <w:keepNext w:val="0"/>
+              <w:spacing w:before="0" w:after="0" w:line="250" w:lineRule="auto"/>
+            </w:pPr>
+            <w:r>
+              <w:rPr>
+                <w:rFonts w:ascii="Noto Sans JP Black" w:hAnsi="Noto Sans JP Black" w:eastAsia="Noto Sans JP Black"/>
+                <w:b/>
+                <w:color w:val="15324A"/>
+                <w:sz w:val="16"/>
+              </w:rPr>
+              <w:t>固定グリッド</w:t>
+            </w:r>
+          </w:p>
+        </w:tc>
+        <w:tc>
+          <w:tcPr>
+            <w:tcW w:type="dxa" w:w="2200"/>
+            <w:shd w:fill="EAF2F6"/>
+            <w:vAlign w:val="center"/>
+            <w:tcMar>
+              <w:top w:w="95" w:type="dxa"/>
+              <w:start w:w="120" w:type="dxa"/>
+              <w:bottom w:w="95" w:type="dxa"/>
+              <w:end w:w="120" w:type="dxa"/>
+            </w:tcMar>
+            <w:tcBorders>
+              <w:top w:val="single" w:sz="8" w:space="0" w:color="202020"/>
+              <w:left w:val="single" w:sz="8" w:space="0" w:color="202020"/>
+              <w:start w:val="single" w:sz="8" w:space="0" w:color="202020"/>
+              <w:bottom w:val="single" w:sz="8" w:space="0" w:color="202020"/>
+              <w:right w:val="single" w:sz="8" w:space="0" w:color="202020"/>
+              <w:end w:val="single" w:sz="8" w:space="0" w:color="202020"/>
+            </w:tcBorders>
+          </w:tcPr>
+          <w:p>
+            <w:pPr>
+              <w:keepNext w:val="0"/>
+              <w:spacing w:before="0" w:after="0" w:line="250" w:lineRule="auto"/>
+            </w:pPr>
+            <w:r>
+              <w:rPr>
+                <w:rFonts w:ascii="Noto Sans JP Black" w:hAnsi="Noto Sans JP Black" w:eastAsia="Noto Sans JP Black"/>
+                <w:b/>
+                <w:color w:val="15324A"/>
+                <w:sz w:val="16"/>
+              </w:rPr>
+              <w:t>削減率</w:t>
+            </w:r>
+          </w:p>
+        </w:tc>
+      </w:tr>
+      <w:tr>
+        <w:tc>
+          <w:tcPr>
+            <w:tcW w:type="dxa" w:w="3200"/>
+            <w:vAlign w:val="center"/>
+            <w:tcMar>
+              <w:top w:w="95" w:type="dxa"/>
+              <w:start w:w="120" w:type="dxa"/>
+              <w:bottom w:w="95" w:type="dxa"/>
+              <w:end w:w="120" w:type="dxa"/>
+            </w:tcMar>
+            <w:tcBorders>
+              <w:top w:val="single" w:sz="8" w:space="0" w:color="202020"/>
+              <w:left w:val="single" w:sz="8" w:space="0" w:color="202020"/>
+              <w:start w:val="single" w:sz="8" w:space="0" w:color="202020"/>
+              <w:bottom w:val="single" w:sz="8" w:space="0" w:color="202020"/>
+              <w:right w:val="single" w:sz="8" w:space="0" w:color="202020"/>
+              <w:end w:val="single" w:sz="8" w:space="0" w:color="202020"/>
+            </w:tcBorders>
+          </w:tcPr>
+          <w:p>
+            <w:pPr>
+              <w:keepNext w:val="0"/>
+              <w:spacing w:before="0" w:after="0" w:line="259" w:lineRule="auto"/>
+            </w:pPr>
+            <w:r>
+              <w:rPr>
+                <w:rFonts w:ascii="Noto Sans JP" w:hAnsi="Noto Sans JP" w:eastAsia="Noto Sans JP"/>
+                <w:b w:val="0"/>
+                <w:color w:val="1C252B"/>
+                <w:sz w:val="16"/>
+              </w:rPr>
+              <w:t>84体時の候補数中央値</w:t>
+            </w:r>
+          </w:p>
+        </w:tc>
+        <w:tc>
+          <w:tcPr>
+            <w:tcW w:type="dxa" w:w="2200"/>
+            <w:vAlign w:val="center"/>
+            <w:tcMar>
+              <w:top w:w="95" w:type="dxa"/>
+              <w:start w:w="120" w:type="dxa"/>
+              <w:bottom w:w="95" w:type="dxa"/>
+              <w:end w:w="120" w:type="dxa"/>
+            </w:tcMar>
+            <w:tcBorders>
+              <w:top w:val="single" w:sz="8" w:space="0" w:color="202020"/>
+              <w:left w:val="single" w:sz="8" w:space="0" w:color="202020"/>
+              <w:start w:val="single" w:sz="8" w:space="0" w:color="202020"/>
+              <w:bottom w:val="single" w:sz="8" w:space="0" w:color="202020"/>
+              <w:right w:val="single" w:sz="8" w:space="0" w:color="202020"/>
+              <w:end w:val="single" w:sz="8" w:space="0" w:color="202020"/>
+            </w:tcBorders>
+          </w:tcPr>
+          <w:p>
+            <w:pPr>
+              <w:keepNext w:val="0"/>
+              <w:spacing w:before="0" w:after="0" w:line="259" w:lineRule="auto"/>
+            </w:pPr>
+            <w:r>
+              <w:rPr>
+                <w:rFonts w:ascii="Noto Sans JP" w:hAnsi="Noto Sans JP" w:eastAsia="Noto Sans JP"/>
+                <w:b w:val="0"/>
+                <w:color w:val="1C252B"/>
+                <w:sz w:val="16"/>
+              </w:rPr>
+              <w:t>7140件</w:t>
+            </w:r>
+          </w:p>
+        </w:tc>
+        <w:tc>
+          <w:tcPr>
+            <w:tcW w:type="dxa" w:w="2200"/>
+            <w:vAlign w:val="center"/>
+            <w:tcMar>
+              <w:top w:w="95" w:type="dxa"/>
+              <w:start w:w="120" w:type="dxa"/>
+              <w:bottom w:w="95" w:type="dxa"/>
+              <w:end w:w="120" w:type="dxa"/>
+            </w:tcMar>
+            <w:tcBorders>
+              <w:top w:val="single" w:sz="8" w:space="0" w:color="202020"/>
+              <w:left w:val="single" w:sz="8" w:space="0" w:color="202020"/>
+              <w:start w:val="single" w:sz="8" w:space="0" w:color="202020"/>
+              <w:bottom w:val="single" w:sz="8" w:space="0" w:color="202020"/>
+              <w:right w:val="single" w:sz="8" w:space="0" w:color="202020"/>
+              <w:end w:val="single" w:sz="8" w:space="0" w:color="202020"/>
+            </w:tcBorders>
+          </w:tcPr>
+          <w:p>
+            <w:pPr>
+              <w:keepNext w:val="0"/>
+              <w:spacing w:before="0" w:after="0" w:line="259" w:lineRule="auto"/>
+            </w:pPr>
+            <w:r>
+              <w:rPr>
+                <w:rFonts w:ascii="Noto Sans JP" w:hAnsi="Noto Sans JP" w:eastAsia="Noto Sans JP"/>
+                <w:b w:val="0"/>
+                <w:color w:val="1C252B"/>
+                <w:sz w:val="16"/>
+              </w:rPr>
+              <w:t>835件</w:t>
+            </w:r>
+          </w:p>
+        </w:tc>
+        <w:tc>
+          <w:tcPr>
+            <w:tcW w:type="dxa" w:w="2200"/>
+            <w:vAlign w:val="center"/>
+            <w:tcMar>
+              <w:top w:w="95" w:type="dxa"/>
+              <w:start w:w="120" w:type="dxa"/>
+              <w:bottom w:w="95" w:type="dxa"/>
+              <w:end w:w="120" w:type="dxa"/>
+            </w:tcMar>
+            <w:tcBorders>
+              <w:top w:val="single" w:sz="8" w:space="0" w:color="202020"/>
+              <w:left w:val="single" w:sz="8" w:space="0" w:color="202020"/>
+              <w:start w:val="single" w:sz="8" w:space="0" w:color="202020"/>
+              <w:bottom w:val="single" w:sz="8" w:space="0" w:color="202020"/>
+              <w:right w:val="single" w:sz="8" w:space="0" w:color="202020"/>
+              <w:end w:val="single" w:sz="8" w:space="0" w:color="202020"/>
+            </w:tcBorders>
+          </w:tcPr>
+          <w:p>
+            <w:pPr>
+              <w:keepNext w:val="0"/>
+              <w:spacing w:before="0" w:after="0" w:line="259" w:lineRule="auto"/>
+            </w:pPr>
+            <w:r>
+              <w:rPr>
+                <w:rFonts w:ascii="Noto Sans JP" w:hAnsi="Noto Sans JP" w:eastAsia="Noto Sans JP"/>
+                <w:b w:val="0"/>
+                <w:color w:val="1C252B"/>
+                <w:sz w:val="16"/>
+              </w:rPr>
+              <w:t>88.3%</w:t>
+            </w:r>
+          </w:p>
+        </w:tc>
+      </w:tr>
+    </w:tbl>
+    <w:tbl>
+      <w:tblPr>
+        <w:tblStyle w:val="TableGrid"/>
+        <w:tblW w:type="dxa" w:w="9800"/>
+        <w:jc w:val="left"/>
+        <w:tblLayout w:type="fixed"/>
+        <w:tblLook w:firstColumn="1" w:firstRow="1" w:lastColumn="0" w:lastRow="0" w:noHBand="0" w:noVBand="1" w:val="04A0"/>
+        <w:tblInd w:w="0" w:type="dxa"/>
+        <w:tblBorders>
+          <w:top w:val="single" w:sz="8" w:space="0" w:color="202020"/>
+          <w:left w:val="single" w:sz="8" w:space="0" w:color="202020"/>
+          <w:start w:val="single" w:sz="8" w:space="0" w:color="202020"/>
+          <w:bottom w:val="single" w:sz="8" w:space="0" w:color="202020"/>
+          <w:right w:val="single" w:sz="8" w:space="0" w:color="202020"/>
+          <w:end w:val="single" w:sz="8" w:space="0" w:color="202020"/>
+          <w:insideH w:val="single" w:sz="8" w:space="0" w:color="202020"/>
+          <w:insideV w:val="single" w:sz="8" w:space="0" w:color="202020"/>
+        </w:tblBorders>
+      </w:tblPr>
+      <w:tblGrid>
+        <w:gridCol w:w="1550"/>
+        <w:gridCol w:w="8250"/>
       </w:tblGrid>
       <w:tr>
         <w:tc>
           <w:tcPr>
-            <w:tcW w:type="dxa" w:w="1500"/>
-            <w:shd w:fill="B46A32"/>
+            <w:tcW w:type="dxa" w:w="1550"/>
+            <w:shd w:fill="27678A"/>
+            <w:vAlign w:val="center"/>
             <w:tcMar>
-              <w:top w:w="70" w:type="dxa"/>
-              <w:start w:w="110" w:type="dxa"/>
-              <w:bottom w:w="70" w:type="dxa"/>
-              <w:end w:w="110" w:type="dxa"/>
+              <w:top w:w="95" w:type="dxa"/>
+              <w:start w:w="120" w:type="dxa"/>
+              <w:bottom w:w="95" w:type="dxa"/>
+              <w:end w:w="120" w:type="dxa"/>
             </w:tcMar>
             <w:tcBorders>
               <w:top w:val="single" w:sz="8" w:space="0" w:color="202020"/>
@@ -3474,23 +4671,23 @@
               <w:rPr>
                 <w:rFonts w:ascii="Noto Sans JP Black" w:hAnsi="Noto Sans JP Black" w:eastAsia="Noto Sans JP Black"/>
                 <w:b/>
-                <w:i w:val="0"/>
                 <w:color w:val="FFFFFF"/>
                 <w:sz w:val="16"/>
               </w:rPr>
-              <w:t>CPU実測</w:t>
+              <w:t>計測環境</w:t>
             </w:r>
           </w:p>
         </w:tc>
         <w:tc>
           <w:tcPr>
-            <w:tcW w:type="dxa" w:w="8300"/>
-            <w:shd w:fill="F8EFE7"/>
+            <w:tcW w:type="dxa" w:w="8250"/>
+            <w:shd w:fill="F3F5F6"/>
+            <w:vAlign w:val="center"/>
             <w:tcMar>
-              <w:top w:w="70" w:type="dxa"/>
-              <w:start w:w="110" w:type="dxa"/>
-              <w:bottom w:w="70" w:type="dxa"/>
-              <w:end w:w="110" w:type="dxa"/>
+              <w:top w:w="95" w:type="dxa"/>
+              <w:start w:w="120" w:type="dxa"/>
+              <w:bottom w:w="95" w:type="dxa"/>
+              <w:end w:w="120" w:type="dxa"/>
             </w:tcMar>
             <w:tcBorders>
               <w:top w:val="single" w:sz="8" w:space="0" w:color="202020"/>
@@ -3510,11 +4707,10 @@
               <w:rPr>
                 <w:rFonts w:ascii="Noto Sans JP" w:hAnsi="Noto Sans JP" w:eastAsia="Noto Sans JP"/>
                 <w:b w:val="0"/>
-                <w:i w:val="0"/>
                 <w:color w:val="1C252B"/>
-                <w:sz w:val="17"/>
+                <w:sz w:val="15"/>
               </w:rPr>
-              <w:t>Release x64・固定シード・各1200フレームで比較。総当たり→固定グリッドの中央値は、27体: 0.1056→0.0542 ms、52体: 0.3645→0.0888 ms、84体: 0.9304→0.1654 ms。84体時の候補数は7140→835件（88.3%減）でした。FPS・GPU時間の改善値ではありません。</w:t>
+              <w:t>CPU: 11th Gen Intel Core i7-11800H（8コア／16スレッド）、GPU: NVIDIA GeForce RTX 3060 Laptop GPU、Release x64、固定乱数シード20260708、各条件1200フレーム。数値は衝突処理単体のCPU時間であり、FPSやGPU時間の改善値ではありません。</w:t>
             </w:r>
           </w:p>
         </w:tc>
@@ -3534,44 +4730,41 @@
         <w:rPr>
           <w:rFonts w:ascii="Noto Sans JP Black" w:hAnsi="Noto Sans JP Black" w:eastAsia="Noto Sans JP Black"/>
           <w:b/>
-          <w:i w:val="0"/>
-          <w:color w:val="B46A32"/>
+          <w:color w:val="27678A"/>
           <w:sz w:val="16"/>
         </w:rPr>
-        <w:t>03  VERIFICATION &amp; NEXT</w:t>
+        <w:t>04  DATA / DEBUG / VERIFICATION</w:t>
       </w:r>
     </w:p>
     <w:p>
       <w:pPr>
         <w:pStyle w:val="Heading1"/>
         <w:keepNext/>
-        <w:spacing w:before="160" w:after="80" w:line="240" w:lineRule="auto"/>
+        <w:spacing w:before="140" w:after="80" w:line="240" w:lineRule="auto"/>
       </w:pPr>
       <w:r>
         <w:rPr>
           <w:rFonts w:ascii="Noto Sans JP Black" w:hAnsi="Noto Sans JP Black" w:eastAsia="Noto Sans JP Black"/>
           <w:b/>
-          <w:i w:val="0"/>
           <w:color w:val="15324A"/>
-          <w:sz w:val="29"/>
+          <w:sz w:val="28"/>
         </w:rPr>
-        <w:t>調整と検証を実装の一部にする</w:t>
+        <w:t>CSVとデバッグ表示で調整を早くする</w:t>
       </w:r>
     </w:p>
     <w:p>
       <w:pPr>
         <w:keepNext w:val="0"/>
-        <w:spacing w:before="0" w:after="100" w:line="269" w:lineRule="auto"/>
+        <w:spacing w:before="0" w:after="80" w:line="269" w:lineRule="auto"/>
       </w:pPr>
       <w:r>
         <w:rPr>
           <w:rFonts w:ascii="Noto Sans JP" w:hAnsi="Noto Sans JP" w:eastAsia="Noto Sans JP"/>
           <w:b w:val="0"/>
-          <w:i w:val="0"/>
           <w:color w:val="1C252B"/>
           <w:sz w:val="18"/>
         </w:rPr>
-        <w:t>調整のたびにC++を修正・再ビルドする手間を減らすため、プレイヤー能力、武器強化、敵設定、スポーン、UI配置をCSVへ分離しました。不正値を早い段階で止めるため、文字列全体の消費、有限値、範囲も検査します。また、不具合時の内部状態を画面と対応付けるため、ImGuiに敵数、弾数、SRV使用数、Shadow Pass統計、衝突形状を表示します。結果として、調整と原因切り分けをコード修正から分離できました。</w:t>
+        <w:t>調整のたびにC++を修正して再ビルドする手間を減らすため、プレイヤー能力、武器強化、敵設定、スポーン、レベルアップ候補、UI配置、デバッグ調整値をCSVへ分けています。</w:t>
       </w:r>
     </w:p>
     <w:tbl>
@@ -3581,7 +4774,7 @@
         <w:jc w:val="left"/>
         <w:tblLayout w:type="fixed"/>
         <w:tblLook w:firstColumn="1" w:firstRow="1" w:lastColumn="0" w:lastRow="0" w:noHBand="0" w:noVBand="1" w:val="04A0"/>
-        <w:tblInd w:w="110" w:type="dxa"/>
+        <w:tblInd w:w="0" w:type="dxa"/>
         <w:tblBorders>
           <w:top w:val="single" w:sz="8" w:space="0" w:color="202020"/>
           <w:left w:val="single" w:sz="8" w:space="0" w:color="202020"/>
@@ -3594,24 +4787,19 @@
         </w:tblBorders>
       </w:tblPr>
       <w:tblGrid>
-        <w:gridCol w:w="2100"/>
-        <w:gridCol w:w="4800"/>
-        <w:gridCol w:w="2900"/>
+        <w:gridCol w:w="9800"/>
       </w:tblGrid>
       <w:tr>
-        <w:trPr>
-          <w:tblHeader w:val="true"/>
-        </w:trPr>
         <w:tc>
           <w:tcPr>
-            <w:tcW w:type="dxa" w:w="2100"/>
-            <w:shd w:fill="EAF2F6"/>
+            <w:tcW w:type="dxa" w:w="9800"/>
+            <w:shd w:fill="27678A"/>
             <w:vAlign w:val="center"/>
             <w:tcMar>
-              <w:top w:w="70" w:type="dxa"/>
-              <w:start w:w="110" w:type="dxa"/>
-              <w:bottom w:w="70" w:type="dxa"/>
-              <w:end w:w="110" w:type="dxa"/>
+              <w:top w:w="95" w:type="dxa"/>
+              <w:start w:w="120" w:type="dxa"/>
+              <w:bottom w:w="95" w:type="dxa"/>
+              <w:end w:w="120" w:type="dxa"/>
             </w:tcMar>
             <w:tcBorders>
               <w:top w:val="single" w:sz="8" w:space="0" w:color="202020"/>
@@ -3631,24 +4819,25 @@
               <w:rPr>
                 <w:rFonts w:ascii="Noto Sans JP Black" w:hAnsi="Noto Sans JP Black" w:eastAsia="Noto Sans JP Black"/>
                 <w:b/>
-                <w:i w:val="0"/>
-                <w:color w:val="15324A"/>
-                <w:sz w:val="15"/>
+                <w:color w:val="FFFFFF"/>
+                <w:sz w:val="16"/>
               </w:rPr>
-              <w:t>確認方法</w:t>
+              <w:t>weaponUpgradeSettings.csv の掲載例</w:t>
             </w:r>
           </w:p>
         </w:tc>
+      </w:tr>
+      <w:tr>
         <w:tc>
           <w:tcPr>
-            <w:tcW w:type="dxa" w:w="4800"/>
-            <w:shd w:fill="EAF2F6"/>
+            <w:tcW w:type="dxa" w:w="9800"/>
+            <w:shd w:fill="FAFBFC"/>
             <w:vAlign w:val="center"/>
             <w:tcMar>
-              <w:top w:w="70" w:type="dxa"/>
-              <w:start w:w="110" w:type="dxa"/>
-              <w:bottom w:w="70" w:type="dxa"/>
-              <w:end w:w="110" w:type="dxa"/>
+              <w:top w:w="95" w:type="dxa"/>
+              <w:start w:w="120" w:type="dxa"/>
+              <w:bottom w:w="95" w:type="dxa"/>
+              <w:end w:w="120" w:type="dxa"/>
             </w:tcMar>
             <w:tcBorders>
               <w:top w:val="single" w:sz="8" w:space="0" w:color="202020"/>
@@ -3662,494 +4851,24 @@
           <w:p>
             <w:pPr>
               <w:keepNext w:val="0"/>
-              <w:spacing w:before="0" w:after="0" w:line="240" w:lineRule="auto"/>
-            </w:pPr>
-            <w:r>
-              <w:rPr>
-                <w:rFonts w:ascii="Noto Sans JP Black" w:hAnsi="Noto Sans JP Black" w:eastAsia="Noto Sans JP Black"/>
-                <w:b/>
-                <w:i w:val="0"/>
-                <w:color w:val="15324A"/>
-                <w:sz w:val="15"/>
-              </w:rPr>
-              <w:t>対象</w:t>
-            </w:r>
-          </w:p>
-        </w:tc>
-        <w:tc>
-          <w:tcPr>
-            <w:tcW w:type="dxa" w:w="2900"/>
-            <w:shd w:fill="EAF2F6"/>
-            <w:vAlign w:val="center"/>
-            <w:tcMar>
-              <w:top w:w="70" w:type="dxa"/>
-              <w:start w:w="110" w:type="dxa"/>
-              <w:bottom w:w="70" w:type="dxa"/>
-              <w:end w:w="110" w:type="dxa"/>
-            </w:tcMar>
-            <w:tcBorders>
-              <w:top w:val="single" w:sz="8" w:space="0" w:color="202020"/>
-              <w:left w:val="single" w:sz="8" w:space="0" w:color="202020"/>
-              <w:start w:val="single" w:sz="8" w:space="0" w:color="202020"/>
-              <w:bottom w:val="single" w:sz="8" w:space="0" w:color="202020"/>
-              <w:right w:val="single" w:sz="8" w:space="0" w:color="202020"/>
-              <w:end w:val="single" w:sz="8" w:space="0" w:color="202020"/>
-            </w:tcBorders>
-          </w:tcPr>
-          <w:p>
-            <w:pPr>
-              <w:keepNext w:val="0"/>
-              <w:spacing w:before="0" w:after="0" w:line="240" w:lineRule="auto"/>
-            </w:pPr>
-            <w:r>
-              <w:rPr>
-                <w:rFonts w:ascii="Noto Sans JP Black" w:hAnsi="Noto Sans JP Black" w:eastAsia="Noto Sans JP Black"/>
-                <w:b/>
-                <w:i w:val="0"/>
-                <w:color w:val="15324A"/>
-                <w:sz w:val="15"/>
-              </w:rPr>
-              <w:t>結果・用途</w:t>
-            </w:r>
-          </w:p>
-        </w:tc>
-      </w:tr>
-      <w:tr>
-        <w:tc>
-          <w:tcPr>
-            <w:tcW w:type="dxa" w:w="2100"/>
-            <w:vAlign w:val="center"/>
-            <w:tcMar>
-              <w:top w:w="70" w:type="dxa"/>
-              <w:start w:w="110" w:type="dxa"/>
-              <w:bottom w:w="70" w:type="dxa"/>
-              <w:end w:w="110" w:type="dxa"/>
-            </w:tcMar>
-            <w:tcBorders>
-              <w:top w:val="single" w:sz="8" w:space="0" w:color="202020"/>
-              <w:left w:val="single" w:sz="8" w:space="0" w:color="202020"/>
-              <w:start w:val="single" w:sz="8" w:space="0" w:color="202020"/>
-              <w:bottom w:val="single" w:sz="8" w:space="0" w:color="202020"/>
-              <w:right w:val="single" w:sz="8" w:space="0" w:color="202020"/>
-              <w:end w:val="single" w:sz="8" w:space="0" w:color="202020"/>
-            </w:tcBorders>
-          </w:tcPr>
-          <w:p>
-            <w:pPr>
-              <w:keepNext w:val="0"/>
-              <w:spacing w:before="0" w:after="0" w:line="252" w:lineRule="auto"/>
+              <w:spacing w:before="0" w:after="0" w:line="247" w:lineRule="auto"/>
             </w:pPr>
             <w:r>
               <w:rPr>
                 <w:rFonts w:ascii="Noto Sans JP" w:hAnsi="Noto Sans JP" w:eastAsia="Noto Sans JP"/>
                 <w:b w:val="0"/>
-                <w:i w:val="0"/>
                 <w:color w:val="1C252B"/>
                 <w:sz w:val="15"/>
               </w:rPr>
-              <w:t>CPU回帰テスト</w:t>
-            </w:r>
-          </w:p>
-        </w:tc>
-        <w:tc>
-          <w:tcPr>
-            <w:tcW w:type="dxa" w:w="4800"/>
-            <w:vAlign w:val="center"/>
-            <w:tcMar>
-              <w:top w:w="70" w:type="dxa"/>
-              <w:start w:w="110" w:type="dxa"/>
-              <w:bottom w:w="70" w:type="dxa"/>
-              <w:end w:w="110" w:type="dxa"/>
-            </w:tcMar>
-            <w:tcBorders>
-              <w:top w:val="single" w:sz="8" w:space="0" w:color="202020"/>
-              <w:left w:val="single" w:sz="8" w:space="0" w:color="202020"/>
-              <w:start w:val="single" w:sz="8" w:space="0" w:color="202020"/>
-              <w:bottom w:val="single" w:sz="8" w:space="0" w:color="202020"/>
-              <w:right w:val="single" w:sz="8" w:space="0" w:color="202020"/>
-              <w:end w:val="single" w:sz="8" w:space="0" w:color="202020"/>
-            </w:tcBorders>
-          </w:tcPr>
-          <w:p>
-            <w:pPr>
-              <w:keepNext w:val="0"/>
-              <w:spacing w:before="0" w:after="0" w:line="252" w:lineRule="auto"/>
-            </w:pPr>
-            <w:r>
-              <w:rPr>
-                <w:rFonts w:ascii="Noto Sans JP" w:hAnsi="Noto Sans JP" w:eastAsia="Noto Sans JP"/>
-                <w:b w:val="0"/>
-                <w:i w:val="0"/>
-                <w:color w:val="1C252B"/>
-                <w:sz w:val="15"/>
-              </w:rPr>
-              <w:t>セルキー、HP、CSV、武器間隔、乱数、SoundHandle</w:t>
-            </w:r>
-          </w:p>
-        </w:tc>
-        <w:tc>
-          <w:tcPr>
-            <w:tcW w:type="dxa" w:w="2900"/>
-            <w:vAlign w:val="center"/>
-            <w:tcMar>
-              <w:top w:w="70" w:type="dxa"/>
-              <w:start w:w="110" w:type="dxa"/>
-              <w:bottom w:w="70" w:type="dxa"/>
-              <w:end w:w="110" w:type="dxa"/>
-            </w:tcMar>
-            <w:tcBorders>
-              <w:top w:val="single" w:sz="8" w:space="0" w:color="202020"/>
-              <w:left w:val="single" w:sz="8" w:space="0" w:color="202020"/>
-              <w:start w:val="single" w:sz="8" w:space="0" w:color="202020"/>
-              <w:bottom w:val="single" w:sz="8" w:space="0" w:color="202020"/>
-              <w:right w:val="single" w:sz="8" w:space="0" w:color="202020"/>
-              <w:end w:val="single" w:sz="8" w:space="0" w:color="202020"/>
-            </w:tcBorders>
-          </w:tcPr>
-          <w:p>
-            <w:pPr>
-              <w:keepNext w:val="0"/>
-              <w:spacing w:before="0" w:after="0" w:line="252" w:lineRule="auto"/>
-            </w:pPr>
-            <w:r>
-              <w:rPr>
-                <w:rFonts w:ascii="Noto Sans JP" w:hAnsi="Noto Sans JP" w:eastAsia="Noto Sans JP"/>
-                <w:b w:val="0"/>
-                <w:i w:val="0"/>
-                <w:color w:val="1C252B"/>
-                <w:sz w:val="15"/>
-              </w:rPr>
-              <w:t>Debug / Release PASS</w:t>
-            </w:r>
-          </w:p>
-        </w:tc>
-      </w:tr>
-      <w:tr>
-        <w:tc>
-          <w:tcPr>
-            <w:tcW w:type="dxa" w:w="2100"/>
-            <w:vAlign w:val="center"/>
-            <w:tcMar>
-              <w:top w:w="70" w:type="dxa"/>
-              <w:start w:w="110" w:type="dxa"/>
-              <w:bottom w:w="70" w:type="dxa"/>
-              <w:end w:w="110" w:type="dxa"/>
-            </w:tcMar>
-            <w:tcBorders>
-              <w:top w:val="single" w:sz="8" w:space="0" w:color="202020"/>
-              <w:left w:val="single" w:sz="8" w:space="0" w:color="202020"/>
-              <w:start w:val="single" w:sz="8" w:space="0" w:color="202020"/>
-              <w:bottom w:val="single" w:sz="8" w:space="0" w:color="202020"/>
-              <w:right w:val="single" w:sz="8" w:space="0" w:color="202020"/>
-              <w:end w:val="single" w:sz="8" w:space="0" w:color="202020"/>
-            </w:tcBorders>
-          </w:tcPr>
-          <w:p>
-            <w:pPr>
-              <w:keepNext w:val="0"/>
-              <w:spacing w:before="0" w:after="0" w:line="252" w:lineRule="auto"/>
-            </w:pPr>
-            <w:r>
-              <w:rPr>
-                <w:rFonts w:ascii="Noto Sans JP" w:hAnsi="Noto Sans JP" w:eastAsia="Noto Sans JP"/>
-                <w:b w:val="0"/>
-                <w:i w:val="0"/>
-                <w:color w:val="1C252B"/>
-                <w:sz w:val="15"/>
-              </w:rPr>
-              <w:t>Scene Stress</w:t>
-            </w:r>
-          </w:p>
-        </w:tc>
-        <w:tc>
-          <w:tcPr>
-            <w:tcW w:type="dxa" w:w="4800"/>
-            <w:vAlign w:val="center"/>
-            <w:tcMar>
-              <w:top w:w="70" w:type="dxa"/>
-              <w:start w:w="110" w:type="dxa"/>
-              <w:bottom w:w="70" w:type="dxa"/>
-              <w:end w:w="110" w:type="dxa"/>
-            </w:tcMar>
-            <w:tcBorders>
-              <w:top w:val="single" w:sz="8" w:space="0" w:color="202020"/>
-              <w:left w:val="single" w:sz="8" w:space="0" w:color="202020"/>
-              <w:start w:val="single" w:sz="8" w:space="0" w:color="202020"/>
-              <w:bottom w:val="single" w:sz="8" w:space="0" w:color="202020"/>
-              <w:right w:val="single" w:sz="8" w:space="0" w:color="202020"/>
-              <w:end w:val="single" w:sz="8" w:space="0" w:color="202020"/>
-            </w:tcBorders>
-          </w:tcPr>
-          <w:p>
-            <w:pPr>
-              <w:keepNext w:val="0"/>
-              <w:spacing w:before="0" w:after="0" w:line="252" w:lineRule="auto"/>
-            </w:pPr>
-            <w:r>
-              <w:rPr>
-                <w:rFonts w:ascii="Noto Sans JP" w:hAnsi="Noto Sans JP" w:eastAsia="Noto Sans JP"/>
-                <w:b w:val="0"/>
-                <w:i w:val="0"/>
-                <w:color w:val="1C252B"/>
-                <w:sz w:val="15"/>
-              </w:rPr>
-              <w:t>Title → Play → Resultを3周</w:t>
-            </w:r>
-          </w:p>
-        </w:tc>
-        <w:tc>
-          <w:tcPr>
-            <w:tcW w:type="dxa" w:w="2900"/>
-            <w:vAlign w:val="center"/>
-            <w:tcMar>
-              <w:top w:w="70" w:type="dxa"/>
-              <w:start w:w="110" w:type="dxa"/>
-              <w:bottom w:w="70" w:type="dxa"/>
-              <w:end w:w="110" w:type="dxa"/>
-            </w:tcMar>
-            <w:tcBorders>
-              <w:top w:val="single" w:sz="8" w:space="0" w:color="202020"/>
-              <w:left w:val="single" w:sz="8" w:space="0" w:color="202020"/>
-              <w:start w:val="single" w:sz="8" w:space="0" w:color="202020"/>
-              <w:bottom w:val="single" w:sz="8" w:space="0" w:color="202020"/>
-              <w:right w:val="single" w:sz="8" w:space="0" w:color="202020"/>
-              <w:end w:val="single" w:sz="8" w:space="0" w:color="202020"/>
-            </w:tcBorders>
-          </w:tcPr>
-          <w:p>
-            <w:pPr>
-              <w:keepNext w:val="0"/>
-              <w:spacing w:before="0" w:after="0" w:line="252" w:lineRule="auto"/>
-            </w:pPr>
-            <w:r>
-              <w:rPr>
-                <w:rFonts w:ascii="Noto Sans JP" w:hAnsi="Noto Sans JP" w:eastAsia="Noto Sans JP"/>
-                <w:b w:val="0"/>
-                <w:i w:val="0"/>
-                <w:color w:val="1C252B"/>
-                <w:sz w:val="15"/>
-              </w:rPr>
-              <w:t>各シーン3回訪問</w:t>
-            </w:r>
-          </w:p>
-        </w:tc>
-      </w:tr>
-      <w:tr>
-        <w:tc>
-          <w:tcPr>
-            <w:tcW w:type="dxa" w:w="2100"/>
-            <w:vAlign w:val="center"/>
-            <w:tcMar>
-              <w:top w:w="70" w:type="dxa"/>
-              <w:start w:w="110" w:type="dxa"/>
-              <w:bottom w:w="70" w:type="dxa"/>
-              <w:end w:w="110" w:type="dxa"/>
-            </w:tcMar>
-            <w:tcBorders>
-              <w:top w:val="single" w:sz="8" w:space="0" w:color="202020"/>
-              <w:left w:val="single" w:sz="8" w:space="0" w:color="202020"/>
-              <w:start w:val="single" w:sz="8" w:space="0" w:color="202020"/>
-              <w:bottom w:val="single" w:sz="8" w:space="0" w:color="202020"/>
-              <w:right w:val="single" w:sz="8" w:space="0" w:color="202020"/>
-              <w:end w:val="single" w:sz="8" w:space="0" w:color="202020"/>
-            </w:tcBorders>
-          </w:tcPr>
-          <w:p>
-            <w:pPr>
-              <w:keepNext w:val="0"/>
-              <w:spacing w:before="0" w:after="0" w:line="252" w:lineRule="auto"/>
-            </w:pPr>
-            <w:r>
-              <w:rPr>
-                <w:rFonts w:ascii="Noto Sans JP" w:hAnsi="Noto Sans JP" w:eastAsia="Noto Sans JP"/>
-                <w:b w:val="0"/>
-                <w:i w:val="0"/>
-                <w:color w:val="1C252B"/>
-                <w:sz w:val="15"/>
-              </w:rPr>
-              <w:t>SRV telemetry</w:t>
-            </w:r>
-          </w:p>
-        </w:tc>
-        <w:tc>
-          <w:tcPr>
-            <w:tcW w:type="dxa" w:w="4800"/>
-            <w:vAlign w:val="center"/>
-            <w:tcMar>
-              <w:top w:w="70" w:type="dxa"/>
-              <w:start w:w="110" w:type="dxa"/>
-              <w:bottom w:w="70" w:type="dxa"/>
-              <w:end w:w="110" w:type="dxa"/>
-            </w:tcMar>
-            <w:tcBorders>
-              <w:top w:val="single" w:sz="8" w:space="0" w:color="202020"/>
-              <w:left w:val="single" w:sz="8" w:space="0" w:color="202020"/>
-              <w:start w:val="single" w:sz="8" w:space="0" w:color="202020"/>
-              <w:bottom w:val="single" w:sz="8" w:space="0" w:color="202020"/>
-              <w:right w:val="single" w:sz="8" w:space="0" w:color="202020"/>
-              <w:end w:val="single" w:sz="8" w:space="0" w:color="202020"/>
-            </w:tcBorders>
-          </w:tcPr>
-          <w:p>
-            <w:pPr>
-              <w:keepNext w:val="0"/>
-              <w:spacing w:before="0" w:after="0" w:line="252" w:lineRule="auto"/>
-            </w:pPr>
-            <w:r>
-              <w:rPr>
-                <w:rFonts w:ascii="Noto Sans JP" w:hAnsi="Noto Sans JP" w:eastAsia="Noto Sans JP"/>
-                <w:b w:val="0"/>
-                <w:i w:val="0"/>
-                <w:color w:val="1C252B"/>
-                <w:sz w:val="15"/>
-              </w:rPr>
-              <w:t>使用数 / High-watermark</w:t>
-            </w:r>
-          </w:p>
-        </w:tc>
-        <w:tc>
-          <w:tcPr>
-            <w:tcW w:type="dxa" w:w="2900"/>
-            <w:vAlign w:val="center"/>
-            <w:tcMar>
-              <w:top w:w="70" w:type="dxa"/>
-              <w:start w:w="110" w:type="dxa"/>
-              <w:bottom w:w="70" w:type="dxa"/>
-              <w:end w:w="110" w:type="dxa"/>
-            </w:tcMar>
-            <w:tcBorders>
-              <w:top w:val="single" w:sz="8" w:space="0" w:color="202020"/>
-              <w:left w:val="single" w:sz="8" w:space="0" w:color="202020"/>
-              <w:start w:val="single" w:sz="8" w:space="0" w:color="202020"/>
-              <w:bottom w:val="single" w:sz="8" w:space="0" w:color="202020"/>
-              <w:right w:val="single" w:sz="8" w:space="0" w:color="202020"/>
-              <w:end w:val="single" w:sz="8" w:space="0" w:color="202020"/>
-            </w:tcBorders>
-          </w:tcPr>
-          <w:p>
-            <w:pPr>
-              <w:keepNext w:val="0"/>
-              <w:spacing w:before="0" w:after="0" w:line="252" w:lineRule="auto"/>
-            </w:pPr>
-            <w:r>
-              <w:rPr>
-                <w:rFonts w:ascii="Noto Sans JP" w:hAnsi="Noto Sans JP" w:eastAsia="Noto Sans JP"/>
-                <w:b w:val="0"/>
-                <w:i w:val="0"/>
-                <w:color w:val="1C252B"/>
-                <w:sz w:val="15"/>
-              </w:rPr>
-              <w:t>105 / 105</w:t>
-            </w:r>
-          </w:p>
-        </w:tc>
-      </w:tr>
-      <w:tr>
-        <w:tc>
-          <w:tcPr>
-            <w:tcW w:type="dxa" w:w="2100"/>
-            <w:vAlign w:val="center"/>
-            <w:tcMar>
-              <w:top w:w="70" w:type="dxa"/>
-              <w:start w:w="110" w:type="dxa"/>
-              <w:bottom w:w="70" w:type="dxa"/>
-              <w:end w:w="110" w:type="dxa"/>
-            </w:tcMar>
-            <w:tcBorders>
-              <w:top w:val="single" w:sz="8" w:space="0" w:color="202020"/>
-              <w:left w:val="single" w:sz="8" w:space="0" w:color="202020"/>
-              <w:start w:val="single" w:sz="8" w:space="0" w:color="202020"/>
-              <w:bottom w:val="single" w:sz="8" w:space="0" w:color="202020"/>
-              <w:right w:val="single" w:sz="8" w:space="0" w:color="202020"/>
-              <w:end w:val="single" w:sz="8" w:space="0" w:color="202020"/>
-            </w:tcBorders>
-          </w:tcPr>
-          <w:p>
-            <w:pPr>
-              <w:keepNext w:val="0"/>
-              <w:spacing w:before="0" w:after="0" w:line="252" w:lineRule="auto"/>
-            </w:pPr>
-            <w:r>
-              <w:rPr>
-                <w:rFonts w:ascii="Noto Sans JP" w:hAnsi="Noto Sans JP" w:eastAsia="Noto Sans JP"/>
-                <w:b w:val="0"/>
-                <w:i w:val="0"/>
-                <w:color w:val="1C252B"/>
-                <w:sz w:val="15"/>
-              </w:rPr>
-              <w:t>Debug x64 build</w:t>
-            </w:r>
-          </w:p>
-        </w:tc>
-        <w:tc>
-          <w:tcPr>
-            <w:tcW w:type="dxa" w:w="4800"/>
-            <w:vAlign w:val="center"/>
-            <w:tcMar>
-              <w:top w:w="70" w:type="dxa"/>
-              <w:start w:w="110" w:type="dxa"/>
-              <w:bottom w:w="70" w:type="dxa"/>
-              <w:end w:w="110" w:type="dxa"/>
-            </w:tcMar>
-            <w:tcBorders>
-              <w:top w:val="single" w:sz="8" w:space="0" w:color="202020"/>
-              <w:left w:val="single" w:sz="8" w:space="0" w:color="202020"/>
-              <w:start w:val="single" w:sz="8" w:space="0" w:color="202020"/>
-              <w:bottom w:val="single" w:sz="8" w:space="0" w:color="202020"/>
-              <w:right w:val="single" w:sz="8" w:space="0" w:color="202020"/>
-              <w:end w:val="single" w:sz="8" w:space="0" w:color="202020"/>
-            </w:tcBorders>
-          </w:tcPr>
-          <w:p>
-            <w:pPr>
-              <w:keepNext w:val="0"/>
-              <w:spacing w:before="0" w:after="0" w:line="252" w:lineRule="auto"/>
-            </w:pPr>
-            <w:r>
-              <w:rPr>
-                <w:rFonts w:ascii="Noto Sans JP" w:hAnsi="Noto Sans JP" w:eastAsia="Noto Sans JP"/>
-                <w:b w:val="0"/>
-                <w:i w:val="0"/>
-                <w:color w:val="1C252B"/>
-                <w:sz w:val="15"/>
-              </w:rPr>
-              <w:t>修正後の状態遷移実装を含む</w:t>
-            </w:r>
-          </w:p>
-        </w:tc>
-        <w:tc>
-          <w:tcPr>
-            <w:tcW w:type="dxa" w:w="2900"/>
-            <w:vAlign w:val="center"/>
-            <w:tcMar>
-              <w:top w:w="70" w:type="dxa"/>
-              <w:start w:w="110" w:type="dxa"/>
-              <w:bottom w:w="70" w:type="dxa"/>
-              <w:end w:w="110" w:type="dxa"/>
-            </w:tcMar>
-            <w:tcBorders>
-              <w:top w:val="single" w:sz="8" w:space="0" w:color="202020"/>
-              <w:left w:val="single" w:sz="8" w:space="0" w:color="202020"/>
-              <w:start w:val="single" w:sz="8" w:space="0" w:color="202020"/>
-              <w:bottom w:val="single" w:sz="8" w:space="0" w:color="202020"/>
-              <w:right w:val="single" w:sz="8" w:space="0" w:color="202020"/>
-              <w:end w:val="single" w:sz="8" w:space="0" w:color="202020"/>
-            </w:tcBorders>
-          </w:tcPr>
-          <w:p>
-            <w:pPr>
-              <w:keepNext w:val="0"/>
-              <w:spacing w:before="0" w:after="0" w:line="252" w:lineRule="auto"/>
-            </w:pPr>
-            <w:r>
-              <w:rPr>
-                <w:rFonts w:ascii="Noto Sans JP" w:hAnsi="Noto Sans JP" w:eastAsia="Noto Sans JP"/>
-                <w:b w:val="0"/>
-                <w:i w:val="0"/>
-                <w:color w:val="1C252B"/>
-                <w:sz w:val="15"/>
-              </w:rPr>
-              <w:t>2026-07-05 PASS</w:t>
+              <w:t>weapon,level,damage,interval,bulletCount,range</w:t>
+              <w:br/>
+              <w:t>Normal,1,10,0.45,1,0</w:t>
+              <w:br/>
+              <w:t>Normal,2,14,0.40,1,0</w:t>
+              <w:br/>
+              <w:t>Orbit,1,6,0.00,2,3.2</w:t>
+              <w:br/>
+              <w:t>Lightning,1,20,1.20,1,5.0</w:t>
             </w:r>
           </w:p>
         </w:tc>
@@ -4157,20 +4876,9 @@
     </w:tbl>
     <w:p>
       <w:pPr>
-        <w:pStyle w:val="Heading1"/>
-        <w:keepNext/>
-        <w:spacing w:before="160" w:after="80" w:line="240" w:lineRule="auto"/>
+        <w:keepNext w:val="0"/>
+        <w:spacing w:before="0" w:after="60" w:line="240" w:lineRule="auto"/>
       </w:pPr>
-      <w:r>
-        <w:rPr>
-          <w:rFonts w:ascii="Noto Sans JP Black" w:hAnsi="Noto Sans JP Black" w:eastAsia="Noto Sans JP Black"/>
-          <w:b/>
-          <w:i w:val="0"/>
-          <w:color w:val="15324A"/>
-          <w:sz w:val="29"/>
-        </w:rPr>
-        <w:t>制作中に見直した点</w:t>
-      </w:r>
     </w:p>
     <w:tbl>
       <w:tblPr>
@@ -4179,7 +4887,7 @@
         <w:jc w:val="left"/>
         <w:tblLayout w:type="fixed"/>
         <w:tblLook w:firstColumn="1" w:firstRow="1" w:lastColumn="0" w:lastRow="0" w:noHBand="0" w:noVBand="1" w:val="04A0"/>
-        <w:tblInd w:w="110" w:type="dxa"/>
+        <w:tblInd w:w="0" w:type="dxa"/>
         <w:tblBorders>
           <w:top w:val="single" w:sz="8" w:space="0" w:color="202020"/>
           <w:left w:val="single" w:sz="8" w:space="0" w:color="202020"/>
@@ -4192,1032 +4900,20 @@
         </w:tblBorders>
       </w:tblPr>
       <w:tblGrid>
-        <w:gridCol w:w="3100"/>
-        <w:gridCol w:w="3300"/>
-        <w:gridCol w:w="3400"/>
-      </w:tblGrid>
-      <w:tr>
-        <w:trPr>
-          <w:tblHeader w:val="true"/>
-        </w:trPr>
-        <w:tc>
-          <w:tcPr>
-            <w:tcW w:type="dxa" w:w="3100"/>
-            <w:shd w:fill="EAF3EE"/>
-            <w:vAlign w:val="center"/>
-            <w:tcMar>
-              <w:top w:w="70" w:type="dxa"/>
-              <w:start w:w="110" w:type="dxa"/>
-              <w:bottom w:w="70" w:type="dxa"/>
-              <w:end w:w="110" w:type="dxa"/>
-            </w:tcMar>
-            <w:tcBorders>
-              <w:top w:val="single" w:sz="8" w:space="0" w:color="202020"/>
-              <w:left w:val="single" w:sz="8" w:space="0" w:color="202020"/>
-              <w:start w:val="single" w:sz="8" w:space="0" w:color="202020"/>
-              <w:bottom w:val="single" w:sz="8" w:space="0" w:color="202020"/>
-              <w:right w:val="single" w:sz="8" w:space="0" w:color="202020"/>
-              <w:end w:val="single" w:sz="8" w:space="0" w:color="202020"/>
-            </w:tcBorders>
-          </w:tcPr>
-          <w:p>
-            <w:pPr>
-              <w:keepNext w:val="0"/>
-              <w:spacing w:before="0" w:after="0" w:line="240" w:lineRule="auto"/>
-            </w:pPr>
-            <w:r>
-              <w:rPr>
-                <w:rFonts w:ascii="Noto Sans JP Black" w:hAnsi="Noto Sans JP Black" w:eastAsia="Noto Sans JP Black"/>
-                <w:b/>
-                <w:i w:val="0"/>
-                <w:color w:val="15324A"/>
-                <w:sz w:val="14"/>
-              </w:rPr>
-              <w:t>課題・理由</w:t>
-            </w:r>
-          </w:p>
-        </w:tc>
-        <w:tc>
-          <w:tcPr>
-            <w:tcW w:type="dxa" w:w="3300"/>
-            <w:shd w:fill="EAF3EE"/>
-            <w:vAlign w:val="center"/>
-            <w:tcMar>
-              <w:top w:w="70" w:type="dxa"/>
-              <w:start w:w="110" w:type="dxa"/>
-              <w:bottom w:w="70" w:type="dxa"/>
-              <w:end w:w="110" w:type="dxa"/>
-            </w:tcMar>
-            <w:tcBorders>
-              <w:top w:val="single" w:sz="8" w:space="0" w:color="202020"/>
-              <w:left w:val="single" w:sz="8" w:space="0" w:color="202020"/>
-              <w:start w:val="single" w:sz="8" w:space="0" w:color="202020"/>
-              <w:bottom w:val="single" w:sz="8" w:space="0" w:color="202020"/>
-              <w:right w:val="single" w:sz="8" w:space="0" w:color="202020"/>
-              <w:end w:val="single" w:sz="8" w:space="0" w:color="202020"/>
-            </w:tcBorders>
-          </w:tcPr>
-          <w:p>
-            <w:pPr>
-              <w:keepNext w:val="0"/>
-              <w:spacing w:before="0" w:after="0" w:line="240" w:lineRule="auto"/>
-            </w:pPr>
-            <w:r>
-              <w:rPr>
-                <w:rFonts w:ascii="Noto Sans JP Black" w:hAnsi="Noto Sans JP Black" w:eastAsia="Noto Sans JP Black"/>
-                <w:b/>
-                <w:i w:val="0"/>
-                <w:color w:val="15324A"/>
-                <w:sz w:val="14"/>
-              </w:rPr>
-              <w:t>対応</w:t>
-            </w:r>
-          </w:p>
-        </w:tc>
-        <w:tc>
-          <w:tcPr>
-            <w:tcW w:type="dxa" w:w="3400"/>
-            <w:shd w:fill="EAF3EE"/>
-            <w:vAlign w:val="center"/>
-            <w:tcMar>
-              <w:top w:w="70" w:type="dxa"/>
-              <w:start w:w="110" w:type="dxa"/>
-              <w:bottom w:w="70" w:type="dxa"/>
-              <w:end w:w="110" w:type="dxa"/>
-            </w:tcMar>
-            <w:tcBorders>
-              <w:top w:val="single" w:sz="8" w:space="0" w:color="202020"/>
-              <w:left w:val="single" w:sz="8" w:space="0" w:color="202020"/>
-              <w:start w:val="single" w:sz="8" w:space="0" w:color="202020"/>
-              <w:bottom w:val="single" w:sz="8" w:space="0" w:color="202020"/>
-              <w:right w:val="single" w:sz="8" w:space="0" w:color="202020"/>
-              <w:end w:val="single" w:sz="8" w:space="0" w:color="202020"/>
-            </w:tcBorders>
-          </w:tcPr>
-          <w:p>
-            <w:pPr>
-              <w:keepNext w:val="0"/>
-              <w:spacing w:before="0" w:after="0" w:line="240" w:lineRule="auto"/>
-            </w:pPr>
-            <w:r>
-              <w:rPr>
-                <w:rFonts w:ascii="Noto Sans JP Black" w:hAnsi="Noto Sans JP Black" w:eastAsia="Noto Sans JP Black"/>
-                <w:b/>
-                <w:i w:val="0"/>
-                <w:color w:val="15324A"/>
-                <w:sz w:val="14"/>
-              </w:rPr>
-              <w:t>結果</w:t>
-            </w:r>
-          </w:p>
-        </w:tc>
-      </w:tr>
-      <w:tr>
-        <w:tc>
-          <w:tcPr>
-            <w:tcW w:type="dxa" w:w="3100"/>
-            <w:vAlign w:val="center"/>
-            <w:tcMar>
-              <w:top w:w="70" w:type="dxa"/>
-              <w:start w:w="110" w:type="dxa"/>
-              <w:bottom w:w="70" w:type="dxa"/>
-              <w:end w:w="110" w:type="dxa"/>
-            </w:tcMar>
-            <w:tcBorders>
-              <w:top w:val="single" w:sz="8" w:space="0" w:color="202020"/>
-              <w:left w:val="single" w:sz="8" w:space="0" w:color="202020"/>
-              <w:start w:val="single" w:sz="8" w:space="0" w:color="202020"/>
-              <w:bottom w:val="single" w:sz="8" w:space="0" w:color="202020"/>
-              <w:right w:val="single" w:sz="8" w:space="0" w:color="202020"/>
-              <w:end w:val="single" w:sz="8" w:space="0" w:color="202020"/>
-            </w:tcBorders>
-          </w:tcPr>
-          <w:p>
-            <w:pPr>
-              <w:keepNext w:val="0"/>
-              <w:spacing w:before="0" w:after="0" w:line="252" w:lineRule="auto"/>
-            </w:pPr>
-            <w:r>
-              <w:rPr>
-                <w:rFonts w:ascii="Noto Sans JP" w:hAnsi="Noto Sans JP" w:eastAsia="Noto Sans JP"/>
-                <w:b w:val="0"/>
-                <w:i w:val="0"/>
-                <w:color w:val="1C252B"/>
-                <w:sz w:val="14"/>
-              </w:rPr>
-              <w:t>シーン生成を共通基盤へ固定したくない</w:t>
-            </w:r>
-          </w:p>
-        </w:tc>
-        <w:tc>
-          <w:tcPr>
-            <w:tcW w:type="dxa" w:w="3300"/>
-            <w:vAlign w:val="center"/>
-            <w:tcMar>
-              <w:top w:w="70" w:type="dxa"/>
-              <w:start w:w="110" w:type="dxa"/>
-              <w:bottom w:w="70" w:type="dxa"/>
-              <w:end w:w="110" w:type="dxa"/>
-            </w:tcMar>
-            <w:tcBorders>
-              <w:top w:val="single" w:sz="8" w:space="0" w:color="202020"/>
-              <w:left w:val="single" w:sz="8" w:space="0" w:color="202020"/>
-              <w:start w:val="single" w:sz="8" w:space="0" w:color="202020"/>
-              <w:bottom w:val="single" w:sz="8" w:space="0" w:color="202020"/>
-              <w:right w:val="single" w:sz="8" w:space="0" w:color="202020"/>
-              <w:end w:val="single" w:sz="8" w:space="0" w:color="202020"/>
-            </w:tcBorders>
-          </w:tcPr>
-          <w:p>
-            <w:pPr>
-              <w:keepNext w:val="0"/>
-              <w:spacing w:before="0" w:after="0" w:line="252" w:lineRule="auto"/>
-            </w:pPr>
-            <w:r>
-              <w:rPr>
-                <w:rFonts w:ascii="Noto Sans JP" w:hAnsi="Noto Sans JP" w:eastAsia="Noto Sans JP"/>
-                <w:b w:val="0"/>
-                <w:i w:val="0"/>
-                <w:color w:val="1C252B"/>
-                <w:sz w:val="14"/>
-              </w:rPr>
-              <w:t>GameSceneFactoryへ分離</w:t>
-            </w:r>
-          </w:p>
-        </w:tc>
-        <w:tc>
-          <w:tcPr>
-            <w:tcW w:type="dxa" w:w="3400"/>
-            <w:vAlign w:val="center"/>
-            <w:tcMar>
-              <w:top w:w="70" w:type="dxa"/>
-              <w:start w:w="110" w:type="dxa"/>
-              <w:bottom w:w="70" w:type="dxa"/>
-              <w:end w:w="110" w:type="dxa"/>
-            </w:tcMar>
-            <w:tcBorders>
-              <w:top w:val="single" w:sz="8" w:space="0" w:color="202020"/>
-              <w:left w:val="single" w:sz="8" w:space="0" w:color="202020"/>
-              <w:start w:val="single" w:sz="8" w:space="0" w:color="202020"/>
-              <w:bottom w:val="single" w:sz="8" w:space="0" w:color="202020"/>
-              <w:right w:val="single" w:sz="8" w:space="0" w:color="202020"/>
-              <w:end w:val="single" w:sz="8" w:space="0" w:color="202020"/>
-            </w:tcBorders>
-          </w:tcPr>
-          <w:p>
-            <w:pPr>
-              <w:keepNext w:val="0"/>
-              <w:spacing w:before="0" w:after="0" w:line="252" w:lineRule="auto"/>
-            </w:pPr>
-            <w:r>
-              <w:rPr>
-                <w:rFonts w:ascii="Noto Sans JP" w:hAnsi="Noto Sans JP" w:eastAsia="Noto Sans JP"/>
-                <w:b w:val="0"/>
-                <w:i w:val="0"/>
-                <w:color w:val="1C252B"/>
-                <w:sz w:val="14"/>
-              </w:rPr>
-              <w:t>ゲーム側で構成を差し替え可能</w:t>
-            </w:r>
-          </w:p>
-        </w:tc>
-      </w:tr>
-      <w:tr>
-        <w:tc>
-          <w:tcPr>
-            <w:tcW w:type="dxa" w:w="3100"/>
-            <w:vAlign w:val="center"/>
-            <w:tcMar>
-              <w:top w:w="70" w:type="dxa"/>
-              <w:start w:w="110" w:type="dxa"/>
-              <w:bottom w:w="70" w:type="dxa"/>
-              <w:end w:w="110" w:type="dxa"/>
-            </w:tcMar>
-            <w:tcBorders>
-              <w:top w:val="single" w:sz="8" w:space="0" w:color="202020"/>
-              <w:left w:val="single" w:sz="8" w:space="0" w:color="202020"/>
-              <w:start w:val="single" w:sz="8" w:space="0" w:color="202020"/>
-              <w:bottom w:val="single" w:sz="8" w:space="0" w:color="202020"/>
-              <w:right w:val="single" w:sz="8" w:space="0" w:color="202020"/>
-              <w:end w:val="single" w:sz="8" w:space="0" w:color="202020"/>
-            </w:tcBorders>
-          </w:tcPr>
-          <w:p>
-            <w:pPr>
-              <w:keepNext w:val="0"/>
-              <w:spacing w:before="0" w:after="0" w:line="252" w:lineRule="auto"/>
-            </w:pPr>
-            <w:r>
-              <w:rPr>
-                <w:rFonts w:ascii="Noto Sans JP" w:hAnsi="Noto Sans JP" w:eastAsia="Noto Sans JP"/>
-                <w:b w:val="0"/>
-                <w:i w:val="0"/>
-                <w:color w:val="1C252B"/>
-                <w:sz w:val="14"/>
-              </w:rPr>
-              <w:t>進行処理がPlaySceneへ集中</w:t>
-            </w:r>
-          </w:p>
-        </w:tc>
-        <w:tc>
-          <w:tcPr>
-            <w:tcW w:type="dxa" w:w="3300"/>
-            <w:vAlign w:val="center"/>
-            <w:tcMar>
-              <w:top w:w="70" w:type="dxa"/>
-              <w:start w:w="110" w:type="dxa"/>
-              <w:bottom w:w="70" w:type="dxa"/>
-              <w:end w:w="110" w:type="dxa"/>
-            </w:tcMar>
-            <w:tcBorders>
-              <w:top w:val="single" w:sz="8" w:space="0" w:color="202020"/>
-              <w:left w:val="single" w:sz="8" w:space="0" w:color="202020"/>
-              <w:start w:val="single" w:sz="8" w:space="0" w:color="202020"/>
-              <w:bottom w:val="single" w:sz="8" w:space="0" w:color="202020"/>
-              <w:right w:val="single" w:sz="8" w:space="0" w:color="202020"/>
-              <w:end w:val="single" w:sz="8" w:space="0" w:color="202020"/>
-            </w:tcBorders>
-          </w:tcPr>
-          <w:p>
-            <w:pPr>
-              <w:keepNext w:val="0"/>
-              <w:spacing w:before="0" w:after="0" w:line="252" w:lineRule="auto"/>
-            </w:pPr>
-            <w:r>
-              <w:rPr>
-                <w:rFonts w:ascii="Noto Sans JP" w:hAnsi="Noto Sans JP" w:eastAsia="Noto Sans JP"/>
-                <w:b w:val="0"/>
-                <w:i w:val="0"/>
-                <w:color w:val="1C252B"/>
-                <w:sz w:val="14"/>
-              </w:rPr>
-              <w:t>GameplayFlowControllerへ分離</w:t>
-            </w:r>
-          </w:p>
-        </w:tc>
-        <w:tc>
-          <w:tcPr>
-            <w:tcW w:type="dxa" w:w="3400"/>
-            <w:vAlign w:val="center"/>
-            <w:tcMar>
-              <w:top w:w="70" w:type="dxa"/>
-              <w:start w:w="110" w:type="dxa"/>
-              <w:bottom w:w="70" w:type="dxa"/>
-              <w:end w:w="110" w:type="dxa"/>
-            </w:tcMar>
-            <w:tcBorders>
-              <w:top w:val="single" w:sz="8" w:space="0" w:color="202020"/>
-              <w:left w:val="single" w:sz="8" w:space="0" w:color="202020"/>
-              <w:start w:val="single" w:sz="8" w:space="0" w:color="202020"/>
-              <w:bottom w:val="single" w:sz="8" w:space="0" w:color="202020"/>
-              <w:right w:val="single" w:sz="8" w:space="0" w:color="202020"/>
-              <w:end w:val="single" w:sz="8" w:space="0" w:color="202020"/>
-            </w:tcBorders>
-          </w:tcPr>
-          <w:p>
-            <w:pPr>
-              <w:keepNext w:val="0"/>
-              <w:spacing w:before="0" w:after="0" w:line="252" w:lineRule="auto"/>
-            </w:pPr>
-            <w:r>
-              <w:rPr>
-                <w:rFonts w:ascii="Noto Sans JP" w:hAnsi="Noto Sans JP" w:eastAsia="Noto Sans JP"/>
-                <w:b w:val="0"/>
-                <w:i w:val="0"/>
-                <w:color w:val="1C252B"/>
-                <w:sz w:val="14"/>
-              </w:rPr>
-              <w:t>状態遷移を一か所で追跡</w:t>
-            </w:r>
-          </w:p>
-        </w:tc>
-      </w:tr>
-      <w:tr>
-        <w:tc>
-          <w:tcPr>
-            <w:tcW w:type="dxa" w:w="3100"/>
-            <w:vAlign w:val="center"/>
-            <w:tcMar>
-              <w:top w:w="70" w:type="dxa"/>
-              <w:start w:w="110" w:type="dxa"/>
-              <w:bottom w:w="70" w:type="dxa"/>
-              <w:end w:w="110" w:type="dxa"/>
-            </w:tcMar>
-            <w:tcBorders>
-              <w:top w:val="single" w:sz="8" w:space="0" w:color="202020"/>
-              <w:left w:val="single" w:sz="8" w:space="0" w:color="202020"/>
-              <w:start w:val="single" w:sz="8" w:space="0" w:color="202020"/>
-              <w:bottom w:val="single" w:sz="8" w:space="0" w:color="202020"/>
-              <w:right w:val="single" w:sz="8" w:space="0" w:color="202020"/>
-              <w:end w:val="single" w:sz="8" w:space="0" w:color="202020"/>
-            </w:tcBorders>
-          </w:tcPr>
-          <w:p>
-            <w:pPr>
-              <w:keepNext w:val="0"/>
-              <w:spacing w:before="0" w:after="0" w:line="252" w:lineRule="auto"/>
-            </w:pPr>
-            <w:r>
-              <w:rPr>
-                <w:rFonts w:ascii="Noto Sans JP" w:hAnsi="Noto Sans JP" w:eastAsia="Noto Sans JP"/>
-                <w:b w:val="0"/>
-                <w:i w:val="0"/>
-                <w:color w:val="1C252B"/>
-                <w:sz w:val="14"/>
-              </w:rPr>
-              <w:t>結果の受け渡しが複雑</w:t>
-            </w:r>
-          </w:p>
-        </w:tc>
-        <w:tc>
-          <w:tcPr>
-            <w:tcW w:type="dxa" w:w="3300"/>
-            <w:vAlign w:val="center"/>
-            <w:tcMar>
-              <w:top w:w="70" w:type="dxa"/>
-              <w:start w:w="110" w:type="dxa"/>
-              <w:bottom w:w="70" w:type="dxa"/>
-              <w:end w:w="110" w:type="dxa"/>
-            </w:tcMar>
-            <w:tcBorders>
-              <w:top w:val="single" w:sz="8" w:space="0" w:color="202020"/>
-              <w:left w:val="single" w:sz="8" w:space="0" w:color="202020"/>
-              <w:start w:val="single" w:sz="8" w:space="0" w:color="202020"/>
-              <w:bottom w:val="single" w:sz="8" w:space="0" w:color="202020"/>
-              <w:right w:val="single" w:sz="8" w:space="0" w:color="202020"/>
-              <w:end w:val="single" w:sz="8" w:space="0" w:color="202020"/>
-            </w:tcBorders>
-          </w:tcPr>
-          <w:p>
-            <w:pPr>
-              <w:keepNext w:val="0"/>
-              <w:spacing w:before="0" w:after="0" w:line="252" w:lineRule="auto"/>
-            </w:pPr>
-            <w:r>
-              <w:rPr>
-                <w:rFonts w:ascii="Noto Sans JP" w:hAnsi="Noto Sans JP" w:eastAsia="Noto Sans JP"/>
-                <w:b w:val="0"/>
-                <w:i w:val="0"/>
-                <w:color w:val="1C252B"/>
-                <w:sz w:val="14"/>
-              </w:rPr>
-              <w:t>GameSessionへ集約</w:t>
-            </w:r>
-          </w:p>
-        </w:tc>
-        <w:tc>
-          <w:tcPr>
-            <w:tcW w:type="dxa" w:w="3400"/>
-            <w:vAlign w:val="center"/>
-            <w:tcMar>
-              <w:top w:w="70" w:type="dxa"/>
-              <w:start w:w="110" w:type="dxa"/>
-              <w:bottom w:w="70" w:type="dxa"/>
-              <w:end w:w="110" w:type="dxa"/>
-            </w:tcMar>
-            <w:tcBorders>
-              <w:top w:val="single" w:sz="8" w:space="0" w:color="202020"/>
-              <w:left w:val="single" w:sz="8" w:space="0" w:color="202020"/>
-              <w:start w:val="single" w:sz="8" w:space="0" w:color="202020"/>
-              <w:bottom w:val="single" w:sz="8" w:space="0" w:color="202020"/>
-              <w:right w:val="single" w:sz="8" w:space="0" w:color="202020"/>
-              <w:end w:val="single" w:sz="8" w:space="0" w:color="202020"/>
-            </w:tcBorders>
-          </w:tcPr>
-          <w:p>
-            <w:pPr>
-              <w:keepNext w:val="0"/>
-              <w:spacing w:before="0" w:after="0" w:line="252" w:lineRule="auto"/>
-            </w:pPr>
-            <w:r>
-              <w:rPr>
-                <w:rFonts w:ascii="Noto Sans JP" w:hAnsi="Noto Sans JP" w:eastAsia="Noto Sans JP"/>
-                <w:b w:val="0"/>
-                <w:i w:val="0"/>
-                <w:color w:val="1C252B"/>
-                <w:sz w:val="14"/>
-              </w:rPr>
-              <w:t>各シーンの役割を限定</w:t>
-            </w:r>
-          </w:p>
-        </w:tc>
-      </w:tr>
-      <w:tr>
-        <w:tc>
-          <w:tcPr>
-            <w:tcW w:type="dxa" w:w="3100"/>
-            <w:vAlign w:val="center"/>
-            <w:tcMar>
-              <w:top w:w="70" w:type="dxa"/>
-              <w:start w:w="110" w:type="dxa"/>
-              <w:bottom w:w="70" w:type="dxa"/>
-              <w:end w:w="110" w:type="dxa"/>
-            </w:tcMar>
-            <w:tcBorders>
-              <w:top w:val="single" w:sz="8" w:space="0" w:color="202020"/>
-              <w:left w:val="single" w:sz="8" w:space="0" w:color="202020"/>
-              <w:start w:val="single" w:sz="8" w:space="0" w:color="202020"/>
-              <w:bottom w:val="single" w:sz="8" w:space="0" w:color="202020"/>
-              <w:right w:val="single" w:sz="8" w:space="0" w:color="202020"/>
-              <w:end w:val="single" w:sz="8" w:space="0" w:color="202020"/>
-            </w:tcBorders>
-          </w:tcPr>
-          <w:p>
-            <w:pPr>
-              <w:keepNext w:val="0"/>
-              <w:spacing w:before="0" w:after="0" w:line="252" w:lineRule="auto"/>
-            </w:pPr>
-            <w:r>
-              <w:rPr>
-                <w:rFonts w:ascii="Noto Sans JP" w:hAnsi="Noto Sans JP" w:eastAsia="Noto Sans JP"/>
-                <w:b w:val="0"/>
-                <w:i w:val="0"/>
-                <w:color w:val="1C252B"/>
-                <w:sz w:val="14"/>
-              </w:rPr>
-              <w:t>武器追加でPlayerが肥大化</w:t>
-            </w:r>
-          </w:p>
-        </w:tc>
-        <w:tc>
-          <w:tcPr>
-            <w:tcW w:type="dxa" w:w="3300"/>
-            <w:vAlign w:val="center"/>
-            <w:tcMar>
-              <w:top w:w="70" w:type="dxa"/>
-              <w:start w:w="110" w:type="dxa"/>
-              <w:bottom w:w="70" w:type="dxa"/>
-              <w:end w:w="110" w:type="dxa"/>
-            </w:tcMar>
-            <w:tcBorders>
-              <w:top w:val="single" w:sz="8" w:space="0" w:color="202020"/>
-              <w:left w:val="single" w:sz="8" w:space="0" w:color="202020"/>
-              <w:start w:val="single" w:sz="8" w:space="0" w:color="202020"/>
-              <w:bottom w:val="single" w:sz="8" w:space="0" w:color="202020"/>
-              <w:right w:val="single" w:sz="8" w:space="0" w:color="202020"/>
-              <w:end w:val="single" w:sz="8" w:space="0" w:color="202020"/>
-            </w:tcBorders>
-          </w:tcPr>
-          <w:p>
-            <w:pPr>
-              <w:keepNext w:val="0"/>
-              <w:spacing w:before="0" w:after="0" w:line="252" w:lineRule="auto"/>
-            </w:pPr>
-            <w:r>
-              <w:rPr>
-                <w:rFonts w:ascii="Noto Sans JP" w:hAnsi="Noto Sans JP" w:eastAsia="Noto Sans JP"/>
-                <w:b w:val="0"/>
-                <w:i w:val="0"/>
-                <w:color w:val="1C252B"/>
-                <w:sz w:val="14"/>
-              </w:rPr>
-              <w:t>PlayerWeaponControllerへ分離</w:t>
-            </w:r>
-          </w:p>
-        </w:tc>
-        <w:tc>
-          <w:tcPr>
-            <w:tcW w:type="dxa" w:w="3400"/>
-            <w:vAlign w:val="center"/>
-            <w:tcMar>
-              <w:top w:w="70" w:type="dxa"/>
-              <w:start w:w="110" w:type="dxa"/>
-              <w:bottom w:w="70" w:type="dxa"/>
-              <w:end w:w="110" w:type="dxa"/>
-            </w:tcMar>
-            <w:tcBorders>
-              <w:top w:val="single" w:sz="8" w:space="0" w:color="202020"/>
-              <w:left w:val="single" w:sz="8" w:space="0" w:color="202020"/>
-              <w:start w:val="single" w:sz="8" w:space="0" w:color="202020"/>
-              <w:bottom w:val="single" w:sz="8" w:space="0" w:color="202020"/>
-              <w:right w:val="single" w:sz="8" w:space="0" w:color="202020"/>
-              <w:end w:val="single" w:sz="8" w:space="0" w:color="202020"/>
-            </w:tcBorders>
-          </w:tcPr>
-          <w:p>
-            <w:pPr>
-              <w:keepNext w:val="0"/>
-              <w:spacing w:before="0" w:after="0" w:line="252" w:lineRule="auto"/>
-            </w:pPr>
-            <w:r>
-              <w:rPr>
-                <w:rFonts w:ascii="Noto Sans JP" w:hAnsi="Noto Sans JP" w:eastAsia="Noto Sans JP"/>
-                <w:b w:val="0"/>
-                <w:i w:val="0"/>
-                <w:color w:val="1C252B"/>
-                <w:sz w:val="14"/>
-              </w:rPr>
-              <w:t>武器更新と強化を集約</w:t>
-            </w:r>
-          </w:p>
-        </w:tc>
-      </w:tr>
-      <w:tr>
-        <w:tc>
-          <w:tcPr>
-            <w:tcW w:type="dxa" w:w="3100"/>
-            <w:vAlign w:val="center"/>
-            <w:tcMar>
-              <w:top w:w="70" w:type="dxa"/>
-              <w:start w:w="110" w:type="dxa"/>
-              <w:bottom w:w="70" w:type="dxa"/>
-              <w:end w:w="110" w:type="dxa"/>
-            </w:tcMar>
-            <w:tcBorders>
-              <w:top w:val="single" w:sz="8" w:space="0" w:color="202020"/>
-              <w:left w:val="single" w:sz="8" w:space="0" w:color="202020"/>
-              <w:start w:val="single" w:sz="8" w:space="0" w:color="202020"/>
-              <w:bottom w:val="single" w:sz="8" w:space="0" w:color="202020"/>
-              <w:right w:val="single" w:sz="8" w:space="0" w:color="202020"/>
-              <w:end w:val="single" w:sz="8" w:space="0" w:color="202020"/>
-            </w:tcBorders>
-          </w:tcPr>
-          <w:p>
-            <w:pPr>
-              <w:keepNext w:val="0"/>
-              <w:spacing w:before="0" w:after="0" w:line="252" w:lineRule="auto"/>
-            </w:pPr>
-            <w:r>
-              <w:rPr>
-                <w:rFonts w:ascii="Noto Sans JP" w:hAnsi="Noto Sans JP" w:eastAsia="Noto Sans JP"/>
-                <w:b w:val="0"/>
-                <w:i w:val="0"/>
-                <w:color w:val="1C252B"/>
-                <w:sz w:val="14"/>
-              </w:rPr>
-              <w:t>全敵への詳細判定を避けたい</w:t>
-            </w:r>
-          </w:p>
-        </w:tc>
-        <w:tc>
-          <w:tcPr>
-            <w:tcW w:type="dxa" w:w="3300"/>
-            <w:vAlign w:val="center"/>
-            <w:tcMar>
-              <w:top w:w="70" w:type="dxa"/>
-              <w:start w:w="110" w:type="dxa"/>
-              <w:bottom w:w="70" w:type="dxa"/>
-              <w:end w:w="110" w:type="dxa"/>
-            </w:tcMar>
-            <w:tcBorders>
-              <w:top w:val="single" w:sz="8" w:space="0" w:color="202020"/>
-              <w:left w:val="single" w:sz="8" w:space="0" w:color="202020"/>
-              <w:start w:val="single" w:sz="8" w:space="0" w:color="202020"/>
-              <w:bottom w:val="single" w:sz="8" w:space="0" w:color="202020"/>
-              <w:right w:val="single" w:sz="8" w:space="0" w:color="202020"/>
-              <w:end w:val="single" w:sz="8" w:space="0" w:color="202020"/>
-            </w:tcBorders>
-          </w:tcPr>
-          <w:p>
-            <w:pPr>
-              <w:keepNext w:val="0"/>
-              <w:spacing w:before="0" w:after="0" w:line="252" w:lineRule="auto"/>
-            </w:pPr>
-            <w:r>
-              <w:rPr>
-                <w:rFonts w:ascii="Noto Sans JP" w:hAnsi="Noto Sans JP" w:eastAsia="Noto Sans JP"/>
-                <w:b w:val="0"/>
-                <w:i w:val="0"/>
-                <w:color w:val="1C252B"/>
-                <w:sz w:val="14"/>
-              </w:rPr>
-              <w:t>空間分割後にOBB判定</w:t>
-            </w:r>
-          </w:p>
-        </w:tc>
-        <w:tc>
-          <w:tcPr>
-            <w:tcW w:type="dxa" w:w="3400"/>
-            <w:vAlign w:val="center"/>
-            <w:tcMar>
-              <w:top w:w="70" w:type="dxa"/>
-              <w:start w:w="110" w:type="dxa"/>
-              <w:bottom w:w="70" w:type="dxa"/>
-              <w:end w:w="110" w:type="dxa"/>
-            </w:tcMar>
-            <w:tcBorders>
-              <w:top w:val="single" w:sz="8" w:space="0" w:color="202020"/>
-              <w:left w:val="single" w:sz="8" w:space="0" w:color="202020"/>
-              <w:start w:val="single" w:sz="8" w:space="0" w:color="202020"/>
-              <w:bottom w:val="single" w:sz="8" w:space="0" w:color="202020"/>
-              <w:right w:val="single" w:sz="8" w:space="0" w:color="202020"/>
-              <w:end w:val="single" w:sz="8" w:space="0" w:color="202020"/>
-            </w:tcBorders>
-          </w:tcPr>
-          <w:p>
-            <w:pPr>
-              <w:keepNext w:val="0"/>
-              <w:spacing w:before="0" w:after="0" w:line="252" w:lineRule="auto"/>
-            </w:pPr>
-            <w:r>
-              <w:rPr>
-                <w:rFonts w:ascii="Noto Sans JP" w:hAnsi="Noto Sans JP" w:eastAsia="Noto Sans JP"/>
-                <w:b w:val="0"/>
-                <w:i w:val="0"/>
-                <w:color w:val="1C252B"/>
-                <w:sz w:val="14"/>
-              </w:rPr>
-              <w:t>近傍候補へ対象を限定</w:t>
-            </w:r>
-          </w:p>
-        </w:tc>
-      </w:tr>
-      <w:tr>
-        <w:tc>
-          <w:tcPr>
-            <w:tcW w:type="dxa" w:w="3100"/>
-            <w:vAlign w:val="center"/>
-            <w:tcMar>
-              <w:top w:w="70" w:type="dxa"/>
-              <w:start w:w="110" w:type="dxa"/>
-              <w:bottom w:w="70" w:type="dxa"/>
-              <w:end w:w="110" w:type="dxa"/>
-            </w:tcMar>
-            <w:tcBorders>
-              <w:top w:val="single" w:sz="8" w:space="0" w:color="202020"/>
-              <w:left w:val="single" w:sz="8" w:space="0" w:color="202020"/>
-              <w:start w:val="single" w:sz="8" w:space="0" w:color="202020"/>
-              <w:bottom w:val="single" w:sz="8" w:space="0" w:color="202020"/>
-              <w:right w:val="single" w:sz="8" w:space="0" w:color="202020"/>
-              <w:end w:val="single" w:sz="8" w:space="0" w:color="202020"/>
-            </w:tcBorders>
-          </w:tcPr>
-          <w:p>
-            <w:pPr>
-              <w:keepNext w:val="0"/>
-              <w:spacing w:before="0" w:after="0" w:line="252" w:lineRule="auto"/>
-            </w:pPr>
-            <w:r>
-              <w:rPr>
-                <w:rFonts w:ascii="Noto Sans JP" w:hAnsi="Noto Sans JP" w:eastAsia="Noto Sans JP"/>
-                <w:b w:val="0"/>
-                <w:i w:val="0"/>
-                <w:color w:val="1C252B"/>
-                <w:sz w:val="14"/>
-              </w:rPr>
-              <w:t>GPU参照中の再利用を防ぎたい</w:t>
-            </w:r>
-          </w:p>
-        </w:tc>
-        <w:tc>
-          <w:tcPr>
-            <w:tcW w:type="dxa" w:w="3300"/>
-            <w:vAlign w:val="center"/>
-            <w:tcMar>
-              <w:top w:w="70" w:type="dxa"/>
-              <w:start w:w="110" w:type="dxa"/>
-              <w:bottom w:w="70" w:type="dxa"/>
-              <w:end w:w="110" w:type="dxa"/>
-            </w:tcMar>
-            <w:tcBorders>
-              <w:top w:val="single" w:sz="8" w:space="0" w:color="202020"/>
-              <w:left w:val="single" w:sz="8" w:space="0" w:color="202020"/>
-              <w:start w:val="single" w:sz="8" w:space="0" w:color="202020"/>
-              <w:bottom w:val="single" w:sz="8" w:space="0" w:color="202020"/>
-              <w:right w:val="single" w:sz="8" w:space="0" w:color="202020"/>
-              <w:end w:val="single" w:sz="8" w:space="0" w:color="202020"/>
-            </w:tcBorders>
-          </w:tcPr>
-          <w:p>
-            <w:pPr>
-              <w:keepNext w:val="0"/>
-              <w:spacing w:before="0" w:after="0" w:line="252" w:lineRule="auto"/>
-            </w:pPr>
-            <w:r>
-              <w:rPr>
-                <w:rFonts w:ascii="Noto Sans JP" w:hAnsi="Noto Sans JP" w:eastAsia="Noto Sans JP"/>
-                <w:b w:val="0"/>
-                <w:i w:val="0"/>
-                <w:color w:val="1C252B"/>
-                <w:sz w:val="14"/>
-              </w:rPr>
-              <w:t>FrameContext / Fence / 状態追跡</w:t>
-            </w:r>
-          </w:p>
-        </w:tc>
-        <w:tc>
-          <w:tcPr>
-            <w:tcW w:type="dxa" w:w="3400"/>
-            <w:vAlign w:val="center"/>
-            <w:tcMar>
-              <w:top w:w="70" w:type="dxa"/>
-              <w:start w:w="110" w:type="dxa"/>
-              <w:bottom w:w="70" w:type="dxa"/>
-              <w:end w:w="110" w:type="dxa"/>
-            </w:tcMar>
-            <w:tcBorders>
-              <w:top w:val="single" w:sz="8" w:space="0" w:color="202020"/>
-              <w:left w:val="single" w:sz="8" w:space="0" w:color="202020"/>
-              <w:start w:val="single" w:sz="8" w:space="0" w:color="202020"/>
-              <w:bottom w:val="single" w:sz="8" w:space="0" w:color="202020"/>
-              <w:right w:val="single" w:sz="8" w:space="0" w:color="202020"/>
-              <w:end w:val="single" w:sz="8" w:space="0" w:color="202020"/>
-            </w:tcBorders>
-          </w:tcPr>
-          <w:p>
-            <w:pPr>
-              <w:keepNext w:val="0"/>
-              <w:spacing w:before="0" w:after="0" w:line="252" w:lineRule="auto"/>
-            </w:pPr>
-            <w:r>
-              <w:rPr>
-                <w:rFonts w:ascii="Noto Sans JP" w:hAnsi="Noto Sans JP" w:eastAsia="Noto Sans JP"/>
-                <w:b w:val="0"/>
-                <w:i w:val="0"/>
-                <w:color w:val="1C252B"/>
-                <w:sz w:val="14"/>
-              </w:rPr>
-              <w:t>再利用条件と状態を明示</w:t>
-            </w:r>
-          </w:p>
-        </w:tc>
-      </w:tr>
-      <w:tr>
-        <w:tc>
-          <w:tcPr>
-            <w:tcW w:type="dxa" w:w="3100"/>
-            <w:vAlign w:val="center"/>
-            <w:tcMar>
-              <w:top w:w="70" w:type="dxa"/>
-              <w:start w:w="110" w:type="dxa"/>
-              <w:bottom w:w="70" w:type="dxa"/>
-              <w:end w:w="110" w:type="dxa"/>
-            </w:tcMar>
-            <w:tcBorders>
-              <w:top w:val="single" w:sz="8" w:space="0" w:color="202020"/>
-              <w:left w:val="single" w:sz="8" w:space="0" w:color="202020"/>
-              <w:start w:val="single" w:sz="8" w:space="0" w:color="202020"/>
-              <w:bottom w:val="single" w:sz="8" w:space="0" w:color="202020"/>
-              <w:right w:val="single" w:sz="8" w:space="0" w:color="202020"/>
-              <w:end w:val="single" w:sz="8" w:space="0" w:color="202020"/>
-            </w:tcBorders>
-          </w:tcPr>
-          <w:p>
-            <w:pPr>
-              <w:keepNext w:val="0"/>
-              <w:spacing w:before="0" w:after="0" w:line="252" w:lineRule="auto"/>
-            </w:pPr>
-            <w:r>
-              <w:rPr>
-                <w:rFonts w:ascii="Noto Sans JP" w:hAnsi="Noto Sans JP" w:eastAsia="Noto Sans JP"/>
-                <w:b w:val="0"/>
-                <w:i w:val="0"/>
-                <w:color w:val="1C252B"/>
-                <w:sz w:val="14"/>
-              </w:rPr>
-              <w:t>手動確認だけでは再発を拾いにくい</w:t>
-            </w:r>
-          </w:p>
-        </w:tc>
-        <w:tc>
-          <w:tcPr>
-            <w:tcW w:type="dxa" w:w="3300"/>
-            <w:vAlign w:val="center"/>
-            <w:tcMar>
-              <w:top w:w="70" w:type="dxa"/>
-              <w:start w:w="110" w:type="dxa"/>
-              <w:bottom w:w="70" w:type="dxa"/>
-              <w:end w:w="110" w:type="dxa"/>
-            </w:tcMar>
-            <w:tcBorders>
-              <w:top w:val="single" w:sz="8" w:space="0" w:color="202020"/>
-              <w:left w:val="single" w:sz="8" w:space="0" w:color="202020"/>
-              <w:start w:val="single" w:sz="8" w:space="0" w:color="202020"/>
-              <w:bottom w:val="single" w:sz="8" w:space="0" w:color="202020"/>
-              <w:right w:val="single" w:sz="8" w:space="0" w:color="202020"/>
-              <w:end w:val="single" w:sz="8" w:space="0" w:color="202020"/>
-            </w:tcBorders>
-          </w:tcPr>
-          <w:p>
-            <w:pPr>
-              <w:keepNext w:val="0"/>
-              <w:spacing w:before="0" w:after="0" w:line="252" w:lineRule="auto"/>
-            </w:pPr>
-            <w:r>
-              <w:rPr>
-                <w:rFonts w:ascii="Noto Sans JP" w:hAnsi="Noto Sans JP" w:eastAsia="Noto Sans JP"/>
-                <w:b w:val="0"/>
-                <w:i w:val="0"/>
-                <w:color w:val="1C252B"/>
-                <w:sz w:val="14"/>
-              </w:rPr>
-              <w:t>CPUテスト / Scene Stress</w:t>
-            </w:r>
-          </w:p>
-        </w:tc>
-        <w:tc>
-          <w:tcPr>
-            <w:tcW w:type="dxa" w:w="3400"/>
-            <w:vAlign w:val="center"/>
-            <w:tcMar>
-              <w:top w:w="70" w:type="dxa"/>
-              <w:start w:w="110" w:type="dxa"/>
-              <w:bottom w:w="70" w:type="dxa"/>
-              <w:end w:w="110" w:type="dxa"/>
-            </w:tcMar>
-            <w:tcBorders>
-              <w:top w:val="single" w:sz="8" w:space="0" w:color="202020"/>
-              <w:left w:val="single" w:sz="8" w:space="0" w:color="202020"/>
-              <w:start w:val="single" w:sz="8" w:space="0" w:color="202020"/>
-              <w:bottom w:val="single" w:sz="8" w:space="0" w:color="202020"/>
-              <w:right w:val="single" w:sz="8" w:space="0" w:color="202020"/>
-              <w:end w:val="single" w:sz="8" w:space="0" w:color="202020"/>
-            </w:tcBorders>
-          </w:tcPr>
-          <w:p>
-            <w:pPr>
-              <w:keepNext w:val="0"/>
-              <w:spacing w:before="0" w:after="0" w:line="252" w:lineRule="auto"/>
-            </w:pPr>
-            <w:r>
-              <w:rPr>
-                <w:rFonts w:ascii="Noto Sans JP" w:hAnsi="Noto Sans JP" w:eastAsia="Noto Sans JP"/>
-                <w:b w:val="0"/>
-                <w:i w:val="0"/>
-                <w:color w:val="1C252B"/>
-                <w:sz w:val="14"/>
-              </w:rPr>
-              <w:t>同じ条件で再確認可能</w:t>
-            </w:r>
-          </w:p>
-        </w:tc>
-      </w:tr>
-    </w:tbl>
-    <w:p>
-      <w:pPr>
-        <w:pStyle w:val="Heading1"/>
-        <w:keepNext/>
-        <w:spacing w:before="160" w:after="80" w:line="240" w:lineRule="auto"/>
-      </w:pPr>
-      <w:r>
-        <w:rPr>
-          <w:rFonts w:ascii="Noto Sans JP Black" w:hAnsi="Noto Sans JP Black" w:eastAsia="Noto Sans JP Black"/>
-          <w:b/>
-          <w:i w:val="0"/>
-          <w:color w:val="B46A32"/>
-          <w:sz w:val="29"/>
-        </w:rPr>
-        <w:t>今後の改善</w:t>
-      </w:r>
-    </w:p>
-    <w:p>
-      <w:pPr>
-        <w:pStyle w:val="ListBullet"/>
-        <w:keepNext w:val="0"/>
-        <w:spacing w:before="0" w:after="48" w:line="259" w:lineRule="auto"/>
-      </w:pPr>
-      <w:r>
-        <w:rPr>
-          <w:rFonts w:ascii="Noto Sans JP" w:hAnsi="Noto Sans JP" w:eastAsia="Noto Sans JP"/>
-          <w:b w:val="0"/>
-          <w:i w:val="0"/>
-          <w:color w:val="1C252B"/>
-          <w:sz w:val="17"/>
-        </w:rPr>
-        <w:t>PIXでShadow PassのGPU時間、フレーム時間、描画数を同じ条件で記録する。</w:t>
-      </w:r>
-    </w:p>
-    <w:p>
-      <w:pPr>
-        <w:pStyle w:val="ListBullet"/>
-        <w:keepNext w:val="0"/>
-        <w:spacing w:before="0" w:after="48" w:line="259" w:lineRule="auto"/>
-      </w:pPr>
-      <w:r>
-        <w:rPr>
-          <w:rFonts w:ascii="Noto Sans JP" w:hAnsi="Noto Sans JP" w:eastAsia="Noto Sans JP"/>
-          <w:b w:val="0"/>
-          <w:i w:val="0"/>
-          <w:color w:val="1C252B"/>
-          <w:sz w:val="17"/>
-        </w:rPr>
-        <w:t>実プレイ時の弾数と敵配置を保存・再生し、空間分割の比較条件をさらに現実のプレイ状況へ近づける。</w:t>
-      </w:r>
-    </w:p>
-    <w:p>
-      <w:pPr>
-        <w:pStyle w:val="ListBullet"/>
-        <w:keepNext w:val="0"/>
-        <w:spacing w:before="0" w:after="48" w:line="259" w:lineRule="auto"/>
-      </w:pPr>
-      <w:r>
-        <w:rPr>
-          <w:rFonts w:ascii="Noto Sans JP" w:hAnsi="Noto Sans JP" w:eastAsia="Noto Sans JP"/>
-          <w:b w:val="0"/>
-          <w:i w:val="0"/>
-          <w:color w:val="1C252B"/>
-          <w:sz w:val="17"/>
-        </w:rPr>
-        <w:t>起動後に追加したモデルをパス索引へ反映する更新処理と、非同期ロードを検討する。</w:t>
-      </w:r>
-    </w:p>
-    <w:p>
-      <w:pPr>
-        <w:pStyle w:val="ListBullet"/>
-        <w:keepNext w:val="0"/>
-        <w:spacing w:before="0" w:after="48" w:line="259" w:lineRule="auto"/>
-      </w:pPr>
-      <w:r>
-        <w:rPr>
-          <w:rFonts w:ascii="Noto Sans JP" w:hAnsi="Noto Sans JP" w:eastAsia="Noto Sans JP"/>
-          <w:b w:val="0"/>
-          <w:i w:val="0"/>
-          <w:color w:val="1C252B"/>
-          <w:sz w:val="17"/>
-        </w:rPr>
-        <w:t>管理クラスごとに異なるIDを取り違えないよう、型付きハンドルを広げる。</w:t>
-      </w:r>
-    </w:p>
-    <w:p>
-      <w:pPr>
-        <w:pStyle w:val="ListBullet"/>
-        <w:keepNext w:val="0"/>
-        <w:spacing w:before="0" w:after="48" w:line="259" w:lineRule="auto"/>
-      </w:pPr>
-      <w:r>
-        <w:rPr>
-          <w:rFonts w:ascii="Noto Sans JP" w:hAnsi="Noto Sans JP" w:eastAsia="Noto Sans JP"/>
-          <w:b w:val="0"/>
-          <w:i w:val="0"/>
-          <w:color w:val="1C252B"/>
-          <w:sz w:val="17"/>
-        </w:rPr>
-        <w:t>CSVスキーマとゲーム進行をGPUなしで確認できるfixtureを増やす。</w:t>
-      </w:r>
-    </w:p>
-    <w:tbl>
-      <w:tblPr>
-        <w:tblStyle w:val="TableGrid"/>
-        <w:tblW w:type="dxa" w:w="9800"/>
-        <w:jc w:val="left"/>
-        <w:tblLayout w:type="fixed"/>
-        <w:tblLook w:firstColumn="1" w:firstRow="1" w:lastColumn="0" w:lastRow="0" w:noHBand="0" w:noVBand="1" w:val="04A0"/>
-        <w:tblInd w:w="110" w:type="dxa"/>
-        <w:tblBorders>
-          <w:top w:val="single" w:sz="8" w:space="0" w:color="202020"/>
-          <w:left w:val="single" w:sz="8" w:space="0" w:color="202020"/>
-          <w:start w:val="single" w:sz="8" w:space="0" w:color="202020"/>
-          <w:bottom w:val="single" w:sz="8" w:space="0" w:color="202020"/>
-          <w:right w:val="single" w:sz="8" w:space="0" w:color="202020"/>
-          <w:end w:val="single" w:sz="8" w:space="0" w:color="202020"/>
-          <w:insideH w:val="single" w:sz="8" w:space="0" w:color="202020"/>
-          <w:insideV w:val="single" w:sz="8" w:space="0" w:color="202020"/>
-        </w:tblBorders>
-      </w:tblPr>
-      <w:tblGrid>
-        <w:gridCol w:w="1500"/>
-        <w:gridCol w:w="8300"/>
+        <w:gridCol w:w="1550"/>
+        <w:gridCol w:w="8250"/>
       </w:tblGrid>
       <w:tr>
         <w:tc>
           <w:tcPr>
-            <w:tcW w:type="dxa" w:w="1500"/>
-            <w:shd w:fill="B46A32"/>
+            <w:tcW w:type="dxa" w:w="1550"/>
+            <w:shd w:fill="27678A"/>
+            <w:vAlign w:val="center"/>
             <w:tcMar>
-              <w:top w:w="70" w:type="dxa"/>
-              <w:start w:w="110" w:type="dxa"/>
-              <w:bottom w:w="70" w:type="dxa"/>
-              <w:end w:w="110" w:type="dxa"/>
+              <w:top w:w="95" w:type="dxa"/>
+              <w:start w:w="120" w:type="dxa"/>
+              <w:bottom w:w="95" w:type="dxa"/>
+              <w:end w:w="120" w:type="dxa"/>
             </w:tcMar>
             <w:tcBorders>
               <w:top w:val="single" w:sz="8" w:space="0" w:color="202020"/>
@@ -5238,23 +4934,23 @@
               <w:rPr>
                 <w:rFonts w:ascii="Noto Sans JP Black" w:hAnsi="Noto Sans JP Black" w:eastAsia="Noto Sans JP Black"/>
                 <w:b/>
-                <w:i w:val="0"/>
                 <w:color w:val="FFFFFF"/>
                 <w:sz w:val="16"/>
               </w:rPr>
-              <w:t>現在の制約</w:t>
+              <w:t>運用</w:t>
             </w:r>
           </w:p>
         </w:tc>
         <w:tc>
           <w:tcPr>
-            <w:tcW w:type="dxa" w:w="8300"/>
-            <w:shd w:fill="F8EFE7"/>
+            <w:tcW w:type="dxa" w:w="8250"/>
+            <w:shd w:fill="EAF2F6"/>
+            <w:vAlign w:val="center"/>
             <w:tcMar>
-              <w:top w:w="70" w:type="dxa"/>
-              <w:start w:w="110" w:type="dxa"/>
-              <w:bottom w:w="70" w:type="dxa"/>
-              <w:end w:w="110" w:type="dxa"/>
+              <w:top w:w="95" w:type="dxa"/>
+              <w:start w:w="120" w:type="dxa"/>
+              <w:bottom w:w="95" w:type="dxa"/>
+              <w:end w:w="120" w:type="dxa"/>
             </w:tcMar>
             <w:tcBorders>
               <w:top w:val="single" w:sz="8" w:space="0" w:color="202020"/>
@@ -5274,11 +4970,2036 @@
               <w:rPr>
                 <w:rFonts w:ascii="Noto Sans JP" w:hAnsi="Noto Sans JP" w:eastAsia="Noto Sans JP"/>
                 <w:b w:val="0"/>
-                <w:i w:val="0"/>
                 <w:color w:val="1C252B"/>
-                <w:sz w:val="17"/>
+                <w:sz w:val="16"/>
               </w:rPr>
-              <w:t>Windows / DirectX 12専用です。Shadow Mapの状態遷移は実装済みですが、シルエットの最終確認とPIXによるGPU時間の定量評価は今後の検証項目です。</w:t>
+              <w:t>CSVで調整値を外へ出し、Dear ImGuiで実行中の状態を確認します。値の変更と原因確認をC++の修正から切り離すことで、バランス調整と不具合調査を短い周期で回せるようにしました。</w:t>
+            </w:r>
+          </w:p>
+        </w:tc>
+      </w:tr>
+    </w:tbl>
+    <w:p>
+      <w:pPr>
+        <w:keepNext w:val="0"/>
+        <w:spacing w:before="0" w:after="100" w:line="269" w:lineRule="auto"/>
+      </w:pPr>
+      <w:r>
+        <w:rPr>
+          <w:rFonts w:ascii="Noto Sans JP" w:hAnsi="Noto Sans JP" w:eastAsia="Noto Sans JP"/>
+          <w:b w:val="0"/>
+          <w:color w:val="1C252B"/>
+          <w:sz w:val="18"/>
+        </w:rPr>
+        <w:t>CSVでは、文字列を数値へ変換する際に、文字列全体を消費したか、有限値か、許容範囲内かを確認します。Dear ImGuiでは敵数、弾数、FPS、SRV使用数、Shadow Pass統計、衝突形状、武器レベルを確認できるようにしました。</w:t>
+      </w:r>
+    </w:p>
+    <w:p>
+      <w:pPr>
+        <w:pStyle w:val="Heading1"/>
+        <w:keepNext/>
+        <w:spacing w:before="140" w:after="80" w:line="240" w:lineRule="auto"/>
+      </w:pPr>
+      <w:r>
+        <w:rPr>
+          <w:rFonts w:ascii="Noto Sans JP Black" w:hAnsi="Noto Sans JP Black" w:eastAsia="Noto Sans JP Black"/>
+          <w:b/>
+          <w:color w:val="39735D"/>
+          <w:sz w:val="28"/>
+        </w:rPr>
+        <w:t>検証</w:t>
+      </w:r>
+    </w:p>
+    <w:p>
+      <w:pPr>
+        <w:keepNext w:val="0"/>
+        <w:spacing w:before="0" w:after="80" w:line="269" w:lineRule="auto"/>
+      </w:pPr>
+      <w:r>
+        <w:rPr>
+          <w:rFonts w:ascii="Noto Sans JP" w:hAnsi="Noto Sans JP" w:eastAsia="Noto Sans JP"/>
+          <w:b w:val="0"/>
+          <w:color w:val="1C252B"/>
+          <w:sz w:val="18"/>
+        </w:rPr>
+        <w:t>検証で伝えたいことは、単にテストを作ったことではありません。仕様変更や調整をした後でも、CSVの読み込み、HPの範囲制限、乱数シード、シーン遷移など、壊れやすい部分を同じ条件で再確認できるようにした点です。</w:t>
+      </w:r>
+    </w:p>
+    <w:tbl>
+      <w:tblPr>
+        <w:tblStyle w:val="TableGrid"/>
+        <w:tblW w:type="dxa" w:w="9800"/>
+        <w:jc w:val="left"/>
+        <w:tblLayout w:type="fixed"/>
+        <w:tblLook w:firstColumn="1" w:firstRow="1" w:lastColumn="0" w:lastRow="0" w:noHBand="0" w:noVBand="1" w:val="04A0"/>
+        <w:tblInd w:w="0" w:type="dxa"/>
+        <w:tblBorders>
+          <w:top w:val="single" w:sz="8" w:space="0" w:color="202020"/>
+          <w:left w:val="single" w:sz="8" w:space="0" w:color="202020"/>
+          <w:start w:val="single" w:sz="8" w:space="0" w:color="202020"/>
+          <w:bottom w:val="single" w:sz="8" w:space="0" w:color="202020"/>
+          <w:right w:val="single" w:sz="8" w:space="0" w:color="202020"/>
+          <w:end w:val="single" w:sz="8" w:space="0" w:color="202020"/>
+          <w:insideH w:val="single" w:sz="8" w:space="0" w:color="202020"/>
+          <w:insideV w:val="single" w:sz="8" w:space="0" w:color="202020"/>
+        </w:tblBorders>
+      </w:tblPr>
+      <w:tblGrid>
+        <w:gridCol w:w="2200"/>
+        <w:gridCol w:w="5200"/>
+        <w:gridCol w:w="2400"/>
+      </w:tblGrid>
+      <w:tr>
+        <w:trPr>
+          <w:tblHeader w:val="true"/>
+        </w:trPr>
+        <w:tc>
+          <w:tcPr>
+            <w:tcW w:type="dxa" w:w="2200"/>
+            <w:shd w:fill="EAF3EE"/>
+            <w:vAlign w:val="center"/>
+            <w:tcMar>
+              <w:top w:w="95" w:type="dxa"/>
+              <w:start w:w="120" w:type="dxa"/>
+              <w:bottom w:w="95" w:type="dxa"/>
+              <w:end w:w="120" w:type="dxa"/>
+            </w:tcMar>
+            <w:tcBorders>
+              <w:top w:val="single" w:sz="8" w:space="0" w:color="202020"/>
+              <w:left w:val="single" w:sz="8" w:space="0" w:color="202020"/>
+              <w:start w:val="single" w:sz="8" w:space="0" w:color="202020"/>
+              <w:bottom w:val="single" w:sz="8" w:space="0" w:color="202020"/>
+              <w:right w:val="single" w:sz="8" w:space="0" w:color="202020"/>
+              <w:end w:val="single" w:sz="8" w:space="0" w:color="202020"/>
+            </w:tcBorders>
+          </w:tcPr>
+          <w:p>
+            <w:pPr>
+              <w:keepNext w:val="0"/>
+              <w:spacing w:before="0" w:after="0" w:line="250" w:lineRule="auto"/>
+            </w:pPr>
+            <w:r>
+              <w:rPr>
+                <w:rFonts w:ascii="Noto Sans JP Black" w:hAnsi="Noto Sans JP Black" w:eastAsia="Noto Sans JP Black"/>
+                <w:b/>
+                <w:color w:val="15324A"/>
+                <w:sz w:val="15"/>
+              </w:rPr>
+              <w:t>確認方法</w:t>
+            </w:r>
+          </w:p>
+        </w:tc>
+        <w:tc>
+          <w:tcPr>
+            <w:tcW w:type="dxa" w:w="5200"/>
+            <w:shd w:fill="EAF3EE"/>
+            <w:vAlign w:val="center"/>
+            <w:tcMar>
+              <w:top w:w="95" w:type="dxa"/>
+              <w:start w:w="120" w:type="dxa"/>
+              <w:bottom w:w="95" w:type="dxa"/>
+              <w:end w:w="120" w:type="dxa"/>
+            </w:tcMar>
+            <w:tcBorders>
+              <w:top w:val="single" w:sz="8" w:space="0" w:color="202020"/>
+              <w:left w:val="single" w:sz="8" w:space="0" w:color="202020"/>
+              <w:start w:val="single" w:sz="8" w:space="0" w:color="202020"/>
+              <w:bottom w:val="single" w:sz="8" w:space="0" w:color="202020"/>
+              <w:right w:val="single" w:sz="8" w:space="0" w:color="202020"/>
+              <w:end w:val="single" w:sz="8" w:space="0" w:color="202020"/>
+            </w:tcBorders>
+          </w:tcPr>
+          <w:p>
+            <w:pPr>
+              <w:keepNext w:val="0"/>
+              <w:spacing w:before="0" w:after="0" w:line="250" w:lineRule="auto"/>
+            </w:pPr>
+            <w:r>
+              <w:rPr>
+                <w:rFonts w:ascii="Noto Sans JP Black" w:hAnsi="Noto Sans JP Black" w:eastAsia="Noto Sans JP Black"/>
+                <w:b/>
+                <w:color w:val="15324A"/>
+                <w:sz w:val="15"/>
+              </w:rPr>
+              <w:t>対象</w:t>
+            </w:r>
+          </w:p>
+        </w:tc>
+        <w:tc>
+          <w:tcPr>
+            <w:tcW w:type="dxa" w:w="2400"/>
+            <w:shd w:fill="EAF3EE"/>
+            <w:vAlign w:val="center"/>
+            <w:tcMar>
+              <w:top w:w="95" w:type="dxa"/>
+              <w:start w:w="120" w:type="dxa"/>
+              <w:bottom w:w="95" w:type="dxa"/>
+              <w:end w:w="120" w:type="dxa"/>
+            </w:tcMar>
+            <w:tcBorders>
+              <w:top w:val="single" w:sz="8" w:space="0" w:color="202020"/>
+              <w:left w:val="single" w:sz="8" w:space="0" w:color="202020"/>
+              <w:start w:val="single" w:sz="8" w:space="0" w:color="202020"/>
+              <w:bottom w:val="single" w:sz="8" w:space="0" w:color="202020"/>
+              <w:right w:val="single" w:sz="8" w:space="0" w:color="202020"/>
+              <w:end w:val="single" w:sz="8" w:space="0" w:color="202020"/>
+            </w:tcBorders>
+          </w:tcPr>
+          <w:p>
+            <w:pPr>
+              <w:keepNext w:val="0"/>
+              <w:spacing w:before="0" w:after="0" w:line="250" w:lineRule="auto"/>
+            </w:pPr>
+            <w:r>
+              <w:rPr>
+                <w:rFonts w:ascii="Noto Sans JP Black" w:hAnsi="Noto Sans JP Black" w:eastAsia="Noto Sans JP Black"/>
+                <w:b/>
+                <w:color w:val="15324A"/>
+                <w:sz w:val="15"/>
+              </w:rPr>
+              <w:t>結果・用途</w:t>
+            </w:r>
+          </w:p>
+        </w:tc>
+      </w:tr>
+      <w:tr>
+        <w:tc>
+          <w:tcPr>
+            <w:tcW w:type="dxa" w:w="2200"/>
+            <w:vAlign w:val="center"/>
+            <w:tcMar>
+              <w:top w:w="95" w:type="dxa"/>
+              <w:start w:w="120" w:type="dxa"/>
+              <w:bottom w:w="95" w:type="dxa"/>
+              <w:end w:w="120" w:type="dxa"/>
+            </w:tcMar>
+            <w:tcBorders>
+              <w:top w:val="single" w:sz="8" w:space="0" w:color="202020"/>
+              <w:left w:val="single" w:sz="8" w:space="0" w:color="202020"/>
+              <w:start w:val="single" w:sz="8" w:space="0" w:color="202020"/>
+              <w:bottom w:val="single" w:sz="8" w:space="0" w:color="202020"/>
+              <w:right w:val="single" w:sz="8" w:space="0" w:color="202020"/>
+              <w:end w:val="single" w:sz="8" w:space="0" w:color="202020"/>
+            </w:tcBorders>
+          </w:tcPr>
+          <w:p>
+            <w:pPr>
+              <w:keepNext w:val="0"/>
+              <w:spacing w:before="0" w:after="0" w:line="259" w:lineRule="auto"/>
+            </w:pPr>
+            <w:r>
+              <w:rPr>
+                <w:rFonts w:ascii="Noto Sans JP" w:hAnsi="Noto Sans JP" w:eastAsia="Noto Sans JP"/>
+                <w:b w:val="0"/>
+                <w:color w:val="1C252B"/>
+                <w:sz w:val="15"/>
+              </w:rPr>
+              <w:t>CPU回帰テスト</w:t>
+            </w:r>
+          </w:p>
+        </w:tc>
+        <w:tc>
+          <w:tcPr>
+            <w:tcW w:type="dxa" w:w="5200"/>
+            <w:vAlign w:val="center"/>
+            <w:tcMar>
+              <w:top w:w="95" w:type="dxa"/>
+              <w:start w:w="120" w:type="dxa"/>
+              <w:bottom w:w="95" w:type="dxa"/>
+              <w:end w:w="120" w:type="dxa"/>
+            </w:tcMar>
+            <w:tcBorders>
+              <w:top w:val="single" w:sz="8" w:space="0" w:color="202020"/>
+              <w:left w:val="single" w:sz="8" w:space="0" w:color="202020"/>
+              <w:start w:val="single" w:sz="8" w:space="0" w:color="202020"/>
+              <w:bottom w:val="single" w:sz="8" w:space="0" w:color="202020"/>
+              <w:right w:val="single" w:sz="8" w:space="0" w:color="202020"/>
+              <w:end w:val="single" w:sz="8" w:space="0" w:color="202020"/>
+            </w:tcBorders>
+          </w:tcPr>
+          <w:p>
+            <w:pPr>
+              <w:keepNext w:val="0"/>
+              <w:spacing w:before="0" w:after="0" w:line="259" w:lineRule="auto"/>
+            </w:pPr>
+            <w:r>
+              <w:rPr>
+                <w:rFonts w:ascii="Noto Sans JP" w:hAnsi="Noto Sans JP" w:eastAsia="Noto Sans JP"/>
+                <w:b w:val="0"/>
+                <w:color w:val="1C252B"/>
+                <w:sz w:val="15"/>
+              </w:rPr>
+              <w:t>セルキー、候補削減率、HP、CSV、武器間隔、乱数、SoundHandle</w:t>
+            </w:r>
+          </w:p>
+        </w:tc>
+        <w:tc>
+          <w:tcPr>
+            <w:tcW w:type="dxa" w:w="2400"/>
+            <w:vAlign w:val="center"/>
+            <w:tcMar>
+              <w:top w:w="95" w:type="dxa"/>
+              <w:start w:w="120" w:type="dxa"/>
+              <w:bottom w:w="95" w:type="dxa"/>
+              <w:end w:w="120" w:type="dxa"/>
+            </w:tcMar>
+            <w:tcBorders>
+              <w:top w:val="single" w:sz="8" w:space="0" w:color="202020"/>
+              <w:left w:val="single" w:sz="8" w:space="0" w:color="202020"/>
+              <w:start w:val="single" w:sz="8" w:space="0" w:color="202020"/>
+              <w:bottom w:val="single" w:sz="8" w:space="0" w:color="202020"/>
+              <w:right w:val="single" w:sz="8" w:space="0" w:color="202020"/>
+              <w:end w:val="single" w:sz="8" w:space="0" w:color="202020"/>
+            </w:tcBorders>
+          </w:tcPr>
+          <w:p>
+            <w:pPr>
+              <w:keepNext w:val="0"/>
+              <w:spacing w:before="0" w:after="0" w:line="259" w:lineRule="auto"/>
+            </w:pPr>
+            <w:r>
+              <w:rPr>
+                <w:rFonts w:ascii="Noto Sans JP" w:hAnsi="Noto Sans JP" w:eastAsia="Noto Sans JP"/>
+                <w:b w:val="0"/>
+                <w:color w:val="1C252B"/>
+                <w:sz w:val="15"/>
+              </w:rPr>
+              <w:t>Debug / Release PASS</w:t>
+            </w:r>
+          </w:p>
+        </w:tc>
+      </w:tr>
+      <w:tr>
+        <w:tc>
+          <w:tcPr>
+            <w:tcW w:type="dxa" w:w="2200"/>
+            <w:vAlign w:val="center"/>
+            <w:tcMar>
+              <w:top w:w="95" w:type="dxa"/>
+              <w:start w:w="120" w:type="dxa"/>
+              <w:bottom w:w="95" w:type="dxa"/>
+              <w:end w:w="120" w:type="dxa"/>
+            </w:tcMar>
+            <w:tcBorders>
+              <w:top w:val="single" w:sz="8" w:space="0" w:color="202020"/>
+              <w:left w:val="single" w:sz="8" w:space="0" w:color="202020"/>
+              <w:start w:val="single" w:sz="8" w:space="0" w:color="202020"/>
+              <w:bottom w:val="single" w:sz="8" w:space="0" w:color="202020"/>
+              <w:right w:val="single" w:sz="8" w:space="0" w:color="202020"/>
+              <w:end w:val="single" w:sz="8" w:space="0" w:color="202020"/>
+            </w:tcBorders>
+          </w:tcPr>
+          <w:p>
+            <w:pPr>
+              <w:keepNext w:val="0"/>
+              <w:spacing w:before="0" w:after="0" w:line="259" w:lineRule="auto"/>
+            </w:pPr>
+            <w:r>
+              <w:rPr>
+                <w:rFonts w:ascii="Noto Sans JP" w:hAnsi="Noto Sans JP" w:eastAsia="Noto Sans JP"/>
+                <w:b w:val="0"/>
+                <w:color w:val="1C252B"/>
+                <w:sz w:val="15"/>
+              </w:rPr>
+              <w:t>Scene Stress</w:t>
+            </w:r>
+          </w:p>
+        </w:tc>
+        <w:tc>
+          <w:tcPr>
+            <w:tcW w:type="dxa" w:w="5200"/>
+            <w:vAlign w:val="center"/>
+            <w:tcMar>
+              <w:top w:w="95" w:type="dxa"/>
+              <w:start w:w="120" w:type="dxa"/>
+              <w:bottom w:w="95" w:type="dxa"/>
+              <w:end w:w="120" w:type="dxa"/>
+            </w:tcMar>
+            <w:tcBorders>
+              <w:top w:val="single" w:sz="8" w:space="0" w:color="202020"/>
+              <w:left w:val="single" w:sz="8" w:space="0" w:color="202020"/>
+              <w:start w:val="single" w:sz="8" w:space="0" w:color="202020"/>
+              <w:bottom w:val="single" w:sz="8" w:space="0" w:color="202020"/>
+              <w:right w:val="single" w:sz="8" w:space="0" w:color="202020"/>
+              <w:end w:val="single" w:sz="8" w:space="0" w:color="202020"/>
+            </w:tcBorders>
+          </w:tcPr>
+          <w:p>
+            <w:pPr>
+              <w:keepNext w:val="0"/>
+              <w:spacing w:before="0" w:after="0" w:line="259" w:lineRule="auto"/>
+            </w:pPr>
+            <w:r>
+              <w:rPr>
+                <w:rFonts w:ascii="Noto Sans JP" w:hAnsi="Noto Sans JP" w:eastAsia="Noto Sans JP"/>
+                <w:b w:val="0"/>
+                <w:color w:val="1C252B"/>
+                <w:sz w:val="15"/>
+              </w:rPr>
+              <w:t>Title -&gt; Play -&gt; Resultを3周</w:t>
+            </w:r>
+          </w:p>
+        </w:tc>
+        <w:tc>
+          <w:tcPr>
+            <w:tcW w:type="dxa" w:w="2400"/>
+            <w:vAlign w:val="center"/>
+            <w:tcMar>
+              <w:top w:w="95" w:type="dxa"/>
+              <w:start w:w="120" w:type="dxa"/>
+              <w:bottom w:w="95" w:type="dxa"/>
+              <w:end w:w="120" w:type="dxa"/>
+            </w:tcMar>
+            <w:tcBorders>
+              <w:top w:val="single" w:sz="8" w:space="0" w:color="202020"/>
+              <w:left w:val="single" w:sz="8" w:space="0" w:color="202020"/>
+              <w:start w:val="single" w:sz="8" w:space="0" w:color="202020"/>
+              <w:bottom w:val="single" w:sz="8" w:space="0" w:color="202020"/>
+              <w:right w:val="single" w:sz="8" w:space="0" w:color="202020"/>
+              <w:end w:val="single" w:sz="8" w:space="0" w:color="202020"/>
+            </w:tcBorders>
+          </w:tcPr>
+          <w:p>
+            <w:pPr>
+              <w:keepNext w:val="0"/>
+              <w:spacing w:before="0" w:after="0" w:line="259" w:lineRule="auto"/>
+            </w:pPr>
+            <w:r>
+              <w:rPr>
+                <w:rFonts w:ascii="Noto Sans JP" w:hAnsi="Noto Sans JP" w:eastAsia="Noto Sans JP"/>
+                <w:b w:val="0"/>
+                <w:color w:val="1C252B"/>
+                <w:sz w:val="15"/>
+              </w:rPr>
+              <w:t>各シーン3回訪問</w:t>
+            </w:r>
+          </w:p>
+        </w:tc>
+      </w:tr>
+      <w:tr>
+        <w:tc>
+          <w:tcPr>
+            <w:tcW w:type="dxa" w:w="2200"/>
+            <w:vAlign w:val="center"/>
+            <w:tcMar>
+              <w:top w:w="95" w:type="dxa"/>
+              <w:start w:w="120" w:type="dxa"/>
+              <w:bottom w:w="95" w:type="dxa"/>
+              <w:end w:w="120" w:type="dxa"/>
+            </w:tcMar>
+            <w:tcBorders>
+              <w:top w:val="single" w:sz="8" w:space="0" w:color="202020"/>
+              <w:left w:val="single" w:sz="8" w:space="0" w:color="202020"/>
+              <w:start w:val="single" w:sz="8" w:space="0" w:color="202020"/>
+              <w:bottom w:val="single" w:sz="8" w:space="0" w:color="202020"/>
+              <w:right w:val="single" w:sz="8" w:space="0" w:color="202020"/>
+              <w:end w:val="single" w:sz="8" w:space="0" w:color="202020"/>
+            </w:tcBorders>
+          </w:tcPr>
+          <w:p>
+            <w:pPr>
+              <w:keepNext w:val="0"/>
+              <w:spacing w:before="0" w:after="0" w:line="259" w:lineRule="auto"/>
+            </w:pPr>
+            <w:r>
+              <w:rPr>
+                <w:rFonts w:ascii="Noto Sans JP" w:hAnsi="Noto Sans JP" w:eastAsia="Noto Sans JP"/>
+                <w:b w:val="0"/>
+                <w:color w:val="1C252B"/>
+                <w:sz w:val="15"/>
+              </w:rPr>
+              <w:t>SRV telemetry</w:t>
+            </w:r>
+          </w:p>
+        </w:tc>
+        <w:tc>
+          <w:tcPr>
+            <w:tcW w:type="dxa" w:w="5200"/>
+            <w:vAlign w:val="center"/>
+            <w:tcMar>
+              <w:top w:w="95" w:type="dxa"/>
+              <w:start w:w="120" w:type="dxa"/>
+              <w:bottom w:w="95" w:type="dxa"/>
+              <w:end w:w="120" w:type="dxa"/>
+            </w:tcMar>
+            <w:tcBorders>
+              <w:top w:val="single" w:sz="8" w:space="0" w:color="202020"/>
+              <w:left w:val="single" w:sz="8" w:space="0" w:color="202020"/>
+              <w:start w:val="single" w:sz="8" w:space="0" w:color="202020"/>
+              <w:bottom w:val="single" w:sz="8" w:space="0" w:color="202020"/>
+              <w:right w:val="single" w:sz="8" w:space="0" w:color="202020"/>
+              <w:end w:val="single" w:sz="8" w:space="0" w:color="202020"/>
+            </w:tcBorders>
+          </w:tcPr>
+          <w:p>
+            <w:pPr>
+              <w:keepNext w:val="0"/>
+              <w:spacing w:before="0" w:after="0" w:line="259" w:lineRule="auto"/>
+            </w:pPr>
+            <w:r>
+              <w:rPr>
+                <w:rFonts w:ascii="Noto Sans JP" w:hAnsi="Noto Sans JP" w:eastAsia="Noto Sans JP"/>
+                <w:b w:val="0"/>
+                <w:color w:val="1C252B"/>
+                <w:sz w:val="15"/>
+              </w:rPr>
+              <w:t>使用数 / High-watermark</w:t>
+            </w:r>
+          </w:p>
+        </w:tc>
+        <w:tc>
+          <w:tcPr>
+            <w:tcW w:type="dxa" w:w="2400"/>
+            <w:vAlign w:val="center"/>
+            <w:tcMar>
+              <w:top w:w="95" w:type="dxa"/>
+              <w:start w:w="120" w:type="dxa"/>
+              <w:bottom w:w="95" w:type="dxa"/>
+              <w:end w:w="120" w:type="dxa"/>
+            </w:tcMar>
+            <w:tcBorders>
+              <w:top w:val="single" w:sz="8" w:space="0" w:color="202020"/>
+              <w:left w:val="single" w:sz="8" w:space="0" w:color="202020"/>
+              <w:start w:val="single" w:sz="8" w:space="0" w:color="202020"/>
+              <w:bottom w:val="single" w:sz="8" w:space="0" w:color="202020"/>
+              <w:right w:val="single" w:sz="8" w:space="0" w:color="202020"/>
+              <w:end w:val="single" w:sz="8" w:space="0" w:color="202020"/>
+            </w:tcBorders>
+          </w:tcPr>
+          <w:p>
+            <w:pPr>
+              <w:keepNext w:val="0"/>
+              <w:spacing w:before="0" w:after="0" w:line="259" w:lineRule="auto"/>
+            </w:pPr>
+            <w:r>
+              <w:rPr>
+                <w:rFonts w:ascii="Noto Sans JP" w:hAnsi="Noto Sans JP" w:eastAsia="Noto Sans JP"/>
+                <w:b w:val="0"/>
+                <w:color w:val="1C252B"/>
+                <w:sz w:val="15"/>
+              </w:rPr>
+              <w:t>105 / 105</w:t>
+            </w:r>
+          </w:p>
+        </w:tc>
+      </w:tr>
+      <w:tr>
+        <w:tc>
+          <w:tcPr>
+            <w:tcW w:type="dxa" w:w="2200"/>
+            <w:vAlign w:val="center"/>
+            <w:tcMar>
+              <w:top w:w="95" w:type="dxa"/>
+              <w:start w:w="120" w:type="dxa"/>
+              <w:bottom w:w="95" w:type="dxa"/>
+              <w:end w:w="120" w:type="dxa"/>
+            </w:tcMar>
+            <w:tcBorders>
+              <w:top w:val="single" w:sz="8" w:space="0" w:color="202020"/>
+              <w:left w:val="single" w:sz="8" w:space="0" w:color="202020"/>
+              <w:start w:val="single" w:sz="8" w:space="0" w:color="202020"/>
+              <w:bottom w:val="single" w:sz="8" w:space="0" w:color="202020"/>
+              <w:right w:val="single" w:sz="8" w:space="0" w:color="202020"/>
+              <w:end w:val="single" w:sz="8" w:space="0" w:color="202020"/>
+            </w:tcBorders>
+          </w:tcPr>
+          <w:p>
+            <w:pPr>
+              <w:keepNext w:val="0"/>
+              <w:spacing w:before="0" w:after="0" w:line="259" w:lineRule="auto"/>
+            </w:pPr>
+            <w:r>
+              <w:rPr>
+                <w:rFonts w:ascii="Noto Sans JP" w:hAnsi="Noto Sans JP" w:eastAsia="Noto Sans JP"/>
+                <w:b w:val="0"/>
+                <w:color w:val="1C252B"/>
+                <w:sz w:val="15"/>
+              </w:rPr>
+              <w:t>衝突計測</w:t>
+            </w:r>
+          </w:p>
+        </w:tc>
+        <w:tc>
+          <w:tcPr>
+            <w:tcW w:type="dxa" w:w="5200"/>
+            <w:vAlign w:val="center"/>
+            <w:tcMar>
+              <w:top w:w="95" w:type="dxa"/>
+              <w:start w:w="120" w:type="dxa"/>
+              <w:bottom w:w="95" w:type="dxa"/>
+              <w:end w:w="120" w:type="dxa"/>
+            </w:tcMar>
+            <w:tcBorders>
+              <w:top w:val="single" w:sz="8" w:space="0" w:color="202020"/>
+              <w:left w:val="single" w:sz="8" w:space="0" w:color="202020"/>
+              <w:start w:val="single" w:sz="8" w:space="0" w:color="202020"/>
+              <w:bottom w:val="single" w:sz="8" w:space="0" w:color="202020"/>
+              <w:right w:val="single" w:sz="8" w:space="0" w:color="202020"/>
+              <w:end w:val="single" w:sz="8" w:space="0" w:color="202020"/>
+            </w:tcBorders>
+          </w:tcPr>
+          <w:p>
+            <w:pPr>
+              <w:keepNext w:val="0"/>
+              <w:spacing w:before="0" w:after="0" w:line="259" w:lineRule="auto"/>
+            </w:pPr>
+            <w:r>
+              <w:rPr>
+                <w:rFonts w:ascii="Noto Sans JP" w:hAnsi="Noto Sans JP" w:eastAsia="Noto Sans JP"/>
+                <w:b w:val="0"/>
+                <w:color w:val="1C252B"/>
+                <w:sz w:val="15"/>
+              </w:rPr>
+              <w:t>Spatial Grid / Brute Force切り替え</w:t>
+            </w:r>
+          </w:p>
+        </w:tc>
+        <w:tc>
+          <w:tcPr>
+            <w:tcW w:type="dxa" w:w="2400"/>
+            <w:vAlign w:val="center"/>
+            <w:tcMar>
+              <w:top w:w="95" w:type="dxa"/>
+              <w:start w:w="120" w:type="dxa"/>
+              <w:bottom w:w="95" w:type="dxa"/>
+              <w:end w:w="120" w:type="dxa"/>
+            </w:tcMar>
+            <w:tcBorders>
+              <w:top w:val="single" w:sz="8" w:space="0" w:color="202020"/>
+              <w:left w:val="single" w:sz="8" w:space="0" w:color="202020"/>
+              <w:start w:val="single" w:sz="8" w:space="0" w:color="202020"/>
+              <w:bottom w:val="single" w:sz="8" w:space="0" w:color="202020"/>
+              <w:right w:val="single" w:sz="8" w:space="0" w:color="202020"/>
+              <w:end w:val="single" w:sz="8" w:space="0" w:color="202020"/>
+            </w:tcBorders>
+          </w:tcPr>
+          <w:p>
+            <w:pPr>
+              <w:keepNext w:val="0"/>
+              <w:spacing w:before="0" w:after="0" w:line="259" w:lineRule="auto"/>
+            </w:pPr>
+            <w:r>
+              <w:rPr>
+                <w:rFonts w:ascii="Noto Sans JP" w:hAnsi="Noto Sans JP" w:eastAsia="Noto Sans JP"/>
+                <w:b w:val="0"/>
+                <w:color w:val="1C252B"/>
+                <w:sz w:val="15"/>
+              </w:rPr>
+              <w:t>CPU時間と候補数をCSV化</w:t>
+            </w:r>
+          </w:p>
+        </w:tc>
+      </w:tr>
+    </w:tbl>
+    <w:p>
+      <w:r>
+        <w:br w:type="page"/>
+      </w:r>
+    </w:p>
+    <w:p>
+      <w:pPr>
+        <w:keepNext/>
+        <w:spacing w:before="0" w:after="40" w:line="240" w:lineRule="auto"/>
+      </w:pPr>
+      <w:r>
+        <w:rPr>
+          <w:rFonts w:ascii="Noto Sans JP Black" w:hAnsi="Noto Sans JP Black" w:eastAsia="Noto Sans JP Black"/>
+          <w:b/>
+          <w:color w:val="B46A32"/>
+          <w:sz w:val="16"/>
+        </w:rPr>
+        <w:t>05  REVIEW / NEXT</w:t>
+      </w:r>
+    </w:p>
+    <w:p>
+      <w:pPr>
+        <w:pStyle w:val="Heading1"/>
+        <w:keepNext/>
+        <w:spacing w:before="140" w:after="80" w:line="240" w:lineRule="auto"/>
+      </w:pPr>
+      <w:r>
+        <w:rPr>
+          <w:rFonts w:ascii="Noto Sans JP Black" w:hAnsi="Noto Sans JP Black" w:eastAsia="Noto Sans JP Black"/>
+          <w:b/>
+          <w:color w:val="15324A"/>
+          <w:sz w:val="28"/>
+        </w:rPr>
+        <w:t>制作中に見直した点</w:t>
+      </w:r>
+    </w:p>
+    <w:p>
+      <w:pPr>
+        <w:keepNext w:val="0"/>
+        <w:spacing w:before="0" w:after="80" w:line="269" w:lineRule="auto"/>
+      </w:pPr>
+      <w:r>
+        <w:rPr>
+          <w:rFonts w:ascii="Noto Sans JP" w:hAnsi="Noto Sans JP" w:eastAsia="Noto Sans JP"/>
+          <w:b w:val="0"/>
+          <w:color w:val="1C252B"/>
+          <w:sz w:val="18"/>
+        </w:rPr>
+        <w:t>最初は機能追加を優先していましたが、PlaySceneやPlayerに処理が集まり始めると、1つの修正で確認する範囲が広がりました。そこで、変更理由ごとにクラスを分けるリファクタリングを行い、同時に負荷が増えやすい衝突判定と、再発確認が必要な処理を整理しました。</w:t>
+      </w:r>
+    </w:p>
+    <w:tbl>
+      <w:tblPr>
+        <w:tblStyle w:val="TableGrid"/>
+        <w:tblW w:type="dxa" w:w="9800"/>
+        <w:jc w:val="left"/>
+        <w:tblLayout w:type="fixed"/>
+        <w:tblLook w:firstColumn="1" w:firstRow="1" w:lastColumn="0" w:lastRow="0" w:noHBand="0" w:noVBand="1" w:val="04A0"/>
+        <w:tblInd w:w="0" w:type="dxa"/>
+        <w:tblBorders>
+          <w:top w:val="single" w:sz="8" w:space="0" w:color="202020"/>
+          <w:left w:val="single" w:sz="8" w:space="0" w:color="202020"/>
+          <w:start w:val="single" w:sz="8" w:space="0" w:color="202020"/>
+          <w:bottom w:val="single" w:sz="8" w:space="0" w:color="202020"/>
+          <w:right w:val="single" w:sz="8" w:space="0" w:color="202020"/>
+          <w:end w:val="single" w:sz="8" w:space="0" w:color="202020"/>
+          <w:insideH w:val="single" w:sz="8" w:space="0" w:color="202020"/>
+          <w:insideV w:val="single" w:sz="8" w:space="0" w:color="202020"/>
+        </w:tblBorders>
+      </w:tblPr>
+      <w:tblGrid>
+        <w:gridCol w:w="1700"/>
+        <w:gridCol w:w="3200"/>
+        <w:gridCol w:w="2500"/>
+        <w:gridCol w:w="2400"/>
+      </w:tblGrid>
+      <w:tr>
+        <w:trPr>
+          <w:tblHeader w:val="true"/>
+        </w:trPr>
+        <w:tc>
+          <w:tcPr>
+            <w:tcW w:type="dxa" w:w="1700"/>
+            <w:shd w:fill="EAF3EE"/>
+            <w:vAlign w:val="center"/>
+            <w:tcMar>
+              <w:top w:w="95" w:type="dxa"/>
+              <w:start w:w="120" w:type="dxa"/>
+              <w:bottom w:w="95" w:type="dxa"/>
+              <w:end w:w="120" w:type="dxa"/>
+            </w:tcMar>
+            <w:tcBorders>
+              <w:top w:val="single" w:sz="8" w:space="0" w:color="202020"/>
+              <w:left w:val="single" w:sz="8" w:space="0" w:color="202020"/>
+              <w:start w:val="single" w:sz="8" w:space="0" w:color="202020"/>
+              <w:bottom w:val="single" w:sz="8" w:space="0" w:color="202020"/>
+              <w:right w:val="single" w:sz="8" w:space="0" w:color="202020"/>
+              <w:end w:val="single" w:sz="8" w:space="0" w:color="202020"/>
+            </w:tcBorders>
+          </w:tcPr>
+          <w:p>
+            <w:pPr>
+              <w:keepNext w:val="0"/>
+              <w:spacing w:before="0" w:after="0" w:line="250" w:lineRule="auto"/>
+            </w:pPr>
+            <w:r>
+              <w:rPr>
+                <w:rFonts w:ascii="Noto Sans JP Black" w:hAnsi="Noto Sans JP Black" w:eastAsia="Noto Sans JP Black"/>
+                <w:b/>
+                <w:color w:val="15324A"/>
+                <w:sz w:val="14"/>
+              </w:rPr>
+              <w:t>分類</w:t>
+            </w:r>
+          </w:p>
+        </w:tc>
+        <w:tc>
+          <w:tcPr>
+            <w:tcW w:type="dxa" w:w="3200"/>
+            <w:shd w:fill="EAF3EE"/>
+            <w:vAlign w:val="center"/>
+            <w:tcMar>
+              <w:top w:w="95" w:type="dxa"/>
+              <w:start w:w="120" w:type="dxa"/>
+              <w:bottom w:w="95" w:type="dxa"/>
+              <w:end w:w="120" w:type="dxa"/>
+            </w:tcMar>
+            <w:tcBorders>
+              <w:top w:val="single" w:sz="8" w:space="0" w:color="202020"/>
+              <w:left w:val="single" w:sz="8" w:space="0" w:color="202020"/>
+              <w:start w:val="single" w:sz="8" w:space="0" w:color="202020"/>
+              <w:bottom w:val="single" w:sz="8" w:space="0" w:color="202020"/>
+              <w:right w:val="single" w:sz="8" w:space="0" w:color="202020"/>
+              <w:end w:val="single" w:sz="8" w:space="0" w:color="202020"/>
+            </w:tcBorders>
+          </w:tcPr>
+          <w:p>
+            <w:pPr>
+              <w:keepNext w:val="0"/>
+              <w:spacing w:before="0" w:after="0" w:line="250" w:lineRule="auto"/>
+            </w:pPr>
+            <w:r>
+              <w:rPr>
+                <w:rFonts w:ascii="Noto Sans JP Black" w:hAnsi="Noto Sans JP Black" w:eastAsia="Noto Sans JP Black"/>
+                <w:b/>
+                <w:color w:val="15324A"/>
+                <w:sz w:val="14"/>
+              </w:rPr>
+              <w:t>課題</w:t>
+            </w:r>
+          </w:p>
+        </w:tc>
+        <w:tc>
+          <w:tcPr>
+            <w:tcW w:type="dxa" w:w="2500"/>
+            <w:shd w:fill="EAF3EE"/>
+            <w:vAlign w:val="center"/>
+            <w:tcMar>
+              <w:top w:w="95" w:type="dxa"/>
+              <w:start w:w="120" w:type="dxa"/>
+              <w:bottom w:w="95" w:type="dxa"/>
+              <w:end w:w="120" w:type="dxa"/>
+            </w:tcMar>
+            <w:tcBorders>
+              <w:top w:val="single" w:sz="8" w:space="0" w:color="202020"/>
+              <w:left w:val="single" w:sz="8" w:space="0" w:color="202020"/>
+              <w:start w:val="single" w:sz="8" w:space="0" w:color="202020"/>
+              <w:bottom w:val="single" w:sz="8" w:space="0" w:color="202020"/>
+              <w:right w:val="single" w:sz="8" w:space="0" w:color="202020"/>
+              <w:end w:val="single" w:sz="8" w:space="0" w:color="202020"/>
+            </w:tcBorders>
+          </w:tcPr>
+          <w:p>
+            <w:pPr>
+              <w:keepNext w:val="0"/>
+              <w:spacing w:before="0" w:after="0" w:line="250" w:lineRule="auto"/>
+            </w:pPr>
+            <w:r>
+              <w:rPr>
+                <w:rFonts w:ascii="Noto Sans JP Black" w:hAnsi="Noto Sans JP Black" w:eastAsia="Noto Sans JP Black"/>
+                <w:b/>
+                <w:color w:val="15324A"/>
+                <w:sz w:val="14"/>
+              </w:rPr>
+              <w:t>対応</w:t>
+            </w:r>
+          </w:p>
+        </w:tc>
+        <w:tc>
+          <w:tcPr>
+            <w:tcW w:type="dxa" w:w="2400"/>
+            <w:shd w:fill="EAF3EE"/>
+            <w:vAlign w:val="center"/>
+            <w:tcMar>
+              <w:top w:w="95" w:type="dxa"/>
+              <w:start w:w="120" w:type="dxa"/>
+              <w:bottom w:w="95" w:type="dxa"/>
+              <w:end w:w="120" w:type="dxa"/>
+            </w:tcMar>
+            <w:tcBorders>
+              <w:top w:val="single" w:sz="8" w:space="0" w:color="202020"/>
+              <w:left w:val="single" w:sz="8" w:space="0" w:color="202020"/>
+              <w:start w:val="single" w:sz="8" w:space="0" w:color="202020"/>
+              <w:bottom w:val="single" w:sz="8" w:space="0" w:color="202020"/>
+              <w:right w:val="single" w:sz="8" w:space="0" w:color="202020"/>
+              <w:end w:val="single" w:sz="8" w:space="0" w:color="202020"/>
+            </w:tcBorders>
+          </w:tcPr>
+          <w:p>
+            <w:pPr>
+              <w:keepNext w:val="0"/>
+              <w:spacing w:before="0" w:after="0" w:line="250" w:lineRule="auto"/>
+            </w:pPr>
+            <w:r>
+              <w:rPr>
+                <w:rFonts w:ascii="Noto Sans JP Black" w:hAnsi="Noto Sans JP Black" w:eastAsia="Noto Sans JP Black"/>
+                <w:b/>
+                <w:color w:val="15324A"/>
+                <w:sz w:val="14"/>
+              </w:rPr>
+              <w:t>結果</w:t>
+            </w:r>
+          </w:p>
+        </w:tc>
+      </w:tr>
+      <w:tr>
+        <w:tc>
+          <w:tcPr>
+            <w:tcW w:type="dxa" w:w="1700"/>
+            <w:vAlign w:val="center"/>
+            <w:tcMar>
+              <w:top w:w="95" w:type="dxa"/>
+              <w:start w:w="120" w:type="dxa"/>
+              <w:bottom w:w="95" w:type="dxa"/>
+              <w:end w:w="120" w:type="dxa"/>
+            </w:tcMar>
+            <w:tcBorders>
+              <w:top w:val="single" w:sz="8" w:space="0" w:color="202020"/>
+              <w:left w:val="single" w:sz="8" w:space="0" w:color="202020"/>
+              <w:start w:val="single" w:sz="8" w:space="0" w:color="202020"/>
+              <w:bottom w:val="single" w:sz="8" w:space="0" w:color="202020"/>
+              <w:right w:val="single" w:sz="8" w:space="0" w:color="202020"/>
+              <w:end w:val="single" w:sz="8" w:space="0" w:color="202020"/>
+            </w:tcBorders>
+          </w:tcPr>
+          <w:p>
+            <w:pPr>
+              <w:keepNext w:val="0"/>
+              <w:spacing w:before="0" w:after="0" w:line="259" w:lineRule="auto"/>
+            </w:pPr>
+            <w:r>
+              <w:rPr>
+                <w:rFonts w:ascii="Noto Sans JP" w:hAnsi="Noto Sans JP" w:eastAsia="Noto Sans JP"/>
+                <w:b w:val="0"/>
+                <w:color w:val="1C252B"/>
+                <w:sz w:val="14"/>
+              </w:rPr>
+              <w:t>リファクタリング</w:t>
+            </w:r>
+          </w:p>
+        </w:tc>
+        <w:tc>
+          <w:tcPr>
+            <w:tcW w:type="dxa" w:w="3200"/>
+            <w:vAlign w:val="center"/>
+            <w:tcMar>
+              <w:top w:w="95" w:type="dxa"/>
+              <w:start w:w="120" w:type="dxa"/>
+              <w:bottom w:w="95" w:type="dxa"/>
+              <w:end w:w="120" w:type="dxa"/>
+            </w:tcMar>
+            <w:tcBorders>
+              <w:top w:val="single" w:sz="8" w:space="0" w:color="202020"/>
+              <w:left w:val="single" w:sz="8" w:space="0" w:color="202020"/>
+              <w:start w:val="single" w:sz="8" w:space="0" w:color="202020"/>
+              <w:bottom w:val="single" w:sz="8" w:space="0" w:color="202020"/>
+              <w:right w:val="single" w:sz="8" w:space="0" w:color="202020"/>
+              <w:end w:val="single" w:sz="8" w:space="0" w:color="202020"/>
+            </w:tcBorders>
+          </w:tcPr>
+          <w:p>
+            <w:pPr>
+              <w:keepNext w:val="0"/>
+              <w:spacing w:before="0" w:after="0" w:line="259" w:lineRule="auto"/>
+            </w:pPr>
+            <w:r>
+              <w:rPr>
+                <w:rFonts w:ascii="Noto Sans JP" w:hAnsi="Noto Sans JP" w:eastAsia="Noto Sans JP"/>
+                <w:b w:val="0"/>
+                <w:color w:val="1C252B"/>
+                <w:sz w:val="14"/>
+              </w:rPr>
+              <w:t>シーン生成を共通基盤へ固定したくない</w:t>
+            </w:r>
+          </w:p>
+        </w:tc>
+        <w:tc>
+          <w:tcPr>
+            <w:tcW w:type="dxa" w:w="2500"/>
+            <w:vAlign w:val="center"/>
+            <w:tcMar>
+              <w:top w:w="95" w:type="dxa"/>
+              <w:start w:w="120" w:type="dxa"/>
+              <w:bottom w:w="95" w:type="dxa"/>
+              <w:end w:w="120" w:type="dxa"/>
+            </w:tcMar>
+            <w:tcBorders>
+              <w:top w:val="single" w:sz="8" w:space="0" w:color="202020"/>
+              <w:left w:val="single" w:sz="8" w:space="0" w:color="202020"/>
+              <w:start w:val="single" w:sz="8" w:space="0" w:color="202020"/>
+              <w:bottom w:val="single" w:sz="8" w:space="0" w:color="202020"/>
+              <w:right w:val="single" w:sz="8" w:space="0" w:color="202020"/>
+              <w:end w:val="single" w:sz="8" w:space="0" w:color="202020"/>
+            </w:tcBorders>
+          </w:tcPr>
+          <w:p>
+            <w:pPr>
+              <w:keepNext w:val="0"/>
+              <w:spacing w:before="0" w:after="0" w:line="259" w:lineRule="auto"/>
+            </w:pPr>
+            <w:r>
+              <w:rPr>
+                <w:rFonts w:ascii="Noto Sans JP" w:hAnsi="Noto Sans JP" w:eastAsia="Noto Sans JP"/>
+                <w:b w:val="0"/>
+                <w:color w:val="1C252B"/>
+                <w:sz w:val="14"/>
+              </w:rPr>
+              <w:t>GameSceneFactoryへ分離</w:t>
+            </w:r>
+          </w:p>
+        </w:tc>
+        <w:tc>
+          <w:tcPr>
+            <w:tcW w:type="dxa" w:w="2400"/>
+            <w:vAlign w:val="center"/>
+            <w:tcMar>
+              <w:top w:w="95" w:type="dxa"/>
+              <w:start w:w="120" w:type="dxa"/>
+              <w:bottom w:w="95" w:type="dxa"/>
+              <w:end w:w="120" w:type="dxa"/>
+            </w:tcMar>
+            <w:tcBorders>
+              <w:top w:val="single" w:sz="8" w:space="0" w:color="202020"/>
+              <w:left w:val="single" w:sz="8" w:space="0" w:color="202020"/>
+              <w:start w:val="single" w:sz="8" w:space="0" w:color="202020"/>
+              <w:bottom w:val="single" w:sz="8" w:space="0" w:color="202020"/>
+              <w:right w:val="single" w:sz="8" w:space="0" w:color="202020"/>
+              <w:end w:val="single" w:sz="8" w:space="0" w:color="202020"/>
+            </w:tcBorders>
+          </w:tcPr>
+          <w:p>
+            <w:pPr>
+              <w:keepNext w:val="0"/>
+              <w:spacing w:before="0" w:after="0" w:line="259" w:lineRule="auto"/>
+            </w:pPr>
+            <w:r>
+              <w:rPr>
+                <w:rFonts w:ascii="Noto Sans JP" w:hAnsi="Noto Sans JP" w:eastAsia="Noto Sans JP"/>
+                <w:b w:val="0"/>
+                <w:color w:val="1C252B"/>
+                <w:sz w:val="14"/>
+              </w:rPr>
+              <w:t>ゲーム側で構成を差し替え可能</w:t>
+            </w:r>
+          </w:p>
+        </w:tc>
+      </w:tr>
+      <w:tr>
+        <w:tc>
+          <w:tcPr>
+            <w:tcW w:type="dxa" w:w="1700"/>
+            <w:vAlign w:val="center"/>
+            <w:tcMar>
+              <w:top w:w="95" w:type="dxa"/>
+              <w:start w:w="120" w:type="dxa"/>
+              <w:bottom w:w="95" w:type="dxa"/>
+              <w:end w:w="120" w:type="dxa"/>
+            </w:tcMar>
+            <w:tcBorders>
+              <w:top w:val="single" w:sz="8" w:space="0" w:color="202020"/>
+              <w:left w:val="single" w:sz="8" w:space="0" w:color="202020"/>
+              <w:start w:val="single" w:sz="8" w:space="0" w:color="202020"/>
+              <w:bottom w:val="single" w:sz="8" w:space="0" w:color="202020"/>
+              <w:right w:val="single" w:sz="8" w:space="0" w:color="202020"/>
+              <w:end w:val="single" w:sz="8" w:space="0" w:color="202020"/>
+            </w:tcBorders>
+          </w:tcPr>
+          <w:p>
+            <w:pPr>
+              <w:keepNext w:val="0"/>
+              <w:spacing w:before="0" w:after="0" w:line="259" w:lineRule="auto"/>
+            </w:pPr>
+            <w:r>
+              <w:rPr>
+                <w:rFonts w:ascii="Noto Sans JP" w:hAnsi="Noto Sans JP" w:eastAsia="Noto Sans JP"/>
+                <w:b w:val="0"/>
+                <w:color w:val="1C252B"/>
+                <w:sz w:val="14"/>
+              </w:rPr>
+              <w:t>リファクタリング</w:t>
+            </w:r>
+          </w:p>
+        </w:tc>
+        <w:tc>
+          <w:tcPr>
+            <w:tcW w:type="dxa" w:w="3200"/>
+            <w:vAlign w:val="center"/>
+            <w:tcMar>
+              <w:top w:w="95" w:type="dxa"/>
+              <w:start w:w="120" w:type="dxa"/>
+              <w:bottom w:w="95" w:type="dxa"/>
+              <w:end w:w="120" w:type="dxa"/>
+            </w:tcMar>
+            <w:tcBorders>
+              <w:top w:val="single" w:sz="8" w:space="0" w:color="202020"/>
+              <w:left w:val="single" w:sz="8" w:space="0" w:color="202020"/>
+              <w:start w:val="single" w:sz="8" w:space="0" w:color="202020"/>
+              <w:bottom w:val="single" w:sz="8" w:space="0" w:color="202020"/>
+              <w:right w:val="single" w:sz="8" w:space="0" w:color="202020"/>
+              <w:end w:val="single" w:sz="8" w:space="0" w:color="202020"/>
+            </w:tcBorders>
+          </w:tcPr>
+          <w:p>
+            <w:pPr>
+              <w:keepNext w:val="0"/>
+              <w:spacing w:before="0" w:after="0" w:line="259" w:lineRule="auto"/>
+            </w:pPr>
+            <w:r>
+              <w:rPr>
+                <w:rFonts w:ascii="Noto Sans JP" w:hAnsi="Noto Sans JP" w:eastAsia="Noto Sans JP"/>
+                <w:b w:val="0"/>
+                <w:color w:val="1C252B"/>
+                <w:sz w:val="14"/>
+              </w:rPr>
+              <w:t>進行処理がPlaySceneへ集中</w:t>
+            </w:r>
+          </w:p>
+        </w:tc>
+        <w:tc>
+          <w:tcPr>
+            <w:tcW w:type="dxa" w:w="2500"/>
+            <w:vAlign w:val="center"/>
+            <w:tcMar>
+              <w:top w:w="95" w:type="dxa"/>
+              <w:start w:w="120" w:type="dxa"/>
+              <w:bottom w:w="95" w:type="dxa"/>
+              <w:end w:w="120" w:type="dxa"/>
+            </w:tcMar>
+            <w:tcBorders>
+              <w:top w:val="single" w:sz="8" w:space="0" w:color="202020"/>
+              <w:left w:val="single" w:sz="8" w:space="0" w:color="202020"/>
+              <w:start w:val="single" w:sz="8" w:space="0" w:color="202020"/>
+              <w:bottom w:val="single" w:sz="8" w:space="0" w:color="202020"/>
+              <w:right w:val="single" w:sz="8" w:space="0" w:color="202020"/>
+              <w:end w:val="single" w:sz="8" w:space="0" w:color="202020"/>
+            </w:tcBorders>
+          </w:tcPr>
+          <w:p>
+            <w:pPr>
+              <w:keepNext w:val="0"/>
+              <w:spacing w:before="0" w:after="0" w:line="259" w:lineRule="auto"/>
+            </w:pPr>
+            <w:r>
+              <w:rPr>
+                <w:rFonts w:ascii="Noto Sans JP" w:hAnsi="Noto Sans JP" w:eastAsia="Noto Sans JP"/>
+                <w:b w:val="0"/>
+                <w:color w:val="1C252B"/>
+                <w:sz w:val="14"/>
+              </w:rPr>
+              <w:t>GameplayFlowControllerへ分離</w:t>
+            </w:r>
+          </w:p>
+        </w:tc>
+        <w:tc>
+          <w:tcPr>
+            <w:tcW w:type="dxa" w:w="2400"/>
+            <w:vAlign w:val="center"/>
+            <w:tcMar>
+              <w:top w:w="95" w:type="dxa"/>
+              <w:start w:w="120" w:type="dxa"/>
+              <w:bottom w:w="95" w:type="dxa"/>
+              <w:end w:w="120" w:type="dxa"/>
+            </w:tcMar>
+            <w:tcBorders>
+              <w:top w:val="single" w:sz="8" w:space="0" w:color="202020"/>
+              <w:left w:val="single" w:sz="8" w:space="0" w:color="202020"/>
+              <w:start w:val="single" w:sz="8" w:space="0" w:color="202020"/>
+              <w:bottom w:val="single" w:sz="8" w:space="0" w:color="202020"/>
+              <w:right w:val="single" w:sz="8" w:space="0" w:color="202020"/>
+              <w:end w:val="single" w:sz="8" w:space="0" w:color="202020"/>
+            </w:tcBorders>
+          </w:tcPr>
+          <w:p>
+            <w:pPr>
+              <w:keepNext w:val="0"/>
+              <w:spacing w:before="0" w:after="0" w:line="259" w:lineRule="auto"/>
+            </w:pPr>
+            <w:r>
+              <w:rPr>
+                <w:rFonts w:ascii="Noto Sans JP" w:hAnsi="Noto Sans JP" w:eastAsia="Noto Sans JP"/>
+                <w:b w:val="0"/>
+                <w:color w:val="1C252B"/>
+                <w:sz w:val="14"/>
+              </w:rPr>
+              <w:t>状態遷移を一か所で追跡</w:t>
+            </w:r>
+          </w:p>
+        </w:tc>
+      </w:tr>
+      <w:tr>
+        <w:tc>
+          <w:tcPr>
+            <w:tcW w:type="dxa" w:w="1700"/>
+            <w:vAlign w:val="center"/>
+            <w:tcMar>
+              <w:top w:w="95" w:type="dxa"/>
+              <w:start w:w="120" w:type="dxa"/>
+              <w:bottom w:w="95" w:type="dxa"/>
+              <w:end w:w="120" w:type="dxa"/>
+            </w:tcMar>
+            <w:tcBorders>
+              <w:top w:val="single" w:sz="8" w:space="0" w:color="202020"/>
+              <w:left w:val="single" w:sz="8" w:space="0" w:color="202020"/>
+              <w:start w:val="single" w:sz="8" w:space="0" w:color="202020"/>
+              <w:bottom w:val="single" w:sz="8" w:space="0" w:color="202020"/>
+              <w:right w:val="single" w:sz="8" w:space="0" w:color="202020"/>
+              <w:end w:val="single" w:sz="8" w:space="0" w:color="202020"/>
+            </w:tcBorders>
+          </w:tcPr>
+          <w:p>
+            <w:pPr>
+              <w:keepNext w:val="0"/>
+              <w:spacing w:before="0" w:after="0" w:line="259" w:lineRule="auto"/>
+            </w:pPr>
+            <w:r>
+              <w:rPr>
+                <w:rFonts w:ascii="Noto Sans JP" w:hAnsi="Noto Sans JP" w:eastAsia="Noto Sans JP"/>
+                <w:b w:val="0"/>
+                <w:color w:val="1C252B"/>
+                <w:sz w:val="14"/>
+              </w:rPr>
+              <w:t>リファクタリング</w:t>
+            </w:r>
+          </w:p>
+        </w:tc>
+        <w:tc>
+          <w:tcPr>
+            <w:tcW w:type="dxa" w:w="3200"/>
+            <w:vAlign w:val="center"/>
+            <w:tcMar>
+              <w:top w:w="95" w:type="dxa"/>
+              <w:start w:w="120" w:type="dxa"/>
+              <w:bottom w:w="95" w:type="dxa"/>
+              <w:end w:w="120" w:type="dxa"/>
+            </w:tcMar>
+            <w:tcBorders>
+              <w:top w:val="single" w:sz="8" w:space="0" w:color="202020"/>
+              <w:left w:val="single" w:sz="8" w:space="0" w:color="202020"/>
+              <w:start w:val="single" w:sz="8" w:space="0" w:color="202020"/>
+              <w:bottom w:val="single" w:sz="8" w:space="0" w:color="202020"/>
+              <w:right w:val="single" w:sz="8" w:space="0" w:color="202020"/>
+              <w:end w:val="single" w:sz="8" w:space="0" w:color="202020"/>
+            </w:tcBorders>
+          </w:tcPr>
+          <w:p>
+            <w:pPr>
+              <w:keepNext w:val="0"/>
+              <w:spacing w:before="0" w:after="0" w:line="259" w:lineRule="auto"/>
+            </w:pPr>
+            <w:r>
+              <w:rPr>
+                <w:rFonts w:ascii="Noto Sans JP" w:hAnsi="Noto Sans JP" w:eastAsia="Noto Sans JP"/>
+                <w:b w:val="0"/>
+                <w:color w:val="1C252B"/>
+                <w:sz w:val="14"/>
+              </w:rPr>
+              <w:t>結果の受け渡しが複雑</w:t>
+            </w:r>
+          </w:p>
+        </w:tc>
+        <w:tc>
+          <w:tcPr>
+            <w:tcW w:type="dxa" w:w="2500"/>
+            <w:vAlign w:val="center"/>
+            <w:tcMar>
+              <w:top w:w="95" w:type="dxa"/>
+              <w:start w:w="120" w:type="dxa"/>
+              <w:bottom w:w="95" w:type="dxa"/>
+              <w:end w:w="120" w:type="dxa"/>
+            </w:tcMar>
+            <w:tcBorders>
+              <w:top w:val="single" w:sz="8" w:space="0" w:color="202020"/>
+              <w:left w:val="single" w:sz="8" w:space="0" w:color="202020"/>
+              <w:start w:val="single" w:sz="8" w:space="0" w:color="202020"/>
+              <w:bottom w:val="single" w:sz="8" w:space="0" w:color="202020"/>
+              <w:right w:val="single" w:sz="8" w:space="0" w:color="202020"/>
+              <w:end w:val="single" w:sz="8" w:space="0" w:color="202020"/>
+            </w:tcBorders>
+          </w:tcPr>
+          <w:p>
+            <w:pPr>
+              <w:keepNext w:val="0"/>
+              <w:spacing w:before="0" w:after="0" w:line="259" w:lineRule="auto"/>
+            </w:pPr>
+            <w:r>
+              <w:rPr>
+                <w:rFonts w:ascii="Noto Sans JP" w:hAnsi="Noto Sans JP" w:eastAsia="Noto Sans JP"/>
+                <w:b w:val="0"/>
+                <w:color w:val="1C252B"/>
+                <w:sz w:val="14"/>
+              </w:rPr>
+              <w:t>GameSessionへ集約</w:t>
+            </w:r>
+          </w:p>
+        </w:tc>
+        <w:tc>
+          <w:tcPr>
+            <w:tcW w:type="dxa" w:w="2400"/>
+            <w:vAlign w:val="center"/>
+            <w:tcMar>
+              <w:top w:w="95" w:type="dxa"/>
+              <w:start w:w="120" w:type="dxa"/>
+              <w:bottom w:w="95" w:type="dxa"/>
+              <w:end w:w="120" w:type="dxa"/>
+            </w:tcMar>
+            <w:tcBorders>
+              <w:top w:val="single" w:sz="8" w:space="0" w:color="202020"/>
+              <w:left w:val="single" w:sz="8" w:space="0" w:color="202020"/>
+              <w:start w:val="single" w:sz="8" w:space="0" w:color="202020"/>
+              <w:bottom w:val="single" w:sz="8" w:space="0" w:color="202020"/>
+              <w:right w:val="single" w:sz="8" w:space="0" w:color="202020"/>
+              <w:end w:val="single" w:sz="8" w:space="0" w:color="202020"/>
+            </w:tcBorders>
+          </w:tcPr>
+          <w:p>
+            <w:pPr>
+              <w:keepNext w:val="0"/>
+              <w:spacing w:before="0" w:after="0" w:line="259" w:lineRule="auto"/>
+            </w:pPr>
+            <w:r>
+              <w:rPr>
+                <w:rFonts w:ascii="Noto Sans JP" w:hAnsi="Noto Sans JP" w:eastAsia="Noto Sans JP"/>
+                <w:b w:val="0"/>
+                <w:color w:val="1C252B"/>
+                <w:sz w:val="14"/>
+              </w:rPr>
+              <w:t>各シーンの役割を限定</w:t>
+            </w:r>
+          </w:p>
+        </w:tc>
+      </w:tr>
+      <w:tr>
+        <w:tc>
+          <w:tcPr>
+            <w:tcW w:type="dxa" w:w="1700"/>
+            <w:vAlign w:val="center"/>
+            <w:tcMar>
+              <w:top w:w="95" w:type="dxa"/>
+              <w:start w:w="120" w:type="dxa"/>
+              <w:bottom w:w="95" w:type="dxa"/>
+              <w:end w:w="120" w:type="dxa"/>
+            </w:tcMar>
+            <w:tcBorders>
+              <w:top w:val="single" w:sz="8" w:space="0" w:color="202020"/>
+              <w:left w:val="single" w:sz="8" w:space="0" w:color="202020"/>
+              <w:start w:val="single" w:sz="8" w:space="0" w:color="202020"/>
+              <w:bottom w:val="single" w:sz="8" w:space="0" w:color="202020"/>
+              <w:right w:val="single" w:sz="8" w:space="0" w:color="202020"/>
+              <w:end w:val="single" w:sz="8" w:space="0" w:color="202020"/>
+            </w:tcBorders>
+          </w:tcPr>
+          <w:p>
+            <w:pPr>
+              <w:keepNext w:val="0"/>
+              <w:spacing w:before="0" w:after="0" w:line="259" w:lineRule="auto"/>
+            </w:pPr>
+            <w:r>
+              <w:rPr>
+                <w:rFonts w:ascii="Noto Sans JP" w:hAnsi="Noto Sans JP" w:eastAsia="Noto Sans JP"/>
+                <w:b w:val="0"/>
+                <w:color w:val="1C252B"/>
+                <w:sz w:val="14"/>
+              </w:rPr>
+              <w:t>リファクタリング</w:t>
+            </w:r>
+          </w:p>
+        </w:tc>
+        <w:tc>
+          <w:tcPr>
+            <w:tcW w:type="dxa" w:w="3200"/>
+            <w:vAlign w:val="center"/>
+            <w:tcMar>
+              <w:top w:w="95" w:type="dxa"/>
+              <w:start w:w="120" w:type="dxa"/>
+              <w:bottom w:w="95" w:type="dxa"/>
+              <w:end w:w="120" w:type="dxa"/>
+            </w:tcMar>
+            <w:tcBorders>
+              <w:top w:val="single" w:sz="8" w:space="0" w:color="202020"/>
+              <w:left w:val="single" w:sz="8" w:space="0" w:color="202020"/>
+              <w:start w:val="single" w:sz="8" w:space="0" w:color="202020"/>
+              <w:bottom w:val="single" w:sz="8" w:space="0" w:color="202020"/>
+              <w:right w:val="single" w:sz="8" w:space="0" w:color="202020"/>
+              <w:end w:val="single" w:sz="8" w:space="0" w:color="202020"/>
+            </w:tcBorders>
+          </w:tcPr>
+          <w:p>
+            <w:pPr>
+              <w:keepNext w:val="0"/>
+              <w:spacing w:before="0" w:after="0" w:line="259" w:lineRule="auto"/>
+            </w:pPr>
+            <w:r>
+              <w:rPr>
+                <w:rFonts w:ascii="Noto Sans JP" w:hAnsi="Noto Sans JP" w:eastAsia="Noto Sans JP"/>
+                <w:b w:val="0"/>
+                <w:color w:val="1C252B"/>
+                <w:sz w:val="14"/>
+              </w:rPr>
+              <w:t>武器処理がPlayerへ増えやすい</w:t>
+            </w:r>
+          </w:p>
+        </w:tc>
+        <w:tc>
+          <w:tcPr>
+            <w:tcW w:type="dxa" w:w="2500"/>
+            <w:vAlign w:val="center"/>
+            <w:tcMar>
+              <w:top w:w="95" w:type="dxa"/>
+              <w:start w:w="120" w:type="dxa"/>
+              <w:bottom w:w="95" w:type="dxa"/>
+              <w:end w:w="120" w:type="dxa"/>
+            </w:tcMar>
+            <w:tcBorders>
+              <w:top w:val="single" w:sz="8" w:space="0" w:color="202020"/>
+              <w:left w:val="single" w:sz="8" w:space="0" w:color="202020"/>
+              <w:start w:val="single" w:sz="8" w:space="0" w:color="202020"/>
+              <w:bottom w:val="single" w:sz="8" w:space="0" w:color="202020"/>
+              <w:right w:val="single" w:sz="8" w:space="0" w:color="202020"/>
+              <w:end w:val="single" w:sz="8" w:space="0" w:color="202020"/>
+            </w:tcBorders>
+          </w:tcPr>
+          <w:p>
+            <w:pPr>
+              <w:keepNext w:val="0"/>
+              <w:spacing w:before="0" w:after="0" w:line="259" w:lineRule="auto"/>
+            </w:pPr>
+            <w:r>
+              <w:rPr>
+                <w:rFonts w:ascii="Noto Sans JP" w:hAnsi="Noto Sans JP" w:eastAsia="Noto Sans JP"/>
+                <w:b w:val="0"/>
+                <w:color w:val="1C252B"/>
+                <w:sz w:val="14"/>
+              </w:rPr>
+              <w:t>PlayerWeaponControllerへ分離</w:t>
+            </w:r>
+          </w:p>
+        </w:tc>
+        <w:tc>
+          <w:tcPr>
+            <w:tcW w:type="dxa" w:w="2400"/>
+            <w:vAlign w:val="center"/>
+            <w:tcMar>
+              <w:top w:w="95" w:type="dxa"/>
+              <w:start w:w="120" w:type="dxa"/>
+              <w:bottom w:w="95" w:type="dxa"/>
+              <w:end w:w="120" w:type="dxa"/>
+            </w:tcMar>
+            <w:tcBorders>
+              <w:top w:val="single" w:sz="8" w:space="0" w:color="202020"/>
+              <w:left w:val="single" w:sz="8" w:space="0" w:color="202020"/>
+              <w:start w:val="single" w:sz="8" w:space="0" w:color="202020"/>
+              <w:bottom w:val="single" w:sz="8" w:space="0" w:color="202020"/>
+              <w:right w:val="single" w:sz="8" w:space="0" w:color="202020"/>
+              <w:end w:val="single" w:sz="8" w:space="0" w:color="202020"/>
+            </w:tcBorders>
+          </w:tcPr>
+          <w:p>
+            <w:pPr>
+              <w:keepNext w:val="0"/>
+              <w:spacing w:before="0" w:after="0" w:line="259" w:lineRule="auto"/>
+            </w:pPr>
+            <w:r>
+              <w:rPr>
+                <w:rFonts w:ascii="Noto Sans JP" w:hAnsi="Noto Sans JP" w:eastAsia="Noto Sans JP"/>
+                <w:b w:val="0"/>
+                <w:color w:val="1C252B"/>
+                <w:sz w:val="14"/>
+              </w:rPr>
+              <w:t>武器更新と強化を集約</w:t>
+            </w:r>
+          </w:p>
+        </w:tc>
+      </w:tr>
+      <w:tr>
+        <w:tc>
+          <w:tcPr>
+            <w:tcW w:type="dxa" w:w="1700"/>
+            <w:vAlign w:val="center"/>
+            <w:tcMar>
+              <w:top w:w="95" w:type="dxa"/>
+              <w:start w:w="120" w:type="dxa"/>
+              <w:bottom w:w="95" w:type="dxa"/>
+              <w:end w:w="120" w:type="dxa"/>
+            </w:tcMar>
+            <w:tcBorders>
+              <w:top w:val="single" w:sz="8" w:space="0" w:color="202020"/>
+              <w:left w:val="single" w:sz="8" w:space="0" w:color="202020"/>
+              <w:start w:val="single" w:sz="8" w:space="0" w:color="202020"/>
+              <w:bottom w:val="single" w:sz="8" w:space="0" w:color="202020"/>
+              <w:right w:val="single" w:sz="8" w:space="0" w:color="202020"/>
+              <w:end w:val="single" w:sz="8" w:space="0" w:color="202020"/>
+            </w:tcBorders>
+          </w:tcPr>
+          <w:p>
+            <w:pPr>
+              <w:keepNext w:val="0"/>
+              <w:spacing w:before="0" w:after="0" w:line="259" w:lineRule="auto"/>
+            </w:pPr>
+            <w:r>
+              <w:rPr>
+                <w:rFonts w:ascii="Noto Sans JP" w:hAnsi="Noto Sans JP" w:eastAsia="Noto Sans JP"/>
+                <w:b w:val="0"/>
+                <w:color w:val="1C252B"/>
+                <w:sz w:val="14"/>
+              </w:rPr>
+              <w:t>負荷対策</w:t>
+            </w:r>
+          </w:p>
+        </w:tc>
+        <w:tc>
+          <w:tcPr>
+            <w:tcW w:type="dxa" w:w="3200"/>
+            <w:vAlign w:val="center"/>
+            <w:tcMar>
+              <w:top w:w="95" w:type="dxa"/>
+              <w:start w:w="120" w:type="dxa"/>
+              <w:bottom w:w="95" w:type="dxa"/>
+              <w:end w:w="120" w:type="dxa"/>
+            </w:tcMar>
+            <w:tcBorders>
+              <w:top w:val="single" w:sz="8" w:space="0" w:color="202020"/>
+              <w:left w:val="single" w:sz="8" w:space="0" w:color="202020"/>
+              <w:start w:val="single" w:sz="8" w:space="0" w:color="202020"/>
+              <w:bottom w:val="single" w:sz="8" w:space="0" w:color="202020"/>
+              <w:right w:val="single" w:sz="8" w:space="0" w:color="202020"/>
+              <w:end w:val="single" w:sz="8" w:space="0" w:color="202020"/>
+            </w:tcBorders>
+          </w:tcPr>
+          <w:p>
+            <w:pPr>
+              <w:keepNext w:val="0"/>
+              <w:spacing w:before="0" w:after="0" w:line="259" w:lineRule="auto"/>
+            </w:pPr>
+            <w:r>
+              <w:rPr>
+                <w:rFonts w:ascii="Noto Sans JP" w:hAnsi="Noto Sans JP" w:eastAsia="Noto Sans JP"/>
+                <w:b w:val="0"/>
+                <w:color w:val="1C252B"/>
+                <w:sz w:val="14"/>
+              </w:rPr>
+              <w:t>全敵への詳細判定を避けたい</w:t>
+            </w:r>
+          </w:p>
+        </w:tc>
+        <w:tc>
+          <w:tcPr>
+            <w:tcW w:type="dxa" w:w="2500"/>
+            <w:vAlign w:val="center"/>
+            <w:tcMar>
+              <w:top w:w="95" w:type="dxa"/>
+              <w:start w:w="120" w:type="dxa"/>
+              <w:bottom w:w="95" w:type="dxa"/>
+              <w:end w:w="120" w:type="dxa"/>
+            </w:tcMar>
+            <w:tcBorders>
+              <w:top w:val="single" w:sz="8" w:space="0" w:color="202020"/>
+              <w:left w:val="single" w:sz="8" w:space="0" w:color="202020"/>
+              <w:start w:val="single" w:sz="8" w:space="0" w:color="202020"/>
+              <w:bottom w:val="single" w:sz="8" w:space="0" w:color="202020"/>
+              <w:right w:val="single" w:sz="8" w:space="0" w:color="202020"/>
+              <w:end w:val="single" w:sz="8" w:space="0" w:color="202020"/>
+            </w:tcBorders>
+          </w:tcPr>
+          <w:p>
+            <w:pPr>
+              <w:keepNext w:val="0"/>
+              <w:spacing w:before="0" w:after="0" w:line="259" w:lineRule="auto"/>
+            </w:pPr>
+            <w:r>
+              <w:rPr>
+                <w:rFonts w:ascii="Noto Sans JP" w:hAnsi="Noto Sans JP" w:eastAsia="Noto Sans JP"/>
+                <w:b w:val="0"/>
+                <w:color w:val="1C252B"/>
+                <w:sz w:val="14"/>
+              </w:rPr>
+              <w:t>固定グリッド後にOBB判定</w:t>
+            </w:r>
+          </w:p>
+        </w:tc>
+        <w:tc>
+          <w:tcPr>
+            <w:tcW w:type="dxa" w:w="2400"/>
+            <w:vAlign w:val="center"/>
+            <w:tcMar>
+              <w:top w:w="95" w:type="dxa"/>
+              <w:start w:w="120" w:type="dxa"/>
+              <w:bottom w:w="95" w:type="dxa"/>
+              <w:end w:w="120" w:type="dxa"/>
+            </w:tcMar>
+            <w:tcBorders>
+              <w:top w:val="single" w:sz="8" w:space="0" w:color="202020"/>
+              <w:left w:val="single" w:sz="8" w:space="0" w:color="202020"/>
+              <w:start w:val="single" w:sz="8" w:space="0" w:color="202020"/>
+              <w:bottom w:val="single" w:sz="8" w:space="0" w:color="202020"/>
+              <w:right w:val="single" w:sz="8" w:space="0" w:color="202020"/>
+              <w:end w:val="single" w:sz="8" w:space="0" w:color="202020"/>
+            </w:tcBorders>
+          </w:tcPr>
+          <w:p>
+            <w:pPr>
+              <w:keepNext w:val="0"/>
+              <w:spacing w:before="0" w:after="0" w:line="259" w:lineRule="auto"/>
+            </w:pPr>
+            <w:r>
+              <w:rPr>
+                <w:rFonts w:ascii="Noto Sans JP" w:hAnsi="Noto Sans JP" w:eastAsia="Noto Sans JP"/>
+                <w:b w:val="0"/>
+                <w:color w:val="1C252B"/>
+                <w:sz w:val="14"/>
+              </w:rPr>
+              <w:t>近傍候補へ対象を限定</w:t>
+            </w:r>
+          </w:p>
+        </w:tc>
+      </w:tr>
+      <w:tr>
+        <w:tc>
+          <w:tcPr>
+            <w:tcW w:type="dxa" w:w="1700"/>
+            <w:vAlign w:val="center"/>
+            <w:tcMar>
+              <w:top w:w="95" w:type="dxa"/>
+              <w:start w:w="120" w:type="dxa"/>
+              <w:bottom w:w="95" w:type="dxa"/>
+              <w:end w:w="120" w:type="dxa"/>
+            </w:tcMar>
+            <w:tcBorders>
+              <w:top w:val="single" w:sz="8" w:space="0" w:color="202020"/>
+              <w:left w:val="single" w:sz="8" w:space="0" w:color="202020"/>
+              <w:start w:val="single" w:sz="8" w:space="0" w:color="202020"/>
+              <w:bottom w:val="single" w:sz="8" w:space="0" w:color="202020"/>
+              <w:right w:val="single" w:sz="8" w:space="0" w:color="202020"/>
+              <w:end w:val="single" w:sz="8" w:space="0" w:color="202020"/>
+            </w:tcBorders>
+          </w:tcPr>
+          <w:p>
+            <w:pPr>
+              <w:keepNext w:val="0"/>
+              <w:spacing w:before="0" w:after="0" w:line="259" w:lineRule="auto"/>
+            </w:pPr>
+            <w:r>
+              <w:rPr>
+                <w:rFonts w:ascii="Noto Sans JP" w:hAnsi="Noto Sans JP" w:eastAsia="Noto Sans JP"/>
+                <w:b w:val="0"/>
+                <w:color w:val="1C252B"/>
+                <w:sz w:val="14"/>
+              </w:rPr>
+              <w:t>描画管理</w:t>
+            </w:r>
+          </w:p>
+        </w:tc>
+        <w:tc>
+          <w:tcPr>
+            <w:tcW w:type="dxa" w:w="3200"/>
+            <w:vAlign w:val="center"/>
+            <w:tcMar>
+              <w:top w:w="95" w:type="dxa"/>
+              <w:start w:w="120" w:type="dxa"/>
+              <w:bottom w:w="95" w:type="dxa"/>
+              <w:end w:w="120" w:type="dxa"/>
+            </w:tcMar>
+            <w:tcBorders>
+              <w:top w:val="single" w:sz="8" w:space="0" w:color="202020"/>
+              <w:left w:val="single" w:sz="8" w:space="0" w:color="202020"/>
+              <w:start w:val="single" w:sz="8" w:space="0" w:color="202020"/>
+              <w:bottom w:val="single" w:sz="8" w:space="0" w:color="202020"/>
+              <w:right w:val="single" w:sz="8" w:space="0" w:color="202020"/>
+              <w:end w:val="single" w:sz="8" w:space="0" w:color="202020"/>
+            </w:tcBorders>
+          </w:tcPr>
+          <w:p>
+            <w:pPr>
+              <w:keepNext w:val="0"/>
+              <w:spacing w:before="0" w:after="0" w:line="259" w:lineRule="auto"/>
+            </w:pPr>
+            <w:r>
+              <w:rPr>
+                <w:rFonts w:ascii="Noto Sans JP" w:hAnsi="Noto Sans JP" w:eastAsia="Noto Sans JP"/>
+                <w:b w:val="0"/>
+                <w:color w:val="1C252B"/>
+                <w:sz w:val="14"/>
+              </w:rPr>
+              <w:t>GPU参照中の再利用を防ぎたい</w:t>
+            </w:r>
+          </w:p>
+        </w:tc>
+        <w:tc>
+          <w:tcPr>
+            <w:tcW w:type="dxa" w:w="2500"/>
+            <w:vAlign w:val="center"/>
+            <w:tcMar>
+              <w:top w:w="95" w:type="dxa"/>
+              <w:start w:w="120" w:type="dxa"/>
+              <w:bottom w:w="95" w:type="dxa"/>
+              <w:end w:w="120" w:type="dxa"/>
+            </w:tcMar>
+            <w:tcBorders>
+              <w:top w:val="single" w:sz="8" w:space="0" w:color="202020"/>
+              <w:left w:val="single" w:sz="8" w:space="0" w:color="202020"/>
+              <w:start w:val="single" w:sz="8" w:space="0" w:color="202020"/>
+              <w:bottom w:val="single" w:sz="8" w:space="0" w:color="202020"/>
+              <w:right w:val="single" w:sz="8" w:space="0" w:color="202020"/>
+              <w:end w:val="single" w:sz="8" w:space="0" w:color="202020"/>
+            </w:tcBorders>
+          </w:tcPr>
+          <w:p>
+            <w:pPr>
+              <w:keepNext w:val="0"/>
+              <w:spacing w:before="0" w:after="0" w:line="259" w:lineRule="auto"/>
+            </w:pPr>
+            <w:r>
+              <w:rPr>
+                <w:rFonts w:ascii="Noto Sans JP" w:hAnsi="Noto Sans JP" w:eastAsia="Noto Sans JP"/>
+                <w:b w:val="0"/>
+                <w:color w:val="1C252B"/>
+                <w:sz w:val="14"/>
+              </w:rPr>
+              <w:t>FrameContext / Fence / 状態追跡</w:t>
+            </w:r>
+          </w:p>
+        </w:tc>
+        <w:tc>
+          <w:tcPr>
+            <w:tcW w:type="dxa" w:w="2400"/>
+            <w:vAlign w:val="center"/>
+            <w:tcMar>
+              <w:top w:w="95" w:type="dxa"/>
+              <w:start w:w="120" w:type="dxa"/>
+              <w:bottom w:w="95" w:type="dxa"/>
+              <w:end w:w="120" w:type="dxa"/>
+            </w:tcMar>
+            <w:tcBorders>
+              <w:top w:val="single" w:sz="8" w:space="0" w:color="202020"/>
+              <w:left w:val="single" w:sz="8" w:space="0" w:color="202020"/>
+              <w:start w:val="single" w:sz="8" w:space="0" w:color="202020"/>
+              <w:bottom w:val="single" w:sz="8" w:space="0" w:color="202020"/>
+              <w:right w:val="single" w:sz="8" w:space="0" w:color="202020"/>
+              <w:end w:val="single" w:sz="8" w:space="0" w:color="202020"/>
+            </w:tcBorders>
+          </w:tcPr>
+          <w:p>
+            <w:pPr>
+              <w:keepNext w:val="0"/>
+              <w:spacing w:before="0" w:after="0" w:line="259" w:lineRule="auto"/>
+            </w:pPr>
+            <w:r>
+              <w:rPr>
+                <w:rFonts w:ascii="Noto Sans JP" w:hAnsi="Noto Sans JP" w:eastAsia="Noto Sans JP"/>
+                <w:b w:val="0"/>
+                <w:color w:val="1C252B"/>
+                <w:sz w:val="14"/>
+              </w:rPr>
+              <w:t>再利用条件と現在状態を明示</w:t>
+            </w:r>
+          </w:p>
+        </w:tc>
+      </w:tr>
+      <w:tr>
+        <w:tc>
+          <w:tcPr>
+            <w:tcW w:type="dxa" w:w="1700"/>
+            <w:vAlign w:val="center"/>
+            <w:tcMar>
+              <w:top w:w="95" w:type="dxa"/>
+              <w:start w:w="120" w:type="dxa"/>
+              <w:bottom w:w="95" w:type="dxa"/>
+              <w:end w:w="120" w:type="dxa"/>
+            </w:tcMar>
+            <w:tcBorders>
+              <w:top w:val="single" w:sz="8" w:space="0" w:color="202020"/>
+              <w:left w:val="single" w:sz="8" w:space="0" w:color="202020"/>
+              <w:start w:val="single" w:sz="8" w:space="0" w:color="202020"/>
+              <w:bottom w:val="single" w:sz="8" w:space="0" w:color="202020"/>
+              <w:right w:val="single" w:sz="8" w:space="0" w:color="202020"/>
+              <w:end w:val="single" w:sz="8" w:space="0" w:color="202020"/>
+            </w:tcBorders>
+          </w:tcPr>
+          <w:p>
+            <w:pPr>
+              <w:keepNext w:val="0"/>
+              <w:spacing w:before="0" w:after="0" w:line="259" w:lineRule="auto"/>
+            </w:pPr>
+            <w:r>
+              <w:rPr>
+                <w:rFonts w:ascii="Noto Sans JP" w:hAnsi="Noto Sans JP" w:eastAsia="Noto Sans JP"/>
+                <w:b w:val="0"/>
+                <w:color w:val="1C252B"/>
+                <w:sz w:val="14"/>
+              </w:rPr>
+              <w:t>検証追加</w:t>
+            </w:r>
+          </w:p>
+        </w:tc>
+        <w:tc>
+          <w:tcPr>
+            <w:tcW w:type="dxa" w:w="3200"/>
+            <w:vAlign w:val="center"/>
+            <w:tcMar>
+              <w:top w:w="95" w:type="dxa"/>
+              <w:start w:w="120" w:type="dxa"/>
+              <w:bottom w:w="95" w:type="dxa"/>
+              <w:end w:w="120" w:type="dxa"/>
+            </w:tcMar>
+            <w:tcBorders>
+              <w:top w:val="single" w:sz="8" w:space="0" w:color="202020"/>
+              <w:left w:val="single" w:sz="8" w:space="0" w:color="202020"/>
+              <w:start w:val="single" w:sz="8" w:space="0" w:color="202020"/>
+              <w:bottom w:val="single" w:sz="8" w:space="0" w:color="202020"/>
+              <w:right w:val="single" w:sz="8" w:space="0" w:color="202020"/>
+              <w:end w:val="single" w:sz="8" w:space="0" w:color="202020"/>
+            </w:tcBorders>
+          </w:tcPr>
+          <w:p>
+            <w:pPr>
+              <w:keepNext w:val="0"/>
+              <w:spacing w:before="0" w:after="0" w:line="259" w:lineRule="auto"/>
+            </w:pPr>
+            <w:r>
+              <w:rPr>
+                <w:rFonts w:ascii="Noto Sans JP" w:hAnsi="Noto Sans JP" w:eastAsia="Noto Sans JP"/>
+                <w:b w:val="0"/>
+                <w:color w:val="1C252B"/>
+                <w:sz w:val="14"/>
+              </w:rPr>
+              <w:t>手動確認だけでは再発を拾いにくい</w:t>
+            </w:r>
+          </w:p>
+        </w:tc>
+        <w:tc>
+          <w:tcPr>
+            <w:tcW w:type="dxa" w:w="2500"/>
+            <w:vAlign w:val="center"/>
+            <w:tcMar>
+              <w:top w:w="95" w:type="dxa"/>
+              <w:start w:w="120" w:type="dxa"/>
+              <w:bottom w:w="95" w:type="dxa"/>
+              <w:end w:w="120" w:type="dxa"/>
+            </w:tcMar>
+            <w:tcBorders>
+              <w:top w:val="single" w:sz="8" w:space="0" w:color="202020"/>
+              <w:left w:val="single" w:sz="8" w:space="0" w:color="202020"/>
+              <w:start w:val="single" w:sz="8" w:space="0" w:color="202020"/>
+              <w:bottom w:val="single" w:sz="8" w:space="0" w:color="202020"/>
+              <w:right w:val="single" w:sz="8" w:space="0" w:color="202020"/>
+              <w:end w:val="single" w:sz="8" w:space="0" w:color="202020"/>
+            </w:tcBorders>
+          </w:tcPr>
+          <w:p>
+            <w:pPr>
+              <w:keepNext w:val="0"/>
+              <w:spacing w:before="0" w:after="0" w:line="259" w:lineRule="auto"/>
+            </w:pPr>
+            <w:r>
+              <w:rPr>
+                <w:rFonts w:ascii="Noto Sans JP" w:hAnsi="Noto Sans JP" w:eastAsia="Noto Sans JP"/>
+                <w:b w:val="0"/>
+                <w:color w:val="1C252B"/>
+                <w:sz w:val="14"/>
+              </w:rPr>
+              <w:t>CPUテスト / Scene Stress</w:t>
+            </w:r>
+          </w:p>
+        </w:tc>
+        <w:tc>
+          <w:tcPr>
+            <w:tcW w:type="dxa" w:w="2400"/>
+            <w:vAlign w:val="center"/>
+            <w:tcMar>
+              <w:top w:w="95" w:type="dxa"/>
+              <w:start w:w="120" w:type="dxa"/>
+              <w:bottom w:w="95" w:type="dxa"/>
+              <w:end w:w="120" w:type="dxa"/>
+            </w:tcMar>
+            <w:tcBorders>
+              <w:top w:val="single" w:sz="8" w:space="0" w:color="202020"/>
+              <w:left w:val="single" w:sz="8" w:space="0" w:color="202020"/>
+              <w:start w:val="single" w:sz="8" w:space="0" w:color="202020"/>
+              <w:bottom w:val="single" w:sz="8" w:space="0" w:color="202020"/>
+              <w:right w:val="single" w:sz="8" w:space="0" w:color="202020"/>
+              <w:end w:val="single" w:sz="8" w:space="0" w:color="202020"/>
+            </w:tcBorders>
+          </w:tcPr>
+          <w:p>
+            <w:pPr>
+              <w:keepNext w:val="0"/>
+              <w:spacing w:before="0" w:after="0" w:line="259" w:lineRule="auto"/>
+            </w:pPr>
+            <w:r>
+              <w:rPr>
+                <w:rFonts w:ascii="Noto Sans JP" w:hAnsi="Noto Sans JP" w:eastAsia="Noto Sans JP"/>
+                <w:b w:val="0"/>
+                <w:color w:val="1C252B"/>
+                <w:sz w:val="14"/>
+              </w:rPr>
+              <w:t>同じ条件で再確認可能</w:t>
+            </w:r>
+          </w:p>
+        </w:tc>
+      </w:tr>
+    </w:tbl>
+    <w:p>
+      <w:pPr>
+        <w:pStyle w:val="Heading1"/>
+        <w:keepNext/>
+        <w:spacing w:before="140" w:after="80" w:line="240" w:lineRule="auto"/>
+      </w:pPr>
+      <w:r>
+        <w:rPr>
+          <w:rFonts w:ascii="Noto Sans JP Black" w:hAnsi="Noto Sans JP Black" w:eastAsia="Noto Sans JP Black"/>
+          <w:b/>
+          <w:color w:val="B46A32"/>
+          <w:sz w:val="28"/>
+        </w:rPr>
+        <w:t>今後の改善</w:t>
+      </w:r>
+    </w:p>
+    <w:p>
+      <w:pPr>
+        <w:keepNext w:val="0"/>
+        <w:spacing w:before="0" w:after="60" w:line="269" w:lineRule="auto"/>
+      </w:pPr>
+      <w:r>
+        <w:rPr>
+          <w:rFonts w:ascii="Noto Sans JP" w:hAnsi="Noto Sans JP" w:eastAsia="Noto Sans JP"/>
+          <w:b w:val="0"/>
+          <w:color w:val="1C252B"/>
+          <w:sz w:val="18"/>
+        </w:rPr>
+        <w:t>今後は、未計測の箇所を同じ条件で比較し、実装上の仮説を数値で確認できるようにします。特にShadow MapのGPU時間と、実プレイに近い衝突ベンチマークを優先します。</w:t>
+      </w:r>
+    </w:p>
+    <w:p>
+      <w:pPr>
+        <w:pStyle w:val="ListBullet"/>
+        <w:keepNext w:val="0"/>
+        <w:spacing w:before="0" w:after="48" w:line="259" w:lineRule="auto"/>
+      </w:pPr>
+      <w:r>
+        <w:rPr>
+          <w:rFonts w:ascii="Noto Sans JP" w:hAnsi="Noto Sans JP" w:eastAsia="Noto Sans JP"/>
+          <w:b w:val="0"/>
+          <w:color w:val="1C252B"/>
+          <w:sz w:val="17"/>
+        </w:rPr>
+        <w:t>PIXまたはGPU Timestamp Queryで、Shadow Pass有効／無効、caster数、Draw Call数、ResourceBarrierの位置を同じ条件で比較する。</w:t>
+      </w:r>
+    </w:p>
+    <w:p>
+      <w:pPr>
+        <w:pStyle w:val="ListBullet"/>
+        <w:keepNext w:val="0"/>
+        <w:spacing w:before="0" w:after="48" w:line="259" w:lineRule="auto"/>
+      </w:pPr>
+      <w:r>
+        <w:rPr>
+          <w:rFonts w:ascii="Noto Sans JP" w:hAnsi="Noto Sans JP" w:eastAsia="Noto Sans JP"/>
+          <w:b w:val="0"/>
+          <w:color w:val="1C252B"/>
+          <w:sz w:val="17"/>
+        </w:rPr>
+        <w:t>実プレイ中の弾数や敵配置を保存し、同じ入力を再生する形に近づけて、衝突ベンチマークを実ゲームに近い条件へ寄せる。</w:t>
+      </w:r>
+    </w:p>
+    <w:p>
+      <w:pPr>
+        <w:pStyle w:val="ListBullet"/>
+        <w:keepNext w:val="0"/>
+        <w:spacing w:before="0" w:after="48" w:line="259" w:lineRule="auto"/>
+      </w:pPr>
+      <w:r>
+        <w:rPr>
+          <w:rFonts w:ascii="Noto Sans JP" w:hAnsi="Noto Sans JP" w:eastAsia="Noto Sans JP"/>
+          <w:b w:val="0"/>
+          <w:color w:val="1C252B"/>
+          <w:sz w:val="17"/>
+        </w:rPr>
+        <w:t>起動後に追加されたモデルをパス索引へ反映する更新処理、非同期ロード、ID取り違えを防ぐ型付きハンドルを検討する。</w:t>
+      </w:r>
+    </w:p>
+    <w:p>
+      <w:pPr>
+        <w:pStyle w:val="ListBullet"/>
+        <w:keepNext w:val="0"/>
+        <w:spacing w:before="0" w:after="48" w:line="259" w:lineRule="auto"/>
+      </w:pPr>
+      <w:r>
+        <w:rPr>
+          <w:rFonts w:ascii="Noto Sans JP" w:hAnsi="Noto Sans JP" w:eastAsia="Noto Sans JP"/>
+          <w:b w:val="0"/>
+          <w:color w:val="1C252B"/>
+          <w:sz w:val="17"/>
+        </w:rPr>
+        <w:t>CSVスキーマとゲーム進行をGPUなしで確認できるfixtureを増やし、調整やリファクタリング後の破損を早く拾う。</w:t>
+      </w:r>
+    </w:p>
+    <w:tbl>
+      <w:tblPr>
+        <w:tblStyle w:val="TableGrid"/>
+        <w:tblW w:type="dxa" w:w="9800"/>
+        <w:jc w:val="left"/>
+        <w:tblLayout w:type="fixed"/>
+        <w:tblLook w:firstColumn="1" w:firstRow="1" w:lastColumn="0" w:lastRow="0" w:noHBand="0" w:noVBand="1" w:val="04A0"/>
+        <w:tblInd w:w="0" w:type="dxa"/>
+        <w:tblBorders>
+          <w:top w:val="single" w:sz="8" w:space="0" w:color="202020"/>
+          <w:left w:val="single" w:sz="8" w:space="0" w:color="202020"/>
+          <w:start w:val="single" w:sz="8" w:space="0" w:color="202020"/>
+          <w:bottom w:val="single" w:sz="8" w:space="0" w:color="202020"/>
+          <w:right w:val="single" w:sz="8" w:space="0" w:color="202020"/>
+          <w:end w:val="single" w:sz="8" w:space="0" w:color="202020"/>
+          <w:insideH w:val="single" w:sz="8" w:space="0" w:color="202020"/>
+          <w:insideV w:val="single" w:sz="8" w:space="0" w:color="202020"/>
+        </w:tblBorders>
+      </w:tblPr>
+      <w:tblGrid>
+        <w:gridCol w:w="1550"/>
+        <w:gridCol w:w="8250"/>
+      </w:tblGrid>
+      <w:tr>
+        <w:tc>
+          <w:tcPr>
+            <w:tcW w:type="dxa" w:w="1550"/>
+            <w:shd w:fill="B46A32"/>
+            <w:vAlign w:val="center"/>
+            <w:tcMar>
+              <w:top w:w="95" w:type="dxa"/>
+              <w:start w:w="120" w:type="dxa"/>
+              <w:bottom w:w="95" w:type="dxa"/>
+              <w:end w:w="120" w:type="dxa"/>
+            </w:tcMar>
+            <w:tcBorders>
+              <w:top w:val="single" w:sz="8" w:space="0" w:color="202020"/>
+              <w:left w:val="single" w:sz="8" w:space="0" w:color="202020"/>
+              <w:start w:val="single" w:sz="8" w:space="0" w:color="202020"/>
+              <w:bottom w:val="single" w:sz="8" w:space="0" w:color="202020"/>
+              <w:right w:val="single" w:sz="8" w:space="0" w:color="202020"/>
+              <w:end w:val="single" w:sz="8" w:space="0" w:color="202020"/>
+            </w:tcBorders>
+          </w:tcPr>
+          <w:p>
+            <w:pPr>
+              <w:keepNext w:val="0"/>
+              <w:spacing w:before="0" w:after="0" w:line="240" w:lineRule="auto"/>
+              <w:jc w:val="center"/>
+            </w:pPr>
+            <w:r>
+              <w:rPr>
+                <w:rFonts w:ascii="Noto Sans JP Black" w:hAnsi="Noto Sans JP Black" w:eastAsia="Noto Sans JP Black"/>
+                <w:b/>
+                <w:color w:val="FFFFFF"/>
+                <w:sz w:val="16"/>
+              </w:rPr>
+              <w:t>現在の制約</w:t>
+            </w:r>
+          </w:p>
+        </w:tc>
+        <w:tc>
+          <w:tcPr>
+            <w:tcW w:type="dxa" w:w="8250"/>
+            <w:shd w:fill="F8EFE7"/>
+            <w:vAlign w:val="center"/>
+            <w:tcMar>
+              <w:top w:w="95" w:type="dxa"/>
+              <w:start w:w="120" w:type="dxa"/>
+              <w:bottom w:w="95" w:type="dxa"/>
+              <w:end w:w="120" w:type="dxa"/>
+            </w:tcMar>
+            <w:tcBorders>
+              <w:top w:val="single" w:sz="8" w:space="0" w:color="202020"/>
+              <w:left w:val="single" w:sz="8" w:space="0" w:color="202020"/>
+              <w:start w:val="single" w:sz="8" w:space="0" w:color="202020"/>
+              <w:bottom w:val="single" w:sz="8" w:space="0" w:color="202020"/>
+              <w:right w:val="single" w:sz="8" w:space="0" w:color="202020"/>
+              <w:end w:val="single" w:sz="8" w:space="0" w:color="202020"/>
+            </w:tcBorders>
+          </w:tcPr>
+          <w:p>
+            <w:pPr>
+              <w:keepNext w:val="0"/>
+              <w:spacing w:before="0" w:after="0" w:line="259" w:lineRule="auto"/>
+            </w:pPr>
+            <w:r>
+              <w:rPr>
+                <w:rFonts w:ascii="Noto Sans JP" w:hAnsi="Noto Sans JP" w:eastAsia="Noto Sans JP"/>
+                <w:b w:val="0"/>
+                <w:color w:val="1C252B"/>
+                <w:sz w:val="16"/>
+              </w:rPr>
+              <w:t>Windows / DirectX 12専用です。Shadow Mapの状態遷移は実装済みですが、GPU時間や最終的なFPS維持への寄与は今後の定量確認項目です。</w:t>
             </w:r>
           </w:p>
         </w:tc>
@@ -5288,7 +7009,7 @@
       <w:headerReference w:type="default" r:id="rId9"/>
       <w:footerReference w:type="default" r:id="rId10"/>
       <w:pgSz w:w="11906" w:h="16838"/>
-      <w:pgMar w:top="822" w:right="935" w:bottom="765" w:left="935" w:header="369" w:footer="340" w:gutter="0"/>
+      <w:pgMar w:top="805" w:right="907" w:bottom="737" w:left="907" w:header="369" w:footer="340" w:gutter="0"/>
       <w:cols w:space="720"/>
       <w:docGrid w:linePitch="360"/>
     </w:sectPr>
@@ -5309,7 +7030,6 @@
       <w:rPr>
         <w:rFonts w:ascii="Noto Sans JP" w:hAnsi="Noto Sans JP" w:eastAsia="Noto Sans JP"/>
         <w:b w:val="0"/>
-        <w:i w:val="0"/>
         <w:color w:val="5D6870"/>
         <w:sz w:val="14"/>
       </w:rPr>
@@ -5333,9 +7053,8 @@
       <w:rPr>
         <w:rFonts w:ascii="Noto Sans JP Black" w:hAnsi="Noto Sans JP Black" w:eastAsia="Noto Sans JP Black"/>
         <w:b/>
-        <w:i w:val="0"/>
         <w:color w:val="5D6870"/>
-        <w:sz w:val="15"/>
+        <w:sz w:val="14"/>
       </w:rPr>
       <w:t>KuboEngine / DirectXGame  |  PROGRAM EXPLANATION</w:t>
     </w:r>
@@ -5774,7 +7493,7 @@
       <w:rFonts w:asciiTheme="majorHAnsi" w:eastAsiaTheme="majorEastAsia" w:hAnsiTheme="majorHAnsi" w:cstheme="majorBidi" w:ascii="Noto Sans JP Black" w:hAnsi="Noto Sans JP Black" w:eastAsia="Noto Sans JP Black"/>
       <w:b/>
       <w:bCs/>
-      <w:color w:val="365F91" w:themeColor="accent1" w:themeShade="BF"/>
+      <w:color w:val="15324A"/>
       <w:sz w:val="28"/>
       <w:szCs w:val="28"/>
     </w:rPr>
@@ -5798,7 +7517,7 @@
       <w:rFonts w:asciiTheme="majorHAnsi" w:eastAsiaTheme="majorEastAsia" w:hAnsiTheme="majorHAnsi" w:cstheme="majorBidi" w:ascii="Noto Sans JP Black" w:hAnsi="Noto Sans JP Black" w:eastAsia="Noto Sans JP Black"/>
       <w:b/>
       <w:bCs/>
-      <w:color w:val="4F81BD" w:themeColor="accent1"/>
+      <w:color w:val="15324A"/>
       <w:sz w:val="26"/>
       <w:szCs w:val="26"/>
     </w:rPr>
@@ -5822,7 +7541,7 @@
       <w:rFonts w:asciiTheme="majorHAnsi" w:eastAsiaTheme="majorEastAsia" w:hAnsiTheme="majorHAnsi" w:cstheme="majorBidi" w:ascii="Noto Sans JP Black" w:hAnsi="Noto Sans JP Black" w:eastAsia="Noto Sans JP Black"/>
       <w:b/>
       <w:bCs/>
-      <w:color w:val="4F81BD" w:themeColor="accent1"/>
+      <w:color w:val="15324A"/>
     </w:rPr>
   </w:style>
   <w:style w:type="paragraph" w:styleId="Heading4">
@@ -6238,7 +7957,7 @@
       <w:numPr>
         <w:numId w:val="1"/>
       </w:numPr>
-      <w:ind w:left="397" w:hanging="198"/>
+      <w:ind w:left="351" w:hanging="170"/>
       <w:contextualSpacing/>
     </w:pPr>
     <w:rPr>
